--- a/작업일지/11주차.docx
+++ b/작업일지/11주차.docx
@@ -96,6 +96,12 @@
             <w:pPr>
               <w:jc w:val="center"/>
             </w:pPr>
+            <w:r>
+              <w:rPr>
+                <w:rFonts w:hint="eastAsia"/>
+              </w:rPr>
+              <w:t>11</w:t>
+            </w:r>
           </w:p>
         </w:tc>
         <w:tc>
@@ -132,7 +138,49 @@
               <w:rPr>
                 <w:rFonts w:hint="eastAsia"/>
               </w:rPr>
-              <w:t>2025.. ~ .</w:t>
+              <w:t>2025.</w:t>
+            </w:r>
+            <w:r>
+              <w:rPr>
+                <w:rFonts w:hint="eastAsia"/>
+              </w:rPr>
+              <w:t>10</w:t>
+            </w:r>
+            <w:r>
+              <w:rPr>
+                <w:rFonts w:hint="eastAsia"/>
+              </w:rPr>
+              <w:t>.</w:t>
+            </w:r>
+            <w:r>
+              <w:rPr>
+                <w:rFonts w:hint="eastAsia"/>
+              </w:rPr>
+              <w:t>22</w:t>
+            </w:r>
+            <w:r>
+              <w:rPr>
+                <w:rFonts w:hint="eastAsia"/>
+              </w:rPr>
+              <w:t xml:space="preserve"> ~ </w:t>
+            </w:r>
+            <w:r>
+              <w:rPr>
+                <w:rFonts w:hint="eastAsia"/>
+              </w:rPr>
+              <w:t>10</w:t>
+            </w:r>
+            <w:r>
+              <w:rPr>
+                <w:rFonts w:hint="eastAsia"/>
+              </w:rPr>
+              <w:t>.</w:t>
+            </w:r>
+            <w:r>
+              <w:rPr>
+                <w:rFonts w:hint="eastAsia"/>
+              </w:rPr>
+              <w:t>28</w:t>
             </w:r>
           </w:p>
         </w:tc>
@@ -309,7 +357,23 @@
           <w:b/>
           <w:bCs/>
         </w:rPr>
-        <w:t>()</w:t>
+        <w:t>(</w:t>
+      </w:r>
+      <w:r>
+        <w:rPr>
+          <w:rFonts w:hint="eastAsia"/>
+          <w:b/>
+          <w:bCs/>
+        </w:rPr>
+        <w:t>1024</w:t>
+      </w:r>
+      <w:r>
+        <w:rPr>
+          <w:rFonts w:hint="eastAsia"/>
+          <w:b/>
+          <w:bCs/>
+        </w:rPr>
+        <w:t>)</w:t>
       </w:r>
     </w:p>
     <w:tbl>
@@ -329,7 +393,19 @@
           <w:tcPr>
             <w:tcW w:w="10485" w:type="dxa"/>
           </w:tcPr>
-          <w:p/>
+          <w:p>
+            <w:pPr>
+              <w:rPr>
+                <w:rFonts w:hint="eastAsia"/>
+              </w:rPr>
+            </w:pPr>
+            <w:r>
+              <w:rPr>
+                <w:rFonts w:hint="eastAsia"/>
+              </w:rPr>
+              <w:t>- 한 일 리뷰: 중간고사 기간이라 진척도가 거의 없었음</w:t>
+            </w:r>
+          </w:p>
         </w:tc>
       </w:tr>
     </w:tbl>
@@ -452,7 +528,35 @@
           <w:tcPr>
             <w:tcW w:w="9214" w:type="dxa"/>
           </w:tcPr>
-          <w:p/>
+          <w:p>
+            <w:r>
+              <w:rPr>
+                <w:rFonts w:hint="eastAsia"/>
+              </w:rPr>
+              <w:t>- 서버와 네트워크 통신 구현하기</w:t>
+            </w:r>
+          </w:p>
+          <w:p>
+            <w:r>
+              <w:rPr>
+                <w:rFonts w:hint="eastAsia"/>
+              </w:rPr>
+              <w:t>- 믹사모 모델 임포트 후 리타겟팅</w:t>
+            </w:r>
+          </w:p>
+          <w:p>
+            <w:pPr>
+              <w:rPr>
+                <w:rFonts w:hint="eastAsia"/>
+              </w:rPr>
+            </w:pPr>
+            <w:r>
+              <w:rPr>
+                <w:rFonts w:hint="eastAsia"/>
+              </w:rPr>
+              <w:t>- 유데미 섹션 4 끝내기</w:t>
+            </w:r>
+          </w:p>
         </w:tc>
       </w:tr>
     </w:tbl>
@@ -480,8 +584,8 @@
         <w:tblLook w:val="04A0" w:firstRow="1" w:lastRow="0" w:firstColumn="1" w:lastColumn="0" w:noHBand="0" w:noVBand="1"/>
       </w:tblPr>
       <w:tblGrid>
-        <w:gridCol w:w="1271"/>
-        <w:gridCol w:w="9214"/>
+        <w:gridCol w:w="1224"/>
+        <w:gridCol w:w="9261"/>
       </w:tblGrid>
       <w:tr>
         <w:tc>
@@ -572,7 +676,5311 @@
           <w:tcPr>
             <w:tcW w:w="9214" w:type="dxa"/>
           </w:tcPr>
+          <w:p>
+            <w:pPr>
+              <w:rPr>
+                <w:rFonts w:hint="eastAsia"/>
+              </w:rPr>
+            </w:pPr>
+            <w:r>
+              <w:rPr>
+                <w:rFonts w:hint="eastAsia"/>
+              </w:rPr>
+              <w:t xml:space="preserve">- 서버와 </w:t>
+            </w:r>
+            <w:r>
+              <w:rPr>
+                <w:rFonts w:hint="eastAsia"/>
+              </w:rPr>
+              <w:t xml:space="preserve">간단한 </w:t>
+            </w:r>
+            <w:r>
+              <w:rPr>
+                <w:rFonts w:hint="eastAsia"/>
+              </w:rPr>
+              <w:t xml:space="preserve">통신을 구현했다. GameInstance를 C++로 생성한 후 Init 함수에서 윈속 초기화, 소켓 생성, connect를 하고 </w:t>
+            </w:r>
+            <w:r>
+              <w:rPr>
+                <w:rFonts w:hint="eastAsia"/>
+              </w:rPr>
+              <w:t xml:space="preserve">플레이어 객체를 가져와 x, y, z 위치를 0.5초 단위로 send하는 코드를 작성했다. </w:t>
+            </w:r>
+            <w:r>
+              <w:rPr>
+                <w:rFonts w:hint="eastAsia"/>
+              </w:rPr>
+              <w:t xml:space="preserve">(지금은 함수 분리를 하지 않고 Init에서 모든 걸 실행하는데, 함수를 분리하여 호출하는 방법으로 바꿔야 한다.) </w:t>
+            </w:r>
+            <w:r>
+              <w:rPr>
+                <w:rFonts w:hint="eastAsia"/>
+              </w:rPr>
+              <w:t xml:space="preserve">그리고 recv와 send가 블로킹 방식이므로 게임에 영향을 주지 않도록 Async로 스레드를 분리했다. </w:t>
+            </w:r>
+          </w:p>
+          <w:p>
+            <w:pPr>
+              <w:pStyle w:val="ad"/>
+              <w:pBdr>
+                <w:top w:val="single" w:sz="6" w:space="2" w:color="888888"/>
+                <w:left w:val="single" w:sz="6" w:space="2" w:color="888888"/>
+                <w:bottom w:val="single" w:sz="6" w:space="2" w:color="888888"/>
+                <w:right w:val="single" w:sz="6" w:space="2" w:color="888888"/>
+              </w:pBdr>
+              <w:shd w:val="clear" w:color="auto" w:fill="2B2B2B"/>
+              <w:tabs>
+                <w:tab w:val="left" w:pos="916"/>
+                <w:tab w:val="left" w:pos="1832"/>
+                <w:tab w:val="left" w:pos="2748"/>
+                <w:tab w:val="left" w:pos="3664"/>
+                <w:tab w:val="left" w:pos="4580"/>
+                <w:tab w:val="left" w:pos="5496"/>
+                <w:tab w:val="left" w:pos="6412"/>
+                <w:tab w:val="left" w:pos="7328"/>
+                <w:tab w:val="left" w:pos="8244"/>
+                <w:tab w:val="left" w:pos="9160"/>
+                <w:tab w:val="left" w:pos="10076"/>
+                <w:tab w:val="left" w:pos="10992"/>
+                <w:tab w:val="left" w:pos="11908"/>
+                <w:tab w:val="left" w:pos="12824"/>
+                <w:tab w:val="left" w:pos="13740"/>
+                <w:tab w:val="left" w:pos="14656"/>
+              </w:tabs>
+              <w:spacing w:before="0" w:beforeAutospacing="0" w:after="0" w:afterAutospacing="0"/>
+              <w:divId w:val="666514842"/>
+              <w:rPr>
+                <w:rFonts w:ascii="Consolas" w:hAnsi="Consolas" w:cs="Courier New"/>
+                <w:color w:val="F8F8F2"/>
+                <w:sz w:val="17"/>
+                <w:szCs w:val="17"/>
+              </w:rPr>
+            </w:pPr>
+            <w:r>
+              <w:rPr>
+                <w:rFonts w:ascii="Consolas" w:hAnsi="Consolas" w:cs="Courier New"/>
+                <w:b/>
+                <w:bCs/>
+                <w:color w:val="DCC6E0"/>
+                <w:sz w:val="17"/>
+                <w:szCs w:val="17"/>
+              </w:rPr>
+              <w:t>void</w:t>
+            </w:r>
+            <w:r>
+              <w:rPr>
+                <w:rFonts w:ascii="Consolas" w:hAnsi="Consolas" w:cs="Courier New"/>
+                <w:color w:val="F8F8F2"/>
+                <w:sz w:val="17"/>
+                <w:szCs w:val="17"/>
+              </w:rPr>
+              <w:t xml:space="preserve"> </w:t>
+            </w:r>
+            <w:r>
+              <w:rPr>
+                <w:rFonts w:ascii="Consolas" w:hAnsi="Consolas" w:cs="Courier New"/>
+                <w:color w:val="00E0E0"/>
+                <w:sz w:val="17"/>
+                <w:szCs w:val="17"/>
+              </w:rPr>
+              <w:t>USocketGameInstance</w:t>
+            </w:r>
+            <w:r>
+              <w:rPr>
+                <w:rFonts w:ascii="Consolas" w:hAnsi="Consolas" w:cs="Courier New"/>
+                <w:color w:val="F8F8F2"/>
+                <w:sz w:val="17"/>
+                <w:szCs w:val="17"/>
+              </w:rPr>
+              <w:t>::</w:t>
+            </w:r>
+            <w:r>
+              <w:rPr>
+                <w:rFonts w:ascii="Consolas" w:hAnsi="Consolas" w:cs="Courier New"/>
+                <w:color w:val="00E0E0"/>
+                <w:sz w:val="17"/>
+                <w:szCs w:val="17"/>
+              </w:rPr>
+              <w:t>Init</w:t>
+            </w:r>
+            <w:r>
+              <w:rPr>
+                <w:rFonts w:ascii="Consolas" w:hAnsi="Consolas" w:cs="Courier New"/>
+                <w:color w:val="F8F8F2"/>
+                <w:sz w:val="17"/>
+                <w:szCs w:val="17"/>
+              </w:rPr>
+              <w:t>()</w:t>
+            </w:r>
+          </w:p>
+          <w:p>
+            <w:pPr>
+              <w:pStyle w:val="ad"/>
+              <w:pBdr>
+                <w:top w:val="single" w:sz="6" w:space="2" w:color="888888"/>
+                <w:left w:val="single" w:sz="6" w:space="2" w:color="888888"/>
+                <w:bottom w:val="single" w:sz="6" w:space="2" w:color="888888"/>
+                <w:right w:val="single" w:sz="6" w:space="2" w:color="888888"/>
+              </w:pBdr>
+              <w:shd w:val="clear" w:color="auto" w:fill="2B2B2B"/>
+              <w:tabs>
+                <w:tab w:val="left" w:pos="916"/>
+                <w:tab w:val="left" w:pos="1832"/>
+                <w:tab w:val="left" w:pos="2748"/>
+                <w:tab w:val="left" w:pos="3664"/>
+                <w:tab w:val="left" w:pos="4580"/>
+                <w:tab w:val="left" w:pos="5496"/>
+                <w:tab w:val="left" w:pos="6412"/>
+                <w:tab w:val="left" w:pos="7328"/>
+                <w:tab w:val="left" w:pos="8244"/>
+                <w:tab w:val="left" w:pos="9160"/>
+                <w:tab w:val="left" w:pos="10076"/>
+                <w:tab w:val="left" w:pos="10992"/>
+                <w:tab w:val="left" w:pos="11908"/>
+                <w:tab w:val="left" w:pos="12824"/>
+                <w:tab w:val="left" w:pos="13740"/>
+                <w:tab w:val="left" w:pos="14656"/>
+              </w:tabs>
+              <w:spacing w:before="0" w:beforeAutospacing="0" w:after="0" w:afterAutospacing="0"/>
+              <w:divId w:val="666514842"/>
+              <w:rPr>
+                <w:rFonts w:ascii="Consolas" w:hAnsi="Consolas" w:cs="Courier New"/>
+                <w:color w:val="F8F8F2"/>
+                <w:sz w:val="17"/>
+                <w:szCs w:val="17"/>
+              </w:rPr>
+            </w:pPr>
+            <w:r>
+              <w:rPr>
+                <w:rFonts w:ascii="Consolas" w:hAnsi="Consolas" w:cs="Courier New"/>
+                <w:color w:val="F8F8F2"/>
+                <w:sz w:val="17"/>
+                <w:szCs w:val="17"/>
+              </w:rPr>
+              <w:t>{</w:t>
+            </w:r>
+          </w:p>
+          <w:p>
+            <w:pPr>
+              <w:pStyle w:val="ad"/>
+              <w:pBdr>
+                <w:top w:val="single" w:sz="6" w:space="2" w:color="888888"/>
+                <w:left w:val="single" w:sz="6" w:space="2" w:color="888888"/>
+                <w:bottom w:val="single" w:sz="6" w:space="2" w:color="888888"/>
+                <w:right w:val="single" w:sz="6" w:space="2" w:color="888888"/>
+              </w:pBdr>
+              <w:shd w:val="clear" w:color="auto" w:fill="2B2B2B"/>
+              <w:tabs>
+                <w:tab w:val="left" w:pos="916"/>
+                <w:tab w:val="left" w:pos="1832"/>
+                <w:tab w:val="left" w:pos="2748"/>
+                <w:tab w:val="left" w:pos="3664"/>
+                <w:tab w:val="left" w:pos="4580"/>
+                <w:tab w:val="left" w:pos="5496"/>
+                <w:tab w:val="left" w:pos="6412"/>
+                <w:tab w:val="left" w:pos="7328"/>
+                <w:tab w:val="left" w:pos="8244"/>
+                <w:tab w:val="left" w:pos="9160"/>
+                <w:tab w:val="left" w:pos="10076"/>
+                <w:tab w:val="left" w:pos="10992"/>
+                <w:tab w:val="left" w:pos="11908"/>
+                <w:tab w:val="left" w:pos="12824"/>
+                <w:tab w:val="left" w:pos="13740"/>
+                <w:tab w:val="left" w:pos="14656"/>
+              </w:tabs>
+              <w:spacing w:before="0" w:beforeAutospacing="0" w:after="0" w:afterAutospacing="0"/>
+              <w:divId w:val="666514842"/>
+              <w:rPr>
+                <w:rFonts w:ascii="Consolas" w:hAnsi="Consolas" w:cs="Courier New"/>
+                <w:color w:val="F8F8F2"/>
+                <w:sz w:val="17"/>
+                <w:szCs w:val="17"/>
+              </w:rPr>
+            </w:pPr>
+            <w:r>
+              <w:rPr>
+                <w:rFonts w:ascii="Consolas" w:hAnsi="Consolas" w:cs="Courier New"/>
+                <w:color w:val="F8F8F2"/>
+                <w:sz w:val="17"/>
+                <w:szCs w:val="17"/>
+              </w:rPr>
+              <w:tab/>
+            </w:r>
+            <w:r>
+              <w:rPr>
+                <w:rFonts w:ascii="Consolas" w:hAnsi="Consolas" w:cs="Courier New"/>
+                <w:color w:val="00E0E0"/>
+                <w:sz w:val="17"/>
+                <w:szCs w:val="17"/>
+              </w:rPr>
+              <w:t>Super</w:t>
+            </w:r>
+            <w:r>
+              <w:rPr>
+                <w:rFonts w:ascii="Consolas" w:hAnsi="Consolas" w:cs="Courier New"/>
+                <w:color w:val="F8F8F2"/>
+                <w:sz w:val="17"/>
+                <w:szCs w:val="17"/>
+              </w:rPr>
+              <w:t>::</w:t>
+            </w:r>
+            <w:r>
+              <w:rPr>
+                <w:rFonts w:ascii="Consolas" w:hAnsi="Consolas" w:cs="Courier New"/>
+                <w:color w:val="00E0E0"/>
+                <w:sz w:val="17"/>
+                <w:szCs w:val="17"/>
+              </w:rPr>
+              <w:t>Init</w:t>
+            </w:r>
+            <w:r>
+              <w:rPr>
+                <w:rFonts w:ascii="Consolas" w:hAnsi="Consolas" w:cs="Courier New"/>
+                <w:color w:val="F8F8F2"/>
+                <w:sz w:val="17"/>
+                <w:szCs w:val="17"/>
+              </w:rPr>
+              <w:t>();</w:t>
+            </w:r>
+          </w:p>
+          <w:p>
+            <w:pPr>
+              <w:pStyle w:val="ad"/>
+              <w:pBdr>
+                <w:top w:val="single" w:sz="6" w:space="2" w:color="888888"/>
+                <w:left w:val="single" w:sz="6" w:space="2" w:color="888888"/>
+                <w:bottom w:val="single" w:sz="6" w:space="2" w:color="888888"/>
+                <w:right w:val="single" w:sz="6" w:space="2" w:color="888888"/>
+              </w:pBdr>
+              <w:shd w:val="clear" w:color="auto" w:fill="2B2B2B"/>
+              <w:tabs>
+                <w:tab w:val="left" w:pos="916"/>
+                <w:tab w:val="left" w:pos="1832"/>
+                <w:tab w:val="left" w:pos="2748"/>
+                <w:tab w:val="left" w:pos="3664"/>
+                <w:tab w:val="left" w:pos="4580"/>
+                <w:tab w:val="left" w:pos="5496"/>
+                <w:tab w:val="left" w:pos="6412"/>
+                <w:tab w:val="left" w:pos="7328"/>
+                <w:tab w:val="left" w:pos="8244"/>
+                <w:tab w:val="left" w:pos="9160"/>
+                <w:tab w:val="left" w:pos="10076"/>
+                <w:tab w:val="left" w:pos="10992"/>
+                <w:tab w:val="left" w:pos="11908"/>
+                <w:tab w:val="left" w:pos="12824"/>
+                <w:tab w:val="left" w:pos="13740"/>
+                <w:tab w:val="left" w:pos="14656"/>
+              </w:tabs>
+              <w:spacing w:before="0" w:beforeAutospacing="0" w:after="0" w:afterAutospacing="0"/>
+              <w:divId w:val="666514842"/>
+              <w:rPr>
+                <w:rFonts w:ascii="Consolas" w:hAnsi="Consolas" w:cs="Courier New"/>
+                <w:color w:val="F8F8F2"/>
+                <w:sz w:val="17"/>
+                <w:szCs w:val="17"/>
+              </w:rPr>
+            </w:pPr>
+            <w:r>
+              <w:rPr>
+                <w:rFonts w:ascii="Consolas" w:hAnsi="Consolas" w:cs="Courier New"/>
+                <w:color w:val="F8F8F2"/>
+                <w:sz w:val="17"/>
+                <w:szCs w:val="17"/>
+              </w:rPr>
+              <w:t> </w:t>
+            </w:r>
+          </w:p>
+          <w:p>
+            <w:pPr>
+              <w:pStyle w:val="ad"/>
+              <w:pBdr>
+                <w:top w:val="single" w:sz="6" w:space="2" w:color="888888"/>
+                <w:left w:val="single" w:sz="6" w:space="2" w:color="888888"/>
+                <w:bottom w:val="single" w:sz="6" w:space="2" w:color="888888"/>
+                <w:right w:val="single" w:sz="6" w:space="2" w:color="888888"/>
+              </w:pBdr>
+              <w:shd w:val="clear" w:color="auto" w:fill="2B2B2B"/>
+              <w:tabs>
+                <w:tab w:val="left" w:pos="916"/>
+                <w:tab w:val="left" w:pos="1832"/>
+                <w:tab w:val="left" w:pos="2748"/>
+                <w:tab w:val="left" w:pos="3664"/>
+                <w:tab w:val="left" w:pos="4580"/>
+                <w:tab w:val="left" w:pos="5496"/>
+                <w:tab w:val="left" w:pos="6412"/>
+                <w:tab w:val="left" w:pos="7328"/>
+                <w:tab w:val="left" w:pos="8244"/>
+                <w:tab w:val="left" w:pos="9160"/>
+                <w:tab w:val="left" w:pos="10076"/>
+                <w:tab w:val="left" w:pos="10992"/>
+                <w:tab w:val="left" w:pos="11908"/>
+                <w:tab w:val="left" w:pos="12824"/>
+                <w:tab w:val="left" w:pos="13740"/>
+                <w:tab w:val="left" w:pos="14656"/>
+              </w:tabs>
+              <w:spacing w:before="0" w:beforeAutospacing="0" w:after="0" w:afterAutospacing="0"/>
+              <w:divId w:val="666514842"/>
+              <w:rPr>
+                <w:rFonts w:ascii="Consolas" w:hAnsi="Consolas" w:cs="Courier New"/>
+                <w:color w:val="F8F8F2"/>
+                <w:sz w:val="17"/>
+                <w:szCs w:val="17"/>
+              </w:rPr>
+            </w:pPr>
+            <w:r>
+              <w:rPr>
+                <w:rFonts w:ascii="Consolas" w:hAnsi="Consolas" w:cs="Courier New"/>
+                <w:color w:val="F8F8F2"/>
+                <w:sz w:val="17"/>
+                <w:szCs w:val="17"/>
+              </w:rPr>
+              <w:tab/>
+              <w:t>WSADATA wsa;</w:t>
+            </w:r>
+          </w:p>
+          <w:p>
+            <w:pPr>
+              <w:pStyle w:val="ad"/>
+              <w:pBdr>
+                <w:top w:val="single" w:sz="6" w:space="2" w:color="888888"/>
+                <w:left w:val="single" w:sz="6" w:space="2" w:color="888888"/>
+                <w:bottom w:val="single" w:sz="6" w:space="2" w:color="888888"/>
+                <w:right w:val="single" w:sz="6" w:space="2" w:color="888888"/>
+              </w:pBdr>
+              <w:shd w:val="clear" w:color="auto" w:fill="2B2B2B"/>
+              <w:tabs>
+                <w:tab w:val="left" w:pos="916"/>
+                <w:tab w:val="left" w:pos="1832"/>
+                <w:tab w:val="left" w:pos="2748"/>
+                <w:tab w:val="left" w:pos="3664"/>
+                <w:tab w:val="left" w:pos="4580"/>
+                <w:tab w:val="left" w:pos="5496"/>
+                <w:tab w:val="left" w:pos="6412"/>
+                <w:tab w:val="left" w:pos="7328"/>
+                <w:tab w:val="left" w:pos="8244"/>
+                <w:tab w:val="left" w:pos="9160"/>
+                <w:tab w:val="left" w:pos="10076"/>
+                <w:tab w:val="left" w:pos="10992"/>
+                <w:tab w:val="left" w:pos="11908"/>
+                <w:tab w:val="left" w:pos="12824"/>
+                <w:tab w:val="left" w:pos="13740"/>
+                <w:tab w:val="left" w:pos="14656"/>
+              </w:tabs>
+              <w:spacing w:before="0" w:beforeAutospacing="0" w:after="0" w:afterAutospacing="0"/>
+              <w:divId w:val="666514842"/>
+              <w:rPr>
+                <w:rFonts w:ascii="Consolas" w:hAnsi="Consolas" w:cs="Courier New"/>
+                <w:color w:val="F8F8F2"/>
+                <w:sz w:val="17"/>
+                <w:szCs w:val="17"/>
+              </w:rPr>
+            </w:pPr>
+            <w:r>
+              <w:rPr>
+                <w:rFonts w:ascii="Consolas" w:hAnsi="Consolas" w:cs="Courier New"/>
+                <w:color w:val="F8F8F2"/>
+                <w:sz w:val="17"/>
+                <w:szCs w:val="17"/>
+              </w:rPr>
+              <w:t> </w:t>
+            </w:r>
+          </w:p>
+          <w:p>
+            <w:pPr>
+              <w:pStyle w:val="ad"/>
+              <w:pBdr>
+                <w:top w:val="single" w:sz="6" w:space="2" w:color="888888"/>
+                <w:left w:val="single" w:sz="6" w:space="2" w:color="888888"/>
+                <w:bottom w:val="single" w:sz="6" w:space="2" w:color="888888"/>
+                <w:right w:val="single" w:sz="6" w:space="2" w:color="888888"/>
+              </w:pBdr>
+              <w:shd w:val="clear" w:color="auto" w:fill="2B2B2B"/>
+              <w:tabs>
+                <w:tab w:val="left" w:pos="916"/>
+                <w:tab w:val="left" w:pos="1832"/>
+                <w:tab w:val="left" w:pos="2748"/>
+                <w:tab w:val="left" w:pos="3664"/>
+                <w:tab w:val="left" w:pos="4580"/>
+                <w:tab w:val="left" w:pos="5496"/>
+                <w:tab w:val="left" w:pos="6412"/>
+                <w:tab w:val="left" w:pos="7328"/>
+                <w:tab w:val="left" w:pos="8244"/>
+                <w:tab w:val="left" w:pos="9160"/>
+                <w:tab w:val="left" w:pos="10076"/>
+                <w:tab w:val="left" w:pos="10992"/>
+                <w:tab w:val="left" w:pos="11908"/>
+                <w:tab w:val="left" w:pos="12824"/>
+                <w:tab w:val="left" w:pos="13740"/>
+                <w:tab w:val="left" w:pos="14656"/>
+              </w:tabs>
+              <w:spacing w:before="0" w:beforeAutospacing="0" w:after="0" w:afterAutospacing="0"/>
+              <w:divId w:val="666514842"/>
+              <w:rPr>
+                <w:rFonts w:ascii="Consolas" w:hAnsi="Consolas" w:cs="Courier New"/>
+                <w:color w:val="F8F8F2"/>
+                <w:sz w:val="17"/>
+                <w:szCs w:val="17"/>
+              </w:rPr>
+            </w:pPr>
+            <w:r>
+              <w:rPr>
+                <w:rFonts w:ascii="Consolas" w:hAnsi="Consolas" w:cs="Courier New"/>
+                <w:color w:val="F8F8F2"/>
+                <w:sz w:val="17"/>
+                <w:szCs w:val="17"/>
+              </w:rPr>
+              <w:tab/>
+            </w:r>
+            <w:r>
+              <w:rPr>
+                <w:rFonts w:ascii="Consolas" w:hAnsi="Consolas" w:cs="Courier New"/>
+                <w:color w:val="D4D0AB"/>
+                <w:sz w:val="17"/>
+                <w:szCs w:val="17"/>
+              </w:rPr>
+              <w:t xml:space="preserve">// </w:t>
+            </w:r>
+            <w:r>
+              <w:rPr>
+                <w:rFonts w:ascii="Consolas" w:hAnsi="Consolas" w:cs="Courier New"/>
+                <w:color w:val="D4D0AB"/>
+                <w:sz w:val="17"/>
+                <w:szCs w:val="17"/>
+              </w:rPr>
+              <w:t>윈속</w:t>
+            </w:r>
+            <w:r>
+              <w:rPr>
+                <w:rFonts w:ascii="Consolas" w:hAnsi="Consolas" w:cs="Courier New"/>
+                <w:color w:val="D4D0AB"/>
+                <w:sz w:val="17"/>
+                <w:szCs w:val="17"/>
+              </w:rPr>
+              <w:t xml:space="preserve"> </w:t>
+            </w:r>
+            <w:r>
+              <w:rPr>
+                <w:rFonts w:ascii="Consolas" w:hAnsi="Consolas" w:cs="Courier New"/>
+                <w:color w:val="D4D0AB"/>
+                <w:sz w:val="17"/>
+                <w:szCs w:val="17"/>
+              </w:rPr>
+              <w:t>초기화</w:t>
+            </w:r>
+          </w:p>
+          <w:p>
+            <w:pPr>
+              <w:pStyle w:val="ad"/>
+              <w:pBdr>
+                <w:top w:val="single" w:sz="6" w:space="2" w:color="888888"/>
+                <w:left w:val="single" w:sz="6" w:space="2" w:color="888888"/>
+                <w:bottom w:val="single" w:sz="6" w:space="2" w:color="888888"/>
+                <w:right w:val="single" w:sz="6" w:space="2" w:color="888888"/>
+              </w:pBdr>
+              <w:shd w:val="clear" w:color="auto" w:fill="2B2B2B"/>
+              <w:tabs>
+                <w:tab w:val="left" w:pos="916"/>
+                <w:tab w:val="left" w:pos="1832"/>
+                <w:tab w:val="left" w:pos="2748"/>
+                <w:tab w:val="left" w:pos="3664"/>
+                <w:tab w:val="left" w:pos="4580"/>
+                <w:tab w:val="left" w:pos="5496"/>
+                <w:tab w:val="left" w:pos="6412"/>
+                <w:tab w:val="left" w:pos="7328"/>
+                <w:tab w:val="left" w:pos="8244"/>
+                <w:tab w:val="left" w:pos="9160"/>
+                <w:tab w:val="left" w:pos="10076"/>
+                <w:tab w:val="left" w:pos="10992"/>
+                <w:tab w:val="left" w:pos="11908"/>
+                <w:tab w:val="left" w:pos="12824"/>
+                <w:tab w:val="left" w:pos="13740"/>
+                <w:tab w:val="left" w:pos="14656"/>
+              </w:tabs>
+              <w:spacing w:before="0" w:beforeAutospacing="0" w:after="0" w:afterAutospacing="0"/>
+              <w:divId w:val="666514842"/>
+              <w:rPr>
+                <w:rFonts w:ascii="Consolas" w:hAnsi="Consolas" w:cs="Courier New"/>
+                <w:color w:val="F8F8F2"/>
+                <w:sz w:val="17"/>
+                <w:szCs w:val="17"/>
+              </w:rPr>
+            </w:pPr>
+            <w:r>
+              <w:rPr>
+                <w:rFonts w:ascii="Consolas" w:hAnsi="Consolas" w:cs="Courier New"/>
+                <w:color w:val="F8F8F2"/>
+                <w:sz w:val="17"/>
+                <w:szCs w:val="17"/>
+              </w:rPr>
+              <w:tab/>
+            </w:r>
+            <w:r>
+              <w:rPr>
+                <w:rFonts w:ascii="Consolas" w:hAnsi="Consolas" w:cs="Courier New"/>
+                <w:b/>
+                <w:bCs/>
+                <w:color w:val="DCC6E0"/>
+                <w:sz w:val="17"/>
+                <w:szCs w:val="17"/>
+              </w:rPr>
+              <w:t>int</w:t>
+            </w:r>
+            <w:r>
+              <w:rPr>
+                <w:rFonts w:ascii="Consolas" w:hAnsi="Consolas" w:cs="Courier New"/>
+                <w:color w:val="F8F8F2"/>
+                <w:sz w:val="17"/>
+                <w:szCs w:val="17"/>
+              </w:rPr>
+              <w:t xml:space="preserve"> nRet = </w:t>
+            </w:r>
+            <w:r>
+              <w:rPr>
+                <w:rFonts w:ascii="Consolas" w:hAnsi="Consolas" w:cs="Courier New"/>
+                <w:color w:val="00E0E0"/>
+                <w:sz w:val="17"/>
+                <w:szCs w:val="17"/>
+              </w:rPr>
+              <w:t>WSAStartup</w:t>
+            </w:r>
+            <w:r>
+              <w:rPr>
+                <w:rFonts w:ascii="Consolas" w:hAnsi="Consolas" w:cs="Courier New"/>
+                <w:color w:val="F8F8F2"/>
+                <w:sz w:val="17"/>
+                <w:szCs w:val="17"/>
+              </w:rPr>
+              <w:t>(MAKEWORD(</w:t>
+            </w:r>
+            <w:r>
+              <w:rPr>
+                <w:rFonts w:ascii="Consolas" w:hAnsi="Consolas" w:cs="Courier New"/>
+                <w:color w:val="ABE338"/>
+                <w:sz w:val="17"/>
+                <w:szCs w:val="17"/>
+              </w:rPr>
+              <w:t>2</w:t>
+            </w:r>
+            <w:r>
+              <w:rPr>
+                <w:rFonts w:ascii="Consolas" w:hAnsi="Consolas" w:cs="Courier New"/>
+                <w:color w:val="F8F8F2"/>
+                <w:sz w:val="17"/>
+                <w:szCs w:val="17"/>
+              </w:rPr>
+              <w:t xml:space="preserve">, </w:t>
+            </w:r>
+            <w:r>
+              <w:rPr>
+                <w:rFonts w:ascii="Consolas" w:hAnsi="Consolas" w:cs="Courier New"/>
+                <w:color w:val="ABE338"/>
+                <w:sz w:val="17"/>
+                <w:szCs w:val="17"/>
+              </w:rPr>
+              <w:t>2</w:t>
+            </w:r>
+            <w:r>
+              <w:rPr>
+                <w:rFonts w:ascii="Consolas" w:hAnsi="Consolas" w:cs="Courier New"/>
+                <w:color w:val="F8F8F2"/>
+                <w:sz w:val="17"/>
+                <w:szCs w:val="17"/>
+              </w:rPr>
+              <w:t>), &amp;wsa);</w:t>
+            </w:r>
+          </w:p>
+          <w:p>
+            <w:pPr>
+              <w:pStyle w:val="ad"/>
+              <w:pBdr>
+                <w:top w:val="single" w:sz="6" w:space="2" w:color="888888"/>
+                <w:left w:val="single" w:sz="6" w:space="2" w:color="888888"/>
+                <w:bottom w:val="single" w:sz="6" w:space="2" w:color="888888"/>
+                <w:right w:val="single" w:sz="6" w:space="2" w:color="888888"/>
+              </w:pBdr>
+              <w:shd w:val="clear" w:color="auto" w:fill="2B2B2B"/>
+              <w:tabs>
+                <w:tab w:val="left" w:pos="916"/>
+                <w:tab w:val="left" w:pos="1832"/>
+                <w:tab w:val="left" w:pos="2748"/>
+                <w:tab w:val="left" w:pos="3664"/>
+                <w:tab w:val="left" w:pos="4580"/>
+                <w:tab w:val="left" w:pos="5496"/>
+                <w:tab w:val="left" w:pos="6412"/>
+                <w:tab w:val="left" w:pos="7328"/>
+                <w:tab w:val="left" w:pos="8244"/>
+                <w:tab w:val="left" w:pos="9160"/>
+                <w:tab w:val="left" w:pos="10076"/>
+                <w:tab w:val="left" w:pos="10992"/>
+                <w:tab w:val="left" w:pos="11908"/>
+                <w:tab w:val="left" w:pos="12824"/>
+                <w:tab w:val="left" w:pos="13740"/>
+                <w:tab w:val="left" w:pos="14656"/>
+              </w:tabs>
+              <w:spacing w:before="0" w:beforeAutospacing="0" w:after="0" w:afterAutospacing="0"/>
+              <w:divId w:val="666514842"/>
+              <w:rPr>
+                <w:rFonts w:ascii="Consolas" w:hAnsi="Consolas" w:cs="Courier New"/>
+                <w:color w:val="F8F8F2"/>
+                <w:sz w:val="17"/>
+                <w:szCs w:val="17"/>
+              </w:rPr>
+            </w:pPr>
+            <w:r>
+              <w:rPr>
+                <w:rFonts w:ascii="Consolas" w:hAnsi="Consolas" w:cs="Courier New"/>
+                <w:color w:val="F8F8F2"/>
+                <w:sz w:val="17"/>
+                <w:szCs w:val="17"/>
+              </w:rPr>
+              <w:tab/>
+            </w:r>
+            <w:r>
+              <w:rPr>
+                <w:rFonts w:ascii="Consolas" w:hAnsi="Consolas" w:cs="Courier New"/>
+                <w:b/>
+                <w:bCs/>
+                <w:color w:val="DCC6E0"/>
+                <w:sz w:val="17"/>
+                <w:szCs w:val="17"/>
+              </w:rPr>
+              <w:t>if</w:t>
+            </w:r>
+            <w:r>
+              <w:rPr>
+                <w:rFonts w:ascii="Consolas" w:hAnsi="Consolas" w:cs="Courier New"/>
+                <w:color w:val="F8F8F2"/>
+                <w:sz w:val="17"/>
+                <w:szCs w:val="17"/>
+              </w:rPr>
+              <w:t xml:space="preserve"> (nRet != </w:t>
+            </w:r>
+            <w:r>
+              <w:rPr>
+                <w:rFonts w:ascii="Consolas" w:hAnsi="Consolas" w:cs="Courier New"/>
+                <w:color w:val="ABE338"/>
+                <w:sz w:val="17"/>
+                <w:szCs w:val="17"/>
+              </w:rPr>
+              <w:t>0</w:t>
+            </w:r>
+            <w:r>
+              <w:rPr>
+                <w:rFonts w:ascii="Consolas" w:hAnsi="Consolas" w:cs="Courier New"/>
+                <w:color w:val="F8F8F2"/>
+                <w:sz w:val="17"/>
+                <w:szCs w:val="17"/>
+              </w:rPr>
+              <w:t>)</w:t>
+            </w:r>
+          </w:p>
+          <w:p>
+            <w:pPr>
+              <w:pStyle w:val="ad"/>
+              <w:pBdr>
+                <w:top w:val="single" w:sz="6" w:space="2" w:color="888888"/>
+                <w:left w:val="single" w:sz="6" w:space="2" w:color="888888"/>
+                <w:bottom w:val="single" w:sz="6" w:space="2" w:color="888888"/>
+                <w:right w:val="single" w:sz="6" w:space="2" w:color="888888"/>
+              </w:pBdr>
+              <w:shd w:val="clear" w:color="auto" w:fill="2B2B2B"/>
+              <w:tabs>
+                <w:tab w:val="left" w:pos="916"/>
+                <w:tab w:val="left" w:pos="1832"/>
+                <w:tab w:val="left" w:pos="2748"/>
+                <w:tab w:val="left" w:pos="3664"/>
+                <w:tab w:val="left" w:pos="4580"/>
+                <w:tab w:val="left" w:pos="5496"/>
+                <w:tab w:val="left" w:pos="6412"/>
+                <w:tab w:val="left" w:pos="7328"/>
+                <w:tab w:val="left" w:pos="8244"/>
+                <w:tab w:val="left" w:pos="9160"/>
+                <w:tab w:val="left" w:pos="10076"/>
+                <w:tab w:val="left" w:pos="10992"/>
+                <w:tab w:val="left" w:pos="11908"/>
+                <w:tab w:val="left" w:pos="12824"/>
+                <w:tab w:val="left" w:pos="13740"/>
+                <w:tab w:val="left" w:pos="14656"/>
+              </w:tabs>
+              <w:spacing w:before="0" w:beforeAutospacing="0" w:after="0" w:afterAutospacing="0"/>
+              <w:divId w:val="666514842"/>
+              <w:rPr>
+                <w:rFonts w:ascii="Consolas" w:hAnsi="Consolas" w:cs="Courier New"/>
+                <w:color w:val="F8F8F2"/>
+                <w:sz w:val="17"/>
+                <w:szCs w:val="17"/>
+              </w:rPr>
+            </w:pPr>
+            <w:r>
+              <w:rPr>
+                <w:rFonts w:ascii="Consolas" w:hAnsi="Consolas" w:cs="Courier New"/>
+                <w:color w:val="F8F8F2"/>
+                <w:sz w:val="17"/>
+                <w:szCs w:val="17"/>
+              </w:rPr>
+              <w:tab/>
+              <w:t>{</w:t>
+            </w:r>
+          </w:p>
+          <w:p>
+            <w:pPr>
+              <w:pStyle w:val="ad"/>
+              <w:pBdr>
+                <w:top w:val="single" w:sz="6" w:space="2" w:color="888888"/>
+                <w:left w:val="single" w:sz="6" w:space="2" w:color="888888"/>
+                <w:bottom w:val="single" w:sz="6" w:space="2" w:color="888888"/>
+                <w:right w:val="single" w:sz="6" w:space="2" w:color="888888"/>
+              </w:pBdr>
+              <w:shd w:val="clear" w:color="auto" w:fill="2B2B2B"/>
+              <w:tabs>
+                <w:tab w:val="left" w:pos="916"/>
+                <w:tab w:val="left" w:pos="1832"/>
+                <w:tab w:val="left" w:pos="2748"/>
+                <w:tab w:val="left" w:pos="3664"/>
+                <w:tab w:val="left" w:pos="4580"/>
+                <w:tab w:val="left" w:pos="5496"/>
+                <w:tab w:val="left" w:pos="6412"/>
+                <w:tab w:val="left" w:pos="7328"/>
+                <w:tab w:val="left" w:pos="8244"/>
+                <w:tab w:val="left" w:pos="9160"/>
+                <w:tab w:val="left" w:pos="10076"/>
+                <w:tab w:val="left" w:pos="10992"/>
+                <w:tab w:val="left" w:pos="11908"/>
+                <w:tab w:val="left" w:pos="12824"/>
+                <w:tab w:val="left" w:pos="13740"/>
+                <w:tab w:val="left" w:pos="14656"/>
+              </w:tabs>
+              <w:spacing w:before="0" w:beforeAutospacing="0" w:after="0" w:afterAutospacing="0"/>
+              <w:divId w:val="666514842"/>
+              <w:rPr>
+                <w:rFonts w:ascii="Consolas" w:hAnsi="Consolas" w:cs="Courier New"/>
+                <w:color w:val="F8F8F2"/>
+                <w:sz w:val="17"/>
+                <w:szCs w:val="17"/>
+              </w:rPr>
+            </w:pPr>
+            <w:r>
+              <w:rPr>
+                <w:rFonts w:ascii="Consolas" w:hAnsi="Consolas" w:cs="Courier New"/>
+                <w:color w:val="F8F8F2"/>
+                <w:sz w:val="17"/>
+                <w:szCs w:val="17"/>
+              </w:rPr>
+              <w:tab/>
+            </w:r>
+            <w:r>
+              <w:rPr>
+                <w:rFonts w:ascii="Consolas" w:hAnsi="Consolas" w:cs="Courier New"/>
+                <w:color w:val="F8F8F2"/>
+                <w:sz w:val="17"/>
+                <w:szCs w:val="17"/>
+              </w:rPr>
+              <w:tab/>
+              <w:t>UE_LOG(</w:t>
+            </w:r>
+            <w:r>
+              <w:rPr>
+                <w:rFonts w:ascii="Consolas" w:hAnsi="Consolas" w:cs="Courier New"/>
+                <w:color w:val="00E0E0"/>
+                <w:sz w:val="17"/>
+                <w:szCs w:val="17"/>
+              </w:rPr>
+              <w:t>LogTemp</w:t>
+            </w:r>
+            <w:r>
+              <w:rPr>
+                <w:rFonts w:ascii="Consolas" w:hAnsi="Consolas" w:cs="Courier New"/>
+                <w:color w:val="F8F8F2"/>
+                <w:sz w:val="17"/>
+                <w:szCs w:val="17"/>
+              </w:rPr>
+              <w:t xml:space="preserve">, </w:t>
+            </w:r>
+            <w:r>
+              <w:rPr>
+                <w:rFonts w:ascii="Consolas" w:hAnsi="Consolas" w:cs="Courier New"/>
+                <w:color w:val="00E0E0"/>
+                <w:sz w:val="17"/>
+                <w:szCs w:val="17"/>
+              </w:rPr>
+              <w:t>Error</w:t>
+            </w:r>
+            <w:r>
+              <w:rPr>
+                <w:rFonts w:ascii="Consolas" w:hAnsi="Consolas" w:cs="Courier New"/>
+                <w:color w:val="F8F8F2"/>
+                <w:sz w:val="17"/>
+                <w:szCs w:val="17"/>
+              </w:rPr>
+              <w:t>, TEXT(</w:t>
+            </w:r>
+            <w:r>
+              <w:rPr>
+                <w:rFonts w:ascii="Consolas" w:hAnsi="Consolas" w:cs="Courier New"/>
+                <w:color w:val="ABE338"/>
+                <w:sz w:val="17"/>
+                <w:szCs w:val="17"/>
+              </w:rPr>
+              <w:t>"WSAStartup Failed..."</w:t>
+            </w:r>
+            <w:r>
+              <w:rPr>
+                <w:rFonts w:ascii="Consolas" w:hAnsi="Consolas" w:cs="Courier New"/>
+                <w:color w:val="F8F8F2"/>
+                <w:sz w:val="17"/>
+                <w:szCs w:val="17"/>
+              </w:rPr>
+              <w:t>));</w:t>
+            </w:r>
+          </w:p>
+          <w:p>
+            <w:pPr>
+              <w:pStyle w:val="ad"/>
+              <w:pBdr>
+                <w:top w:val="single" w:sz="6" w:space="2" w:color="888888"/>
+                <w:left w:val="single" w:sz="6" w:space="2" w:color="888888"/>
+                <w:bottom w:val="single" w:sz="6" w:space="2" w:color="888888"/>
+                <w:right w:val="single" w:sz="6" w:space="2" w:color="888888"/>
+              </w:pBdr>
+              <w:shd w:val="clear" w:color="auto" w:fill="2B2B2B"/>
+              <w:tabs>
+                <w:tab w:val="left" w:pos="916"/>
+                <w:tab w:val="left" w:pos="1832"/>
+                <w:tab w:val="left" w:pos="2748"/>
+                <w:tab w:val="left" w:pos="3664"/>
+                <w:tab w:val="left" w:pos="4580"/>
+                <w:tab w:val="left" w:pos="5496"/>
+                <w:tab w:val="left" w:pos="6412"/>
+                <w:tab w:val="left" w:pos="7328"/>
+                <w:tab w:val="left" w:pos="8244"/>
+                <w:tab w:val="left" w:pos="9160"/>
+                <w:tab w:val="left" w:pos="10076"/>
+                <w:tab w:val="left" w:pos="10992"/>
+                <w:tab w:val="left" w:pos="11908"/>
+                <w:tab w:val="left" w:pos="12824"/>
+                <w:tab w:val="left" w:pos="13740"/>
+                <w:tab w:val="left" w:pos="14656"/>
+              </w:tabs>
+              <w:spacing w:before="0" w:beforeAutospacing="0" w:after="0" w:afterAutospacing="0"/>
+              <w:divId w:val="666514842"/>
+              <w:rPr>
+                <w:rFonts w:ascii="Consolas" w:hAnsi="Consolas" w:cs="Courier New"/>
+                <w:color w:val="F8F8F2"/>
+                <w:sz w:val="17"/>
+                <w:szCs w:val="17"/>
+              </w:rPr>
+            </w:pPr>
+            <w:r>
+              <w:rPr>
+                <w:rFonts w:ascii="Consolas" w:hAnsi="Consolas" w:cs="Courier New"/>
+                <w:color w:val="F8F8F2"/>
+                <w:sz w:val="17"/>
+                <w:szCs w:val="17"/>
+              </w:rPr>
+              <w:tab/>
+            </w:r>
+            <w:r>
+              <w:rPr>
+                <w:rFonts w:ascii="Consolas" w:hAnsi="Consolas" w:cs="Courier New"/>
+                <w:color w:val="F8F8F2"/>
+                <w:sz w:val="17"/>
+                <w:szCs w:val="17"/>
+              </w:rPr>
+              <w:tab/>
+            </w:r>
+            <w:r>
+              <w:rPr>
+                <w:rFonts w:ascii="Consolas" w:hAnsi="Consolas" w:cs="Courier New"/>
+                <w:b/>
+                <w:bCs/>
+                <w:color w:val="DCC6E0"/>
+                <w:sz w:val="17"/>
+                <w:szCs w:val="17"/>
+              </w:rPr>
+              <w:t>return</w:t>
+            </w:r>
+            <w:r>
+              <w:rPr>
+                <w:rFonts w:ascii="Consolas" w:hAnsi="Consolas" w:cs="Courier New"/>
+                <w:color w:val="F8F8F2"/>
+                <w:sz w:val="17"/>
+                <w:szCs w:val="17"/>
+              </w:rPr>
+              <w:t>;</w:t>
+            </w:r>
+          </w:p>
+          <w:p>
+            <w:pPr>
+              <w:pStyle w:val="ad"/>
+              <w:pBdr>
+                <w:top w:val="single" w:sz="6" w:space="2" w:color="888888"/>
+                <w:left w:val="single" w:sz="6" w:space="2" w:color="888888"/>
+                <w:bottom w:val="single" w:sz="6" w:space="2" w:color="888888"/>
+                <w:right w:val="single" w:sz="6" w:space="2" w:color="888888"/>
+              </w:pBdr>
+              <w:shd w:val="clear" w:color="auto" w:fill="2B2B2B"/>
+              <w:tabs>
+                <w:tab w:val="left" w:pos="916"/>
+                <w:tab w:val="left" w:pos="1832"/>
+                <w:tab w:val="left" w:pos="2748"/>
+                <w:tab w:val="left" w:pos="3664"/>
+                <w:tab w:val="left" w:pos="4580"/>
+                <w:tab w:val="left" w:pos="5496"/>
+                <w:tab w:val="left" w:pos="6412"/>
+                <w:tab w:val="left" w:pos="7328"/>
+                <w:tab w:val="left" w:pos="8244"/>
+                <w:tab w:val="left" w:pos="9160"/>
+                <w:tab w:val="left" w:pos="10076"/>
+                <w:tab w:val="left" w:pos="10992"/>
+                <w:tab w:val="left" w:pos="11908"/>
+                <w:tab w:val="left" w:pos="12824"/>
+                <w:tab w:val="left" w:pos="13740"/>
+                <w:tab w:val="left" w:pos="14656"/>
+              </w:tabs>
+              <w:spacing w:before="0" w:beforeAutospacing="0" w:after="0" w:afterAutospacing="0"/>
+              <w:divId w:val="666514842"/>
+              <w:rPr>
+                <w:rFonts w:ascii="Consolas" w:hAnsi="Consolas" w:cs="Courier New"/>
+                <w:color w:val="F8F8F2"/>
+                <w:sz w:val="17"/>
+                <w:szCs w:val="17"/>
+              </w:rPr>
+            </w:pPr>
+            <w:r>
+              <w:rPr>
+                <w:rFonts w:ascii="Consolas" w:hAnsi="Consolas" w:cs="Courier New"/>
+                <w:color w:val="F8F8F2"/>
+                <w:sz w:val="17"/>
+                <w:szCs w:val="17"/>
+              </w:rPr>
+              <w:tab/>
+              <w:t>}</w:t>
+            </w:r>
+          </w:p>
+          <w:p>
+            <w:pPr>
+              <w:pStyle w:val="ad"/>
+              <w:pBdr>
+                <w:top w:val="single" w:sz="6" w:space="2" w:color="888888"/>
+                <w:left w:val="single" w:sz="6" w:space="2" w:color="888888"/>
+                <w:bottom w:val="single" w:sz="6" w:space="2" w:color="888888"/>
+                <w:right w:val="single" w:sz="6" w:space="2" w:color="888888"/>
+              </w:pBdr>
+              <w:shd w:val="clear" w:color="auto" w:fill="2B2B2B"/>
+              <w:tabs>
+                <w:tab w:val="left" w:pos="916"/>
+                <w:tab w:val="left" w:pos="1832"/>
+                <w:tab w:val="left" w:pos="2748"/>
+                <w:tab w:val="left" w:pos="3664"/>
+                <w:tab w:val="left" w:pos="4580"/>
+                <w:tab w:val="left" w:pos="5496"/>
+                <w:tab w:val="left" w:pos="6412"/>
+                <w:tab w:val="left" w:pos="7328"/>
+                <w:tab w:val="left" w:pos="8244"/>
+                <w:tab w:val="left" w:pos="9160"/>
+                <w:tab w:val="left" w:pos="10076"/>
+                <w:tab w:val="left" w:pos="10992"/>
+                <w:tab w:val="left" w:pos="11908"/>
+                <w:tab w:val="left" w:pos="12824"/>
+                <w:tab w:val="left" w:pos="13740"/>
+                <w:tab w:val="left" w:pos="14656"/>
+              </w:tabs>
+              <w:spacing w:before="0" w:beforeAutospacing="0" w:after="0" w:afterAutospacing="0"/>
+              <w:divId w:val="666514842"/>
+              <w:rPr>
+                <w:rFonts w:ascii="Consolas" w:hAnsi="Consolas" w:cs="Courier New"/>
+                <w:color w:val="F8F8F2"/>
+                <w:sz w:val="17"/>
+                <w:szCs w:val="17"/>
+              </w:rPr>
+            </w:pPr>
+            <w:r>
+              <w:rPr>
+                <w:rFonts w:ascii="Consolas" w:hAnsi="Consolas" w:cs="Courier New"/>
+                <w:color w:val="F8F8F2"/>
+                <w:sz w:val="17"/>
+                <w:szCs w:val="17"/>
+              </w:rPr>
+              <w:t> </w:t>
+            </w:r>
+          </w:p>
+          <w:p>
+            <w:pPr>
+              <w:pStyle w:val="ad"/>
+              <w:pBdr>
+                <w:top w:val="single" w:sz="6" w:space="2" w:color="888888"/>
+                <w:left w:val="single" w:sz="6" w:space="2" w:color="888888"/>
+                <w:bottom w:val="single" w:sz="6" w:space="2" w:color="888888"/>
+                <w:right w:val="single" w:sz="6" w:space="2" w:color="888888"/>
+              </w:pBdr>
+              <w:shd w:val="clear" w:color="auto" w:fill="2B2B2B"/>
+              <w:tabs>
+                <w:tab w:val="left" w:pos="916"/>
+                <w:tab w:val="left" w:pos="1832"/>
+                <w:tab w:val="left" w:pos="2748"/>
+                <w:tab w:val="left" w:pos="3664"/>
+                <w:tab w:val="left" w:pos="4580"/>
+                <w:tab w:val="left" w:pos="5496"/>
+                <w:tab w:val="left" w:pos="6412"/>
+                <w:tab w:val="left" w:pos="7328"/>
+                <w:tab w:val="left" w:pos="8244"/>
+                <w:tab w:val="left" w:pos="9160"/>
+                <w:tab w:val="left" w:pos="10076"/>
+                <w:tab w:val="left" w:pos="10992"/>
+                <w:tab w:val="left" w:pos="11908"/>
+                <w:tab w:val="left" w:pos="12824"/>
+                <w:tab w:val="left" w:pos="13740"/>
+                <w:tab w:val="left" w:pos="14656"/>
+              </w:tabs>
+              <w:spacing w:before="0" w:beforeAutospacing="0" w:after="0" w:afterAutospacing="0"/>
+              <w:divId w:val="666514842"/>
+              <w:rPr>
+                <w:rFonts w:ascii="Consolas" w:hAnsi="Consolas" w:cs="Courier New"/>
+                <w:color w:val="F8F8F2"/>
+                <w:sz w:val="17"/>
+                <w:szCs w:val="17"/>
+              </w:rPr>
+            </w:pPr>
+            <w:r>
+              <w:rPr>
+                <w:rFonts w:ascii="Consolas" w:hAnsi="Consolas" w:cs="Courier New"/>
+                <w:color w:val="F8F8F2"/>
+                <w:sz w:val="17"/>
+                <w:szCs w:val="17"/>
+              </w:rPr>
+              <w:tab/>
+            </w:r>
+            <w:r>
+              <w:rPr>
+                <w:rFonts w:ascii="Consolas" w:hAnsi="Consolas" w:cs="Courier New"/>
+                <w:color w:val="D4D0AB"/>
+                <w:sz w:val="17"/>
+                <w:szCs w:val="17"/>
+              </w:rPr>
+              <w:t xml:space="preserve">// </w:t>
+            </w:r>
+            <w:r>
+              <w:rPr>
+                <w:rFonts w:ascii="Consolas" w:hAnsi="Consolas" w:cs="Courier New"/>
+                <w:color w:val="D4D0AB"/>
+                <w:sz w:val="17"/>
+                <w:szCs w:val="17"/>
+              </w:rPr>
+              <w:t>소켓</w:t>
+            </w:r>
+            <w:r>
+              <w:rPr>
+                <w:rFonts w:ascii="Consolas" w:hAnsi="Consolas" w:cs="Courier New"/>
+                <w:color w:val="D4D0AB"/>
+                <w:sz w:val="17"/>
+                <w:szCs w:val="17"/>
+              </w:rPr>
+              <w:t xml:space="preserve"> </w:t>
+            </w:r>
+            <w:r>
+              <w:rPr>
+                <w:rFonts w:ascii="Consolas" w:hAnsi="Consolas" w:cs="Courier New"/>
+                <w:color w:val="D4D0AB"/>
+                <w:sz w:val="17"/>
+                <w:szCs w:val="17"/>
+              </w:rPr>
+              <w:t>생성</w:t>
+            </w:r>
+          </w:p>
+          <w:p>
+            <w:pPr>
+              <w:pStyle w:val="ad"/>
+              <w:pBdr>
+                <w:top w:val="single" w:sz="6" w:space="2" w:color="888888"/>
+                <w:left w:val="single" w:sz="6" w:space="2" w:color="888888"/>
+                <w:bottom w:val="single" w:sz="6" w:space="2" w:color="888888"/>
+                <w:right w:val="single" w:sz="6" w:space="2" w:color="888888"/>
+              </w:pBdr>
+              <w:shd w:val="clear" w:color="auto" w:fill="2B2B2B"/>
+              <w:tabs>
+                <w:tab w:val="left" w:pos="916"/>
+                <w:tab w:val="left" w:pos="1832"/>
+                <w:tab w:val="left" w:pos="2748"/>
+                <w:tab w:val="left" w:pos="3664"/>
+                <w:tab w:val="left" w:pos="4580"/>
+                <w:tab w:val="left" w:pos="5496"/>
+                <w:tab w:val="left" w:pos="6412"/>
+                <w:tab w:val="left" w:pos="7328"/>
+                <w:tab w:val="left" w:pos="8244"/>
+                <w:tab w:val="left" w:pos="9160"/>
+                <w:tab w:val="left" w:pos="10076"/>
+                <w:tab w:val="left" w:pos="10992"/>
+                <w:tab w:val="left" w:pos="11908"/>
+                <w:tab w:val="left" w:pos="12824"/>
+                <w:tab w:val="left" w:pos="13740"/>
+                <w:tab w:val="left" w:pos="14656"/>
+              </w:tabs>
+              <w:spacing w:before="0" w:beforeAutospacing="0" w:after="0" w:afterAutospacing="0"/>
+              <w:divId w:val="666514842"/>
+              <w:rPr>
+                <w:rFonts w:ascii="Consolas" w:hAnsi="Consolas" w:cs="Courier New"/>
+                <w:color w:val="F8F8F2"/>
+                <w:sz w:val="17"/>
+                <w:szCs w:val="17"/>
+              </w:rPr>
+            </w:pPr>
+            <w:r>
+              <w:rPr>
+                <w:rFonts w:ascii="Consolas" w:hAnsi="Consolas" w:cs="Courier New"/>
+                <w:color w:val="F8F8F2"/>
+                <w:sz w:val="17"/>
+                <w:szCs w:val="17"/>
+              </w:rPr>
+              <w:tab/>
+              <w:t xml:space="preserve">_clientSocket = </w:t>
+            </w:r>
+            <w:r>
+              <w:rPr>
+                <w:rFonts w:ascii="Consolas" w:hAnsi="Consolas" w:cs="Courier New"/>
+                <w:color w:val="00E0E0"/>
+                <w:sz w:val="17"/>
+                <w:szCs w:val="17"/>
+              </w:rPr>
+              <w:t>WSASocket</w:t>
+            </w:r>
+            <w:r>
+              <w:rPr>
+                <w:rFonts w:ascii="Consolas" w:hAnsi="Consolas" w:cs="Courier New"/>
+                <w:color w:val="F8F8F2"/>
+                <w:sz w:val="17"/>
+                <w:szCs w:val="17"/>
+              </w:rPr>
+              <w:t xml:space="preserve">(AF_INET, SOCK_STREAM, </w:t>
+            </w:r>
+            <w:r>
+              <w:rPr>
+                <w:rFonts w:ascii="Consolas" w:hAnsi="Consolas" w:cs="Courier New"/>
+                <w:color w:val="ABE338"/>
+                <w:sz w:val="17"/>
+                <w:szCs w:val="17"/>
+              </w:rPr>
+              <w:t>0</w:t>
+            </w:r>
+            <w:r>
+              <w:rPr>
+                <w:rFonts w:ascii="Consolas" w:hAnsi="Consolas" w:cs="Courier New"/>
+                <w:color w:val="F8F8F2"/>
+                <w:sz w:val="17"/>
+                <w:szCs w:val="17"/>
+              </w:rPr>
+              <w:t xml:space="preserve">, NULL, </w:t>
+            </w:r>
+            <w:r>
+              <w:rPr>
+                <w:rFonts w:ascii="Consolas" w:hAnsi="Consolas" w:cs="Courier New"/>
+                <w:color w:val="ABE338"/>
+                <w:sz w:val="17"/>
+                <w:szCs w:val="17"/>
+              </w:rPr>
+              <w:t>0</w:t>
+            </w:r>
+            <w:r>
+              <w:rPr>
+                <w:rFonts w:ascii="Consolas" w:hAnsi="Consolas" w:cs="Courier New"/>
+                <w:color w:val="F8F8F2"/>
+                <w:sz w:val="17"/>
+                <w:szCs w:val="17"/>
+              </w:rPr>
+              <w:t>, WSA_FLAG_OVERLAPPED);</w:t>
+            </w:r>
+            <w:r>
+              <w:rPr>
+                <w:rFonts w:ascii="Consolas" w:hAnsi="Consolas" w:cs="Courier New"/>
+                <w:color w:val="F8F8F2"/>
+                <w:sz w:val="17"/>
+                <w:szCs w:val="17"/>
+              </w:rPr>
+              <w:tab/>
+            </w:r>
+            <w:r>
+              <w:rPr>
+                <w:rFonts w:ascii="Consolas" w:hAnsi="Consolas" w:cs="Courier New"/>
+                <w:color w:val="D4D0AB"/>
+                <w:sz w:val="17"/>
+                <w:szCs w:val="17"/>
+              </w:rPr>
+              <w:t>// socket -&gt; WSASocket</w:t>
+            </w:r>
+          </w:p>
+          <w:p>
+            <w:pPr>
+              <w:pStyle w:val="ad"/>
+              <w:pBdr>
+                <w:top w:val="single" w:sz="6" w:space="2" w:color="888888"/>
+                <w:left w:val="single" w:sz="6" w:space="2" w:color="888888"/>
+                <w:bottom w:val="single" w:sz="6" w:space="2" w:color="888888"/>
+                <w:right w:val="single" w:sz="6" w:space="2" w:color="888888"/>
+              </w:pBdr>
+              <w:shd w:val="clear" w:color="auto" w:fill="2B2B2B"/>
+              <w:tabs>
+                <w:tab w:val="left" w:pos="916"/>
+                <w:tab w:val="left" w:pos="1832"/>
+                <w:tab w:val="left" w:pos="2748"/>
+                <w:tab w:val="left" w:pos="3664"/>
+                <w:tab w:val="left" w:pos="4580"/>
+                <w:tab w:val="left" w:pos="5496"/>
+                <w:tab w:val="left" w:pos="6412"/>
+                <w:tab w:val="left" w:pos="7328"/>
+                <w:tab w:val="left" w:pos="8244"/>
+                <w:tab w:val="left" w:pos="9160"/>
+                <w:tab w:val="left" w:pos="10076"/>
+                <w:tab w:val="left" w:pos="10992"/>
+                <w:tab w:val="left" w:pos="11908"/>
+                <w:tab w:val="left" w:pos="12824"/>
+                <w:tab w:val="left" w:pos="13740"/>
+                <w:tab w:val="left" w:pos="14656"/>
+              </w:tabs>
+              <w:spacing w:before="0" w:beforeAutospacing="0" w:after="0" w:afterAutospacing="0"/>
+              <w:divId w:val="666514842"/>
+              <w:rPr>
+                <w:rFonts w:ascii="Consolas" w:hAnsi="Consolas" w:cs="Courier New"/>
+                <w:color w:val="F8F8F2"/>
+                <w:sz w:val="17"/>
+                <w:szCs w:val="17"/>
+              </w:rPr>
+            </w:pPr>
+            <w:r>
+              <w:rPr>
+                <w:rFonts w:ascii="Consolas" w:hAnsi="Consolas" w:cs="Courier New"/>
+                <w:color w:val="F8F8F2"/>
+                <w:sz w:val="17"/>
+                <w:szCs w:val="17"/>
+              </w:rPr>
+              <w:tab/>
+            </w:r>
+            <w:r>
+              <w:rPr>
+                <w:rFonts w:ascii="Consolas" w:hAnsi="Consolas" w:cs="Courier New"/>
+                <w:b/>
+                <w:bCs/>
+                <w:color w:val="DCC6E0"/>
+                <w:sz w:val="17"/>
+                <w:szCs w:val="17"/>
+              </w:rPr>
+              <w:t>if</w:t>
+            </w:r>
+            <w:r>
+              <w:rPr>
+                <w:rFonts w:ascii="Consolas" w:hAnsi="Consolas" w:cs="Courier New"/>
+                <w:color w:val="F8F8F2"/>
+                <w:sz w:val="17"/>
+                <w:szCs w:val="17"/>
+              </w:rPr>
+              <w:t xml:space="preserve"> (_clientSocket == INVALID_SOCKET)</w:t>
+            </w:r>
+          </w:p>
+          <w:p>
+            <w:pPr>
+              <w:pStyle w:val="ad"/>
+              <w:pBdr>
+                <w:top w:val="single" w:sz="6" w:space="2" w:color="888888"/>
+                <w:left w:val="single" w:sz="6" w:space="2" w:color="888888"/>
+                <w:bottom w:val="single" w:sz="6" w:space="2" w:color="888888"/>
+                <w:right w:val="single" w:sz="6" w:space="2" w:color="888888"/>
+              </w:pBdr>
+              <w:shd w:val="clear" w:color="auto" w:fill="2B2B2B"/>
+              <w:tabs>
+                <w:tab w:val="left" w:pos="916"/>
+                <w:tab w:val="left" w:pos="1832"/>
+                <w:tab w:val="left" w:pos="2748"/>
+                <w:tab w:val="left" w:pos="3664"/>
+                <w:tab w:val="left" w:pos="4580"/>
+                <w:tab w:val="left" w:pos="5496"/>
+                <w:tab w:val="left" w:pos="6412"/>
+                <w:tab w:val="left" w:pos="7328"/>
+                <w:tab w:val="left" w:pos="8244"/>
+                <w:tab w:val="left" w:pos="9160"/>
+                <w:tab w:val="left" w:pos="10076"/>
+                <w:tab w:val="left" w:pos="10992"/>
+                <w:tab w:val="left" w:pos="11908"/>
+                <w:tab w:val="left" w:pos="12824"/>
+                <w:tab w:val="left" w:pos="13740"/>
+                <w:tab w:val="left" w:pos="14656"/>
+              </w:tabs>
+              <w:spacing w:before="0" w:beforeAutospacing="0" w:after="0" w:afterAutospacing="0"/>
+              <w:divId w:val="666514842"/>
+              <w:rPr>
+                <w:rFonts w:ascii="Consolas" w:hAnsi="Consolas" w:cs="Courier New"/>
+                <w:color w:val="F8F8F2"/>
+                <w:sz w:val="17"/>
+                <w:szCs w:val="17"/>
+              </w:rPr>
+            </w:pPr>
+            <w:r>
+              <w:rPr>
+                <w:rFonts w:ascii="Consolas" w:hAnsi="Consolas" w:cs="Courier New"/>
+                <w:color w:val="F8F8F2"/>
+                <w:sz w:val="17"/>
+                <w:szCs w:val="17"/>
+              </w:rPr>
+              <w:tab/>
+              <w:t>{</w:t>
+            </w:r>
+          </w:p>
+          <w:p>
+            <w:pPr>
+              <w:pStyle w:val="ad"/>
+              <w:pBdr>
+                <w:top w:val="single" w:sz="6" w:space="2" w:color="888888"/>
+                <w:left w:val="single" w:sz="6" w:space="2" w:color="888888"/>
+                <w:bottom w:val="single" w:sz="6" w:space="2" w:color="888888"/>
+                <w:right w:val="single" w:sz="6" w:space="2" w:color="888888"/>
+              </w:pBdr>
+              <w:shd w:val="clear" w:color="auto" w:fill="2B2B2B"/>
+              <w:tabs>
+                <w:tab w:val="left" w:pos="916"/>
+                <w:tab w:val="left" w:pos="1832"/>
+                <w:tab w:val="left" w:pos="2748"/>
+                <w:tab w:val="left" w:pos="3664"/>
+                <w:tab w:val="left" w:pos="4580"/>
+                <w:tab w:val="left" w:pos="5496"/>
+                <w:tab w:val="left" w:pos="6412"/>
+                <w:tab w:val="left" w:pos="7328"/>
+                <w:tab w:val="left" w:pos="8244"/>
+                <w:tab w:val="left" w:pos="9160"/>
+                <w:tab w:val="left" w:pos="10076"/>
+                <w:tab w:val="left" w:pos="10992"/>
+                <w:tab w:val="left" w:pos="11908"/>
+                <w:tab w:val="left" w:pos="12824"/>
+                <w:tab w:val="left" w:pos="13740"/>
+                <w:tab w:val="left" w:pos="14656"/>
+              </w:tabs>
+              <w:spacing w:before="0" w:beforeAutospacing="0" w:after="0" w:afterAutospacing="0"/>
+              <w:divId w:val="666514842"/>
+              <w:rPr>
+                <w:rFonts w:ascii="Consolas" w:hAnsi="Consolas" w:cs="Courier New"/>
+                <w:color w:val="F8F8F2"/>
+                <w:sz w:val="17"/>
+                <w:szCs w:val="17"/>
+              </w:rPr>
+            </w:pPr>
+            <w:r>
+              <w:rPr>
+                <w:rFonts w:ascii="Consolas" w:hAnsi="Consolas" w:cs="Courier New"/>
+                <w:color w:val="F8F8F2"/>
+                <w:sz w:val="17"/>
+                <w:szCs w:val="17"/>
+              </w:rPr>
+              <w:tab/>
+            </w:r>
+            <w:r>
+              <w:rPr>
+                <w:rFonts w:ascii="Consolas" w:hAnsi="Consolas" w:cs="Courier New"/>
+                <w:color w:val="F8F8F2"/>
+                <w:sz w:val="17"/>
+                <w:szCs w:val="17"/>
+              </w:rPr>
+              <w:tab/>
+              <w:t>UE_LOG(</w:t>
+            </w:r>
+            <w:r>
+              <w:rPr>
+                <w:rFonts w:ascii="Consolas" w:hAnsi="Consolas" w:cs="Courier New"/>
+                <w:color w:val="00E0E0"/>
+                <w:sz w:val="17"/>
+                <w:szCs w:val="17"/>
+              </w:rPr>
+              <w:t>LogTemp</w:t>
+            </w:r>
+            <w:r>
+              <w:rPr>
+                <w:rFonts w:ascii="Consolas" w:hAnsi="Consolas" w:cs="Courier New"/>
+                <w:color w:val="F8F8F2"/>
+                <w:sz w:val="17"/>
+                <w:szCs w:val="17"/>
+              </w:rPr>
+              <w:t xml:space="preserve">, </w:t>
+            </w:r>
+            <w:r>
+              <w:rPr>
+                <w:rFonts w:ascii="Consolas" w:hAnsi="Consolas" w:cs="Courier New"/>
+                <w:color w:val="00E0E0"/>
+                <w:sz w:val="17"/>
+                <w:szCs w:val="17"/>
+              </w:rPr>
+              <w:t>Error</w:t>
+            </w:r>
+            <w:r>
+              <w:rPr>
+                <w:rFonts w:ascii="Consolas" w:hAnsi="Consolas" w:cs="Courier New"/>
+                <w:color w:val="F8F8F2"/>
+                <w:sz w:val="17"/>
+                <w:szCs w:val="17"/>
+              </w:rPr>
+              <w:t>, TEXT(</w:t>
+            </w:r>
+            <w:r>
+              <w:rPr>
+                <w:rFonts w:ascii="Consolas" w:hAnsi="Consolas" w:cs="Courier New"/>
+                <w:color w:val="ABE338"/>
+                <w:sz w:val="17"/>
+                <w:szCs w:val="17"/>
+              </w:rPr>
+              <w:t>"Invalid Socket..."</w:t>
+            </w:r>
+            <w:r>
+              <w:rPr>
+                <w:rFonts w:ascii="Consolas" w:hAnsi="Consolas" w:cs="Courier New"/>
+                <w:color w:val="F8F8F2"/>
+                <w:sz w:val="17"/>
+                <w:szCs w:val="17"/>
+              </w:rPr>
+              <w:t>));</w:t>
+            </w:r>
+          </w:p>
+          <w:p>
+            <w:pPr>
+              <w:pStyle w:val="ad"/>
+              <w:pBdr>
+                <w:top w:val="single" w:sz="6" w:space="2" w:color="888888"/>
+                <w:left w:val="single" w:sz="6" w:space="2" w:color="888888"/>
+                <w:bottom w:val="single" w:sz="6" w:space="2" w:color="888888"/>
+                <w:right w:val="single" w:sz="6" w:space="2" w:color="888888"/>
+              </w:pBdr>
+              <w:shd w:val="clear" w:color="auto" w:fill="2B2B2B"/>
+              <w:tabs>
+                <w:tab w:val="left" w:pos="916"/>
+                <w:tab w:val="left" w:pos="1832"/>
+                <w:tab w:val="left" w:pos="2748"/>
+                <w:tab w:val="left" w:pos="3664"/>
+                <w:tab w:val="left" w:pos="4580"/>
+                <w:tab w:val="left" w:pos="5496"/>
+                <w:tab w:val="left" w:pos="6412"/>
+                <w:tab w:val="left" w:pos="7328"/>
+                <w:tab w:val="left" w:pos="8244"/>
+                <w:tab w:val="left" w:pos="9160"/>
+                <w:tab w:val="left" w:pos="10076"/>
+                <w:tab w:val="left" w:pos="10992"/>
+                <w:tab w:val="left" w:pos="11908"/>
+                <w:tab w:val="left" w:pos="12824"/>
+                <w:tab w:val="left" w:pos="13740"/>
+                <w:tab w:val="left" w:pos="14656"/>
+              </w:tabs>
+              <w:spacing w:before="0" w:beforeAutospacing="0" w:after="0" w:afterAutospacing="0"/>
+              <w:divId w:val="666514842"/>
+              <w:rPr>
+                <w:rFonts w:ascii="Consolas" w:hAnsi="Consolas" w:cs="Courier New"/>
+                <w:color w:val="F8F8F2"/>
+                <w:sz w:val="17"/>
+                <w:szCs w:val="17"/>
+              </w:rPr>
+            </w:pPr>
+            <w:r>
+              <w:rPr>
+                <w:rFonts w:ascii="Consolas" w:hAnsi="Consolas" w:cs="Courier New"/>
+                <w:color w:val="F8F8F2"/>
+                <w:sz w:val="17"/>
+                <w:szCs w:val="17"/>
+              </w:rPr>
+              <w:tab/>
+            </w:r>
+            <w:r>
+              <w:rPr>
+                <w:rFonts w:ascii="Consolas" w:hAnsi="Consolas" w:cs="Courier New"/>
+                <w:color w:val="F8F8F2"/>
+                <w:sz w:val="17"/>
+                <w:szCs w:val="17"/>
+              </w:rPr>
+              <w:tab/>
+            </w:r>
+            <w:r>
+              <w:rPr>
+                <w:rFonts w:ascii="Consolas" w:hAnsi="Consolas" w:cs="Courier New"/>
+                <w:b/>
+                <w:bCs/>
+                <w:color w:val="DCC6E0"/>
+                <w:sz w:val="17"/>
+                <w:szCs w:val="17"/>
+              </w:rPr>
+              <w:t>return</w:t>
+            </w:r>
+            <w:r>
+              <w:rPr>
+                <w:rFonts w:ascii="Consolas" w:hAnsi="Consolas" w:cs="Courier New"/>
+                <w:color w:val="F8F8F2"/>
+                <w:sz w:val="17"/>
+                <w:szCs w:val="17"/>
+              </w:rPr>
+              <w:t>;</w:t>
+            </w:r>
+          </w:p>
+          <w:p>
+            <w:pPr>
+              <w:pStyle w:val="ad"/>
+              <w:pBdr>
+                <w:top w:val="single" w:sz="6" w:space="2" w:color="888888"/>
+                <w:left w:val="single" w:sz="6" w:space="2" w:color="888888"/>
+                <w:bottom w:val="single" w:sz="6" w:space="2" w:color="888888"/>
+                <w:right w:val="single" w:sz="6" w:space="2" w:color="888888"/>
+              </w:pBdr>
+              <w:shd w:val="clear" w:color="auto" w:fill="2B2B2B"/>
+              <w:tabs>
+                <w:tab w:val="left" w:pos="916"/>
+                <w:tab w:val="left" w:pos="1832"/>
+                <w:tab w:val="left" w:pos="2748"/>
+                <w:tab w:val="left" w:pos="3664"/>
+                <w:tab w:val="left" w:pos="4580"/>
+                <w:tab w:val="left" w:pos="5496"/>
+                <w:tab w:val="left" w:pos="6412"/>
+                <w:tab w:val="left" w:pos="7328"/>
+                <w:tab w:val="left" w:pos="8244"/>
+                <w:tab w:val="left" w:pos="9160"/>
+                <w:tab w:val="left" w:pos="10076"/>
+                <w:tab w:val="left" w:pos="10992"/>
+                <w:tab w:val="left" w:pos="11908"/>
+                <w:tab w:val="left" w:pos="12824"/>
+                <w:tab w:val="left" w:pos="13740"/>
+                <w:tab w:val="left" w:pos="14656"/>
+              </w:tabs>
+              <w:spacing w:before="0" w:beforeAutospacing="0" w:after="0" w:afterAutospacing="0"/>
+              <w:divId w:val="666514842"/>
+              <w:rPr>
+                <w:rFonts w:ascii="Consolas" w:hAnsi="Consolas" w:cs="Courier New"/>
+                <w:color w:val="F8F8F2"/>
+                <w:sz w:val="17"/>
+                <w:szCs w:val="17"/>
+              </w:rPr>
+            </w:pPr>
+            <w:r>
+              <w:rPr>
+                <w:rFonts w:ascii="Consolas" w:hAnsi="Consolas" w:cs="Courier New"/>
+                <w:color w:val="F8F8F2"/>
+                <w:sz w:val="17"/>
+                <w:szCs w:val="17"/>
+              </w:rPr>
+              <w:tab/>
+              <w:t>}</w:t>
+            </w:r>
+          </w:p>
+          <w:p>
+            <w:pPr>
+              <w:pStyle w:val="ad"/>
+              <w:pBdr>
+                <w:top w:val="single" w:sz="6" w:space="2" w:color="888888"/>
+                <w:left w:val="single" w:sz="6" w:space="2" w:color="888888"/>
+                <w:bottom w:val="single" w:sz="6" w:space="2" w:color="888888"/>
+                <w:right w:val="single" w:sz="6" w:space="2" w:color="888888"/>
+              </w:pBdr>
+              <w:shd w:val="clear" w:color="auto" w:fill="2B2B2B"/>
+              <w:tabs>
+                <w:tab w:val="left" w:pos="916"/>
+                <w:tab w:val="left" w:pos="1832"/>
+                <w:tab w:val="left" w:pos="2748"/>
+                <w:tab w:val="left" w:pos="3664"/>
+                <w:tab w:val="left" w:pos="4580"/>
+                <w:tab w:val="left" w:pos="5496"/>
+                <w:tab w:val="left" w:pos="6412"/>
+                <w:tab w:val="left" w:pos="7328"/>
+                <w:tab w:val="left" w:pos="8244"/>
+                <w:tab w:val="left" w:pos="9160"/>
+                <w:tab w:val="left" w:pos="10076"/>
+                <w:tab w:val="left" w:pos="10992"/>
+                <w:tab w:val="left" w:pos="11908"/>
+                <w:tab w:val="left" w:pos="12824"/>
+                <w:tab w:val="left" w:pos="13740"/>
+                <w:tab w:val="left" w:pos="14656"/>
+              </w:tabs>
+              <w:spacing w:before="0" w:beforeAutospacing="0" w:after="0" w:afterAutospacing="0"/>
+              <w:divId w:val="666514842"/>
+              <w:rPr>
+                <w:rFonts w:ascii="Consolas" w:hAnsi="Consolas" w:cs="Courier New"/>
+                <w:color w:val="F8F8F2"/>
+                <w:sz w:val="17"/>
+                <w:szCs w:val="17"/>
+              </w:rPr>
+            </w:pPr>
+            <w:r>
+              <w:rPr>
+                <w:rFonts w:ascii="Consolas" w:hAnsi="Consolas" w:cs="Courier New"/>
+                <w:color w:val="F8F8F2"/>
+                <w:sz w:val="17"/>
+                <w:szCs w:val="17"/>
+              </w:rPr>
+              <w:t> </w:t>
+            </w:r>
+          </w:p>
+          <w:p>
+            <w:pPr>
+              <w:pStyle w:val="ad"/>
+              <w:pBdr>
+                <w:top w:val="single" w:sz="6" w:space="2" w:color="888888"/>
+                <w:left w:val="single" w:sz="6" w:space="2" w:color="888888"/>
+                <w:bottom w:val="single" w:sz="6" w:space="2" w:color="888888"/>
+                <w:right w:val="single" w:sz="6" w:space="2" w:color="888888"/>
+              </w:pBdr>
+              <w:shd w:val="clear" w:color="auto" w:fill="2B2B2B"/>
+              <w:tabs>
+                <w:tab w:val="left" w:pos="916"/>
+                <w:tab w:val="left" w:pos="1832"/>
+                <w:tab w:val="left" w:pos="2748"/>
+                <w:tab w:val="left" w:pos="3664"/>
+                <w:tab w:val="left" w:pos="4580"/>
+                <w:tab w:val="left" w:pos="5496"/>
+                <w:tab w:val="left" w:pos="6412"/>
+                <w:tab w:val="left" w:pos="7328"/>
+                <w:tab w:val="left" w:pos="8244"/>
+                <w:tab w:val="left" w:pos="9160"/>
+                <w:tab w:val="left" w:pos="10076"/>
+                <w:tab w:val="left" w:pos="10992"/>
+                <w:tab w:val="left" w:pos="11908"/>
+                <w:tab w:val="left" w:pos="12824"/>
+                <w:tab w:val="left" w:pos="13740"/>
+                <w:tab w:val="left" w:pos="14656"/>
+              </w:tabs>
+              <w:spacing w:before="0" w:beforeAutospacing="0" w:after="0" w:afterAutospacing="0"/>
+              <w:divId w:val="666514842"/>
+              <w:rPr>
+                <w:rFonts w:ascii="Consolas" w:hAnsi="Consolas" w:cs="Courier New"/>
+                <w:color w:val="F8F8F2"/>
+                <w:sz w:val="17"/>
+                <w:szCs w:val="17"/>
+              </w:rPr>
+            </w:pPr>
+            <w:r>
+              <w:rPr>
+                <w:rFonts w:ascii="Consolas" w:hAnsi="Consolas" w:cs="Courier New"/>
+                <w:color w:val="F8F8F2"/>
+                <w:sz w:val="17"/>
+                <w:szCs w:val="17"/>
+              </w:rPr>
+              <w:lastRenderedPageBreak/>
+              <w:tab/>
+              <w:t>SOCKADDR_IN stServerAddr;</w:t>
+            </w:r>
+          </w:p>
+          <w:p>
+            <w:pPr>
+              <w:pStyle w:val="ad"/>
+              <w:pBdr>
+                <w:top w:val="single" w:sz="6" w:space="2" w:color="888888"/>
+                <w:left w:val="single" w:sz="6" w:space="2" w:color="888888"/>
+                <w:bottom w:val="single" w:sz="6" w:space="2" w:color="888888"/>
+                <w:right w:val="single" w:sz="6" w:space="2" w:color="888888"/>
+              </w:pBdr>
+              <w:shd w:val="clear" w:color="auto" w:fill="2B2B2B"/>
+              <w:tabs>
+                <w:tab w:val="left" w:pos="916"/>
+                <w:tab w:val="left" w:pos="1832"/>
+                <w:tab w:val="left" w:pos="2748"/>
+                <w:tab w:val="left" w:pos="3664"/>
+                <w:tab w:val="left" w:pos="4580"/>
+                <w:tab w:val="left" w:pos="5496"/>
+                <w:tab w:val="left" w:pos="6412"/>
+                <w:tab w:val="left" w:pos="7328"/>
+                <w:tab w:val="left" w:pos="8244"/>
+                <w:tab w:val="left" w:pos="9160"/>
+                <w:tab w:val="left" w:pos="10076"/>
+                <w:tab w:val="left" w:pos="10992"/>
+                <w:tab w:val="left" w:pos="11908"/>
+                <w:tab w:val="left" w:pos="12824"/>
+                <w:tab w:val="left" w:pos="13740"/>
+                <w:tab w:val="left" w:pos="14656"/>
+              </w:tabs>
+              <w:spacing w:before="0" w:beforeAutospacing="0" w:after="0" w:afterAutospacing="0"/>
+              <w:divId w:val="666514842"/>
+              <w:rPr>
+                <w:rFonts w:ascii="Consolas" w:hAnsi="Consolas" w:cs="Courier New"/>
+                <w:color w:val="F8F8F2"/>
+                <w:sz w:val="17"/>
+                <w:szCs w:val="17"/>
+              </w:rPr>
+            </w:pPr>
+            <w:r>
+              <w:rPr>
+                <w:rFonts w:ascii="Consolas" w:hAnsi="Consolas" w:cs="Courier New"/>
+                <w:color w:val="F8F8F2"/>
+                <w:sz w:val="17"/>
+                <w:szCs w:val="17"/>
+              </w:rPr>
+              <w:tab/>
+              <w:t>stServerAddr.sin_family = AF_INET;</w:t>
+            </w:r>
+          </w:p>
+          <w:p>
+            <w:pPr>
+              <w:pStyle w:val="ad"/>
+              <w:pBdr>
+                <w:top w:val="single" w:sz="6" w:space="2" w:color="888888"/>
+                <w:left w:val="single" w:sz="6" w:space="2" w:color="888888"/>
+                <w:bottom w:val="single" w:sz="6" w:space="2" w:color="888888"/>
+                <w:right w:val="single" w:sz="6" w:space="2" w:color="888888"/>
+              </w:pBdr>
+              <w:shd w:val="clear" w:color="auto" w:fill="2B2B2B"/>
+              <w:tabs>
+                <w:tab w:val="left" w:pos="916"/>
+                <w:tab w:val="left" w:pos="1832"/>
+                <w:tab w:val="left" w:pos="2748"/>
+                <w:tab w:val="left" w:pos="3664"/>
+                <w:tab w:val="left" w:pos="4580"/>
+                <w:tab w:val="left" w:pos="5496"/>
+                <w:tab w:val="left" w:pos="6412"/>
+                <w:tab w:val="left" w:pos="7328"/>
+                <w:tab w:val="left" w:pos="8244"/>
+                <w:tab w:val="left" w:pos="9160"/>
+                <w:tab w:val="left" w:pos="10076"/>
+                <w:tab w:val="left" w:pos="10992"/>
+                <w:tab w:val="left" w:pos="11908"/>
+                <w:tab w:val="left" w:pos="12824"/>
+                <w:tab w:val="left" w:pos="13740"/>
+                <w:tab w:val="left" w:pos="14656"/>
+              </w:tabs>
+              <w:spacing w:before="0" w:beforeAutospacing="0" w:after="0" w:afterAutospacing="0"/>
+              <w:divId w:val="666514842"/>
+              <w:rPr>
+                <w:rFonts w:ascii="Consolas" w:hAnsi="Consolas" w:cs="Courier New"/>
+                <w:color w:val="F8F8F2"/>
+                <w:sz w:val="17"/>
+                <w:szCs w:val="17"/>
+              </w:rPr>
+            </w:pPr>
+            <w:r>
+              <w:rPr>
+                <w:rFonts w:ascii="Consolas" w:hAnsi="Consolas" w:cs="Courier New"/>
+                <w:color w:val="F8F8F2"/>
+                <w:sz w:val="17"/>
+                <w:szCs w:val="17"/>
+              </w:rPr>
+              <w:tab/>
+              <w:t>stServerAddr.sin_port = htons(</w:t>
+            </w:r>
+            <w:r>
+              <w:rPr>
+                <w:rFonts w:ascii="Consolas" w:hAnsi="Consolas" w:cs="Courier New"/>
+                <w:color w:val="ABE338"/>
+                <w:sz w:val="17"/>
+                <w:szCs w:val="17"/>
+              </w:rPr>
+              <w:t>9000</w:t>
+            </w:r>
+            <w:r>
+              <w:rPr>
+                <w:rFonts w:ascii="Consolas" w:hAnsi="Consolas" w:cs="Courier New"/>
+                <w:color w:val="F8F8F2"/>
+                <w:sz w:val="17"/>
+                <w:szCs w:val="17"/>
+              </w:rPr>
+              <w:t>);</w:t>
+            </w:r>
+          </w:p>
+          <w:p>
+            <w:pPr>
+              <w:pStyle w:val="ad"/>
+              <w:pBdr>
+                <w:top w:val="single" w:sz="6" w:space="2" w:color="888888"/>
+                <w:left w:val="single" w:sz="6" w:space="2" w:color="888888"/>
+                <w:bottom w:val="single" w:sz="6" w:space="2" w:color="888888"/>
+                <w:right w:val="single" w:sz="6" w:space="2" w:color="888888"/>
+              </w:pBdr>
+              <w:shd w:val="clear" w:color="auto" w:fill="2B2B2B"/>
+              <w:tabs>
+                <w:tab w:val="left" w:pos="916"/>
+                <w:tab w:val="left" w:pos="1832"/>
+                <w:tab w:val="left" w:pos="2748"/>
+                <w:tab w:val="left" w:pos="3664"/>
+                <w:tab w:val="left" w:pos="4580"/>
+                <w:tab w:val="left" w:pos="5496"/>
+                <w:tab w:val="left" w:pos="6412"/>
+                <w:tab w:val="left" w:pos="7328"/>
+                <w:tab w:val="left" w:pos="8244"/>
+                <w:tab w:val="left" w:pos="9160"/>
+                <w:tab w:val="left" w:pos="10076"/>
+                <w:tab w:val="left" w:pos="10992"/>
+                <w:tab w:val="left" w:pos="11908"/>
+                <w:tab w:val="left" w:pos="12824"/>
+                <w:tab w:val="left" w:pos="13740"/>
+                <w:tab w:val="left" w:pos="14656"/>
+              </w:tabs>
+              <w:spacing w:before="0" w:beforeAutospacing="0" w:after="0" w:afterAutospacing="0"/>
+              <w:divId w:val="666514842"/>
+              <w:rPr>
+                <w:rFonts w:ascii="Consolas" w:hAnsi="Consolas" w:cs="Courier New"/>
+                <w:color w:val="F8F8F2"/>
+                <w:sz w:val="17"/>
+                <w:szCs w:val="17"/>
+              </w:rPr>
+            </w:pPr>
+            <w:r>
+              <w:rPr>
+                <w:rFonts w:ascii="Consolas" w:hAnsi="Consolas" w:cs="Courier New"/>
+                <w:color w:val="F8F8F2"/>
+                <w:sz w:val="17"/>
+                <w:szCs w:val="17"/>
+              </w:rPr>
+              <w:tab/>
+              <w:t>stServerAddr.sin_addr.s_addr = inet_addr(</w:t>
+            </w:r>
+            <w:r>
+              <w:rPr>
+                <w:rFonts w:ascii="Consolas" w:hAnsi="Consolas" w:cs="Courier New"/>
+                <w:color w:val="ABE338"/>
+                <w:sz w:val="17"/>
+                <w:szCs w:val="17"/>
+              </w:rPr>
+              <w:t>"127.0.0.1"</w:t>
+            </w:r>
+            <w:r>
+              <w:rPr>
+                <w:rFonts w:ascii="Consolas" w:hAnsi="Consolas" w:cs="Courier New"/>
+                <w:color w:val="F8F8F2"/>
+                <w:sz w:val="17"/>
+                <w:szCs w:val="17"/>
+              </w:rPr>
+              <w:t>);</w:t>
+            </w:r>
+          </w:p>
+          <w:p>
+            <w:pPr>
+              <w:pStyle w:val="ad"/>
+              <w:pBdr>
+                <w:top w:val="single" w:sz="6" w:space="2" w:color="888888"/>
+                <w:left w:val="single" w:sz="6" w:space="2" w:color="888888"/>
+                <w:bottom w:val="single" w:sz="6" w:space="2" w:color="888888"/>
+                <w:right w:val="single" w:sz="6" w:space="2" w:color="888888"/>
+              </w:pBdr>
+              <w:shd w:val="clear" w:color="auto" w:fill="2B2B2B"/>
+              <w:tabs>
+                <w:tab w:val="left" w:pos="916"/>
+                <w:tab w:val="left" w:pos="1832"/>
+                <w:tab w:val="left" w:pos="2748"/>
+                <w:tab w:val="left" w:pos="3664"/>
+                <w:tab w:val="left" w:pos="4580"/>
+                <w:tab w:val="left" w:pos="5496"/>
+                <w:tab w:val="left" w:pos="6412"/>
+                <w:tab w:val="left" w:pos="7328"/>
+                <w:tab w:val="left" w:pos="8244"/>
+                <w:tab w:val="left" w:pos="9160"/>
+                <w:tab w:val="left" w:pos="10076"/>
+                <w:tab w:val="left" w:pos="10992"/>
+                <w:tab w:val="left" w:pos="11908"/>
+                <w:tab w:val="left" w:pos="12824"/>
+                <w:tab w:val="left" w:pos="13740"/>
+                <w:tab w:val="left" w:pos="14656"/>
+              </w:tabs>
+              <w:spacing w:before="0" w:beforeAutospacing="0" w:after="0" w:afterAutospacing="0"/>
+              <w:divId w:val="666514842"/>
+              <w:rPr>
+                <w:rFonts w:ascii="Consolas" w:hAnsi="Consolas" w:cs="Courier New"/>
+                <w:color w:val="F8F8F2"/>
+                <w:sz w:val="17"/>
+                <w:szCs w:val="17"/>
+              </w:rPr>
+            </w:pPr>
+            <w:r>
+              <w:rPr>
+                <w:rFonts w:ascii="Consolas" w:hAnsi="Consolas" w:cs="Courier New"/>
+                <w:color w:val="F8F8F2"/>
+                <w:sz w:val="17"/>
+                <w:szCs w:val="17"/>
+              </w:rPr>
+              <w:t> </w:t>
+            </w:r>
+          </w:p>
+          <w:p>
+            <w:pPr>
+              <w:pStyle w:val="ad"/>
+              <w:pBdr>
+                <w:top w:val="single" w:sz="6" w:space="2" w:color="888888"/>
+                <w:left w:val="single" w:sz="6" w:space="2" w:color="888888"/>
+                <w:bottom w:val="single" w:sz="6" w:space="2" w:color="888888"/>
+                <w:right w:val="single" w:sz="6" w:space="2" w:color="888888"/>
+              </w:pBdr>
+              <w:shd w:val="clear" w:color="auto" w:fill="2B2B2B"/>
+              <w:tabs>
+                <w:tab w:val="left" w:pos="916"/>
+                <w:tab w:val="left" w:pos="1832"/>
+                <w:tab w:val="left" w:pos="2748"/>
+                <w:tab w:val="left" w:pos="3664"/>
+                <w:tab w:val="left" w:pos="4580"/>
+                <w:tab w:val="left" w:pos="5496"/>
+                <w:tab w:val="left" w:pos="6412"/>
+                <w:tab w:val="left" w:pos="7328"/>
+                <w:tab w:val="left" w:pos="8244"/>
+                <w:tab w:val="left" w:pos="9160"/>
+                <w:tab w:val="left" w:pos="10076"/>
+                <w:tab w:val="left" w:pos="10992"/>
+                <w:tab w:val="left" w:pos="11908"/>
+                <w:tab w:val="left" w:pos="12824"/>
+                <w:tab w:val="left" w:pos="13740"/>
+                <w:tab w:val="left" w:pos="14656"/>
+              </w:tabs>
+              <w:spacing w:before="0" w:beforeAutospacing="0" w:after="0" w:afterAutospacing="0"/>
+              <w:divId w:val="666514842"/>
+              <w:rPr>
+                <w:rFonts w:ascii="Consolas" w:hAnsi="Consolas" w:cs="Courier New"/>
+                <w:color w:val="F8F8F2"/>
+                <w:sz w:val="17"/>
+                <w:szCs w:val="17"/>
+              </w:rPr>
+            </w:pPr>
+            <w:r>
+              <w:rPr>
+                <w:rFonts w:ascii="Consolas" w:hAnsi="Consolas" w:cs="Courier New"/>
+                <w:color w:val="F8F8F2"/>
+                <w:sz w:val="17"/>
+                <w:szCs w:val="17"/>
+              </w:rPr>
+              <w:tab/>
+            </w:r>
+            <w:r>
+              <w:rPr>
+                <w:rFonts w:ascii="Consolas" w:hAnsi="Consolas" w:cs="Courier New"/>
+                <w:color w:val="D4D0AB"/>
+                <w:sz w:val="17"/>
+                <w:szCs w:val="17"/>
+              </w:rPr>
+              <w:t>// connect</w:t>
+            </w:r>
+          </w:p>
+          <w:p>
+            <w:pPr>
+              <w:pStyle w:val="ad"/>
+              <w:pBdr>
+                <w:top w:val="single" w:sz="6" w:space="2" w:color="888888"/>
+                <w:left w:val="single" w:sz="6" w:space="2" w:color="888888"/>
+                <w:bottom w:val="single" w:sz="6" w:space="2" w:color="888888"/>
+                <w:right w:val="single" w:sz="6" w:space="2" w:color="888888"/>
+              </w:pBdr>
+              <w:shd w:val="clear" w:color="auto" w:fill="2B2B2B"/>
+              <w:tabs>
+                <w:tab w:val="left" w:pos="916"/>
+                <w:tab w:val="left" w:pos="1832"/>
+                <w:tab w:val="left" w:pos="2748"/>
+                <w:tab w:val="left" w:pos="3664"/>
+                <w:tab w:val="left" w:pos="4580"/>
+                <w:tab w:val="left" w:pos="5496"/>
+                <w:tab w:val="left" w:pos="6412"/>
+                <w:tab w:val="left" w:pos="7328"/>
+                <w:tab w:val="left" w:pos="8244"/>
+                <w:tab w:val="left" w:pos="9160"/>
+                <w:tab w:val="left" w:pos="10076"/>
+                <w:tab w:val="left" w:pos="10992"/>
+                <w:tab w:val="left" w:pos="11908"/>
+                <w:tab w:val="left" w:pos="12824"/>
+                <w:tab w:val="left" w:pos="13740"/>
+                <w:tab w:val="left" w:pos="14656"/>
+              </w:tabs>
+              <w:spacing w:before="0" w:beforeAutospacing="0" w:after="0" w:afterAutospacing="0"/>
+              <w:divId w:val="666514842"/>
+              <w:rPr>
+                <w:rFonts w:ascii="Consolas" w:hAnsi="Consolas" w:cs="Courier New"/>
+                <w:color w:val="F8F8F2"/>
+                <w:sz w:val="17"/>
+                <w:szCs w:val="17"/>
+              </w:rPr>
+            </w:pPr>
+            <w:r>
+              <w:rPr>
+                <w:rFonts w:ascii="Consolas" w:hAnsi="Consolas" w:cs="Courier New"/>
+                <w:color w:val="F8F8F2"/>
+                <w:sz w:val="17"/>
+                <w:szCs w:val="17"/>
+              </w:rPr>
+              <w:tab/>
+              <w:t xml:space="preserve">nRet = connect(_clientSocket, (sockaddr*)&amp;stServerAddr, </w:t>
+            </w:r>
+            <w:r>
+              <w:rPr>
+                <w:rFonts w:ascii="Consolas" w:hAnsi="Consolas" w:cs="Courier New"/>
+                <w:b/>
+                <w:bCs/>
+                <w:color w:val="DCC6E0"/>
+                <w:sz w:val="17"/>
+                <w:szCs w:val="17"/>
+              </w:rPr>
+              <w:t>sizeof</w:t>
+            </w:r>
+            <w:r>
+              <w:rPr>
+                <w:rFonts w:ascii="Consolas" w:hAnsi="Consolas" w:cs="Courier New"/>
+                <w:color w:val="F8F8F2"/>
+                <w:sz w:val="17"/>
+                <w:szCs w:val="17"/>
+              </w:rPr>
+              <w:t>(sockaddr));</w:t>
+            </w:r>
+          </w:p>
+          <w:p>
+            <w:pPr>
+              <w:pStyle w:val="ad"/>
+              <w:pBdr>
+                <w:top w:val="single" w:sz="6" w:space="2" w:color="888888"/>
+                <w:left w:val="single" w:sz="6" w:space="2" w:color="888888"/>
+                <w:bottom w:val="single" w:sz="6" w:space="2" w:color="888888"/>
+                <w:right w:val="single" w:sz="6" w:space="2" w:color="888888"/>
+              </w:pBdr>
+              <w:shd w:val="clear" w:color="auto" w:fill="2B2B2B"/>
+              <w:tabs>
+                <w:tab w:val="left" w:pos="916"/>
+                <w:tab w:val="left" w:pos="1832"/>
+                <w:tab w:val="left" w:pos="2748"/>
+                <w:tab w:val="left" w:pos="3664"/>
+                <w:tab w:val="left" w:pos="4580"/>
+                <w:tab w:val="left" w:pos="5496"/>
+                <w:tab w:val="left" w:pos="6412"/>
+                <w:tab w:val="left" w:pos="7328"/>
+                <w:tab w:val="left" w:pos="8244"/>
+                <w:tab w:val="left" w:pos="9160"/>
+                <w:tab w:val="left" w:pos="10076"/>
+                <w:tab w:val="left" w:pos="10992"/>
+                <w:tab w:val="left" w:pos="11908"/>
+                <w:tab w:val="left" w:pos="12824"/>
+                <w:tab w:val="left" w:pos="13740"/>
+                <w:tab w:val="left" w:pos="14656"/>
+              </w:tabs>
+              <w:spacing w:before="0" w:beforeAutospacing="0" w:after="0" w:afterAutospacing="0"/>
+              <w:divId w:val="666514842"/>
+              <w:rPr>
+                <w:rFonts w:ascii="Consolas" w:hAnsi="Consolas" w:cs="Courier New"/>
+                <w:color w:val="F8F8F2"/>
+                <w:sz w:val="17"/>
+                <w:szCs w:val="17"/>
+              </w:rPr>
+            </w:pPr>
+            <w:r>
+              <w:rPr>
+                <w:rFonts w:ascii="Consolas" w:hAnsi="Consolas" w:cs="Courier New"/>
+                <w:color w:val="F8F8F2"/>
+                <w:sz w:val="17"/>
+                <w:szCs w:val="17"/>
+              </w:rPr>
+              <w:tab/>
+            </w:r>
+            <w:r>
+              <w:rPr>
+                <w:rFonts w:ascii="Consolas" w:hAnsi="Consolas" w:cs="Courier New"/>
+                <w:b/>
+                <w:bCs/>
+                <w:color w:val="DCC6E0"/>
+                <w:sz w:val="17"/>
+                <w:szCs w:val="17"/>
+              </w:rPr>
+              <w:t>if</w:t>
+            </w:r>
+            <w:r>
+              <w:rPr>
+                <w:rFonts w:ascii="Consolas" w:hAnsi="Consolas" w:cs="Courier New"/>
+                <w:color w:val="F8F8F2"/>
+                <w:sz w:val="17"/>
+                <w:szCs w:val="17"/>
+              </w:rPr>
+              <w:t xml:space="preserve"> (nRet == SOCKET_ERROR)</w:t>
+            </w:r>
+          </w:p>
+          <w:p>
+            <w:pPr>
+              <w:pStyle w:val="ad"/>
+              <w:pBdr>
+                <w:top w:val="single" w:sz="6" w:space="2" w:color="888888"/>
+                <w:left w:val="single" w:sz="6" w:space="2" w:color="888888"/>
+                <w:bottom w:val="single" w:sz="6" w:space="2" w:color="888888"/>
+                <w:right w:val="single" w:sz="6" w:space="2" w:color="888888"/>
+              </w:pBdr>
+              <w:shd w:val="clear" w:color="auto" w:fill="2B2B2B"/>
+              <w:tabs>
+                <w:tab w:val="left" w:pos="916"/>
+                <w:tab w:val="left" w:pos="1832"/>
+                <w:tab w:val="left" w:pos="2748"/>
+                <w:tab w:val="left" w:pos="3664"/>
+                <w:tab w:val="left" w:pos="4580"/>
+                <w:tab w:val="left" w:pos="5496"/>
+                <w:tab w:val="left" w:pos="6412"/>
+                <w:tab w:val="left" w:pos="7328"/>
+                <w:tab w:val="left" w:pos="8244"/>
+                <w:tab w:val="left" w:pos="9160"/>
+                <w:tab w:val="left" w:pos="10076"/>
+                <w:tab w:val="left" w:pos="10992"/>
+                <w:tab w:val="left" w:pos="11908"/>
+                <w:tab w:val="left" w:pos="12824"/>
+                <w:tab w:val="left" w:pos="13740"/>
+                <w:tab w:val="left" w:pos="14656"/>
+              </w:tabs>
+              <w:spacing w:before="0" w:beforeAutospacing="0" w:after="0" w:afterAutospacing="0"/>
+              <w:divId w:val="666514842"/>
+              <w:rPr>
+                <w:rFonts w:ascii="Consolas" w:hAnsi="Consolas" w:cs="Courier New"/>
+                <w:color w:val="F8F8F2"/>
+                <w:sz w:val="17"/>
+                <w:szCs w:val="17"/>
+              </w:rPr>
+            </w:pPr>
+            <w:r>
+              <w:rPr>
+                <w:rFonts w:ascii="Consolas" w:hAnsi="Consolas" w:cs="Courier New"/>
+                <w:color w:val="F8F8F2"/>
+                <w:sz w:val="17"/>
+                <w:szCs w:val="17"/>
+              </w:rPr>
+              <w:tab/>
+              <w:t>{</w:t>
+            </w:r>
+          </w:p>
+          <w:p>
+            <w:pPr>
+              <w:pStyle w:val="ad"/>
+              <w:pBdr>
+                <w:top w:val="single" w:sz="6" w:space="2" w:color="888888"/>
+                <w:left w:val="single" w:sz="6" w:space="2" w:color="888888"/>
+                <w:bottom w:val="single" w:sz="6" w:space="2" w:color="888888"/>
+                <w:right w:val="single" w:sz="6" w:space="2" w:color="888888"/>
+              </w:pBdr>
+              <w:shd w:val="clear" w:color="auto" w:fill="2B2B2B"/>
+              <w:tabs>
+                <w:tab w:val="left" w:pos="916"/>
+                <w:tab w:val="left" w:pos="1832"/>
+                <w:tab w:val="left" w:pos="2748"/>
+                <w:tab w:val="left" w:pos="3664"/>
+                <w:tab w:val="left" w:pos="4580"/>
+                <w:tab w:val="left" w:pos="5496"/>
+                <w:tab w:val="left" w:pos="6412"/>
+                <w:tab w:val="left" w:pos="7328"/>
+                <w:tab w:val="left" w:pos="8244"/>
+                <w:tab w:val="left" w:pos="9160"/>
+                <w:tab w:val="left" w:pos="10076"/>
+                <w:tab w:val="left" w:pos="10992"/>
+                <w:tab w:val="left" w:pos="11908"/>
+                <w:tab w:val="left" w:pos="12824"/>
+                <w:tab w:val="left" w:pos="13740"/>
+                <w:tab w:val="left" w:pos="14656"/>
+              </w:tabs>
+              <w:spacing w:before="0" w:beforeAutospacing="0" w:after="0" w:afterAutospacing="0"/>
+              <w:divId w:val="666514842"/>
+              <w:rPr>
+                <w:rFonts w:ascii="Consolas" w:hAnsi="Consolas" w:cs="Courier New"/>
+                <w:color w:val="F8F8F2"/>
+                <w:sz w:val="17"/>
+                <w:szCs w:val="17"/>
+              </w:rPr>
+            </w:pPr>
+            <w:r>
+              <w:rPr>
+                <w:rFonts w:ascii="Consolas" w:hAnsi="Consolas" w:cs="Courier New"/>
+                <w:color w:val="F8F8F2"/>
+                <w:sz w:val="17"/>
+                <w:szCs w:val="17"/>
+              </w:rPr>
+              <w:tab/>
+            </w:r>
+            <w:r>
+              <w:rPr>
+                <w:rFonts w:ascii="Consolas" w:hAnsi="Consolas" w:cs="Courier New"/>
+                <w:color w:val="F8F8F2"/>
+                <w:sz w:val="17"/>
+                <w:szCs w:val="17"/>
+              </w:rPr>
+              <w:tab/>
+              <w:t>UE_LOG(</w:t>
+            </w:r>
+            <w:r>
+              <w:rPr>
+                <w:rFonts w:ascii="Consolas" w:hAnsi="Consolas" w:cs="Courier New"/>
+                <w:color w:val="00E0E0"/>
+                <w:sz w:val="17"/>
+                <w:szCs w:val="17"/>
+              </w:rPr>
+              <w:t>LogTemp</w:t>
+            </w:r>
+            <w:r>
+              <w:rPr>
+                <w:rFonts w:ascii="Consolas" w:hAnsi="Consolas" w:cs="Courier New"/>
+                <w:color w:val="F8F8F2"/>
+                <w:sz w:val="17"/>
+                <w:szCs w:val="17"/>
+              </w:rPr>
+              <w:t xml:space="preserve">, </w:t>
+            </w:r>
+            <w:r>
+              <w:rPr>
+                <w:rFonts w:ascii="Consolas" w:hAnsi="Consolas" w:cs="Courier New"/>
+                <w:color w:val="00E0E0"/>
+                <w:sz w:val="17"/>
+                <w:szCs w:val="17"/>
+              </w:rPr>
+              <w:t>Error</w:t>
+            </w:r>
+            <w:r>
+              <w:rPr>
+                <w:rFonts w:ascii="Consolas" w:hAnsi="Consolas" w:cs="Courier New"/>
+                <w:color w:val="F8F8F2"/>
+                <w:sz w:val="17"/>
+                <w:szCs w:val="17"/>
+              </w:rPr>
+              <w:t>, TEXT(</w:t>
+            </w:r>
+            <w:r>
+              <w:rPr>
+                <w:rFonts w:ascii="Consolas" w:hAnsi="Consolas" w:cs="Courier New"/>
+                <w:color w:val="ABE338"/>
+                <w:sz w:val="17"/>
+                <w:szCs w:val="17"/>
+              </w:rPr>
+              <w:t>"Socket Error..."</w:t>
+            </w:r>
+            <w:r>
+              <w:rPr>
+                <w:rFonts w:ascii="Consolas" w:hAnsi="Consolas" w:cs="Courier New"/>
+                <w:color w:val="F8F8F2"/>
+                <w:sz w:val="17"/>
+                <w:szCs w:val="17"/>
+              </w:rPr>
+              <w:t>));</w:t>
+            </w:r>
+          </w:p>
+          <w:p>
+            <w:pPr>
+              <w:pStyle w:val="ad"/>
+              <w:pBdr>
+                <w:top w:val="single" w:sz="6" w:space="2" w:color="888888"/>
+                <w:left w:val="single" w:sz="6" w:space="2" w:color="888888"/>
+                <w:bottom w:val="single" w:sz="6" w:space="2" w:color="888888"/>
+                <w:right w:val="single" w:sz="6" w:space="2" w:color="888888"/>
+              </w:pBdr>
+              <w:shd w:val="clear" w:color="auto" w:fill="2B2B2B"/>
+              <w:tabs>
+                <w:tab w:val="left" w:pos="916"/>
+                <w:tab w:val="left" w:pos="1832"/>
+                <w:tab w:val="left" w:pos="2748"/>
+                <w:tab w:val="left" w:pos="3664"/>
+                <w:tab w:val="left" w:pos="4580"/>
+                <w:tab w:val="left" w:pos="5496"/>
+                <w:tab w:val="left" w:pos="6412"/>
+                <w:tab w:val="left" w:pos="7328"/>
+                <w:tab w:val="left" w:pos="8244"/>
+                <w:tab w:val="left" w:pos="9160"/>
+                <w:tab w:val="left" w:pos="10076"/>
+                <w:tab w:val="left" w:pos="10992"/>
+                <w:tab w:val="left" w:pos="11908"/>
+                <w:tab w:val="left" w:pos="12824"/>
+                <w:tab w:val="left" w:pos="13740"/>
+                <w:tab w:val="left" w:pos="14656"/>
+              </w:tabs>
+              <w:spacing w:before="0" w:beforeAutospacing="0" w:after="0" w:afterAutospacing="0"/>
+              <w:divId w:val="666514842"/>
+              <w:rPr>
+                <w:rFonts w:ascii="Consolas" w:hAnsi="Consolas" w:cs="Courier New"/>
+                <w:color w:val="F8F8F2"/>
+                <w:sz w:val="17"/>
+                <w:szCs w:val="17"/>
+              </w:rPr>
+            </w:pPr>
+            <w:r>
+              <w:rPr>
+                <w:rFonts w:ascii="Consolas" w:hAnsi="Consolas" w:cs="Courier New"/>
+                <w:color w:val="F8F8F2"/>
+                <w:sz w:val="17"/>
+                <w:szCs w:val="17"/>
+              </w:rPr>
+              <w:tab/>
+            </w:r>
+            <w:r>
+              <w:rPr>
+                <w:rFonts w:ascii="Consolas" w:hAnsi="Consolas" w:cs="Courier New"/>
+                <w:color w:val="F8F8F2"/>
+                <w:sz w:val="17"/>
+                <w:szCs w:val="17"/>
+              </w:rPr>
+              <w:tab/>
+            </w:r>
+            <w:r>
+              <w:rPr>
+                <w:rFonts w:ascii="Consolas" w:hAnsi="Consolas" w:cs="Courier New"/>
+                <w:b/>
+                <w:bCs/>
+                <w:color w:val="DCC6E0"/>
+                <w:sz w:val="17"/>
+                <w:szCs w:val="17"/>
+              </w:rPr>
+              <w:t>return</w:t>
+            </w:r>
+            <w:r>
+              <w:rPr>
+                <w:rFonts w:ascii="Consolas" w:hAnsi="Consolas" w:cs="Courier New"/>
+                <w:color w:val="F8F8F2"/>
+                <w:sz w:val="17"/>
+                <w:szCs w:val="17"/>
+              </w:rPr>
+              <w:t>;</w:t>
+            </w:r>
+          </w:p>
+          <w:p>
+            <w:pPr>
+              <w:pStyle w:val="ad"/>
+              <w:pBdr>
+                <w:top w:val="single" w:sz="6" w:space="2" w:color="888888"/>
+                <w:left w:val="single" w:sz="6" w:space="2" w:color="888888"/>
+                <w:bottom w:val="single" w:sz="6" w:space="2" w:color="888888"/>
+                <w:right w:val="single" w:sz="6" w:space="2" w:color="888888"/>
+              </w:pBdr>
+              <w:shd w:val="clear" w:color="auto" w:fill="2B2B2B"/>
+              <w:tabs>
+                <w:tab w:val="left" w:pos="916"/>
+                <w:tab w:val="left" w:pos="1832"/>
+                <w:tab w:val="left" w:pos="2748"/>
+                <w:tab w:val="left" w:pos="3664"/>
+                <w:tab w:val="left" w:pos="4580"/>
+                <w:tab w:val="left" w:pos="5496"/>
+                <w:tab w:val="left" w:pos="6412"/>
+                <w:tab w:val="left" w:pos="7328"/>
+                <w:tab w:val="left" w:pos="8244"/>
+                <w:tab w:val="left" w:pos="9160"/>
+                <w:tab w:val="left" w:pos="10076"/>
+                <w:tab w:val="left" w:pos="10992"/>
+                <w:tab w:val="left" w:pos="11908"/>
+                <w:tab w:val="left" w:pos="12824"/>
+                <w:tab w:val="left" w:pos="13740"/>
+                <w:tab w:val="left" w:pos="14656"/>
+              </w:tabs>
+              <w:spacing w:before="0" w:beforeAutospacing="0" w:after="0" w:afterAutospacing="0"/>
+              <w:divId w:val="666514842"/>
+              <w:rPr>
+                <w:rFonts w:ascii="Consolas" w:hAnsi="Consolas" w:cs="Courier New"/>
+                <w:color w:val="F8F8F2"/>
+                <w:sz w:val="17"/>
+                <w:szCs w:val="17"/>
+              </w:rPr>
+            </w:pPr>
+            <w:r>
+              <w:rPr>
+                <w:rFonts w:ascii="Consolas" w:hAnsi="Consolas" w:cs="Courier New"/>
+                <w:color w:val="F8F8F2"/>
+                <w:sz w:val="17"/>
+                <w:szCs w:val="17"/>
+              </w:rPr>
+              <w:tab/>
+              <w:t>}</w:t>
+            </w:r>
+          </w:p>
+          <w:p>
+            <w:pPr>
+              <w:pStyle w:val="ad"/>
+              <w:pBdr>
+                <w:top w:val="single" w:sz="6" w:space="2" w:color="888888"/>
+                <w:left w:val="single" w:sz="6" w:space="2" w:color="888888"/>
+                <w:bottom w:val="single" w:sz="6" w:space="2" w:color="888888"/>
+                <w:right w:val="single" w:sz="6" w:space="2" w:color="888888"/>
+              </w:pBdr>
+              <w:shd w:val="clear" w:color="auto" w:fill="2B2B2B"/>
+              <w:tabs>
+                <w:tab w:val="left" w:pos="916"/>
+                <w:tab w:val="left" w:pos="1832"/>
+                <w:tab w:val="left" w:pos="2748"/>
+                <w:tab w:val="left" w:pos="3664"/>
+                <w:tab w:val="left" w:pos="4580"/>
+                <w:tab w:val="left" w:pos="5496"/>
+                <w:tab w:val="left" w:pos="6412"/>
+                <w:tab w:val="left" w:pos="7328"/>
+                <w:tab w:val="left" w:pos="8244"/>
+                <w:tab w:val="left" w:pos="9160"/>
+                <w:tab w:val="left" w:pos="10076"/>
+                <w:tab w:val="left" w:pos="10992"/>
+                <w:tab w:val="left" w:pos="11908"/>
+                <w:tab w:val="left" w:pos="12824"/>
+                <w:tab w:val="left" w:pos="13740"/>
+                <w:tab w:val="left" w:pos="14656"/>
+              </w:tabs>
+              <w:spacing w:before="0" w:beforeAutospacing="0" w:after="0" w:afterAutospacing="0"/>
+              <w:divId w:val="666514842"/>
+              <w:rPr>
+                <w:rFonts w:ascii="Consolas" w:hAnsi="Consolas" w:cs="Courier New"/>
+                <w:color w:val="F8F8F2"/>
+                <w:sz w:val="17"/>
+                <w:szCs w:val="17"/>
+              </w:rPr>
+            </w:pPr>
+            <w:r>
+              <w:rPr>
+                <w:rFonts w:ascii="Consolas" w:hAnsi="Consolas" w:cs="Courier New"/>
+                <w:color w:val="F8F8F2"/>
+                <w:sz w:val="17"/>
+                <w:szCs w:val="17"/>
+              </w:rPr>
+              <w:t> </w:t>
+            </w:r>
+          </w:p>
+          <w:p>
+            <w:pPr>
+              <w:pStyle w:val="ad"/>
+              <w:pBdr>
+                <w:top w:val="single" w:sz="6" w:space="2" w:color="888888"/>
+                <w:left w:val="single" w:sz="6" w:space="2" w:color="888888"/>
+                <w:bottom w:val="single" w:sz="6" w:space="2" w:color="888888"/>
+                <w:right w:val="single" w:sz="6" w:space="2" w:color="888888"/>
+              </w:pBdr>
+              <w:shd w:val="clear" w:color="auto" w:fill="2B2B2B"/>
+              <w:tabs>
+                <w:tab w:val="left" w:pos="916"/>
+                <w:tab w:val="left" w:pos="1832"/>
+                <w:tab w:val="left" w:pos="2748"/>
+                <w:tab w:val="left" w:pos="3664"/>
+                <w:tab w:val="left" w:pos="4580"/>
+                <w:tab w:val="left" w:pos="5496"/>
+                <w:tab w:val="left" w:pos="6412"/>
+                <w:tab w:val="left" w:pos="7328"/>
+                <w:tab w:val="left" w:pos="8244"/>
+                <w:tab w:val="left" w:pos="9160"/>
+                <w:tab w:val="left" w:pos="10076"/>
+                <w:tab w:val="left" w:pos="10992"/>
+                <w:tab w:val="left" w:pos="11908"/>
+                <w:tab w:val="left" w:pos="12824"/>
+                <w:tab w:val="left" w:pos="13740"/>
+                <w:tab w:val="left" w:pos="14656"/>
+              </w:tabs>
+              <w:spacing w:before="0" w:beforeAutospacing="0" w:after="0" w:afterAutospacing="0"/>
+              <w:divId w:val="666514842"/>
+              <w:rPr>
+                <w:rFonts w:ascii="Consolas" w:hAnsi="Consolas" w:cs="Courier New"/>
+                <w:color w:val="F8F8F2"/>
+                <w:sz w:val="17"/>
+                <w:szCs w:val="17"/>
+              </w:rPr>
+            </w:pPr>
+            <w:r>
+              <w:rPr>
+                <w:rFonts w:ascii="Consolas" w:hAnsi="Consolas" w:cs="Courier New"/>
+                <w:color w:val="F8F8F2"/>
+                <w:sz w:val="17"/>
+                <w:szCs w:val="17"/>
+              </w:rPr>
+              <w:tab/>
+            </w:r>
+            <w:r>
+              <w:rPr>
+                <w:rFonts w:ascii="Consolas" w:hAnsi="Consolas" w:cs="Courier New"/>
+                <w:color w:val="00E0E0"/>
+                <w:sz w:val="17"/>
+                <w:szCs w:val="17"/>
+              </w:rPr>
+              <w:t>Async</w:t>
+            </w:r>
+            <w:r>
+              <w:rPr>
+                <w:rFonts w:ascii="Consolas" w:hAnsi="Consolas" w:cs="Courier New"/>
+                <w:color w:val="F8F8F2"/>
+                <w:sz w:val="17"/>
+                <w:szCs w:val="17"/>
+              </w:rPr>
+              <w:t>(</w:t>
+            </w:r>
+            <w:r>
+              <w:rPr>
+                <w:rFonts w:ascii="Consolas" w:hAnsi="Consolas" w:cs="Courier New"/>
+                <w:color w:val="00E0E0"/>
+                <w:sz w:val="17"/>
+                <w:szCs w:val="17"/>
+              </w:rPr>
+              <w:t>EAsyncExecution</w:t>
+            </w:r>
+            <w:r>
+              <w:rPr>
+                <w:rFonts w:ascii="Consolas" w:hAnsi="Consolas" w:cs="Courier New"/>
+                <w:color w:val="F8F8F2"/>
+                <w:sz w:val="17"/>
+                <w:szCs w:val="17"/>
+              </w:rPr>
+              <w:t>::</w:t>
+            </w:r>
+            <w:r>
+              <w:rPr>
+                <w:rFonts w:ascii="Consolas" w:hAnsi="Consolas" w:cs="Courier New"/>
+                <w:color w:val="00E0E0"/>
+                <w:sz w:val="17"/>
+                <w:szCs w:val="17"/>
+              </w:rPr>
+              <w:t>Thread</w:t>
+            </w:r>
+            <w:r>
+              <w:rPr>
+                <w:rFonts w:ascii="Consolas" w:hAnsi="Consolas" w:cs="Courier New"/>
+                <w:color w:val="F8F8F2"/>
+                <w:sz w:val="17"/>
+                <w:szCs w:val="17"/>
+              </w:rPr>
+              <w:t>, [</w:t>
+            </w:r>
+            <w:r>
+              <w:rPr>
+                <w:rFonts w:ascii="Consolas" w:hAnsi="Consolas" w:cs="Courier New"/>
+                <w:b/>
+                <w:bCs/>
+                <w:color w:val="DCC6E0"/>
+                <w:sz w:val="17"/>
+                <w:szCs w:val="17"/>
+              </w:rPr>
+              <w:t>this</w:t>
+            </w:r>
+            <w:r>
+              <w:rPr>
+                <w:rFonts w:ascii="Consolas" w:hAnsi="Consolas" w:cs="Courier New"/>
+                <w:color w:val="F8F8F2"/>
+                <w:sz w:val="17"/>
+                <w:szCs w:val="17"/>
+              </w:rPr>
+              <w:t>]()</w:t>
+            </w:r>
+          </w:p>
+          <w:p>
+            <w:pPr>
+              <w:pStyle w:val="ad"/>
+              <w:pBdr>
+                <w:top w:val="single" w:sz="6" w:space="2" w:color="888888"/>
+                <w:left w:val="single" w:sz="6" w:space="2" w:color="888888"/>
+                <w:bottom w:val="single" w:sz="6" w:space="2" w:color="888888"/>
+                <w:right w:val="single" w:sz="6" w:space="2" w:color="888888"/>
+              </w:pBdr>
+              <w:shd w:val="clear" w:color="auto" w:fill="2B2B2B"/>
+              <w:tabs>
+                <w:tab w:val="left" w:pos="916"/>
+                <w:tab w:val="left" w:pos="1832"/>
+                <w:tab w:val="left" w:pos="2748"/>
+                <w:tab w:val="left" w:pos="3664"/>
+                <w:tab w:val="left" w:pos="4580"/>
+                <w:tab w:val="left" w:pos="5496"/>
+                <w:tab w:val="left" w:pos="6412"/>
+                <w:tab w:val="left" w:pos="7328"/>
+                <w:tab w:val="left" w:pos="8244"/>
+                <w:tab w:val="left" w:pos="9160"/>
+                <w:tab w:val="left" w:pos="10076"/>
+                <w:tab w:val="left" w:pos="10992"/>
+                <w:tab w:val="left" w:pos="11908"/>
+                <w:tab w:val="left" w:pos="12824"/>
+                <w:tab w:val="left" w:pos="13740"/>
+                <w:tab w:val="left" w:pos="14656"/>
+              </w:tabs>
+              <w:spacing w:before="0" w:beforeAutospacing="0" w:after="0" w:afterAutospacing="0"/>
+              <w:divId w:val="666514842"/>
+              <w:rPr>
+                <w:rFonts w:ascii="Consolas" w:hAnsi="Consolas" w:cs="Courier New"/>
+                <w:color w:val="F8F8F2"/>
+                <w:sz w:val="17"/>
+                <w:szCs w:val="17"/>
+              </w:rPr>
+            </w:pPr>
+            <w:r>
+              <w:rPr>
+                <w:rFonts w:ascii="Consolas" w:hAnsi="Consolas" w:cs="Courier New"/>
+                <w:color w:val="F8F8F2"/>
+                <w:sz w:val="17"/>
+                <w:szCs w:val="17"/>
+              </w:rPr>
+              <w:tab/>
+              <w:t>{</w:t>
+            </w:r>
+          </w:p>
+          <w:p>
+            <w:pPr>
+              <w:pStyle w:val="ad"/>
+              <w:pBdr>
+                <w:top w:val="single" w:sz="6" w:space="2" w:color="888888"/>
+                <w:left w:val="single" w:sz="6" w:space="2" w:color="888888"/>
+                <w:bottom w:val="single" w:sz="6" w:space="2" w:color="888888"/>
+                <w:right w:val="single" w:sz="6" w:space="2" w:color="888888"/>
+              </w:pBdr>
+              <w:shd w:val="clear" w:color="auto" w:fill="2B2B2B"/>
+              <w:tabs>
+                <w:tab w:val="left" w:pos="916"/>
+                <w:tab w:val="left" w:pos="1832"/>
+                <w:tab w:val="left" w:pos="2748"/>
+                <w:tab w:val="left" w:pos="3664"/>
+                <w:tab w:val="left" w:pos="4580"/>
+                <w:tab w:val="left" w:pos="5496"/>
+                <w:tab w:val="left" w:pos="6412"/>
+                <w:tab w:val="left" w:pos="7328"/>
+                <w:tab w:val="left" w:pos="8244"/>
+                <w:tab w:val="left" w:pos="9160"/>
+                <w:tab w:val="left" w:pos="10076"/>
+                <w:tab w:val="left" w:pos="10992"/>
+                <w:tab w:val="left" w:pos="11908"/>
+                <w:tab w:val="left" w:pos="12824"/>
+                <w:tab w:val="left" w:pos="13740"/>
+                <w:tab w:val="left" w:pos="14656"/>
+              </w:tabs>
+              <w:spacing w:before="0" w:beforeAutospacing="0" w:after="0" w:afterAutospacing="0"/>
+              <w:divId w:val="666514842"/>
+              <w:rPr>
+                <w:rFonts w:ascii="Consolas" w:hAnsi="Consolas" w:cs="Courier New"/>
+                <w:color w:val="F8F8F2"/>
+                <w:sz w:val="17"/>
+                <w:szCs w:val="17"/>
+              </w:rPr>
+            </w:pPr>
+            <w:r>
+              <w:rPr>
+                <w:rFonts w:ascii="Consolas" w:hAnsi="Consolas" w:cs="Courier New"/>
+                <w:color w:val="F8F8F2"/>
+                <w:sz w:val="17"/>
+                <w:szCs w:val="17"/>
+              </w:rPr>
+              <w:tab/>
+            </w:r>
+            <w:r>
+              <w:rPr>
+                <w:rFonts w:ascii="Consolas" w:hAnsi="Consolas" w:cs="Courier New"/>
+                <w:color w:val="F8F8F2"/>
+                <w:sz w:val="17"/>
+                <w:szCs w:val="17"/>
+              </w:rPr>
+              <w:tab/>
+            </w:r>
+            <w:r>
+              <w:rPr>
+                <w:rFonts w:ascii="Consolas" w:hAnsi="Consolas" w:cs="Courier New"/>
+                <w:b/>
+                <w:bCs/>
+                <w:color w:val="DCC6E0"/>
+                <w:sz w:val="17"/>
+                <w:szCs w:val="17"/>
+              </w:rPr>
+              <w:t>while</w:t>
+            </w:r>
+            <w:r>
+              <w:rPr>
+                <w:rFonts w:ascii="Consolas" w:hAnsi="Consolas" w:cs="Courier New"/>
+                <w:color w:val="F8F8F2"/>
+                <w:sz w:val="17"/>
+                <w:szCs w:val="17"/>
+              </w:rPr>
+              <w:t xml:space="preserve"> (</w:t>
+            </w:r>
+            <w:r>
+              <w:rPr>
+                <w:rFonts w:ascii="Consolas" w:hAnsi="Consolas" w:cs="Courier New"/>
+                <w:b/>
+                <w:bCs/>
+                <w:color w:val="DCC6E0"/>
+                <w:sz w:val="17"/>
+                <w:szCs w:val="17"/>
+              </w:rPr>
+              <w:t>true</w:t>
+            </w:r>
+            <w:r>
+              <w:rPr>
+                <w:rFonts w:ascii="Consolas" w:hAnsi="Consolas" w:cs="Courier New"/>
+                <w:color w:val="F8F8F2"/>
+                <w:sz w:val="17"/>
+                <w:szCs w:val="17"/>
+              </w:rPr>
+              <w:t>)</w:t>
+            </w:r>
+          </w:p>
+          <w:p>
+            <w:pPr>
+              <w:pStyle w:val="ad"/>
+              <w:pBdr>
+                <w:top w:val="single" w:sz="6" w:space="2" w:color="888888"/>
+                <w:left w:val="single" w:sz="6" w:space="2" w:color="888888"/>
+                <w:bottom w:val="single" w:sz="6" w:space="2" w:color="888888"/>
+                <w:right w:val="single" w:sz="6" w:space="2" w:color="888888"/>
+              </w:pBdr>
+              <w:shd w:val="clear" w:color="auto" w:fill="2B2B2B"/>
+              <w:tabs>
+                <w:tab w:val="left" w:pos="916"/>
+                <w:tab w:val="left" w:pos="1832"/>
+                <w:tab w:val="left" w:pos="2748"/>
+                <w:tab w:val="left" w:pos="3664"/>
+                <w:tab w:val="left" w:pos="4580"/>
+                <w:tab w:val="left" w:pos="5496"/>
+                <w:tab w:val="left" w:pos="6412"/>
+                <w:tab w:val="left" w:pos="7328"/>
+                <w:tab w:val="left" w:pos="8244"/>
+                <w:tab w:val="left" w:pos="9160"/>
+                <w:tab w:val="left" w:pos="10076"/>
+                <w:tab w:val="left" w:pos="10992"/>
+                <w:tab w:val="left" w:pos="11908"/>
+                <w:tab w:val="left" w:pos="12824"/>
+                <w:tab w:val="left" w:pos="13740"/>
+                <w:tab w:val="left" w:pos="14656"/>
+              </w:tabs>
+              <w:spacing w:before="0" w:beforeAutospacing="0" w:after="0" w:afterAutospacing="0"/>
+              <w:divId w:val="666514842"/>
+              <w:rPr>
+                <w:rFonts w:ascii="Consolas" w:hAnsi="Consolas" w:cs="Courier New"/>
+                <w:color w:val="F8F8F2"/>
+                <w:sz w:val="17"/>
+                <w:szCs w:val="17"/>
+              </w:rPr>
+            </w:pPr>
+            <w:r>
+              <w:rPr>
+                <w:rFonts w:ascii="Consolas" w:hAnsi="Consolas" w:cs="Courier New"/>
+                <w:color w:val="F8F8F2"/>
+                <w:sz w:val="17"/>
+                <w:szCs w:val="17"/>
+              </w:rPr>
+              <w:tab/>
+            </w:r>
+            <w:r>
+              <w:rPr>
+                <w:rFonts w:ascii="Consolas" w:hAnsi="Consolas" w:cs="Courier New"/>
+                <w:color w:val="F8F8F2"/>
+                <w:sz w:val="17"/>
+                <w:szCs w:val="17"/>
+              </w:rPr>
+              <w:tab/>
+              <w:t>{</w:t>
+            </w:r>
+          </w:p>
+          <w:p>
+            <w:pPr>
+              <w:pStyle w:val="ad"/>
+              <w:pBdr>
+                <w:top w:val="single" w:sz="6" w:space="2" w:color="888888"/>
+                <w:left w:val="single" w:sz="6" w:space="2" w:color="888888"/>
+                <w:bottom w:val="single" w:sz="6" w:space="2" w:color="888888"/>
+                <w:right w:val="single" w:sz="6" w:space="2" w:color="888888"/>
+              </w:pBdr>
+              <w:shd w:val="clear" w:color="auto" w:fill="2B2B2B"/>
+              <w:tabs>
+                <w:tab w:val="left" w:pos="916"/>
+                <w:tab w:val="left" w:pos="1832"/>
+                <w:tab w:val="left" w:pos="2748"/>
+                <w:tab w:val="left" w:pos="3664"/>
+                <w:tab w:val="left" w:pos="4580"/>
+                <w:tab w:val="left" w:pos="5496"/>
+                <w:tab w:val="left" w:pos="6412"/>
+                <w:tab w:val="left" w:pos="7328"/>
+                <w:tab w:val="left" w:pos="8244"/>
+                <w:tab w:val="left" w:pos="9160"/>
+                <w:tab w:val="left" w:pos="10076"/>
+                <w:tab w:val="left" w:pos="10992"/>
+                <w:tab w:val="left" w:pos="11908"/>
+                <w:tab w:val="left" w:pos="12824"/>
+                <w:tab w:val="left" w:pos="13740"/>
+                <w:tab w:val="left" w:pos="14656"/>
+              </w:tabs>
+              <w:spacing w:before="0" w:beforeAutospacing="0" w:after="0" w:afterAutospacing="0"/>
+              <w:divId w:val="666514842"/>
+              <w:rPr>
+                <w:rFonts w:ascii="Consolas" w:hAnsi="Consolas" w:cs="Courier New"/>
+                <w:color w:val="F8F8F2"/>
+                <w:sz w:val="17"/>
+                <w:szCs w:val="17"/>
+              </w:rPr>
+            </w:pPr>
+            <w:r>
+              <w:rPr>
+                <w:rFonts w:ascii="Consolas" w:hAnsi="Consolas" w:cs="Courier New"/>
+                <w:color w:val="F8F8F2"/>
+                <w:sz w:val="17"/>
+                <w:szCs w:val="17"/>
+              </w:rPr>
+              <w:tab/>
+            </w:r>
+            <w:r>
+              <w:rPr>
+                <w:rFonts w:ascii="Consolas" w:hAnsi="Consolas" w:cs="Courier New"/>
+                <w:color w:val="F8F8F2"/>
+                <w:sz w:val="17"/>
+                <w:szCs w:val="17"/>
+              </w:rPr>
+              <w:tab/>
+            </w:r>
+            <w:r>
+              <w:rPr>
+                <w:rFonts w:ascii="Consolas" w:hAnsi="Consolas" w:cs="Courier New"/>
+                <w:color w:val="F8F8F2"/>
+                <w:sz w:val="17"/>
+                <w:szCs w:val="17"/>
+              </w:rPr>
+              <w:tab/>
+            </w:r>
+            <w:r>
+              <w:rPr>
+                <w:rFonts w:ascii="Consolas" w:hAnsi="Consolas" w:cs="Courier New"/>
+                <w:color w:val="00E0E0"/>
+                <w:sz w:val="17"/>
+                <w:szCs w:val="17"/>
+              </w:rPr>
+              <w:t>UWorld</w:t>
+            </w:r>
+            <w:r>
+              <w:rPr>
+                <w:rFonts w:ascii="Consolas" w:hAnsi="Consolas" w:cs="Courier New"/>
+                <w:color w:val="F8F8F2"/>
+                <w:sz w:val="17"/>
+                <w:szCs w:val="17"/>
+              </w:rPr>
+              <w:t xml:space="preserve">* world = </w:t>
+            </w:r>
+            <w:r>
+              <w:rPr>
+                <w:rFonts w:ascii="Consolas" w:hAnsi="Consolas" w:cs="Courier New"/>
+                <w:color w:val="00E0E0"/>
+                <w:sz w:val="17"/>
+                <w:szCs w:val="17"/>
+              </w:rPr>
+              <w:t>GetWorld</w:t>
+            </w:r>
+            <w:r>
+              <w:rPr>
+                <w:rFonts w:ascii="Consolas" w:hAnsi="Consolas" w:cs="Courier New"/>
+                <w:color w:val="F8F8F2"/>
+                <w:sz w:val="17"/>
+                <w:szCs w:val="17"/>
+              </w:rPr>
+              <w:t>();</w:t>
+            </w:r>
+          </w:p>
+          <w:p>
+            <w:pPr>
+              <w:pStyle w:val="ad"/>
+              <w:pBdr>
+                <w:top w:val="single" w:sz="6" w:space="2" w:color="888888"/>
+                <w:left w:val="single" w:sz="6" w:space="2" w:color="888888"/>
+                <w:bottom w:val="single" w:sz="6" w:space="2" w:color="888888"/>
+                <w:right w:val="single" w:sz="6" w:space="2" w:color="888888"/>
+              </w:pBdr>
+              <w:shd w:val="clear" w:color="auto" w:fill="2B2B2B"/>
+              <w:tabs>
+                <w:tab w:val="left" w:pos="916"/>
+                <w:tab w:val="left" w:pos="1832"/>
+                <w:tab w:val="left" w:pos="2748"/>
+                <w:tab w:val="left" w:pos="3664"/>
+                <w:tab w:val="left" w:pos="4580"/>
+                <w:tab w:val="left" w:pos="5496"/>
+                <w:tab w:val="left" w:pos="6412"/>
+                <w:tab w:val="left" w:pos="7328"/>
+                <w:tab w:val="left" w:pos="8244"/>
+                <w:tab w:val="left" w:pos="9160"/>
+                <w:tab w:val="left" w:pos="10076"/>
+                <w:tab w:val="left" w:pos="10992"/>
+                <w:tab w:val="left" w:pos="11908"/>
+                <w:tab w:val="left" w:pos="12824"/>
+                <w:tab w:val="left" w:pos="13740"/>
+                <w:tab w:val="left" w:pos="14656"/>
+              </w:tabs>
+              <w:spacing w:before="0" w:beforeAutospacing="0" w:after="0" w:afterAutospacing="0"/>
+              <w:divId w:val="666514842"/>
+              <w:rPr>
+                <w:rFonts w:ascii="Consolas" w:hAnsi="Consolas" w:cs="Courier New"/>
+                <w:color w:val="F8F8F2"/>
+                <w:sz w:val="17"/>
+                <w:szCs w:val="17"/>
+              </w:rPr>
+            </w:pPr>
+            <w:r>
+              <w:rPr>
+                <w:rFonts w:ascii="Consolas" w:hAnsi="Consolas" w:cs="Courier New"/>
+                <w:color w:val="F8F8F2"/>
+                <w:sz w:val="17"/>
+                <w:szCs w:val="17"/>
+              </w:rPr>
+              <w:tab/>
+            </w:r>
+            <w:r>
+              <w:rPr>
+                <w:rFonts w:ascii="Consolas" w:hAnsi="Consolas" w:cs="Courier New"/>
+                <w:color w:val="F8F8F2"/>
+                <w:sz w:val="17"/>
+                <w:szCs w:val="17"/>
+              </w:rPr>
+              <w:tab/>
+            </w:r>
+            <w:r>
+              <w:rPr>
+                <w:rFonts w:ascii="Consolas" w:hAnsi="Consolas" w:cs="Courier New"/>
+                <w:color w:val="F8F8F2"/>
+                <w:sz w:val="17"/>
+                <w:szCs w:val="17"/>
+              </w:rPr>
+              <w:tab/>
+            </w:r>
+            <w:r>
+              <w:rPr>
+                <w:rFonts w:ascii="Consolas" w:hAnsi="Consolas" w:cs="Courier New"/>
+                <w:b/>
+                <w:bCs/>
+                <w:color w:val="DCC6E0"/>
+                <w:sz w:val="17"/>
+                <w:szCs w:val="17"/>
+              </w:rPr>
+              <w:t>if</w:t>
+            </w:r>
+            <w:r>
+              <w:rPr>
+                <w:rFonts w:ascii="Consolas" w:hAnsi="Consolas" w:cs="Courier New"/>
+                <w:color w:val="F8F8F2"/>
+                <w:sz w:val="17"/>
+                <w:szCs w:val="17"/>
+              </w:rPr>
+              <w:t xml:space="preserve"> (!world) </w:t>
+            </w:r>
+            <w:r>
+              <w:rPr>
+                <w:rFonts w:ascii="Consolas" w:hAnsi="Consolas" w:cs="Courier New"/>
+                <w:b/>
+                <w:bCs/>
+                <w:color w:val="DCC6E0"/>
+                <w:sz w:val="17"/>
+                <w:szCs w:val="17"/>
+              </w:rPr>
+              <w:t>continue</w:t>
+            </w:r>
+            <w:r>
+              <w:rPr>
+                <w:rFonts w:ascii="Consolas" w:hAnsi="Consolas" w:cs="Courier New"/>
+                <w:color w:val="F8F8F2"/>
+                <w:sz w:val="17"/>
+                <w:szCs w:val="17"/>
+              </w:rPr>
+              <w:t>;</w:t>
+            </w:r>
+          </w:p>
+          <w:p>
+            <w:pPr>
+              <w:pStyle w:val="ad"/>
+              <w:pBdr>
+                <w:top w:val="single" w:sz="6" w:space="2" w:color="888888"/>
+                <w:left w:val="single" w:sz="6" w:space="2" w:color="888888"/>
+                <w:bottom w:val="single" w:sz="6" w:space="2" w:color="888888"/>
+                <w:right w:val="single" w:sz="6" w:space="2" w:color="888888"/>
+              </w:pBdr>
+              <w:shd w:val="clear" w:color="auto" w:fill="2B2B2B"/>
+              <w:tabs>
+                <w:tab w:val="left" w:pos="916"/>
+                <w:tab w:val="left" w:pos="1832"/>
+                <w:tab w:val="left" w:pos="2748"/>
+                <w:tab w:val="left" w:pos="3664"/>
+                <w:tab w:val="left" w:pos="4580"/>
+                <w:tab w:val="left" w:pos="5496"/>
+                <w:tab w:val="left" w:pos="6412"/>
+                <w:tab w:val="left" w:pos="7328"/>
+                <w:tab w:val="left" w:pos="8244"/>
+                <w:tab w:val="left" w:pos="9160"/>
+                <w:tab w:val="left" w:pos="10076"/>
+                <w:tab w:val="left" w:pos="10992"/>
+                <w:tab w:val="left" w:pos="11908"/>
+                <w:tab w:val="left" w:pos="12824"/>
+                <w:tab w:val="left" w:pos="13740"/>
+                <w:tab w:val="left" w:pos="14656"/>
+              </w:tabs>
+              <w:spacing w:before="0" w:beforeAutospacing="0" w:after="0" w:afterAutospacing="0"/>
+              <w:divId w:val="666514842"/>
+              <w:rPr>
+                <w:rFonts w:ascii="Consolas" w:hAnsi="Consolas" w:cs="Courier New"/>
+                <w:color w:val="F8F8F2"/>
+                <w:sz w:val="17"/>
+                <w:szCs w:val="17"/>
+              </w:rPr>
+            </w:pPr>
+            <w:r>
+              <w:rPr>
+                <w:rFonts w:ascii="Consolas" w:hAnsi="Consolas" w:cs="Courier New"/>
+                <w:color w:val="F8F8F2"/>
+                <w:sz w:val="17"/>
+                <w:szCs w:val="17"/>
+              </w:rPr>
+              <w:t> </w:t>
+            </w:r>
+          </w:p>
+          <w:p>
+            <w:pPr>
+              <w:pStyle w:val="ad"/>
+              <w:pBdr>
+                <w:top w:val="single" w:sz="6" w:space="2" w:color="888888"/>
+                <w:left w:val="single" w:sz="6" w:space="2" w:color="888888"/>
+                <w:bottom w:val="single" w:sz="6" w:space="2" w:color="888888"/>
+                <w:right w:val="single" w:sz="6" w:space="2" w:color="888888"/>
+              </w:pBdr>
+              <w:shd w:val="clear" w:color="auto" w:fill="2B2B2B"/>
+              <w:tabs>
+                <w:tab w:val="left" w:pos="916"/>
+                <w:tab w:val="left" w:pos="1832"/>
+                <w:tab w:val="left" w:pos="2748"/>
+                <w:tab w:val="left" w:pos="3664"/>
+                <w:tab w:val="left" w:pos="4580"/>
+                <w:tab w:val="left" w:pos="5496"/>
+                <w:tab w:val="left" w:pos="6412"/>
+                <w:tab w:val="left" w:pos="7328"/>
+                <w:tab w:val="left" w:pos="8244"/>
+                <w:tab w:val="left" w:pos="9160"/>
+                <w:tab w:val="left" w:pos="10076"/>
+                <w:tab w:val="left" w:pos="10992"/>
+                <w:tab w:val="left" w:pos="11908"/>
+                <w:tab w:val="left" w:pos="12824"/>
+                <w:tab w:val="left" w:pos="13740"/>
+                <w:tab w:val="left" w:pos="14656"/>
+              </w:tabs>
+              <w:spacing w:before="0" w:beforeAutospacing="0" w:after="0" w:afterAutospacing="0"/>
+              <w:divId w:val="666514842"/>
+              <w:rPr>
+                <w:rFonts w:ascii="Consolas" w:hAnsi="Consolas" w:cs="Courier New"/>
+                <w:color w:val="F8F8F2"/>
+                <w:sz w:val="17"/>
+                <w:szCs w:val="17"/>
+              </w:rPr>
+            </w:pPr>
+            <w:r>
+              <w:rPr>
+                <w:rFonts w:ascii="Consolas" w:hAnsi="Consolas" w:cs="Courier New"/>
+                <w:color w:val="F8F8F2"/>
+                <w:sz w:val="17"/>
+                <w:szCs w:val="17"/>
+              </w:rPr>
+              <w:tab/>
+            </w:r>
+            <w:r>
+              <w:rPr>
+                <w:rFonts w:ascii="Consolas" w:hAnsi="Consolas" w:cs="Courier New"/>
+                <w:color w:val="F8F8F2"/>
+                <w:sz w:val="17"/>
+                <w:szCs w:val="17"/>
+              </w:rPr>
+              <w:tab/>
+            </w:r>
+            <w:r>
+              <w:rPr>
+                <w:rFonts w:ascii="Consolas" w:hAnsi="Consolas" w:cs="Courier New"/>
+                <w:color w:val="F8F8F2"/>
+                <w:sz w:val="17"/>
+                <w:szCs w:val="17"/>
+              </w:rPr>
+              <w:tab/>
+            </w:r>
+            <w:r>
+              <w:rPr>
+                <w:rFonts w:ascii="Consolas" w:hAnsi="Consolas" w:cs="Courier New"/>
+                <w:color w:val="00E0E0"/>
+                <w:sz w:val="17"/>
+                <w:szCs w:val="17"/>
+              </w:rPr>
+              <w:t>APlayerController</w:t>
+            </w:r>
+            <w:r>
+              <w:rPr>
+                <w:rFonts w:ascii="Consolas" w:hAnsi="Consolas" w:cs="Courier New"/>
+                <w:color w:val="F8F8F2"/>
+                <w:sz w:val="17"/>
+                <w:szCs w:val="17"/>
+              </w:rPr>
+              <w:t>* player = world-&gt;</w:t>
+            </w:r>
+            <w:r>
+              <w:rPr>
+                <w:rFonts w:ascii="Consolas" w:hAnsi="Consolas" w:cs="Courier New"/>
+                <w:color w:val="00E0E0"/>
+                <w:sz w:val="17"/>
+                <w:szCs w:val="17"/>
+              </w:rPr>
+              <w:t>GetFirstPlayerController</w:t>
+            </w:r>
+            <w:r>
+              <w:rPr>
+                <w:rFonts w:ascii="Consolas" w:hAnsi="Consolas" w:cs="Courier New"/>
+                <w:color w:val="F8F8F2"/>
+                <w:sz w:val="17"/>
+                <w:szCs w:val="17"/>
+              </w:rPr>
+              <w:t>();</w:t>
+            </w:r>
+          </w:p>
+          <w:p>
+            <w:pPr>
+              <w:pStyle w:val="ad"/>
+              <w:pBdr>
+                <w:top w:val="single" w:sz="6" w:space="2" w:color="888888"/>
+                <w:left w:val="single" w:sz="6" w:space="2" w:color="888888"/>
+                <w:bottom w:val="single" w:sz="6" w:space="2" w:color="888888"/>
+                <w:right w:val="single" w:sz="6" w:space="2" w:color="888888"/>
+              </w:pBdr>
+              <w:shd w:val="clear" w:color="auto" w:fill="2B2B2B"/>
+              <w:tabs>
+                <w:tab w:val="left" w:pos="916"/>
+                <w:tab w:val="left" w:pos="1832"/>
+                <w:tab w:val="left" w:pos="2748"/>
+                <w:tab w:val="left" w:pos="3664"/>
+                <w:tab w:val="left" w:pos="4580"/>
+                <w:tab w:val="left" w:pos="5496"/>
+                <w:tab w:val="left" w:pos="6412"/>
+                <w:tab w:val="left" w:pos="7328"/>
+                <w:tab w:val="left" w:pos="8244"/>
+                <w:tab w:val="left" w:pos="9160"/>
+                <w:tab w:val="left" w:pos="10076"/>
+                <w:tab w:val="left" w:pos="10992"/>
+                <w:tab w:val="left" w:pos="11908"/>
+                <w:tab w:val="left" w:pos="12824"/>
+                <w:tab w:val="left" w:pos="13740"/>
+                <w:tab w:val="left" w:pos="14656"/>
+              </w:tabs>
+              <w:spacing w:before="0" w:beforeAutospacing="0" w:after="0" w:afterAutospacing="0"/>
+              <w:divId w:val="666514842"/>
+              <w:rPr>
+                <w:rFonts w:ascii="Consolas" w:hAnsi="Consolas" w:cs="Courier New"/>
+                <w:color w:val="F8F8F2"/>
+                <w:sz w:val="17"/>
+                <w:szCs w:val="17"/>
+              </w:rPr>
+            </w:pPr>
+            <w:r>
+              <w:rPr>
+                <w:rFonts w:ascii="Consolas" w:hAnsi="Consolas" w:cs="Courier New"/>
+                <w:color w:val="F8F8F2"/>
+                <w:sz w:val="17"/>
+                <w:szCs w:val="17"/>
+              </w:rPr>
+              <w:tab/>
+            </w:r>
+            <w:r>
+              <w:rPr>
+                <w:rFonts w:ascii="Consolas" w:hAnsi="Consolas" w:cs="Courier New"/>
+                <w:color w:val="F8F8F2"/>
+                <w:sz w:val="17"/>
+                <w:szCs w:val="17"/>
+              </w:rPr>
+              <w:tab/>
+            </w:r>
+            <w:r>
+              <w:rPr>
+                <w:rFonts w:ascii="Consolas" w:hAnsi="Consolas" w:cs="Courier New"/>
+                <w:color w:val="F8F8F2"/>
+                <w:sz w:val="17"/>
+                <w:szCs w:val="17"/>
+              </w:rPr>
+              <w:tab/>
+            </w:r>
+            <w:r>
+              <w:rPr>
+                <w:rFonts w:ascii="Consolas" w:hAnsi="Consolas" w:cs="Courier New"/>
+                <w:b/>
+                <w:bCs/>
+                <w:color w:val="DCC6E0"/>
+                <w:sz w:val="17"/>
+                <w:szCs w:val="17"/>
+              </w:rPr>
+              <w:t>if</w:t>
+            </w:r>
+            <w:r>
+              <w:rPr>
+                <w:rFonts w:ascii="Consolas" w:hAnsi="Consolas" w:cs="Courier New"/>
+                <w:color w:val="F8F8F2"/>
+                <w:sz w:val="17"/>
+                <w:szCs w:val="17"/>
+              </w:rPr>
+              <w:t xml:space="preserve"> (!player) </w:t>
+            </w:r>
+            <w:r>
+              <w:rPr>
+                <w:rFonts w:ascii="Consolas" w:hAnsi="Consolas" w:cs="Courier New"/>
+                <w:b/>
+                <w:bCs/>
+                <w:color w:val="DCC6E0"/>
+                <w:sz w:val="17"/>
+                <w:szCs w:val="17"/>
+              </w:rPr>
+              <w:t>continue</w:t>
+            </w:r>
+            <w:r>
+              <w:rPr>
+                <w:rFonts w:ascii="Consolas" w:hAnsi="Consolas" w:cs="Courier New"/>
+                <w:color w:val="F8F8F2"/>
+                <w:sz w:val="17"/>
+                <w:szCs w:val="17"/>
+              </w:rPr>
+              <w:t>;</w:t>
+            </w:r>
+          </w:p>
+          <w:p>
+            <w:pPr>
+              <w:pStyle w:val="ad"/>
+              <w:pBdr>
+                <w:top w:val="single" w:sz="6" w:space="2" w:color="888888"/>
+                <w:left w:val="single" w:sz="6" w:space="2" w:color="888888"/>
+                <w:bottom w:val="single" w:sz="6" w:space="2" w:color="888888"/>
+                <w:right w:val="single" w:sz="6" w:space="2" w:color="888888"/>
+              </w:pBdr>
+              <w:shd w:val="clear" w:color="auto" w:fill="2B2B2B"/>
+              <w:tabs>
+                <w:tab w:val="left" w:pos="916"/>
+                <w:tab w:val="left" w:pos="1832"/>
+                <w:tab w:val="left" w:pos="2748"/>
+                <w:tab w:val="left" w:pos="3664"/>
+                <w:tab w:val="left" w:pos="4580"/>
+                <w:tab w:val="left" w:pos="5496"/>
+                <w:tab w:val="left" w:pos="6412"/>
+                <w:tab w:val="left" w:pos="7328"/>
+                <w:tab w:val="left" w:pos="8244"/>
+                <w:tab w:val="left" w:pos="9160"/>
+                <w:tab w:val="left" w:pos="10076"/>
+                <w:tab w:val="left" w:pos="10992"/>
+                <w:tab w:val="left" w:pos="11908"/>
+                <w:tab w:val="left" w:pos="12824"/>
+                <w:tab w:val="left" w:pos="13740"/>
+                <w:tab w:val="left" w:pos="14656"/>
+              </w:tabs>
+              <w:spacing w:before="0" w:beforeAutospacing="0" w:after="0" w:afterAutospacing="0"/>
+              <w:divId w:val="666514842"/>
+              <w:rPr>
+                <w:rFonts w:ascii="Consolas" w:hAnsi="Consolas" w:cs="Courier New"/>
+                <w:color w:val="F8F8F2"/>
+                <w:sz w:val="17"/>
+                <w:szCs w:val="17"/>
+              </w:rPr>
+            </w:pPr>
+            <w:r>
+              <w:rPr>
+                <w:rFonts w:ascii="Consolas" w:hAnsi="Consolas" w:cs="Courier New"/>
+                <w:color w:val="F8F8F2"/>
+                <w:sz w:val="17"/>
+                <w:szCs w:val="17"/>
+              </w:rPr>
+              <w:t> </w:t>
+            </w:r>
+          </w:p>
+          <w:p>
+            <w:pPr>
+              <w:pStyle w:val="ad"/>
+              <w:pBdr>
+                <w:top w:val="single" w:sz="6" w:space="2" w:color="888888"/>
+                <w:left w:val="single" w:sz="6" w:space="2" w:color="888888"/>
+                <w:bottom w:val="single" w:sz="6" w:space="2" w:color="888888"/>
+                <w:right w:val="single" w:sz="6" w:space="2" w:color="888888"/>
+              </w:pBdr>
+              <w:shd w:val="clear" w:color="auto" w:fill="2B2B2B"/>
+              <w:tabs>
+                <w:tab w:val="left" w:pos="916"/>
+                <w:tab w:val="left" w:pos="1832"/>
+                <w:tab w:val="left" w:pos="2748"/>
+                <w:tab w:val="left" w:pos="3664"/>
+                <w:tab w:val="left" w:pos="4580"/>
+                <w:tab w:val="left" w:pos="5496"/>
+                <w:tab w:val="left" w:pos="6412"/>
+                <w:tab w:val="left" w:pos="7328"/>
+                <w:tab w:val="left" w:pos="8244"/>
+                <w:tab w:val="left" w:pos="9160"/>
+                <w:tab w:val="left" w:pos="10076"/>
+                <w:tab w:val="left" w:pos="10992"/>
+                <w:tab w:val="left" w:pos="11908"/>
+                <w:tab w:val="left" w:pos="12824"/>
+                <w:tab w:val="left" w:pos="13740"/>
+                <w:tab w:val="left" w:pos="14656"/>
+              </w:tabs>
+              <w:spacing w:before="0" w:beforeAutospacing="0" w:after="0" w:afterAutospacing="0"/>
+              <w:divId w:val="666514842"/>
+              <w:rPr>
+                <w:rFonts w:ascii="Consolas" w:hAnsi="Consolas" w:cs="Courier New"/>
+                <w:color w:val="F8F8F2"/>
+                <w:sz w:val="17"/>
+                <w:szCs w:val="17"/>
+              </w:rPr>
+            </w:pPr>
+            <w:r>
+              <w:rPr>
+                <w:rFonts w:ascii="Consolas" w:hAnsi="Consolas" w:cs="Courier New"/>
+                <w:color w:val="F8F8F2"/>
+                <w:sz w:val="17"/>
+                <w:szCs w:val="17"/>
+              </w:rPr>
+              <w:tab/>
+            </w:r>
+            <w:r>
+              <w:rPr>
+                <w:rFonts w:ascii="Consolas" w:hAnsi="Consolas" w:cs="Courier New"/>
+                <w:color w:val="F8F8F2"/>
+                <w:sz w:val="17"/>
+                <w:szCs w:val="17"/>
+              </w:rPr>
+              <w:tab/>
+            </w:r>
+            <w:r>
+              <w:rPr>
+                <w:rFonts w:ascii="Consolas" w:hAnsi="Consolas" w:cs="Courier New"/>
+                <w:color w:val="F8F8F2"/>
+                <w:sz w:val="17"/>
+                <w:szCs w:val="17"/>
+              </w:rPr>
+              <w:tab/>
+            </w:r>
+            <w:r>
+              <w:rPr>
+                <w:rFonts w:ascii="Consolas" w:hAnsi="Consolas" w:cs="Courier New"/>
+                <w:color w:val="00E0E0"/>
+                <w:sz w:val="17"/>
+                <w:szCs w:val="17"/>
+              </w:rPr>
+              <w:t>APawn</w:t>
+            </w:r>
+            <w:r>
+              <w:rPr>
+                <w:rFonts w:ascii="Consolas" w:hAnsi="Consolas" w:cs="Courier New"/>
+                <w:color w:val="F8F8F2"/>
+                <w:sz w:val="17"/>
+                <w:szCs w:val="17"/>
+              </w:rPr>
+              <w:t>* pawn = player-&gt;</w:t>
+            </w:r>
+            <w:r>
+              <w:rPr>
+                <w:rFonts w:ascii="Consolas" w:hAnsi="Consolas" w:cs="Courier New"/>
+                <w:color w:val="00E0E0"/>
+                <w:sz w:val="17"/>
+                <w:szCs w:val="17"/>
+              </w:rPr>
+              <w:t>GetPawn</w:t>
+            </w:r>
+            <w:r>
+              <w:rPr>
+                <w:rFonts w:ascii="Consolas" w:hAnsi="Consolas" w:cs="Courier New"/>
+                <w:color w:val="F8F8F2"/>
+                <w:sz w:val="17"/>
+                <w:szCs w:val="17"/>
+              </w:rPr>
+              <w:t>();</w:t>
+            </w:r>
+          </w:p>
+          <w:p>
+            <w:pPr>
+              <w:pStyle w:val="ad"/>
+              <w:pBdr>
+                <w:top w:val="single" w:sz="6" w:space="2" w:color="888888"/>
+                <w:left w:val="single" w:sz="6" w:space="2" w:color="888888"/>
+                <w:bottom w:val="single" w:sz="6" w:space="2" w:color="888888"/>
+                <w:right w:val="single" w:sz="6" w:space="2" w:color="888888"/>
+              </w:pBdr>
+              <w:shd w:val="clear" w:color="auto" w:fill="2B2B2B"/>
+              <w:tabs>
+                <w:tab w:val="left" w:pos="916"/>
+                <w:tab w:val="left" w:pos="1832"/>
+                <w:tab w:val="left" w:pos="2748"/>
+                <w:tab w:val="left" w:pos="3664"/>
+                <w:tab w:val="left" w:pos="4580"/>
+                <w:tab w:val="left" w:pos="5496"/>
+                <w:tab w:val="left" w:pos="6412"/>
+                <w:tab w:val="left" w:pos="7328"/>
+                <w:tab w:val="left" w:pos="8244"/>
+                <w:tab w:val="left" w:pos="9160"/>
+                <w:tab w:val="left" w:pos="10076"/>
+                <w:tab w:val="left" w:pos="10992"/>
+                <w:tab w:val="left" w:pos="11908"/>
+                <w:tab w:val="left" w:pos="12824"/>
+                <w:tab w:val="left" w:pos="13740"/>
+                <w:tab w:val="left" w:pos="14656"/>
+              </w:tabs>
+              <w:spacing w:before="0" w:beforeAutospacing="0" w:after="0" w:afterAutospacing="0"/>
+              <w:divId w:val="666514842"/>
+              <w:rPr>
+                <w:rFonts w:ascii="Consolas" w:hAnsi="Consolas" w:cs="Courier New"/>
+                <w:color w:val="F8F8F2"/>
+                <w:sz w:val="17"/>
+                <w:szCs w:val="17"/>
+              </w:rPr>
+            </w:pPr>
+            <w:r>
+              <w:rPr>
+                <w:rFonts w:ascii="Consolas" w:hAnsi="Consolas" w:cs="Courier New"/>
+                <w:color w:val="F8F8F2"/>
+                <w:sz w:val="17"/>
+                <w:szCs w:val="17"/>
+              </w:rPr>
+              <w:tab/>
+            </w:r>
+            <w:r>
+              <w:rPr>
+                <w:rFonts w:ascii="Consolas" w:hAnsi="Consolas" w:cs="Courier New"/>
+                <w:color w:val="F8F8F2"/>
+                <w:sz w:val="17"/>
+                <w:szCs w:val="17"/>
+              </w:rPr>
+              <w:tab/>
+            </w:r>
+            <w:r>
+              <w:rPr>
+                <w:rFonts w:ascii="Consolas" w:hAnsi="Consolas" w:cs="Courier New"/>
+                <w:color w:val="F8F8F2"/>
+                <w:sz w:val="17"/>
+                <w:szCs w:val="17"/>
+              </w:rPr>
+              <w:tab/>
+            </w:r>
+            <w:r>
+              <w:rPr>
+                <w:rFonts w:ascii="Consolas" w:hAnsi="Consolas" w:cs="Courier New"/>
+                <w:b/>
+                <w:bCs/>
+                <w:color w:val="DCC6E0"/>
+                <w:sz w:val="17"/>
+                <w:szCs w:val="17"/>
+              </w:rPr>
+              <w:t>if</w:t>
+            </w:r>
+            <w:r>
+              <w:rPr>
+                <w:rFonts w:ascii="Consolas" w:hAnsi="Consolas" w:cs="Courier New"/>
+                <w:color w:val="F8F8F2"/>
+                <w:sz w:val="17"/>
+                <w:szCs w:val="17"/>
+              </w:rPr>
+              <w:t xml:space="preserve"> (!pawn) </w:t>
+            </w:r>
+            <w:r>
+              <w:rPr>
+                <w:rFonts w:ascii="Consolas" w:hAnsi="Consolas" w:cs="Courier New"/>
+                <w:b/>
+                <w:bCs/>
+                <w:color w:val="DCC6E0"/>
+                <w:sz w:val="17"/>
+                <w:szCs w:val="17"/>
+              </w:rPr>
+              <w:t>continue</w:t>
+            </w:r>
+            <w:r>
+              <w:rPr>
+                <w:rFonts w:ascii="Consolas" w:hAnsi="Consolas" w:cs="Courier New"/>
+                <w:color w:val="F8F8F2"/>
+                <w:sz w:val="17"/>
+                <w:szCs w:val="17"/>
+              </w:rPr>
+              <w:t>;</w:t>
+            </w:r>
+          </w:p>
+          <w:p>
+            <w:pPr>
+              <w:pStyle w:val="ad"/>
+              <w:pBdr>
+                <w:top w:val="single" w:sz="6" w:space="2" w:color="888888"/>
+                <w:left w:val="single" w:sz="6" w:space="2" w:color="888888"/>
+                <w:bottom w:val="single" w:sz="6" w:space="2" w:color="888888"/>
+                <w:right w:val="single" w:sz="6" w:space="2" w:color="888888"/>
+              </w:pBdr>
+              <w:shd w:val="clear" w:color="auto" w:fill="2B2B2B"/>
+              <w:tabs>
+                <w:tab w:val="left" w:pos="916"/>
+                <w:tab w:val="left" w:pos="1832"/>
+                <w:tab w:val="left" w:pos="2748"/>
+                <w:tab w:val="left" w:pos="3664"/>
+                <w:tab w:val="left" w:pos="4580"/>
+                <w:tab w:val="left" w:pos="5496"/>
+                <w:tab w:val="left" w:pos="6412"/>
+                <w:tab w:val="left" w:pos="7328"/>
+                <w:tab w:val="left" w:pos="8244"/>
+                <w:tab w:val="left" w:pos="9160"/>
+                <w:tab w:val="left" w:pos="10076"/>
+                <w:tab w:val="left" w:pos="10992"/>
+                <w:tab w:val="left" w:pos="11908"/>
+                <w:tab w:val="left" w:pos="12824"/>
+                <w:tab w:val="left" w:pos="13740"/>
+                <w:tab w:val="left" w:pos="14656"/>
+              </w:tabs>
+              <w:spacing w:before="0" w:beforeAutospacing="0" w:after="0" w:afterAutospacing="0"/>
+              <w:divId w:val="666514842"/>
+              <w:rPr>
+                <w:rFonts w:ascii="Consolas" w:hAnsi="Consolas" w:cs="Courier New"/>
+                <w:color w:val="F8F8F2"/>
+                <w:sz w:val="17"/>
+                <w:szCs w:val="17"/>
+              </w:rPr>
+            </w:pPr>
+            <w:r>
+              <w:rPr>
+                <w:rFonts w:ascii="Consolas" w:hAnsi="Consolas" w:cs="Courier New"/>
+                <w:color w:val="F8F8F2"/>
+                <w:sz w:val="17"/>
+                <w:szCs w:val="17"/>
+              </w:rPr>
+              <w:t> </w:t>
+            </w:r>
+          </w:p>
+          <w:p>
+            <w:pPr>
+              <w:pStyle w:val="ad"/>
+              <w:pBdr>
+                <w:top w:val="single" w:sz="6" w:space="2" w:color="888888"/>
+                <w:left w:val="single" w:sz="6" w:space="2" w:color="888888"/>
+                <w:bottom w:val="single" w:sz="6" w:space="2" w:color="888888"/>
+                <w:right w:val="single" w:sz="6" w:space="2" w:color="888888"/>
+              </w:pBdr>
+              <w:shd w:val="clear" w:color="auto" w:fill="2B2B2B"/>
+              <w:tabs>
+                <w:tab w:val="left" w:pos="916"/>
+                <w:tab w:val="left" w:pos="1832"/>
+                <w:tab w:val="left" w:pos="2748"/>
+                <w:tab w:val="left" w:pos="3664"/>
+                <w:tab w:val="left" w:pos="4580"/>
+                <w:tab w:val="left" w:pos="5496"/>
+                <w:tab w:val="left" w:pos="6412"/>
+                <w:tab w:val="left" w:pos="7328"/>
+                <w:tab w:val="left" w:pos="8244"/>
+                <w:tab w:val="left" w:pos="9160"/>
+                <w:tab w:val="left" w:pos="10076"/>
+                <w:tab w:val="left" w:pos="10992"/>
+                <w:tab w:val="left" w:pos="11908"/>
+                <w:tab w:val="left" w:pos="12824"/>
+                <w:tab w:val="left" w:pos="13740"/>
+                <w:tab w:val="left" w:pos="14656"/>
+              </w:tabs>
+              <w:spacing w:before="0" w:beforeAutospacing="0" w:after="0" w:afterAutospacing="0"/>
+              <w:divId w:val="666514842"/>
+              <w:rPr>
+                <w:rFonts w:ascii="Consolas" w:hAnsi="Consolas" w:cs="Courier New"/>
+                <w:color w:val="F8F8F2"/>
+                <w:sz w:val="17"/>
+                <w:szCs w:val="17"/>
+              </w:rPr>
+            </w:pPr>
+            <w:r>
+              <w:rPr>
+                <w:rFonts w:ascii="Consolas" w:hAnsi="Consolas" w:cs="Courier New"/>
+                <w:color w:val="F8F8F2"/>
+                <w:sz w:val="17"/>
+                <w:szCs w:val="17"/>
+              </w:rPr>
+              <w:tab/>
+            </w:r>
+            <w:r>
+              <w:rPr>
+                <w:rFonts w:ascii="Consolas" w:hAnsi="Consolas" w:cs="Courier New"/>
+                <w:color w:val="F8F8F2"/>
+                <w:sz w:val="17"/>
+                <w:szCs w:val="17"/>
+              </w:rPr>
+              <w:tab/>
+            </w:r>
+            <w:r>
+              <w:rPr>
+                <w:rFonts w:ascii="Consolas" w:hAnsi="Consolas" w:cs="Courier New"/>
+                <w:color w:val="F8F8F2"/>
+                <w:sz w:val="17"/>
+                <w:szCs w:val="17"/>
+              </w:rPr>
+              <w:tab/>
+            </w:r>
+            <w:r>
+              <w:rPr>
+                <w:rFonts w:ascii="Consolas" w:hAnsi="Consolas" w:cs="Courier New"/>
+                <w:color w:val="00E0E0"/>
+                <w:sz w:val="17"/>
+                <w:szCs w:val="17"/>
+              </w:rPr>
+              <w:t>FVector</w:t>
+            </w:r>
+            <w:r>
+              <w:rPr>
+                <w:rFonts w:ascii="Consolas" w:hAnsi="Consolas" w:cs="Courier New"/>
+                <w:color w:val="F8F8F2"/>
+                <w:sz w:val="17"/>
+                <w:szCs w:val="17"/>
+              </w:rPr>
+              <w:t xml:space="preserve"> pos = pawn-&gt;</w:t>
+            </w:r>
+            <w:r>
+              <w:rPr>
+                <w:rFonts w:ascii="Consolas" w:hAnsi="Consolas" w:cs="Courier New"/>
+                <w:color w:val="00E0E0"/>
+                <w:sz w:val="17"/>
+                <w:szCs w:val="17"/>
+              </w:rPr>
+              <w:t>GetActorLocation</w:t>
+            </w:r>
+            <w:r>
+              <w:rPr>
+                <w:rFonts w:ascii="Consolas" w:hAnsi="Consolas" w:cs="Courier New"/>
+                <w:color w:val="F8F8F2"/>
+                <w:sz w:val="17"/>
+                <w:szCs w:val="17"/>
+              </w:rPr>
+              <w:t>();</w:t>
+            </w:r>
+          </w:p>
+          <w:p>
+            <w:pPr>
+              <w:pStyle w:val="ad"/>
+              <w:pBdr>
+                <w:top w:val="single" w:sz="6" w:space="2" w:color="888888"/>
+                <w:left w:val="single" w:sz="6" w:space="2" w:color="888888"/>
+                <w:bottom w:val="single" w:sz="6" w:space="2" w:color="888888"/>
+                <w:right w:val="single" w:sz="6" w:space="2" w:color="888888"/>
+              </w:pBdr>
+              <w:shd w:val="clear" w:color="auto" w:fill="2B2B2B"/>
+              <w:tabs>
+                <w:tab w:val="left" w:pos="916"/>
+                <w:tab w:val="left" w:pos="1832"/>
+                <w:tab w:val="left" w:pos="2748"/>
+                <w:tab w:val="left" w:pos="3664"/>
+                <w:tab w:val="left" w:pos="4580"/>
+                <w:tab w:val="left" w:pos="5496"/>
+                <w:tab w:val="left" w:pos="6412"/>
+                <w:tab w:val="left" w:pos="7328"/>
+                <w:tab w:val="left" w:pos="8244"/>
+                <w:tab w:val="left" w:pos="9160"/>
+                <w:tab w:val="left" w:pos="10076"/>
+                <w:tab w:val="left" w:pos="10992"/>
+                <w:tab w:val="left" w:pos="11908"/>
+                <w:tab w:val="left" w:pos="12824"/>
+                <w:tab w:val="left" w:pos="13740"/>
+                <w:tab w:val="left" w:pos="14656"/>
+              </w:tabs>
+              <w:spacing w:before="0" w:beforeAutospacing="0" w:after="0" w:afterAutospacing="0"/>
+              <w:divId w:val="666514842"/>
+              <w:rPr>
+                <w:rFonts w:ascii="Consolas" w:hAnsi="Consolas" w:cs="Courier New"/>
+                <w:color w:val="F8F8F2"/>
+                <w:sz w:val="17"/>
+                <w:szCs w:val="17"/>
+              </w:rPr>
+            </w:pPr>
+            <w:r>
+              <w:rPr>
+                <w:rFonts w:ascii="Consolas" w:hAnsi="Consolas" w:cs="Courier New"/>
+                <w:color w:val="F8F8F2"/>
+                <w:sz w:val="17"/>
+                <w:szCs w:val="17"/>
+              </w:rPr>
+              <w:t> </w:t>
+            </w:r>
+          </w:p>
+          <w:p>
+            <w:pPr>
+              <w:pStyle w:val="ad"/>
+              <w:pBdr>
+                <w:top w:val="single" w:sz="6" w:space="2" w:color="888888"/>
+                <w:left w:val="single" w:sz="6" w:space="2" w:color="888888"/>
+                <w:bottom w:val="single" w:sz="6" w:space="2" w:color="888888"/>
+                <w:right w:val="single" w:sz="6" w:space="2" w:color="888888"/>
+              </w:pBdr>
+              <w:shd w:val="clear" w:color="auto" w:fill="2B2B2B"/>
+              <w:tabs>
+                <w:tab w:val="left" w:pos="916"/>
+                <w:tab w:val="left" w:pos="1832"/>
+                <w:tab w:val="left" w:pos="2748"/>
+                <w:tab w:val="left" w:pos="3664"/>
+                <w:tab w:val="left" w:pos="4580"/>
+                <w:tab w:val="left" w:pos="5496"/>
+                <w:tab w:val="left" w:pos="6412"/>
+                <w:tab w:val="left" w:pos="7328"/>
+                <w:tab w:val="left" w:pos="8244"/>
+                <w:tab w:val="left" w:pos="9160"/>
+                <w:tab w:val="left" w:pos="10076"/>
+                <w:tab w:val="left" w:pos="10992"/>
+                <w:tab w:val="left" w:pos="11908"/>
+                <w:tab w:val="left" w:pos="12824"/>
+                <w:tab w:val="left" w:pos="13740"/>
+                <w:tab w:val="left" w:pos="14656"/>
+              </w:tabs>
+              <w:spacing w:before="0" w:beforeAutospacing="0" w:after="0" w:afterAutospacing="0"/>
+              <w:divId w:val="666514842"/>
+              <w:rPr>
+                <w:rFonts w:ascii="Consolas" w:hAnsi="Consolas" w:cs="Courier New"/>
+                <w:color w:val="F8F8F2"/>
+                <w:sz w:val="17"/>
+                <w:szCs w:val="17"/>
+              </w:rPr>
+            </w:pPr>
+            <w:r>
+              <w:rPr>
+                <w:rFonts w:ascii="Consolas" w:hAnsi="Consolas" w:cs="Courier New"/>
+                <w:color w:val="F8F8F2"/>
+                <w:sz w:val="17"/>
+                <w:szCs w:val="17"/>
+              </w:rPr>
+              <w:tab/>
+            </w:r>
+            <w:r>
+              <w:rPr>
+                <w:rFonts w:ascii="Consolas" w:hAnsi="Consolas" w:cs="Courier New"/>
+                <w:color w:val="F8F8F2"/>
+                <w:sz w:val="17"/>
+                <w:szCs w:val="17"/>
+              </w:rPr>
+              <w:tab/>
+            </w:r>
+            <w:r>
+              <w:rPr>
+                <w:rFonts w:ascii="Consolas" w:hAnsi="Consolas" w:cs="Courier New"/>
+                <w:color w:val="F8F8F2"/>
+                <w:sz w:val="17"/>
+                <w:szCs w:val="17"/>
+              </w:rPr>
+              <w:tab/>
+            </w:r>
+            <w:r>
+              <w:rPr>
+                <w:rFonts w:ascii="Consolas" w:hAnsi="Consolas" w:cs="Courier New"/>
+                <w:b/>
+                <w:bCs/>
+                <w:color w:val="DCC6E0"/>
+                <w:sz w:val="17"/>
+                <w:szCs w:val="17"/>
+              </w:rPr>
+              <w:t>char</w:t>
+            </w:r>
+            <w:r>
+              <w:rPr>
+                <w:rFonts w:ascii="Consolas" w:hAnsi="Consolas" w:cs="Courier New"/>
+                <w:color w:val="F8F8F2"/>
+                <w:sz w:val="17"/>
+                <w:szCs w:val="17"/>
+              </w:rPr>
+              <w:t xml:space="preserve"> buf[BUFSIZE];</w:t>
+            </w:r>
+          </w:p>
+          <w:p>
+            <w:pPr>
+              <w:pStyle w:val="ad"/>
+              <w:pBdr>
+                <w:top w:val="single" w:sz="6" w:space="2" w:color="888888"/>
+                <w:left w:val="single" w:sz="6" w:space="2" w:color="888888"/>
+                <w:bottom w:val="single" w:sz="6" w:space="2" w:color="888888"/>
+                <w:right w:val="single" w:sz="6" w:space="2" w:color="888888"/>
+              </w:pBdr>
+              <w:shd w:val="clear" w:color="auto" w:fill="2B2B2B"/>
+              <w:tabs>
+                <w:tab w:val="left" w:pos="916"/>
+                <w:tab w:val="left" w:pos="1832"/>
+                <w:tab w:val="left" w:pos="2748"/>
+                <w:tab w:val="left" w:pos="3664"/>
+                <w:tab w:val="left" w:pos="4580"/>
+                <w:tab w:val="left" w:pos="5496"/>
+                <w:tab w:val="left" w:pos="6412"/>
+                <w:tab w:val="left" w:pos="7328"/>
+                <w:tab w:val="left" w:pos="8244"/>
+                <w:tab w:val="left" w:pos="9160"/>
+                <w:tab w:val="left" w:pos="10076"/>
+                <w:tab w:val="left" w:pos="10992"/>
+                <w:tab w:val="left" w:pos="11908"/>
+                <w:tab w:val="left" w:pos="12824"/>
+                <w:tab w:val="left" w:pos="13740"/>
+                <w:tab w:val="left" w:pos="14656"/>
+              </w:tabs>
+              <w:spacing w:before="0" w:beforeAutospacing="0" w:after="0" w:afterAutospacing="0"/>
+              <w:divId w:val="666514842"/>
+              <w:rPr>
+                <w:rFonts w:ascii="Consolas" w:hAnsi="Consolas" w:cs="Courier New"/>
+                <w:color w:val="F8F8F2"/>
+                <w:sz w:val="17"/>
+                <w:szCs w:val="17"/>
+              </w:rPr>
+            </w:pPr>
+            <w:r>
+              <w:rPr>
+                <w:rFonts w:ascii="Consolas" w:hAnsi="Consolas" w:cs="Courier New"/>
+                <w:color w:val="F8F8F2"/>
+                <w:sz w:val="17"/>
+                <w:szCs w:val="17"/>
+              </w:rPr>
+              <w:tab/>
+            </w:r>
+            <w:r>
+              <w:rPr>
+                <w:rFonts w:ascii="Consolas" w:hAnsi="Consolas" w:cs="Courier New"/>
+                <w:color w:val="F8F8F2"/>
+                <w:sz w:val="17"/>
+                <w:szCs w:val="17"/>
+              </w:rPr>
+              <w:tab/>
+            </w:r>
+            <w:r>
+              <w:rPr>
+                <w:rFonts w:ascii="Consolas" w:hAnsi="Consolas" w:cs="Courier New"/>
+                <w:color w:val="F8F8F2"/>
+                <w:sz w:val="17"/>
+                <w:szCs w:val="17"/>
+              </w:rPr>
+              <w:tab/>
+              <w:t xml:space="preserve">sprintf_s(buf, </w:t>
+            </w:r>
+            <w:r>
+              <w:rPr>
+                <w:rFonts w:ascii="Consolas" w:hAnsi="Consolas" w:cs="Courier New"/>
+                <w:b/>
+                <w:bCs/>
+                <w:color w:val="DCC6E0"/>
+                <w:sz w:val="17"/>
+                <w:szCs w:val="17"/>
+              </w:rPr>
+              <w:t>sizeof</w:t>
+            </w:r>
+            <w:r>
+              <w:rPr>
+                <w:rFonts w:ascii="Consolas" w:hAnsi="Consolas" w:cs="Courier New"/>
+                <w:color w:val="F8F8F2"/>
+                <w:sz w:val="17"/>
+                <w:szCs w:val="17"/>
+              </w:rPr>
+              <w:t xml:space="preserve">(buf), </w:t>
+            </w:r>
+            <w:r>
+              <w:rPr>
+                <w:rFonts w:ascii="Consolas" w:hAnsi="Consolas" w:cs="Courier New"/>
+                <w:color w:val="ABE338"/>
+                <w:sz w:val="17"/>
+                <w:szCs w:val="17"/>
+              </w:rPr>
+              <w:t>"%.2f %.2f %.2f"</w:t>
+            </w:r>
+            <w:r>
+              <w:rPr>
+                <w:rFonts w:ascii="Consolas" w:hAnsi="Consolas" w:cs="Courier New"/>
+                <w:color w:val="F8F8F2"/>
+                <w:sz w:val="17"/>
+                <w:szCs w:val="17"/>
+              </w:rPr>
+              <w:t>, pos.X, pos.Y, pos.Z);</w:t>
+            </w:r>
+          </w:p>
+          <w:p>
+            <w:pPr>
+              <w:pStyle w:val="ad"/>
+              <w:pBdr>
+                <w:top w:val="single" w:sz="6" w:space="2" w:color="888888"/>
+                <w:left w:val="single" w:sz="6" w:space="2" w:color="888888"/>
+                <w:bottom w:val="single" w:sz="6" w:space="2" w:color="888888"/>
+                <w:right w:val="single" w:sz="6" w:space="2" w:color="888888"/>
+              </w:pBdr>
+              <w:shd w:val="clear" w:color="auto" w:fill="2B2B2B"/>
+              <w:tabs>
+                <w:tab w:val="left" w:pos="916"/>
+                <w:tab w:val="left" w:pos="1832"/>
+                <w:tab w:val="left" w:pos="2748"/>
+                <w:tab w:val="left" w:pos="3664"/>
+                <w:tab w:val="left" w:pos="4580"/>
+                <w:tab w:val="left" w:pos="5496"/>
+                <w:tab w:val="left" w:pos="6412"/>
+                <w:tab w:val="left" w:pos="7328"/>
+                <w:tab w:val="left" w:pos="8244"/>
+                <w:tab w:val="left" w:pos="9160"/>
+                <w:tab w:val="left" w:pos="10076"/>
+                <w:tab w:val="left" w:pos="10992"/>
+                <w:tab w:val="left" w:pos="11908"/>
+                <w:tab w:val="left" w:pos="12824"/>
+                <w:tab w:val="left" w:pos="13740"/>
+                <w:tab w:val="left" w:pos="14656"/>
+              </w:tabs>
+              <w:spacing w:before="0" w:beforeAutospacing="0" w:after="0" w:afterAutospacing="0"/>
+              <w:divId w:val="666514842"/>
+              <w:rPr>
+                <w:rFonts w:ascii="Consolas" w:hAnsi="Consolas" w:cs="Courier New"/>
+                <w:color w:val="F8F8F2"/>
+                <w:sz w:val="17"/>
+                <w:szCs w:val="17"/>
+              </w:rPr>
+            </w:pPr>
+            <w:r>
+              <w:rPr>
+                <w:rFonts w:ascii="Consolas" w:hAnsi="Consolas" w:cs="Courier New"/>
+                <w:color w:val="F8F8F2"/>
+                <w:sz w:val="17"/>
+                <w:szCs w:val="17"/>
+              </w:rPr>
+              <w:t> </w:t>
+            </w:r>
+          </w:p>
+          <w:p>
+            <w:pPr>
+              <w:pStyle w:val="ad"/>
+              <w:pBdr>
+                <w:top w:val="single" w:sz="6" w:space="2" w:color="888888"/>
+                <w:left w:val="single" w:sz="6" w:space="2" w:color="888888"/>
+                <w:bottom w:val="single" w:sz="6" w:space="2" w:color="888888"/>
+                <w:right w:val="single" w:sz="6" w:space="2" w:color="888888"/>
+              </w:pBdr>
+              <w:shd w:val="clear" w:color="auto" w:fill="2B2B2B"/>
+              <w:tabs>
+                <w:tab w:val="left" w:pos="916"/>
+                <w:tab w:val="left" w:pos="1832"/>
+                <w:tab w:val="left" w:pos="2748"/>
+                <w:tab w:val="left" w:pos="3664"/>
+                <w:tab w:val="left" w:pos="4580"/>
+                <w:tab w:val="left" w:pos="5496"/>
+                <w:tab w:val="left" w:pos="6412"/>
+                <w:tab w:val="left" w:pos="7328"/>
+                <w:tab w:val="left" w:pos="8244"/>
+                <w:tab w:val="left" w:pos="9160"/>
+                <w:tab w:val="left" w:pos="10076"/>
+                <w:tab w:val="left" w:pos="10992"/>
+                <w:tab w:val="left" w:pos="11908"/>
+                <w:tab w:val="left" w:pos="12824"/>
+                <w:tab w:val="left" w:pos="13740"/>
+                <w:tab w:val="left" w:pos="14656"/>
+              </w:tabs>
+              <w:spacing w:before="0" w:beforeAutospacing="0" w:after="0" w:afterAutospacing="0"/>
+              <w:divId w:val="666514842"/>
+              <w:rPr>
+                <w:rFonts w:ascii="Consolas" w:hAnsi="Consolas" w:cs="Courier New"/>
+                <w:color w:val="F8F8F2"/>
+                <w:sz w:val="17"/>
+                <w:szCs w:val="17"/>
+              </w:rPr>
+            </w:pPr>
+            <w:r>
+              <w:rPr>
+                <w:rFonts w:ascii="Consolas" w:hAnsi="Consolas" w:cs="Courier New"/>
+                <w:color w:val="F8F8F2"/>
+                <w:sz w:val="17"/>
+                <w:szCs w:val="17"/>
+              </w:rPr>
+              <w:tab/>
+            </w:r>
+            <w:r>
+              <w:rPr>
+                <w:rFonts w:ascii="Consolas" w:hAnsi="Consolas" w:cs="Courier New"/>
+                <w:color w:val="F8F8F2"/>
+                <w:sz w:val="17"/>
+                <w:szCs w:val="17"/>
+              </w:rPr>
+              <w:tab/>
+            </w:r>
+            <w:r>
+              <w:rPr>
+                <w:rFonts w:ascii="Consolas" w:hAnsi="Consolas" w:cs="Courier New"/>
+                <w:color w:val="F8F8F2"/>
+                <w:sz w:val="17"/>
+                <w:szCs w:val="17"/>
+              </w:rPr>
+              <w:tab/>
+            </w:r>
+            <w:r>
+              <w:rPr>
+                <w:rFonts w:ascii="Consolas" w:hAnsi="Consolas" w:cs="Courier New"/>
+                <w:color w:val="D4D0AB"/>
+                <w:sz w:val="17"/>
+                <w:szCs w:val="17"/>
+              </w:rPr>
+              <w:t xml:space="preserve">// </w:t>
+            </w:r>
+            <w:r>
+              <w:rPr>
+                <w:rFonts w:ascii="Consolas" w:hAnsi="Consolas" w:cs="Courier New"/>
+                <w:color w:val="D4D0AB"/>
+                <w:sz w:val="17"/>
+                <w:szCs w:val="17"/>
+              </w:rPr>
+              <w:t>데이터</w:t>
+            </w:r>
+            <w:r>
+              <w:rPr>
+                <w:rFonts w:ascii="Consolas" w:hAnsi="Consolas" w:cs="Courier New"/>
+                <w:color w:val="D4D0AB"/>
+                <w:sz w:val="17"/>
+                <w:szCs w:val="17"/>
+              </w:rPr>
+              <w:t xml:space="preserve"> </w:t>
+            </w:r>
+            <w:r>
+              <w:rPr>
+                <w:rFonts w:ascii="Consolas" w:hAnsi="Consolas" w:cs="Courier New"/>
+                <w:color w:val="D4D0AB"/>
+                <w:sz w:val="17"/>
+                <w:szCs w:val="17"/>
+              </w:rPr>
+              <w:t>전송</w:t>
+            </w:r>
+          </w:p>
+          <w:p>
+            <w:pPr>
+              <w:pStyle w:val="ad"/>
+              <w:pBdr>
+                <w:top w:val="single" w:sz="6" w:space="2" w:color="888888"/>
+                <w:left w:val="single" w:sz="6" w:space="2" w:color="888888"/>
+                <w:bottom w:val="single" w:sz="6" w:space="2" w:color="888888"/>
+                <w:right w:val="single" w:sz="6" w:space="2" w:color="888888"/>
+              </w:pBdr>
+              <w:shd w:val="clear" w:color="auto" w:fill="2B2B2B"/>
+              <w:tabs>
+                <w:tab w:val="left" w:pos="916"/>
+                <w:tab w:val="left" w:pos="1832"/>
+                <w:tab w:val="left" w:pos="2748"/>
+                <w:tab w:val="left" w:pos="3664"/>
+                <w:tab w:val="left" w:pos="4580"/>
+                <w:tab w:val="left" w:pos="5496"/>
+                <w:tab w:val="left" w:pos="6412"/>
+                <w:tab w:val="left" w:pos="7328"/>
+                <w:tab w:val="left" w:pos="8244"/>
+                <w:tab w:val="left" w:pos="9160"/>
+                <w:tab w:val="left" w:pos="10076"/>
+                <w:tab w:val="left" w:pos="10992"/>
+                <w:tab w:val="left" w:pos="11908"/>
+                <w:tab w:val="left" w:pos="12824"/>
+                <w:tab w:val="left" w:pos="13740"/>
+                <w:tab w:val="left" w:pos="14656"/>
+              </w:tabs>
+              <w:spacing w:before="0" w:beforeAutospacing="0" w:after="0" w:afterAutospacing="0"/>
+              <w:divId w:val="666514842"/>
+              <w:rPr>
+                <w:rFonts w:ascii="Consolas" w:hAnsi="Consolas" w:cs="Courier New"/>
+                <w:color w:val="F8F8F2"/>
+                <w:sz w:val="17"/>
+                <w:szCs w:val="17"/>
+              </w:rPr>
+            </w:pPr>
+            <w:r>
+              <w:rPr>
+                <w:rFonts w:ascii="Consolas" w:hAnsi="Consolas" w:cs="Courier New"/>
+                <w:color w:val="F8F8F2"/>
+                <w:sz w:val="17"/>
+                <w:szCs w:val="17"/>
+              </w:rPr>
+              <w:tab/>
+            </w:r>
+            <w:r>
+              <w:rPr>
+                <w:rFonts w:ascii="Consolas" w:hAnsi="Consolas" w:cs="Courier New"/>
+                <w:color w:val="F8F8F2"/>
+                <w:sz w:val="17"/>
+                <w:szCs w:val="17"/>
+              </w:rPr>
+              <w:tab/>
+            </w:r>
+            <w:r>
+              <w:rPr>
+                <w:rFonts w:ascii="Consolas" w:hAnsi="Consolas" w:cs="Courier New"/>
+                <w:color w:val="F8F8F2"/>
+                <w:sz w:val="17"/>
+                <w:szCs w:val="17"/>
+              </w:rPr>
+              <w:tab/>
+            </w:r>
+            <w:r>
+              <w:rPr>
+                <w:rFonts w:ascii="Consolas" w:hAnsi="Consolas" w:cs="Courier New"/>
+                <w:b/>
+                <w:bCs/>
+                <w:color w:val="DCC6E0"/>
+                <w:sz w:val="17"/>
+                <w:szCs w:val="17"/>
+              </w:rPr>
+              <w:t>int</w:t>
+            </w:r>
+            <w:r>
+              <w:rPr>
+                <w:rFonts w:ascii="Consolas" w:hAnsi="Consolas" w:cs="Courier New"/>
+                <w:color w:val="F8F8F2"/>
+                <w:sz w:val="17"/>
+                <w:szCs w:val="17"/>
+              </w:rPr>
+              <w:t xml:space="preserve"> retval = send(_clientSocket, buf, (</w:t>
+            </w:r>
+            <w:r>
+              <w:rPr>
+                <w:rFonts w:ascii="Consolas" w:hAnsi="Consolas" w:cs="Courier New"/>
+                <w:b/>
+                <w:bCs/>
+                <w:color w:val="DCC6E0"/>
+                <w:sz w:val="17"/>
+                <w:szCs w:val="17"/>
+              </w:rPr>
+              <w:t>int</w:t>
+            </w:r>
+            <w:r>
+              <w:rPr>
+                <w:rFonts w:ascii="Consolas" w:hAnsi="Consolas" w:cs="Courier New"/>
+                <w:color w:val="F8F8F2"/>
+                <w:sz w:val="17"/>
+                <w:szCs w:val="17"/>
+              </w:rPr>
+              <w:t xml:space="preserve">)strlen(buf), </w:t>
+            </w:r>
+            <w:r>
+              <w:rPr>
+                <w:rFonts w:ascii="Consolas" w:hAnsi="Consolas" w:cs="Courier New"/>
+                <w:color w:val="ABE338"/>
+                <w:sz w:val="17"/>
+                <w:szCs w:val="17"/>
+              </w:rPr>
+              <w:t>0</w:t>
+            </w:r>
+            <w:r>
+              <w:rPr>
+                <w:rFonts w:ascii="Consolas" w:hAnsi="Consolas" w:cs="Courier New"/>
+                <w:color w:val="F8F8F2"/>
+                <w:sz w:val="17"/>
+                <w:szCs w:val="17"/>
+              </w:rPr>
+              <w:t>);</w:t>
+            </w:r>
+          </w:p>
+          <w:p>
+            <w:pPr>
+              <w:pStyle w:val="ad"/>
+              <w:pBdr>
+                <w:top w:val="single" w:sz="6" w:space="2" w:color="888888"/>
+                <w:left w:val="single" w:sz="6" w:space="2" w:color="888888"/>
+                <w:bottom w:val="single" w:sz="6" w:space="2" w:color="888888"/>
+                <w:right w:val="single" w:sz="6" w:space="2" w:color="888888"/>
+              </w:pBdr>
+              <w:shd w:val="clear" w:color="auto" w:fill="2B2B2B"/>
+              <w:tabs>
+                <w:tab w:val="left" w:pos="916"/>
+                <w:tab w:val="left" w:pos="1832"/>
+                <w:tab w:val="left" w:pos="2748"/>
+                <w:tab w:val="left" w:pos="3664"/>
+                <w:tab w:val="left" w:pos="4580"/>
+                <w:tab w:val="left" w:pos="5496"/>
+                <w:tab w:val="left" w:pos="6412"/>
+                <w:tab w:val="left" w:pos="7328"/>
+                <w:tab w:val="left" w:pos="8244"/>
+                <w:tab w:val="left" w:pos="9160"/>
+                <w:tab w:val="left" w:pos="10076"/>
+                <w:tab w:val="left" w:pos="10992"/>
+                <w:tab w:val="left" w:pos="11908"/>
+                <w:tab w:val="left" w:pos="12824"/>
+                <w:tab w:val="left" w:pos="13740"/>
+                <w:tab w:val="left" w:pos="14656"/>
+              </w:tabs>
+              <w:spacing w:before="0" w:beforeAutospacing="0" w:after="0" w:afterAutospacing="0"/>
+              <w:divId w:val="666514842"/>
+              <w:rPr>
+                <w:rFonts w:ascii="Consolas" w:hAnsi="Consolas" w:cs="Courier New"/>
+                <w:color w:val="F8F8F2"/>
+                <w:sz w:val="17"/>
+                <w:szCs w:val="17"/>
+              </w:rPr>
+            </w:pPr>
+            <w:r>
+              <w:rPr>
+                <w:rFonts w:ascii="Consolas" w:hAnsi="Consolas" w:cs="Courier New"/>
+                <w:color w:val="F8F8F2"/>
+                <w:sz w:val="17"/>
+                <w:szCs w:val="17"/>
+              </w:rPr>
+              <w:tab/>
+            </w:r>
+            <w:r>
+              <w:rPr>
+                <w:rFonts w:ascii="Consolas" w:hAnsi="Consolas" w:cs="Courier New"/>
+                <w:color w:val="F8F8F2"/>
+                <w:sz w:val="17"/>
+                <w:szCs w:val="17"/>
+              </w:rPr>
+              <w:tab/>
+            </w:r>
+            <w:r>
+              <w:rPr>
+                <w:rFonts w:ascii="Consolas" w:hAnsi="Consolas" w:cs="Courier New"/>
+                <w:color w:val="F8F8F2"/>
+                <w:sz w:val="17"/>
+                <w:szCs w:val="17"/>
+              </w:rPr>
+              <w:tab/>
+            </w:r>
+            <w:r>
+              <w:rPr>
+                <w:rFonts w:ascii="Consolas" w:hAnsi="Consolas" w:cs="Courier New"/>
+                <w:b/>
+                <w:bCs/>
+                <w:color w:val="DCC6E0"/>
+                <w:sz w:val="17"/>
+                <w:szCs w:val="17"/>
+              </w:rPr>
+              <w:t>if</w:t>
+            </w:r>
+            <w:r>
+              <w:rPr>
+                <w:rFonts w:ascii="Consolas" w:hAnsi="Consolas" w:cs="Courier New"/>
+                <w:color w:val="F8F8F2"/>
+                <w:sz w:val="17"/>
+                <w:szCs w:val="17"/>
+              </w:rPr>
+              <w:t xml:space="preserve"> (retval == SOCKET_ERROR)</w:t>
+            </w:r>
+          </w:p>
+          <w:p>
+            <w:pPr>
+              <w:pStyle w:val="ad"/>
+              <w:pBdr>
+                <w:top w:val="single" w:sz="6" w:space="2" w:color="888888"/>
+                <w:left w:val="single" w:sz="6" w:space="2" w:color="888888"/>
+                <w:bottom w:val="single" w:sz="6" w:space="2" w:color="888888"/>
+                <w:right w:val="single" w:sz="6" w:space="2" w:color="888888"/>
+              </w:pBdr>
+              <w:shd w:val="clear" w:color="auto" w:fill="2B2B2B"/>
+              <w:tabs>
+                <w:tab w:val="left" w:pos="916"/>
+                <w:tab w:val="left" w:pos="1832"/>
+                <w:tab w:val="left" w:pos="2748"/>
+                <w:tab w:val="left" w:pos="3664"/>
+                <w:tab w:val="left" w:pos="4580"/>
+                <w:tab w:val="left" w:pos="5496"/>
+                <w:tab w:val="left" w:pos="6412"/>
+                <w:tab w:val="left" w:pos="7328"/>
+                <w:tab w:val="left" w:pos="8244"/>
+                <w:tab w:val="left" w:pos="9160"/>
+                <w:tab w:val="left" w:pos="10076"/>
+                <w:tab w:val="left" w:pos="10992"/>
+                <w:tab w:val="left" w:pos="11908"/>
+                <w:tab w:val="left" w:pos="12824"/>
+                <w:tab w:val="left" w:pos="13740"/>
+                <w:tab w:val="left" w:pos="14656"/>
+              </w:tabs>
+              <w:spacing w:before="0" w:beforeAutospacing="0" w:after="0" w:afterAutospacing="0"/>
+              <w:divId w:val="666514842"/>
+              <w:rPr>
+                <w:rFonts w:ascii="Consolas" w:hAnsi="Consolas" w:cs="Courier New"/>
+                <w:color w:val="F8F8F2"/>
+                <w:sz w:val="17"/>
+                <w:szCs w:val="17"/>
+              </w:rPr>
+            </w:pPr>
+            <w:r>
+              <w:rPr>
+                <w:rFonts w:ascii="Consolas" w:hAnsi="Consolas" w:cs="Courier New"/>
+                <w:color w:val="F8F8F2"/>
+                <w:sz w:val="17"/>
+                <w:szCs w:val="17"/>
+              </w:rPr>
+              <w:tab/>
+            </w:r>
+            <w:r>
+              <w:rPr>
+                <w:rFonts w:ascii="Consolas" w:hAnsi="Consolas" w:cs="Courier New"/>
+                <w:color w:val="F8F8F2"/>
+                <w:sz w:val="17"/>
+                <w:szCs w:val="17"/>
+              </w:rPr>
+              <w:tab/>
+            </w:r>
+            <w:r>
+              <w:rPr>
+                <w:rFonts w:ascii="Consolas" w:hAnsi="Consolas" w:cs="Courier New"/>
+                <w:color w:val="F8F8F2"/>
+                <w:sz w:val="17"/>
+                <w:szCs w:val="17"/>
+              </w:rPr>
+              <w:tab/>
+              <w:t>{</w:t>
+            </w:r>
+          </w:p>
+          <w:p>
+            <w:pPr>
+              <w:pStyle w:val="ad"/>
+              <w:pBdr>
+                <w:top w:val="single" w:sz="6" w:space="2" w:color="888888"/>
+                <w:left w:val="single" w:sz="6" w:space="2" w:color="888888"/>
+                <w:bottom w:val="single" w:sz="6" w:space="2" w:color="888888"/>
+                <w:right w:val="single" w:sz="6" w:space="2" w:color="888888"/>
+              </w:pBdr>
+              <w:shd w:val="clear" w:color="auto" w:fill="2B2B2B"/>
+              <w:tabs>
+                <w:tab w:val="left" w:pos="916"/>
+                <w:tab w:val="left" w:pos="1832"/>
+                <w:tab w:val="left" w:pos="2748"/>
+                <w:tab w:val="left" w:pos="3664"/>
+                <w:tab w:val="left" w:pos="4580"/>
+                <w:tab w:val="left" w:pos="5496"/>
+                <w:tab w:val="left" w:pos="6412"/>
+                <w:tab w:val="left" w:pos="7328"/>
+                <w:tab w:val="left" w:pos="8244"/>
+                <w:tab w:val="left" w:pos="9160"/>
+                <w:tab w:val="left" w:pos="10076"/>
+                <w:tab w:val="left" w:pos="10992"/>
+                <w:tab w:val="left" w:pos="11908"/>
+                <w:tab w:val="left" w:pos="12824"/>
+                <w:tab w:val="left" w:pos="13740"/>
+                <w:tab w:val="left" w:pos="14656"/>
+              </w:tabs>
+              <w:spacing w:before="0" w:beforeAutospacing="0" w:after="0" w:afterAutospacing="0"/>
+              <w:divId w:val="666514842"/>
+              <w:rPr>
+                <w:rFonts w:ascii="Consolas" w:hAnsi="Consolas" w:cs="Courier New"/>
+                <w:color w:val="F8F8F2"/>
+                <w:sz w:val="17"/>
+                <w:szCs w:val="17"/>
+              </w:rPr>
+            </w:pPr>
+            <w:r>
+              <w:rPr>
+                <w:rFonts w:ascii="Consolas" w:hAnsi="Consolas" w:cs="Courier New"/>
+                <w:color w:val="F8F8F2"/>
+                <w:sz w:val="17"/>
+                <w:szCs w:val="17"/>
+              </w:rPr>
+              <w:tab/>
+            </w:r>
+            <w:r>
+              <w:rPr>
+                <w:rFonts w:ascii="Consolas" w:hAnsi="Consolas" w:cs="Courier New"/>
+                <w:color w:val="F8F8F2"/>
+                <w:sz w:val="17"/>
+                <w:szCs w:val="17"/>
+              </w:rPr>
+              <w:tab/>
+            </w:r>
+            <w:r>
+              <w:rPr>
+                <w:rFonts w:ascii="Consolas" w:hAnsi="Consolas" w:cs="Courier New"/>
+                <w:color w:val="F8F8F2"/>
+                <w:sz w:val="17"/>
+                <w:szCs w:val="17"/>
+              </w:rPr>
+              <w:tab/>
+            </w:r>
+            <w:r>
+              <w:rPr>
+                <w:rFonts w:ascii="Consolas" w:hAnsi="Consolas" w:cs="Courier New"/>
+                <w:color w:val="F8F8F2"/>
+                <w:sz w:val="17"/>
+                <w:szCs w:val="17"/>
+              </w:rPr>
+              <w:tab/>
+              <w:t>UE_LOG(</w:t>
+            </w:r>
+            <w:r>
+              <w:rPr>
+                <w:rFonts w:ascii="Consolas" w:hAnsi="Consolas" w:cs="Courier New"/>
+                <w:color w:val="00E0E0"/>
+                <w:sz w:val="17"/>
+                <w:szCs w:val="17"/>
+              </w:rPr>
+              <w:t>LogTemp</w:t>
+            </w:r>
+            <w:r>
+              <w:rPr>
+                <w:rFonts w:ascii="Consolas" w:hAnsi="Consolas" w:cs="Courier New"/>
+                <w:color w:val="F8F8F2"/>
+                <w:sz w:val="17"/>
+                <w:szCs w:val="17"/>
+              </w:rPr>
+              <w:t xml:space="preserve">, </w:t>
+            </w:r>
+            <w:r>
+              <w:rPr>
+                <w:rFonts w:ascii="Consolas" w:hAnsi="Consolas" w:cs="Courier New"/>
+                <w:color w:val="00E0E0"/>
+                <w:sz w:val="17"/>
+                <w:szCs w:val="17"/>
+              </w:rPr>
+              <w:t>Error</w:t>
+            </w:r>
+            <w:r>
+              <w:rPr>
+                <w:rFonts w:ascii="Consolas" w:hAnsi="Consolas" w:cs="Courier New"/>
+                <w:color w:val="F8F8F2"/>
+                <w:sz w:val="17"/>
+                <w:szCs w:val="17"/>
+              </w:rPr>
+              <w:t>, TEXT(</w:t>
+            </w:r>
+            <w:r>
+              <w:rPr>
+                <w:rFonts w:ascii="Consolas" w:hAnsi="Consolas" w:cs="Courier New"/>
+                <w:color w:val="ABE338"/>
+                <w:sz w:val="17"/>
+                <w:szCs w:val="17"/>
+              </w:rPr>
+              <w:t>"send() failed"</w:t>
+            </w:r>
+            <w:r>
+              <w:rPr>
+                <w:rFonts w:ascii="Consolas" w:hAnsi="Consolas" w:cs="Courier New"/>
+                <w:color w:val="F8F8F2"/>
+                <w:sz w:val="17"/>
+                <w:szCs w:val="17"/>
+              </w:rPr>
+              <w:t>));</w:t>
+            </w:r>
+          </w:p>
+          <w:p>
+            <w:pPr>
+              <w:pStyle w:val="ad"/>
+              <w:pBdr>
+                <w:top w:val="single" w:sz="6" w:space="2" w:color="888888"/>
+                <w:left w:val="single" w:sz="6" w:space="2" w:color="888888"/>
+                <w:bottom w:val="single" w:sz="6" w:space="2" w:color="888888"/>
+                <w:right w:val="single" w:sz="6" w:space="2" w:color="888888"/>
+              </w:pBdr>
+              <w:shd w:val="clear" w:color="auto" w:fill="2B2B2B"/>
+              <w:tabs>
+                <w:tab w:val="left" w:pos="916"/>
+                <w:tab w:val="left" w:pos="1832"/>
+                <w:tab w:val="left" w:pos="2748"/>
+                <w:tab w:val="left" w:pos="3664"/>
+                <w:tab w:val="left" w:pos="4580"/>
+                <w:tab w:val="left" w:pos="5496"/>
+                <w:tab w:val="left" w:pos="6412"/>
+                <w:tab w:val="left" w:pos="7328"/>
+                <w:tab w:val="left" w:pos="8244"/>
+                <w:tab w:val="left" w:pos="9160"/>
+                <w:tab w:val="left" w:pos="10076"/>
+                <w:tab w:val="left" w:pos="10992"/>
+                <w:tab w:val="left" w:pos="11908"/>
+                <w:tab w:val="left" w:pos="12824"/>
+                <w:tab w:val="left" w:pos="13740"/>
+                <w:tab w:val="left" w:pos="14656"/>
+              </w:tabs>
+              <w:spacing w:before="0" w:beforeAutospacing="0" w:after="0" w:afterAutospacing="0"/>
+              <w:divId w:val="666514842"/>
+              <w:rPr>
+                <w:rFonts w:ascii="Consolas" w:hAnsi="Consolas" w:cs="Courier New"/>
+                <w:color w:val="F8F8F2"/>
+                <w:sz w:val="17"/>
+                <w:szCs w:val="17"/>
+              </w:rPr>
+            </w:pPr>
+            <w:r>
+              <w:rPr>
+                <w:rFonts w:ascii="Consolas" w:hAnsi="Consolas" w:cs="Courier New"/>
+                <w:color w:val="F8F8F2"/>
+                <w:sz w:val="17"/>
+                <w:szCs w:val="17"/>
+              </w:rPr>
+              <w:tab/>
+            </w:r>
+            <w:r>
+              <w:rPr>
+                <w:rFonts w:ascii="Consolas" w:hAnsi="Consolas" w:cs="Courier New"/>
+                <w:color w:val="F8F8F2"/>
+                <w:sz w:val="17"/>
+                <w:szCs w:val="17"/>
+              </w:rPr>
+              <w:tab/>
+            </w:r>
+            <w:r>
+              <w:rPr>
+                <w:rFonts w:ascii="Consolas" w:hAnsi="Consolas" w:cs="Courier New"/>
+                <w:color w:val="F8F8F2"/>
+                <w:sz w:val="17"/>
+                <w:szCs w:val="17"/>
+              </w:rPr>
+              <w:tab/>
+            </w:r>
+            <w:r>
+              <w:rPr>
+                <w:rFonts w:ascii="Consolas" w:hAnsi="Consolas" w:cs="Courier New"/>
+                <w:color w:val="F8F8F2"/>
+                <w:sz w:val="17"/>
+                <w:szCs w:val="17"/>
+              </w:rPr>
+              <w:tab/>
+            </w:r>
+            <w:r>
+              <w:rPr>
+                <w:rFonts w:ascii="Consolas" w:hAnsi="Consolas" w:cs="Courier New"/>
+                <w:b/>
+                <w:bCs/>
+                <w:color w:val="DCC6E0"/>
+                <w:sz w:val="17"/>
+                <w:szCs w:val="17"/>
+              </w:rPr>
+              <w:t>break</w:t>
+            </w:r>
+            <w:r>
+              <w:rPr>
+                <w:rFonts w:ascii="Consolas" w:hAnsi="Consolas" w:cs="Courier New"/>
+                <w:color w:val="F8F8F2"/>
+                <w:sz w:val="17"/>
+                <w:szCs w:val="17"/>
+              </w:rPr>
+              <w:t>;</w:t>
+            </w:r>
+          </w:p>
+          <w:p>
+            <w:pPr>
+              <w:pStyle w:val="ad"/>
+              <w:pBdr>
+                <w:top w:val="single" w:sz="6" w:space="2" w:color="888888"/>
+                <w:left w:val="single" w:sz="6" w:space="2" w:color="888888"/>
+                <w:bottom w:val="single" w:sz="6" w:space="2" w:color="888888"/>
+                <w:right w:val="single" w:sz="6" w:space="2" w:color="888888"/>
+              </w:pBdr>
+              <w:shd w:val="clear" w:color="auto" w:fill="2B2B2B"/>
+              <w:tabs>
+                <w:tab w:val="left" w:pos="916"/>
+                <w:tab w:val="left" w:pos="1832"/>
+                <w:tab w:val="left" w:pos="2748"/>
+                <w:tab w:val="left" w:pos="3664"/>
+                <w:tab w:val="left" w:pos="4580"/>
+                <w:tab w:val="left" w:pos="5496"/>
+                <w:tab w:val="left" w:pos="6412"/>
+                <w:tab w:val="left" w:pos="7328"/>
+                <w:tab w:val="left" w:pos="8244"/>
+                <w:tab w:val="left" w:pos="9160"/>
+                <w:tab w:val="left" w:pos="10076"/>
+                <w:tab w:val="left" w:pos="10992"/>
+                <w:tab w:val="left" w:pos="11908"/>
+                <w:tab w:val="left" w:pos="12824"/>
+                <w:tab w:val="left" w:pos="13740"/>
+                <w:tab w:val="left" w:pos="14656"/>
+              </w:tabs>
+              <w:spacing w:before="0" w:beforeAutospacing="0" w:after="0" w:afterAutospacing="0"/>
+              <w:divId w:val="666514842"/>
+              <w:rPr>
+                <w:rFonts w:ascii="Consolas" w:hAnsi="Consolas" w:cs="Courier New"/>
+                <w:color w:val="F8F8F2"/>
+                <w:sz w:val="17"/>
+                <w:szCs w:val="17"/>
+              </w:rPr>
+            </w:pPr>
+            <w:r>
+              <w:rPr>
+                <w:rFonts w:ascii="Consolas" w:hAnsi="Consolas" w:cs="Courier New"/>
+                <w:color w:val="F8F8F2"/>
+                <w:sz w:val="17"/>
+                <w:szCs w:val="17"/>
+              </w:rPr>
+              <w:tab/>
+            </w:r>
+            <w:r>
+              <w:rPr>
+                <w:rFonts w:ascii="Consolas" w:hAnsi="Consolas" w:cs="Courier New"/>
+                <w:color w:val="F8F8F2"/>
+                <w:sz w:val="17"/>
+                <w:szCs w:val="17"/>
+              </w:rPr>
+              <w:tab/>
+            </w:r>
+            <w:r>
+              <w:rPr>
+                <w:rFonts w:ascii="Consolas" w:hAnsi="Consolas" w:cs="Courier New"/>
+                <w:color w:val="F8F8F2"/>
+                <w:sz w:val="17"/>
+                <w:szCs w:val="17"/>
+              </w:rPr>
+              <w:tab/>
+              <w:t>}</w:t>
+            </w:r>
+          </w:p>
+          <w:p>
+            <w:pPr>
+              <w:pStyle w:val="ad"/>
+              <w:pBdr>
+                <w:top w:val="single" w:sz="6" w:space="2" w:color="888888"/>
+                <w:left w:val="single" w:sz="6" w:space="2" w:color="888888"/>
+                <w:bottom w:val="single" w:sz="6" w:space="2" w:color="888888"/>
+                <w:right w:val="single" w:sz="6" w:space="2" w:color="888888"/>
+              </w:pBdr>
+              <w:shd w:val="clear" w:color="auto" w:fill="2B2B2B"/>
+              <w:tabs>
+                <w:tab w:val="left" w:pos="916"/>
+                <w:tab w:val="left" w:pos="1832"/>
+                <w:tab w:val="left" w:pos="2748"/>
+                <w:tab w:val="left" w:pos="3664"/>
+                <w:tab w:val="left" w:pos="4580"/>
+                <w:tab w:val="left" w:pos="5496"/>
+                <w:tab w:val="left" w:pos="6412"/>
+                <w:tab w:val="left" w:pos="7328"/>
+                <w:tab w:val="left" w:pos="8244"/>
+                <w:tab w:val="left" w:pos="9160"/>
+                <w:tab w:val="left" w:pos="10076"/>
+                <w:tab w:val="left" w:pos="10992"/>
+                <w:tab w:val="left" w:pos="11908"/>
+                <w:tab w:val="left" w:pos="12824"/>
+                <w:tab w:val="left" w:pos="13740"/>
+                <w:tab w:val="left" w:pos="14656"/>
+              </w:tabs>
+              <w:spacing w:before="0" w:beforeAutospacing="0" w:after="0" w:afterAutospacing="0"/>
+              <w:divId w:val="666514842"/>
+              <w:rPr>
+                <w:rFonts w:ascii="Consolas" w:hAnsi="Consolas" w:cs="Courier New"/>
+                <w:color w:val="F8F8F2"/>
+                <w:sz w:val="17"/>
+                <w:szCs w:val="17"/>
+              </w:rPr>
+            </w:pPr>
+            <w:r>
+              <w:rPr>
+                <w:rFonts w:ascii="Consolas" w:hAnsi="Consolas" w:cs="Courier New"/>
+                <w:color w:val="F8F8F2"/>
+                <w:sz w:val="17"/>
+                <w:szCs w:val="17"/>
+              </w:rPr>
+              <w:t> </w:t>
+            </w:r>
+          </w:p>
+          <w:p>
+            <w:pPr>
+              <w:pStyle w:val="ad"/>
+              <w:pBdr>
+                <w:top w:val="single" w:sz="6" w:space="2" w:color="888888"/>
+                <w:left w:val="single" w:sz="6" w:space="2" w:color="888888"/>
+                <w:bottom w:val="single" w:sz="6" w:space="2" w:color="888888"/>
+                <w:right w:val="single" w:sz="6" w:space="2" w:color="888888"/>
+              </w:pBdr>
+              <w:shd w:val="clear" w:color="auto" w:fill="2B2B2B"/>
+              <w:tabs>
+                <w:tab w:val="left" w:pos="916"/>
+                <w:tab w:val="left" w:pos="1832"/>
+                <w:tab w:val="left" w:pos="2748"/>
+                <w:tab w:val="left" w:pos="3664"/>
+                <w:tab w:val="left" w:pos="4580"/>
+                <w:tab w:val="left" w:pos="5496"/>
+                <w:tab w:val="left" w:pos="6412"/>
+                <w:tab w:val="left" w:pos="7328"/>
+                <w:tab w:val="left" w:pos="8244"/>
+                <w:tab w:val="left" w:pos="9160"/>
+                <w:tab w:val="left" w:pos="10076"/>
+                <w:tab w:val="left" w:pos="10992"/>
+                <w:tab w:val="left" w:pos="11908"/>
+                <w:tab w:val="left" w:pos="12824"/>
+                <w:tab w:val="left" w:pos="13740"/>
+                <w:tab w:val="left" w:pos="14656"/>
+              </w:tabs>
+              <w:spacing w:before="0" w:beforeAutospacing="0" w:after="0" w:afterAutospacing="0"/>
+              <w:divId w:val="666514842"/>
+              <w:rPr>
+                <w:rFonts w:ascii="Consolas" w:hAnsi="Consolas" w:cs="Courier New"/>
+                <w:color w:val="F8F8F2"/>
+                <w:sz w:val="17"/>
+                <w:szCs w:val="17"/>
+              </w:rPr>
+            </w:pPr>
+            <w:r>
+              <w:rPr>
+                <w:rFonts w:ascii="Consolas" w:hAnsi="Consolas" w:cs="Courier New"/>
+                <w:color w:val="F8F8F2"/>
+                <w:sz w:val="17"/>
+                <w:szCs w:val="17"/>
+              </w:rPr>
+              <w:tab/>
+            </w:r>
+            <w:r>
+              <w:rPr>
+                <w:rFonts w:ascii="Consolas" w:hAnsi="Consolas" w:cs="Courier New"/>
+                <w:color w:val="F8F8F2"/>
+                <w:sz w:val="17"/>
+                <w:szCs w:val="17"/>
+              </w:rPr>
+              <w:tab/>
+            </w:r>
+            <w:r>
+              <w:rPr>
+                <w:rFonts w:ascii="Consolas" w:hAnsi="Consolas" w:cs="Courier New"/>
+                <w:color w:val="F8F8F2"/>
+                <w:sz w:val="17"/>
+                <w:szCs w:val="17"/>
+              </w:rPr>
+              <w:tab/>
+              <w:t>UE_LOG(</w:t>
+            </w:r>
+            <w:r>
+              <w:rPr>
+                <w:rFonts w:ascii="Consolas" w:hAnsi="Consolas" w:cs="Courier New"/>
+                <w:color w:val="00E0E0"/>
+                <w:sz w:val="17"/>
+                <w:szCs w:val="17"/>
+              </w:rPr>
+              <w:t>LogTemp</w:t>
+            </w:r>
+            <w:r>
+              <w:rPr>
+                <w:rFonts w:ascii="Consolas" w:hAnsi="Consolas" w:cs="Courier New"/>
+                <w:color w:val="F8F8F2"/>
+                <w:sz w:val="17"/>
+                <w:szCs w:val="17"/>
+              </w:rPr>
+              <w:t xml:space="preserve">, </w:t>
+            </w:r>
+            <w:r>
+              <w:rPr>
+                <w:rFonts w:ascii="Consolas" w:hAnsi="Consolas" w:cs="Courier New"/>
+                <w:color w:val="00E0E0"/>
+                <w:sz w:val="17"/>
+                <w:szCs w:val="17"/>
+              </w:rPr>
+              <w:t>Display</w:t>
+            </w:r>
+            <w:r>
+              <w:rPr>
+                <w:rFonts w:ascii="Consolas" w:hAnsi="Consolas" w:cs="Courier New"/>
+                <w:color w:val="F8F8F2"/>
+                <w:sz w:val="17"/>
+                <w:szCs w:val="17"/>
+              </w:rPr>
+              <w:t>, TEXT(</w:t>
+            </w:r>
+            <w:r>
+              <w:rPr>
+                <w:rFonts w:ascii="Consolas" w:hAnsi="Consolas" w:cs="Courier New"/>
+                <w:color w:val="ABE338"/>
+                <w:sz w:val="17"/>
+                <w:szCs w:val="17"/>
+              </w:rPr>
+              <w:t>"[Send] Player Pos: %f, %f, %f"</w:t>
+            </w:r>
+            <w:r>
+              <w:rPr>
+                <w:rFonts w:ascii="Consolas" w:hAnsi="Consolas" w:cs="Courier New"/>
+                <w:color w:val="F8F8F2"/>
+                <w:sz w:val="17"/>
+                <w:szCs w:val="17"/>
+              </w:rPr>
+              <w:t>), pos.X, pos.Y, pos.Z);</w:t>
+            </w:r>
+          </w:p>
+          <w:p>
+            <w:pPr>
+              <w:pStyle w:val="ad"/>
+              <w:pBdr>
+                <w:top w:val="single" w:sz="6" w:space="2" w:color="888888"/>
+                <w:left w:val="single" w:sz="6" w:space="2" w:color="888888"/>
+                <w:bottom w:val="single" w:sz="6" w:space="2" w:color="888888"/>
+                <w:right w:val="single" w:sz="6" w:space="2" w:color="888888"/>
+              </w:pBdr>
+              <w:shd w:val="clear" w:color="auto" w:fill="2B2B2B"/>
+              <w:tabs>
+                <w:tab w:val="left" w:pos="916"/>
+                <w:tab w:val="left" w:pos="1832"/>
+                <w:tab w:val="left" w:pos="2748"/>
+                <w:tab w:val="left" w:pos="3664"/>
+                <w:tab w:val="left" w:pos="4580"/>
+                <w:tab w:val="left" w:pos="5496"/>
+                <w:tab w:val="left" w:pos="6412"/>
+                <w:tab w:val="left" w:pos="7328"/>
+                <w:tab w:val="left" w:pos="8244"/>
+                <w:tab w:val="left" w:pos="9160"/>
+                <w:tab w:val="left" w:pos="10076"/>
+                <w:tab w:val="left" w:pos="10992"/>
+                <w:tab w:val="left" w:pos="11908"/>
+                <w:tab w:val="left" w:pos="12824"/>
+                <w:tab w:val="left" w:pos="13740"/>
+                <w:tab w:val="left" w:pos="14656"/>
+              </w:tabs>
+              <w:spacing w:before="0" w:beforeAutospacing="0" w:after="0" w:afterAutospacing="0"/>
+              <w:divId w:val="666514842"/>
+              <w:rPr>
+                <w:rFonts w:ascii="Consolas" w:hAnsi="Consolas" w:cs="Courier New"/>
+                <w:color w:val="F8F8F2"/>
+                <w:sz w:val="17"/>
+                <w:szCs w:val="17"/>
+              </w:rPr>
+            </w:pPr>
+            <w:r>
+              <w:rPr>
+                <w:rFonts w:ascii="Consolas" w:hAnsi="Consolas" w:cs="Courier New"/>
+                <w:color w:val="F8F8F2"/>
+                <w:sz w:val="17"/>
+                <w:szCs w:val="17"/>
+              </w:rPr>
+              <w:t> </w:t>
+            </w:r>
+          </w:p>
+          <w:p>
+            <w:pPr>
+              <w:pStyle w:val="ad"/>
+              <w:pBdr>
+                <w:top w:val="single" w:sz="6" w:space="2" w:color="888888"/>
+                <w:left w:val="single" w:sz="6" w:space="2" w:color="888888"/>
+                <w:bottom w:val="single" w:sz="6" w:space="2" w:color="888888"/>
+                <w:right w:val="single" w:sz="6" w:space="2" w:color="888888"/>
+              </w:pBdr>
+              <w:shd w:val="clear" w:color="auto" w:fill="2B2B2B"/>
+              <w:tabs>
+                <w:tab w:val="left" w:pos="916"/>
+                <w:tab w:val="left" w:pos="1832"/>
+                <w:tab w:val="left" w:pos="2748"/>
+                <w:tab w:val="left" w:pos="3664"/>
+                <w:tab w:val="left" w:pos="4580"/>
+                <w:tab w:val="left" w:pos="5496"/>
+                <w:tab w:val="left" w:pos="6412"/>
+                <w:tab w:val="left" w:pos="7328"/>
+                <w:tab w:val="left" w:pos="8244"/>
+                <w:tab w:val="left" w:pos="9160"/>
+                <w:tab w:val="left" w:pos="10076"/>
+                <w:tab w:val="left" w:pos="10992"/>
+                <w:tab w:val="left" w:pos="11908"/>
+                <w:tab w:val="left" w:pos="12824"/>
+                <w:tab w:val="left" w:pos="13740"/>
+                <w:tab w:val="left" w:pos="14656"/>
+              </w:tabs>
+              <w:spacing w:before="0" w:beforeAutospacing="0" w:after="0" w:afterAutospacing="0"/>
+              <w:divId w:val="666514842"/>
+              <w:rPr>
+                <w:rFonts w:ascii="Consolas" w:hAnsi="Consolas" w:cs="Courier New"/>
+                <w:color w:val="F8F8F2"/>
+                <w:sz w:val="17"/>
+                <w:szCs w:val="17"/>
+              </w:rPr>
+            </w:pPr>
+            <w:r>
+              <w:rPr>
+                <w:rFonts w:ascii="Consolas" w:hAnsi="Consolas" w:cs="Courier New"/>
+                <w:color w:val="F8F8F2"/>
+                <w:sz w:val="17"/>
+                <w:szCs w:val="17"/>
+              </w:rPr>
+              <w:tab/>
+            </w:r>
+            <w:r>
+              <w:rPr>
+                <w:rFonts w:ascii="Consolas" w:hAnsi="Consolas" w:cs="Courier New"/>
+                <w:color w:val="F8F8F2"/>
+                <w:sz w:val="17"/>
+                <w:szCs w:val="17"/>
+              </w:rPr>
+              <w:tab/>
+            </w:r>
+            <w:r>
+              <w:rPr>
+                <w:rFonts w:ascii="Consolas" w:hAnsi="Consolas" w:cs="Courier New"/>
+                <w:color w:val="F8F8F2"/>
+                <w:sz w:val="17"/>
+                <w:szCs w:val="17"/>
+              </w:rPr>
+              <w:tab/>
+            </w:r>
+            <w:r>
+              <w:rPr>
+                <w:rFonts w:ascii="Consolas" w:hAnsi="Consolas" w:cs="Courier New"/>
+                <w:color w:val="00E0E0"/>
+                <w:sz w:val="17"/>
+                <w:szCs w:val="17"/>
+              </w:rPr>
+              <w:t>FPlatformProcess</w:t>
+            </w:r>
+            <w:r>
+              <w:rPr>
+                <w:rFonts w:ascii="Consolas" w:hAnsi="Consolas" w:cs="Courier New"/>
+                <w:color w:val="F8F8F2"/>
+                <w:sz w:val="17"/>
+                <w:szCs w:val="17"/>
+              </w:rPr>
+              <w:t>::</w:t>
+            </w:r>
+            <w:r>
+              <w:rPr>
+                <w:rFonts w:ascii="Consolas" w:hAnsi="Consolas" w:cs="Courier New"/>
+                <w:color w:val="00E0E0"/>
+                <w:sz w:val="17"/>
+                <w:szCs w:val="17"/>
+              </w:rPr>
+              <w:t>Sleep</w:t>
+            </w:r>
+            <w:r>
+              <w:rPr>
+                <w:rFonts w:ascii="Consolas" w:hAnsi="Consolas" w:cs="Courier New"/>
+                <w:color w:val="F8F8F2"/>
+                <w:sz w:val="17"/>
+                <w:szCs w:val="17"/>
+              </w:rPr>
+              <w:t>(</w:t>
+            </w:r>
+            <w:r>
+              <w:rPr>
+                <w:rFonts w:ascii="Consolas" w:hAnsi="Consolas" w:cs="Courier New"/>
+                <w:color w:val="ABE338"/>
+                <w:sz w:val="17"/>
+                <w:szCs w:val="17"/>
+              </w:rPr>
+              <w:t>0.5f</w:t>
+            </w:r>
+            <w:r>
+              <w:rPr>
+                <w:rFonts w:ascii="Consolas" w:hAnsi="Consolas" w:cs="Courier New"/>
+                <w:color w:val="F8F8F2"/>
+                <w:sz w:val="17"/>
+                <w:szCs w:val="17"/>
+              </w:rPr>
+              <w:t>);</w:t>
+            </w:r>
+          </w:p>
+          <w:p>
+            <w:pPr>
+              <w:pStyle w:val="ad"/>
+              <w:pBdr>
+                <w:top w:val="single" w:sz="6" w:space="2" w:color="888888"/>
+                <w:left w:val="single" w:sz="6" w:space="2" w:color="888888"/>
+                <w:bottom w:val="single" w:sz="6" w:space="2" w:color="888888"/>
+                <w:right w:val="single" w:sz="6" w:space="2" w:color="888888"/>
+              </w:pBdr>
+              <w:shd w:val="clear" w:color="auto" w:fill="2B2B2B"/>
+              <w:tabs>
+                <w:tab w:val="left" w:pos="916"/>
+                <w:tab w:val="left" w:pos="1832"/>
+                <w:tab w:val="left" w:pos="2748"/>
+                <w:tab w:val="left" w:pos="3664"/>
+                <w:tab w:val="left" w:pos="4580"/>
+                <w:tab w:val="left" w:pos="5496"/>
+                <w:tab w:val="left" w:pos="6412"/>
+                <w:tab w:val="left" w:pos="7328"/>
+                <w:tab w:val="left" w:pos="8244"/>
+                <w:tab w:val="left" w:pos="9160"/>
+                <w:tab w:val="left" w:pos="10076"/>
+                <w:tab w:val="left" w:pos="10992"/>
+                <w:tab w:val="left" w:pos="11908"/>
+                <w:tab w:val="left" w:pos="12824"/>
+                <w:tab w:val="left" w:pos="13740"/>
+                <w:tab w:val="left" w:pos="14656"/>
+              </w:tabs>
+              <w:spacing w:before="0" w:beforeAutospacing="0" w:after="0" w:afterAutospacing="0"/>
+              <w:divId w:val="666514842"/>
+              <w:rPr>
+                <w:rFonts w:ascii="Consolas" w:hAnsi="Consolas" w:cs="Courier New"/>
+                <w:color w:val="F8F8F2"/>
+                <w:sz w:val="17"/>
+                <w:szCs w:val="17"/>
+              </w:rPr>
+            </w:pPr>
+            <w:r>
+              <w:rPr>
+                <w:rFonts w:ascii="Consolas" w:hAnsi="Consolas" w:cs="Courier New"/>
+                <w:color w:val="F8F8F2"/>
+                <w:sz w:val="17"/>
+                <w:szCs w:val="17"/>
+              </w:rPr>
+              <w:tab/>
+            </w:r>
+            <w:r>
+              <w:rPr>
+                <w:rFonts w:ascii="Consolas" w:hAnsi="Consolas" w:cs="Courier New"/>
+                <w:color w:val="F8F8F2"/>
+                <w:sz w:val="17"/>
+                <w:szCs w:val="17"/>
+              </w:rPr>
+              <w:tab/>
+              <w:t>}</w:t>
+            </w:r>
+          </w:p>
+          <w:p>
+            <w:pPr>
+              <w:pStyle w:val="ad"/>
+              <w:pBdr>
+                <w:top w:val="single" w:sz="6" w:space="2" w:color="888888"/>
+                <w:left w:val="single" w:sz="6" w:space="2" w:color="888888"/>
+                <w:bottom w:val="single" w:sz="6" w:space="2" w:color="888888"/>
+                <w:right w:val="single" w:sz="6" w:space="2" w:color="888888"/>
+              </w:pBdr>
+              <w:shd w:val="clear" w:color="auto" w:fill="2B2B2B"/>
+              <w:tabs>
+                <w:tab w:val="left" w:pos="916"/>
+                <w:tab w:val="left" w:pos="1832"/>
+                <w:tab w:val="left" w:pos="2748"/>
+                <w:tab w:val="left" w:pos="3664"/>
+                <w:tab w:val="left" w:pos="4580"/>
+                <w:tab w:val="left" w:pos="5496"/>
+                <w:tab w:val="left" w:pos="6412"/>
+                <w:tab w:val="left" w:pos="7328"/>
+                <w:tab w:val="left" w:pos="8244"/>
+                <w:tab w:val="left" w:pos="9160"/>
+                <w:tab w:val="left" w:pos="10076"/>
+                <w:tab w:val="left" w:pos="10992"/>
+                <w:tab w:val="left" w:pos="11908"/>
+                <w:tab w:val="left" w:pos="12824"/>
+                <w:tab w:val="left" w:pos="13740"/>
+                <w:tab w:val="left" w:pos="14656"/>
+              </w:tabs>
+              <w:spacing w:before="0" w:beforeAutospacing="0" w:after="0" w:afterAutospacing="0"/>
+              <w:divId w:val="666514842"/>
+              <w:rPr>
+                <w:rFonts w:ascii="Consolas" w:hAnsi="Consolas" w:cs="Courier New"/>
+                <w:color w:val="F8F8F2"/>
+                <w:sz w:val="17"/>
+                <w:szCs w:val="17"/>
+              </w:rPr>
+            </w:pPr>
+            <w:r>
+              <w:rPr>
+                <w:rFonts w:ascii="Consolas" w:hAnsi="Consolas" w:cs="Courier New"/>
+                <w:color w:val="F8F8F2"/>
+                <w:sz w:val="17"/>
+                <w:szCs w:val="17"/>
+              </w:rPr>
+              <w:tab/>
+              <w:t>});</w:t>
+            </w:r>
+          </w:p>
+          <w:p>
+            <w:pPr>
+              <w:pStyle w:val="ad"/>
+              <w:pBdr>
+                <w:top w:val="single" w:sz="6" w:space="2" w:color="888888"/>
+                <w:left w:val="single" w:sz="6" w:space="2" w:color="888888"/>
+                <w:bottom w:val="single" w:sz="6" w:space="2" w:color="888888"/>
+                <w:right w:val="single" w:sz="6" w:space="2" w:color="888888"/>
+              </w:pBdr>
+              <w:shd w:val="clear" w:color="auto" w:fill="2B2B2B"/>
+              <w:tabs>
+                <w:tab w:val="left" w:pos="916"/>
+                <w:tab w:val="left" w:pos="1832"/>
+                <w:tab w:val="left" w:pos="2748"/>
+                <w:tab w:val="left" w:pos="3664"/>
+                <w:tab w:val="left" w:pos="4580"/>
+                <w:tab w:val="left" w:pos="5496"/>
+                <w:tab w:val="left" w:pos="6412"/>
+                <w:tab w:val="left" w:pos="7328"/>
+                <w:tab w:val="left" w:pos="8244"/>
+                <w:tab w:val="left" w:pos="9160"/>
+                <w:tab w:val="left" w:pos="10076"/>
+                <w:tab w:val="left" w:pos="10992"/>
+                <w:tab w:val="left" w:pos="11908"/>
+                <w:tab w:val="left" w:pos="12824"/>
+                <w:tab w:val="left" w:pos="13740"/>
+                <w:tab w:val="left" w:pos="14656"/>
+              </w:tabs>
+              <w:spacing w:before="0" w:beforeAutospacing="0" w:after="0" w:afterAutospacing="0"/>
+              <w:divId w:val="666514842"/>
+              <w:rPr>
+                <w:rFonts w:ascii="Consolas" w:hAnsi="Consolas" w:cs="Courier New"/>
+                <w:color w:val="F8F8F2"/>
+                <w:sz w:val="17"/>
+                <w:szCs w:val="17"/>
+              </w:rPr>
+            </w:pPr>
+            <w:r>
+              <w:rPr>
+                <w:rFonts w:ascii="Consolas" w:hAnsi="Consolas" w:cs="Courier New"/>
+                <w:color w:val="F8F8F2"/>
+                <w:sz w:val="17"/>
+                <w:szCs w:val="17"/>
+              </w:rPr>
+              <w:t>}</w:t>
+            </w:r>
+          </w:p>
+          <w:p>
+            <w:pPr>
+              <w:pStyle w:val="ad"/>
+              <w:pBdr>
+                <w:top w:val="single" w:sz="6" w:space="2" w:color="888888"/>
+                <w:left w:val="single" w:sz="6" w:space="2" w:color="888888"/>
+                <w:bottom w:val="single" w:sz="6" w:space="2" w:color="888888"/>
+                <w:right w:val="single" w:sz="6" w:space="2" w:color="888888"/>
+              </w:pBdr>
+              <w:shd w:val="clear" w:color="auto" w:fill="2B2B2B"/>
+              <w:tabs>
+                <w:tab w:val="left" w:pos="916"/>
+                <w:tab w:val="left" w:pos="1832"/>
+                <w:tab w:val="left" w:pos="2748"/>
+                <w:tab w:val="left" w:pos="3664"/>
+                <w:tab w:val="left" w:pos="4580"/>
+                <w:tab w:val="left" w:pos="5496"/>
+                <w:tab w:val="left" w:pos="6412"/>
+                <w:tab w:val="left" w:pos="7328"/>
+                <w:tab w:val="left" w:pos="8244"/>
+                <w:tab w:val="left" w:pos="9160"/>
+                <w:tab w:val="left" w:pos="10076"/>
+                <w:tab w:val="left" w:pos="10992"/>
+                <w:tab w:val="left" w:pos="11908"/>
+                <w:tab w:val="left" w:pos="12824"/>
+                <w:tab w:val="left" w:pos="13740"/>
+                <w:tab w:val="left" w:pos="14656"/>
+              </w:tabs>
+              <w:spacing w:before="0" w:beforeAutospacing="0" w:after="0" w:afterAutospacing="0"/>
+              <w:divId w:val="666514842"/>
+              <w:rPr>
+                <w:rFonts w:ascii="Consolas" w:hAnsi="Consolas" w:cs="Courier New"/>
+                <w:color w:val="F8F8F2"/>
+                <w:sz w:val="17"/>
+                <w:szCs w:val="17"/>
+              </w:rPr>
+            </w:pPr>
+            <w:r>
+              <w:rPr>
+                <w:rFonts w:ascii="Consolas" w:hAnsi="Consolas" w:cs="Courier New"/>
+                <w:color w:val="F8F8F2"/>
+                <w:sz w:val="17"/>
+                <w:szCs w:val="17"/>
+              </w:rPr>
+              <w:t> </w:t>
+            </w:r>
+          </w:p>
+          <w:p>
+            <w:r>
+              <w:drawing>
+                <wp:inline distT="0" distB="0" distL="0" distR="0" wp14:anchorId="03E16144" wp14:editId="2BCE32A3">
+                  <wp:extent cx="5743575" cy="3230693"/>
+                  <wp:effectExtent l="0" t="0" r="0" b="8255"/>
+                  <wp:docPr id="1506422139" name="그림 2"/>
+                  <wp:cNvGraphicFramePr>
+                    <a:graphicFrameLocks xmlns:a="http://schemas.openxmlformats.org/drawingml/2006/main" noChangeAspect="1"/>
+                  </wp:cNvGraphicFramePr>
+                  <a:graphic xmlns:a="http://schemas.openxmlformats.org/drawingml/2006/main">
+                    <a:graphicData uri="http://schemas.openxmlformats.org/drawingml/2006/picture">
+                      <pic:pic xmlns:pic="http://schemas.openxmlformats.org/drawingml/2006/picture">
+                        <pic:nvPicPr>
+                          <pic:cNvPr id="0" name="Picture 6"/>
+                          <pic:cNvPicPr>
+                            <a:picLocks noChangeAspect="1" noChangeArrowheads="1"/>
+                          </pic:cNvPicPr>
+                        </pic:nvPicPr>
+                        <pic:blipFill>
+                          <a:blip r:embed="rId7" cstate="print">
+                            <a:extLst>
+                              <a:ext uri="{28A0092B-C50C-407E-A947-70E740481C1C}">
+                                <a14:useLocalDpi xmlns:a14="http://schemas.microsoft.com/office/drawing/2010/main" val="0"/>
+                              </a:ext>
+                            </a:extLst>
+                          </a:blip>
+                          <a:srcRect/>
+                          <a:stretch>
+                            <a:fillRect/>
+                          </a:stretch>
+                        </pic:blipFill>
+                        <pic:spPr bwMode="auto">
+                          <a:xfrm>
+                            <a:off x="0" y="0"/>
+                            <a:ext cx="5753893" cy="3236497"/>
+                          </a:xfrm>
+                          <a:prstGeom prst="rect">
+                            <a:avLst/>
+                          </a:prstGeom>
+                          <a:noFill/>
+                          <a:ln>
+                            <a:noFill/>
+                          </a:ln>
+                        </pic:spPr>
+                      </pic:pic>
+                    </a:graphicData>
+                  </a:graphic>
+                </wp:inline>
+              </w:drawing>
+            </w:r>
+          </w:p>
           <w:p/>
+          <w:p>
+            <w:r>
+              <w:rPr>
+                <w:rFonts w:hint="eastAsia"/>
+              </w:rPr>
+              <w:t>- 믹사모 FBX를 임포트 후 리타겟팅하여 이동, 점프 등은 잘 되는데 뭔가 어긋나는 부분</w:t>
+            </w:r>
+            <w:r>
+              <w:rPr>
+                <w:rFonts w:hint="eastAsia"/>
+              </w:rPr>
+              <w:lastRenderedPageBreak/>
+              <w:t>이 있는 것 같다. 모델의 상의가 바닥까지 늘어지는 문제이다. 여러 번 뼈 구조를 다시 잡아보고 다시 리타겟팅을 시도해봤지만 결국 해결하지 못했다. 다음 주부터는 중간고사 기간이 아니니 꼭 해결해야겠다.</w:t>
+            </w:r>
+          </w:p>
+          <w:p>
+            <w:r>
+              <w:rPr>
+                <w:rFonts w:hint="eastAsia"/>
+              </w:rPr>
+              <w:t xml:space="preserve"> </w:t>
+            </w:r>
+            <w:r>
+              <w:drawing>
+                <wp:inline distT="0" distB="0" distL="0" distR="0" wp14:anchorId="33AD6F10" wp14:editId="2387CCF2">
+                  <wp:extent cx="5610225" cy="3038827"/>
+                  <wp:effectExtent l="0" t="0" r="0" b="9525"/>
+                  <wp:docPr id="853200913" name="그림 6"/>
+                  <wp:cNvGraphicFramePr>
+                    <a:graphicFrameLocks xmlns:a="http://schemas.openxmlformats.org/drawingml/2006/main" noChangeAspect="1"/>
+                  </wp:cNvGraphicFramePr>
+                  <a:graphic xmlns:a="http://schemas.openxmlformats.org/drawingml/2006/main">
+                    <a:graphicData uri="http://schemas.openxmlformats.org/drawingml/2006/picture">
+                      <pic:pic xmlns:pic="http://schemas.openxmlformats.org/drawingml/2006/picture">
+                        <pic:nvPicPr>
+                          <pic:cNvPr id="0" name="Picture 23"/>
+                          <pic:cNvPicPr>
+                            <a:picLocks noChangeAspect="1" noChangeArrowheads="1"/>
+                          </pic:cNvPicPr>
+                        </pic:nvPicPr>
+                        <pic:blipFill>
+                          <a:blip r:embed="rId8" cstate="print">
+                            <a:extLst>
+                              <a:ext uri="{28A0092B-C50C-407E-A947-70E740481C1C}">
+                                <a14:useLocalDpi xmlns:a14="http://schemas.microsoft.com/office/drawing/2010/main" val="0"/>
+                              </a:ext>
+                            </a:extLst>
+                          </a:blip>
+                          <a:srcRect/>
+                          <a:stretch>
+                            <a:fillRect/>
+                          </a:stretch>
+                        </pic:blipFill>
+                        <pic:spPr bwMode="auto">
+                          <a:xfrm>
+                            <a:off x="0" y="0"/>
+                            <a:ext cx="5633466" cy="3051415"/>
+                          </a:xfrm>
+                          <a:prstGeom prst="rect">
+                            <a:avLst/>
+                          </a:prstGeom>
+                          <a:noFill/>
+                          <a:ln>
+                            <a:noFill/>
+                          </a:ln>
+                        </pic:spPr>
+                      </pic:pic>
+                    </a:graphicData>
+                  </a:graphic>
+                </wp:inline>
+              </w:drawing>
+            </w:r>
+          </w:p>
+          <w:p>
+            <w:r>
+              <w:drawing>
+                <wp:inline distT="0" distB="0" distL="0" distR="0" wp14:anchorId="5EE94048" wp14:editId="198F24E9">
+                  <wp:extent cx="5657850" cy="3064624"/>
+                  <wp:effectExtent l="0" t="0" r="0" b="2540"/>
+                  <wp:docPr id="1167265791" name="그림 8"/>
+                  <wp:cNvGraphicFramePr>
+                    <a:graphicFrameLocks xmlns:a="http://schemas.openxmlformats.org/drawingml/2006/main" noChangeAspect="1"/>
+                  </wp:cNvGraphicFramePr>
+                  <a:graphic xmlns:a="http://schemas.openxmlformats.org/drawingml/2006/main">
+                    <a:graphicData uri="http://schemas.openxmlformats.org/drawingml/2006/picture">
+                      <pic:pic xmlns:pic="http://schemas.openxmlformats.org/drawingml/2006/picture">
+                        <pic:nvPicPr>
+                          <pic:cNvPr id="0" name="Picture 30"/>
+                          <pic:cNvPicPr>
+                            <a:picLocks noChangeAspect="1" noChangeArrowheads="1"/>
+                          </pic:cNvPicPr>
+                        </pic:nvPicPr>
+                        <pic:blipFill>
+                          <a:blip r:embed="rId9" cstate="print">
+                            <a:extLst>
+                              <a:ext uri="{28A0092B-C50C-407E-A947-70E740481C1C}">
+                                <a14:useLocalDpi xmlns:a14="http://schemas.microsoft.com/office/drawing/2010/main" val="0"/>
+                              </a:ext>
+                            </a:extLst>
+                          </a:blip>
+                          <a:srcRect/>
+                          <a:stretch>
+                            <a:fillRect/>
+                          </a:stretch>
+                        </pic:blipFill>
+                        <pic:spPr bwMode="auto">
+                          <a:xfrm>
+                            <a:off x="0" y="0"/>
+                            <a:ext cx="5670412" cy="3071428"/>
+                          </a:xfrm>
+                          <a:prstGeom prst="rect">
+                            <a:avLst/>
+                          </a:prstGeom>
+                          <a:noFill/>
+                          <a:ln>
+                            <a:noFill/>
+                          </a:ln>
+                        </pic:spPr>
+                      </pic:pic>
+                    </a:graphicData>
+                  </a:graphic>
+                </wp:inline>
+              </w:drawing>
+            </w:r>
+          </w:p>
+          <w:p/>
+          <w:p>
+            <w:r>
+              <w:rPr>
+                <w:rFonts w:hint="eastAsia"/>
+              </w:rPr>
+              <w:t xml:space="preserve">- </w:t>
+            </w:r>
+            <w:r>
+              <w:rPr>
+                <w:rFonts w:hint="eastAsia"/>
+              </w:rPr>
+              <w:t xml:space="preserve">저번 미팅 때 교수님 </w:t>
+            </w:r>
+            <w:r>
+              <w:rPr>
+                <w:rFonts w:hint="eastAsia"/>
+              </w:rPr>
+              <w:t xml:space="preserve">컴퓨터에서 언리얼 엔진 실행이 안 됐던 이유가 비주얼 스튜디오에 .Net, C++ 게임 개발 등 필요한 것들 설치가 안 돼서 그런 것 같다. 이번 미팅 때 한 번 확인해보려고 한다. 아니면 미팅할 </w:t>
+            </w:r>
+            <w:r>
+              <w:rPr>
+                <w:rFonts w:hint="eastAsia"/>
+              </w:rPr>
+              <w:t>때는 빌드하지 않는 방법(패키징하여 exe 파일만 가져오기)이 괜찮을지 여쭤봐야겠다.</w:t>
+            </w:r>
+          </w:p>
+          <w:p/>
+          <w:p>
+            <w:pPr>
+              <w:rPr>
+                <w:rFonts w:hint="eastAsia"/>
+              </w:rPr>
+            </w:pPr>
+            <w:r>
+              <w:rPr>
+                <w:rFonts w:hint="eastAsia"/>
+              </w:rPr>
+              <w:t>- 이번 2주는 중간고사가 있어서 프로젝트에 더 많은 시간을 쏟지 못했다. 다음 주부터는 강의도 더 많이 듣고 시간을 쏟아야겠다.</w:t>
+            </w:r>
+          </w:p>
         </w:tc>
       </w:tr>
     </w:tbl>
@@ -1372,7 +6780,6 @@
   <w:style w:type="character" w:default="1" w:styleId="a0">
     <w:name w:val="Default Paragraph Font"/>
     <w:uiPriority w:val="1"/>
-    <w:semiHidden/>
     <w:unhideWhenUsed/>
   </w:style>
   <w:style w:type="table" w:default="1" w:styleId="a1">
@@ -1744,6 +7151,27 @@
     <w:uiPriority w:val="99"/>
     <w:rsid w:val="00341936"/>
   </w:style>
+  <w:style w:type="paragraph" w:styleId="ad">
+    <w:name w:val="Normal (Web)"/>
+    <w:basedOn w:val="a"/>
+    <w:uiPriority w:val="99"/>
+    <w:semiHidden/>
+    <w:unhideWhenUsed/>
+    <w:rsid w:val="001940B3"/>
+    <w:pPr>
+      <w:widowControl/>
+      <w:wordWrap/>
+      <w:autoSpaceDE/>
+      <w:autoSpaceDN/>
+      <w:spacing w:before="100" w:beforeAutospacing="1" w:after="100" w:afterAutospacing="1"/>
+    </w:pPr>
+    <w:rPr>
+      <w:rFonts w:ascii="Times New Roman" w:hAnsi="Times New Roman" w:cs="Times New Roman"/>
+      <w:kern w:val="0"/>
+      <w:sz w:val="24"/>
+      <w14:ligatures w14:val="none"/>
+    </w:rPr>
+  </w:style>
 </w:styles>
 </file>
 
@@ -2060,4 +7488,24 @@
     </a:ext>
   </a:extLst>
 </a:theme>
+</file>
+
+<file path=word/webextensions/taskpanes.xml><?xml version="1.0" encoding="utf-8"?>
+<wetp:taskpanes xmlns:wetp="http://schemas.microsoft.com/office/webextensions/taskpanes/2010/11">
+  <wetp:taskpane dockstate="right" visibility="0" width="0" row="0">
+    <wetp:webextensionref xmlns:r="http://schemas.openxmlformats.org/officeDocument/2006/relationships" r:id="rId1"/>
+  </wetp:taskpane>
+</wetp:taskpanes>
+</file>
+
+<file path=word/webextensions/webextension1.xml><?xml version="1.0" encoding="utf-8"?>
+<we:webextension xmlns:we="http://schemas.microsoft.com/office/webextensions/webextension/2010/11" id="{1CF077CD-2443-4036-947A-2F36F063F133}">
+  <we:reference id="wa104382008" version="1.1.0.2" store="ko-KR" storeType="OMEX"/>
+  <we:alternateReferences>
+    <we:reference id="wa104382008" version="1.1.0.2" store="WA104382008" storeType="OMEX"/>
+  </we:alternateReferences>
+  <we:properties/>
+  <we:bindings/>
+  <we:snapshot xmlns:r="http://schemas.openxmlformats.org/officeDocument/2006/relationships"/>
+</we:webextension>
 </file>
--- a/작업일지/11주차.docx
+++ b/작업일지/11주차.docx
@@ -207,6 +207,7 @@
                 <w:bCs/>
               </w:rPr>
             </w:pPr>
+            <w:proofErr w:type="spellStart"/>
             <w:r>
               <w:rPr>
                 <w:rFonts w:hint="eastAsia"/>
@@ -215,6 +216,7 @@
               </w:rPr>
               <w:t>팀명</w:t>
             </w:r>
+            <w:proofErr w:type="spellEnd"/>
           </w:p>
         </w:tc>
         <w:tc>
@@ -284,12 +286,26 @@
               <w:rPr>
                 <w:rFonts w:hint="eastAsia"/>
               </w:rPr>
-              <w:t xml:space="preserve"> 윤이하나(기획, </w:t>
-            </w:r>
+              <w:t xml:space="preserve"> </w:t>
+            </w:r>
+            <w:proofErr w:type="spellStart"/>
             <w:r>
               <w:rPr>
                 <w:rFonts w:hint="eastAsia"/>
               </w:rPr>
+              <w:t>윤이하나</w:t>
+            </w:r>
+            <w:proofErr w:type="spellEnd"/>
+            <w:r>
+              <w:rPr>
+                <w:rFonts w:hint="eastAsia"/>
+              </w:rPr>
+              <w:t xml:space="preserve">(기획, </w:t>
+            </w:r>
+            <w:r>
+              <w:rPr>
+                <w:rFonts w:hint="eastAsia"/>
+              </w:rPr>
               <w:t>모델링</w:t>
             </w:r>
             <w:r>
@@ -321,7 +337,21 @@
               <w:rPr>
                 <w:rFonts w:hint="eastAsia"/>
               </w:rPr>
-              <w:t>2022182035 임채은(클라/서버)</w:t>
+              <w:t xml:space="preserve">2022182035 </w:t>
+            </w:r>
+            <w:proofErr w:type="spellStart"/>
+            <w:r>
+              <w:rPr>
+                <w:rFonts w:hint="eastAsia"/>
+              </w:rPr>
+              <w:t>임채은</w:t>
+            </w:r>
+            <w:proofErr w:type="spellEnd"/>
+            <w:r>
+              <w:rPr>
+                <w:rFonts w:hint="eastAsia"/>
+              </w:rPr>
+              <w:t>(클라/서버)</w:t>
             </w:r>
           </w:p>
         </w:tc>
@@ -394,11 +424,6 @@
             <w:tcW w:w="10485" w:type="dxa"/>
           </w:tcPr>
           <w:p>
-            <w:pPr>
-              <w:rPr>
-                <w:rFonts w:hint="eastAsia"/>
-              </w:rPr>
-            </w:pPr>
             <w:r>
               <w:rPr>
                 <w:rFonts w:hint="eastAsia"/>
@@ -456,6 +481,7 @@
                 <w:bCs/>
               </w:rPr>
             </w:pPr>
+            <w:proofErr w:type="spellStart"/>
             <w:r>
               <w:rPr>
                 <w:rFonts w:hint="eastAsia"/>
@@ -464,6 +490,7 @@
               </w:rPr>
               <w:t>윤이하나</w:t>
             </w:r>
+            <w:proofErr w:type="spellEnd"/>
           </w:p>
         </w:tc>
         <w:tc>
@@ -499,7 +526,47 @@
           <w:tcPr>
             <w:tcW w:w="9214" w:type="dxa"/>
           </w:tcPr>
-          <w:p/>
+          <w:p>
+            <w:pPr>
+              <w:rPr>
+                <w:rFonts w:hint="eastAsia"/>
+              </w:rPr>
+            </w:pPr>
+            <w:r>
+              <w:rPr>
+                <w:rFonts w:hint="eastAsia"/>
+              </w:rPr>
+              <w:t xml:space="preserve">- </w:t>
+            </w:r>
+            <w:proofErr w:type="spellStart"/>
+            <w:r>
+              <w:rPr>
+                <w:rFonts w:hint="eastAsia"/>
+              </w:rPr>
+              <w:t>언리얼</w:t>
+            </w:r>
+            <w:proofErr w:type="spellEnd"/>
+            <w:r>
+              <w:rPr>
+                <w:rFonts w:hint="eastAsia"/>
+              </w:rPr>
+              <w:t xml:space="preserve"> 프로젝트에 </w:t>
+            </w:r>
+            <w:proofErr w:type="spellStart"/>
+            <w:r>
+              <w:rPr>
+                <w:rFonts w:hint="eastAsia"/>
+              </w:rPr>
+              <w:t>Protobuf</w:t>
+            </w:r>
+            <w:proofErr w:type="spellEnd"/>
+            <w:r>
+              <w:rPr>
+                <w:rFonts w:hint="eastAsia"/>
+              </w:rPr>
+              <w:t xml:space="preserve"> 적용</w:t>
+            </w:r>
+          </w:p>
         </w:tc>
       </w:tr>
       <w:tr>
@@ -514,6 +581,7 @@
                 <w:bCs/>
               </w:rPr>
             </w:pPr>
+            <w:proofErr w:type="spellStart"/>
             <w:r>
               <w:rPr>
                 <w:rFonts w:hint="eastAsia"/>
@@ -522,6 +590,7 @@
               </w:rPr>
               <w:t>임채은</w:t>
             </w:r>
+            <w:proofErr w:type="spellEnd"/>
           </w:p>
         </w:tc>
         <w:tc>
@@ -541,20 +610,65 @@
               <w:rPr>
                 <w:rFonts w:hint="eastAsia"/>
               </w:rPr>
-              <w:t>- 믹사모 모델 임포트 후 리타겟팅</w:t>
-            </w:r>
-          </w:p>
-          <w:p>
-            <w:pPr>
+              <w:t xml:space="preserve">- </w:t>
+            </w:r>
+            <w:proofErr w:type="spellStart"/>
+            <w:r>
               <w:rPr>
                 <w:rFonts w:hint="eastAsia"/>
               </w:rPr>
-            </w:pPr>
+              <w:t>믹사모</w:t>
+            </w:r>
+            <w:proofErr w:type="spellEnd"/>
             <w:r>
               <w:rPr>
                 <w:rFonts w:hint="eastAsia"/>
               </w:rPr>
-              <w:t>- 유데미 섹션 4 끝내기</w:t>
+              <w:t xml:space="preserve"> 모델 </w:t>
+            </w:r>
+            <w:proofErr w:type="spellStart"/>
+            <w:r>
+              <w:rPr>
+                <w:rFonts w:hint="eastAsia"/>
+              </w:rPr>
+              <w:t>임포트</w:t>
+            </w:r>
+            <w:proofErr w:type="spellEnd"/>
+            <w:r>
+              <w:rPr>
+                <w:rFonts w:hint="eastAsia"/>
+              </w:rPr>
+              <w:t xml:space="preserve"> 후 </w:t>
+            </w:r>
+            <w:proofErr w:type="spellStart"/>
+            <w:r>
+              <w:rPr>
+                <w:rFonts w:hint="eastAsia"/>
+              </w:rPr>
+              <w:t>리타겟팅</w:t>
+            </w:r>
+            <w:proofErr w:type="spellEnd"/>
+          </w:p>
+          <w:p>
+            <w:r>
+              <w:rPr>
+                <w:rFonts w:hint="eastAsia"/>
+              </w:rPr>
+              <w:t xml:space="preserve">- </w:t>
+            </w:r>
+            <w:proofErr w:type="spellStart"/>
+            <w:r>
+              <w:rPr>
+                <w:rFonts w:hint="eastAsia"/>
+              </w:rPr>
+              <w:t>유데미</w:t>
+            </w:r>
+            <w:proofErr w:type="spellEnd"/>
+            <w:r>
+              <w:rPr>
+                <w:rFonts w:hint="eastAsia"/>
+              </w:rPr>
+              <w:t xml:space="preserve"> 섹션 4 끝내기</w:t>
             </w:r>
           </w:p>
         </w:tc>
@@ -599,6 +713,7 @@
                 <w:bCs/>
               </w:rPr>
             </w:pPr>
+            <w:proofErr w:type="spellStart"/>
             <w:r>
               <w:rPr>
                 <w:rFonts w:hint="eastAsia"/>
@@ -607,6 +722,7 @@
               </w:rPr>
               <w:t>윤이하나</w:t>
             </w:r>
+            <w:proofErr w:type="spellEnd"/>
           </w:p>
         </w:tc>
         <w:tc>
@@ -647,7 +763,65 @@
           <w:tcPr>
             <w:tcW w:w="9214" w:type="dxa"/>
           </w:tcPr>
-          <w:p/>
+          <w:p>
+            <w:pPr>
+              <w:rPr>
+                <w:rFonts w:hint="eastAsia"/>
+              </w:rPr>
+            </w:pPr>
+            <w:r>
+              <w:rPr>
+                <w:rFonts w:hint="eastAsia"/>
+              </w:rPr>
+              <w:t>-</w:t>
+            </w:r>
+            <w:r>
+              <w:t xml:space="preserve"> </w:t>
+            </w:r>
+            <w:r>
+              <w:rPr>
+                <w:rFonts w:hint="eastAsia"/>
+              </w:rPr>
+              <w:t>이번주는 한 게 아무것도 없다</w:t>
+            </w:r>
+            <w:r>
+              <w:t>…</w:t>
+            </w:r>
+            <w:r>
+              <w:rPr>
+                <w:rFonts w:hint="eastAsia"/>
+              </w:rPr>
+              <w:t xml:space="preserve"> 시험이 아직 </w:t>
+            </w:r>
+            <w:proofErr w:type="spellStart"/>
+            <w:r>
+              <w:rPr>
+                <w:rFonts w:hint="eastAsia"/>
+              </w:rPr>
+              <w:t>안끝나서</w:t>
+            </w:r>
+            <w:proofErr w:type="spellEnd"/>
+            <w:r>
+              <w:rPr>
+                <w:rFonts w:hint="eastAsia"/>
+              </w:rPr>
+              <w:t xml:space="preserve"> 계속 공부하다 보니 못했다. 그래도 채은이가 서버 연동을 했다 해서 정말 다행이다. 이번주에 시험 끝내고 다음주부터 열심히 </w:t>
+            </w:r>
+            <w:proofErr w:type="spellStart"/>
+            <w:r>
+              <w:rPr>
+                <w:rFonts w:hint="eastAsia"/>
+              </w:rPr>
+              <w:t>해야겠다</w:t>
+            </w:r>
+            <w:proofErr w:type="spellEnd"/>
+            <w:r>
+              <w:rPr>
+                <w:rFonts w:hint="eastAsia"/>
+              </w:rPr>
+              <w:t>.</w:t>
+            </w:r>
+          </w:p>
         </w:tc>
       </w:tr>
       <w:tr>
@@ -662,6 +836,7 @@
                 <w:bCs/>
               </w:rPr>
             </w:pPr>
+            <w:proofErr w:type="spellStart"/>
             <w:r>
               <w:rPr>
                 <w:rFonts w:hint="eastAsia"/>
@@ -670,6 +845,7 @@
               </w:rPr>
               <w:t>임채은</w:t>
             </w:r>
+            <w:proofErr w:type="spellEnd"/>
           </w:p>
         </w:tc>
         <w:tc>
@@ -677,33 +853,56 @@
             <w:tcW w:w="9214" w:type="dxa"/>
           </w:tcPr>
           <w:p>
-            <w:pPr>
+            <w:r>
               <w:rPr>
                 <w:rFonts w:hint="eastAsia"/>
               </w:rPr>
-            </w:pPr>
+              <w:t xml:space="preserve">- 서버와 </w:t>
+            </w:r>
             <w:r>
               <w:rPr>
                 <w:rFonts w:hint="eastAsia"/>
               </w:rPr>
-              <w:t xml:space="preserve">- 서버와 </w:t>
+              <w:t xml:space="preserve">간단한 </w:t>
             </w:r>
             <w:r>
               <w:rPr>
                 <w:rFonts w:hint="eastAsia"/>
               </w:rPr>
-              <w:t xml:space="preserve">간단한 </w:t>
-            </w:r>
+              <w:t xml:space="preserve">통신을 구현했다. </w:t>
+            </w:r>
+            <w:proofErr w:type="spellStart"/>
             <w:r>
               <w:rPr>
                 <w:rFonts w:hint="eastAsia"/>
               </w:rPr>
-              <w:t xml:space="preserve">통신을 구현했다. GameInstance를 C++로 생성한 후 Init 함수에서 윈속 초기화, 소켓 생성, connect를 하고 </w:t>
-            </w:r>
+              <w:t>GameInstance</w:t>
+            </w:r>
+            <w:proofErr w:type="spellEnd"/>
             <w:r>
               <w:rPr>
                 <w:rFonts w:hint="eastAsia"/>
               </w:rPr>
+              <w:t xml:space="preserve">를 C++로 생성한 후 Init 함수에서 </w:t>
+            </w:r>
+            <w:proofErr w:type="spellStart"/>
+            <w:r>
+              <w:rPr>
+                <w:rFonts w:hint="eastAsia"/>
+              </w:rPr>
+              <w:t>윈속</w:t>
+            </w:r>
+            <w:proofErr w:type="spellEnd"/>
+            <w:r>
+              <w:rPr>
+                <w:rFonts w:hint="eastAsia"/>
+              </w:rPr>
+              <w:t xml:space="preserve"> 초기화, 소켓 생성, connect를 하고 </w:t>
+            </w:r>
+            <w:r>
+              <w:rPr>
+                <w:rFonts w:hint="eastAsia"/>
+              </w:rPr>
               <w:t xml:space="preserve">플레이어 객체를 가져와 x, y, z 위치를 0.5초 단위로 send하는 코드를 작성했다. </w:t>
             </w:r>
             <w:r>
@@ -716,7 +915,21 @@
               <w:rPr>
                 <w:rFonts w:hint="eastAsia"/>
               </w:rPr>
-              <w:t xml:space="preserve">그리고 recv와 send가 블로킹 방식이므로 게임에 영향을 주지 않도록 Async로 스레드를 분리했다. </w:t>
+              <w:t xml:space="preserve">그리고 </w:t>
+            </w:r>
+            <w:proofErr w:type="spellStart"/>
+            <w:r>
+              <w:rPr>
+                <w:rFonts w:hint="eastAsia"/>
+              </w:rPr>
+              <w:t>recv</w:t>
+            </w:r>
+            <w:proofErr w:type="spellEnd"/>
+            <w:r>
+              <w:rPr>
+                <w:rFonts w:hint="eastAsia"/>
+              </w:rPr>
+              <w:t xml:space="preserve">와 send가 블로킹 방식이므로 게임에 영향을 주지 않도록 Async로 스레드를 분리했다. </w:t>
             </w:r>
           </w:p>
           <w:p>
@@ -1035,7 +1248,27 @@
                 <w:szCs w:val="17"/>
               </w:rPr>
               <w:tab/>
-              <w:t>WSADATA wsa;</w:t>
+              <w:t xml:space="preserve">WSADATA </w:t>
+            </w:r>
+            <w:proofErr w:type="spellStart"/>
+            <w:r>
+              <w:rPr>
+                <w:rFonts w:ascii="Consolas" w:hAnsi="Consolas" w:cs="Courier New"/>
+                <w:color w:val="F8F8F2"/>
+                <w:sz w:val="17"/>
+                <w:szCs w:val="17"/>
+              </w:rPr>
+              <w:t>wsa</w:t>
+            </w:r>
+            <w:proofErr w:type="spellEnd"/>
+            <w:r>
+              <w:rPr>
+                <w:rFonts w:ascii="Consolas" w:hAnsi="Consolas" w:cs="Courier New"/>
+                <w:color w:val="F8F8F2"/>
+                <w:sz w:val="17"/>
+                <w:szCs w:val="17"/>
+              </w:rPr>
+              <w:t>;</w:t>
             </w:r>
           </w:p>
           <w:p>
@@ -1140,6 +1373,7 @@
               </w:rPr>
               <w:t xml:space="preserve">// </w:t>
             </w:r>
+            <w:proofErr w:type="spellStart"/>
             <w:r>
               <w:rPr>
                 <w:rFonts w:ascii="Consolas" w:hAnsi="Consolas" w:cs="Courier New"/>
@@ -1149,6 +1383,7 @@
               </w:rPr>
               <w:t>윈속</w:t>
             </w:r>
+            <w:proofErr w:type="spellEnd"/>
             <w:r>
               <w:rPr>
                 <w:rFonts w:ascii="Consolas" w:hAnsi="Consolas" w:cs="Courier New"/>
@@ -1232,8 +1467,29 @@
                 <w:sz w:val="17"/>
                 <w:szCs w:val="17"/>
               </w:rPr>
-              <w:t xml:space="preserve"> nRet = </w:t>
-            </w:r>
+              <w:t xml:space="preserve"> </w:t>
+            </w:r>
+            <w:proofErr w:type="spellStart"/>
+            <w:r>
+              <w:rPr>
+                <w:rFonts w:ascii="Consolas" w:hAnsi="Consolas" w:cs="Courier New"/>
+                <w:color w:val="F8F8F2"/>
+                <w:sz w:val="17"/>
+                <w:szCs w:val="17"/>
+              </w:rPr>
+              <w:t>nRet</w:t>
+            </w:r>
+            <w:proofErr w:type="spellEnd"/>
+            <w:r>
+              <w:rPr>
+                <w:rFonts w:ascii="Consolas" w:hAnsi="Consolas" w:cs="Courier New"/>
+                <w:color w:val="F8F8F2"/>
+                <w:sz w:val="17"/>
+                <w:szCs w:val="17"/>
+              </w:rPr>
+              <w:t xml:space="preserve"> = </w:t>
+            </w:r>
+            <w:proofErr w:type="spellStart"/>
             <w:r>
               <w:rPr>
                 <w:rFonts w:ascii="Consolas" w:hAnsi="Consolas" w:cs="Courier New"/>
@@ -1243,6 +1499,7 @@
               </w:rPr>
               <w:t>WSAStartup</w:t>
             </w:r>
+            <w:proofErr w:type="spellEnd"/>
             <w:r>
               <w:rPr>
                 <w:rFonts w:ascii="Consolas" w:hAnsi="Consolas" w:cs="Courier New"/>
@@ -1286,7 +1543,27 @@
                 <w:sz w:val="17"/>
                 <w:szCs w:val="17"/>
               </w:rPr>
-              <w:t>), &amp;wsa);</w:t>
+              <w:t>), &amp;</w:t>
+            </w:r>
+            <w:proofErr w:type="spellStart"/>
+            <w:r>
+              <w:rPr>
+                <w:rFonts w:ascii="Consolas" w:hAnsi="Consolas" w:cs="Courier New"/>
+                <w:color w:val="F8F8F2"/>
+                <w:sz w:val="17"/>
+                <w:szCs w:val="17"/>
+              </w:rPr>
+              <w:t>wsa</w:t>
+            </w:r>
+            <w:proofErr w:type="spellEnd"/>
+            <w:r>
+              <w:rPr>
+                <w:rFonts w:ascii="Consolas" w:hAnsi="Consolas" w:cs="Courier New"/>
+                <w:color w:val="F8F8F2"/>
+                <w:sz w:val="17"/>
+                <w:szCs w:val="17"/>
+              </w:rPr>
+              <w:t>);</w:t>
             </w:r>
           </w:p>
           <w:p>
@@ -1353,7 +1630,27 @@
                 <w:sz w:val="17"/>
                 <w:szCs w:val="17"/>
               </w:rPr>
-              <w:t xml:space="preserve"> (nRet != </w:t>
+              <w:t xml:space="preserve"> (</w:t>
+            </w:r>
+            <w:proofErr w:type="spellStart"/>
+            <w:r>
+              <w:rPr>
+                <w:rFonts w:ascii="Consolas" w:hAnsi="Consolas" w:cs="Courier New"/>
+                <w:color w:val="F8F8F2"/>
+                <w:sz w:val="17"/>
+                <w:szCs w:val="17"/>
+              </w:rPr>
+              <w:t>nRet</w:t>
+            </w:r>
+            <w:proofErr w:type="spellEnd"/>
+            <w:r>
+              <w:rPr>
+                <w:rFonts w:ascii="Consolas" w:hAnsi="Consolas" w:cs="Courier New"/>
+                <w:color w:val="F8F8F2"/>
+                <w:sz w:val="17"/>
+                <w:szCs w:val="17"/>
+              </w:rPr>
+              <w:t xml:space="preserve"> != </w:t>
             </w:r>
             <w:r>
               <w:rPr>
@@ -1478,6 +1775,7 @@
               <w:tab/>
               <w:t>UE_LOG(</w:t>
             </w:r>
+            <w:proofErr w:type="spellStart"/>
             <w:r>
               <w:rPr>
                 <w:rFonts w:ascii="Consolas" w:hAnsi="Consolas" w:cs="Courier New"/>
@@ -1487,6 +1785,7 @@
               </w:rPr>
               <w:t>LogTemp</w:t>
             </w:r>
+            <w:proofErr w:type="spellEnd"/>
             <w:r>
               <w:rPr>
                 <w:rFonts w:ascii="Consolas" w:hAnsi="Consolas" w:cs="Courier New"/>
@@ -1521,7 +1820,27 @@
                 <w:sz w:val="17"/>
                 <w:szCs w:val="17"/>
               </w:rPr>
-              <w:t>"WSAStartup Failed..."</w:t>
+              <w:t>"</w:t>
+            </w:r>
+            <w:proofErr w:type="spellStart"/>
+            <w:r>
+              <w:rPr>
+                <w:rFonts w:ascii="Consolas" w:hAnsi="Consolas" w:cs="Courier New"/>
+                <w:color w:val="ABE338"/>
+                <w:sz w:val="17"/>
+                <w:szCs w:val="17"/>
+              </w:rPr>
+              <w:t>WSAStartup</w:t>
+            </w:r>
+            <w:proofErr w:type="spellEnd"/>
+            <w:r>
+              <w:rPr>
+                <w:rFonts w:ascii="Consolas" w:hAnsi="Consolas" w:cs="Courier New"/>
+                <w:color w:val="ABE338"/>
+                <w:sz w:val="17"/>
+                <w:szCs w:val="17"/>
+              </w:rPr>
+              <w:t xml:space="preserve"> Failed..."</w:t>
             </w:r>
             <w:r>
               <w:rPr>
@@ -1832,8 +2151,29 @@
                 <w:szCs w:val="17"/>
               </w:rPr>
               <w:tab/>
-              <w:t xml:space="preserve">_clientSocket = </w:t>
-            </w:r>
+              <w:t>_</w:t>
+            </w:r>
+            <w:proofErr w:type="spellStart"/>
+            <w:r>
+              <w:rPr>
+                <w:rFonts w:ascii="Consolas" w:hAnsi="Consolas" w:cs="Courier New"/>
+                <w:color w:val="F8F8F2"/>
+                <w:sz w:val="17"/>
+                <w:szCs w:val="17"/>
+              </w:rPr>
+              <w:t>clientSocket</w:t>
+            </w:r>
+            <w:proofErr w:type="spellEnd"/>
+            <w:r>
+              <w:rPr>
+                <w:rFonts w:ascii="Consolas" w:hAnsi="Consolas" w:cs="Courier New"/>
+                <w:color w:val="F8F8F2"/>
+                <w:sz w:val="17"/>
+                <w:szCs w:val="17"/>
+              </w:rPr>
+              <w:t xml:space="preserve"> = </w:t>
+            </w:r>
+            <w:proofErr w:type="spellStart"/>
             <w:r>
               <w:rPr>
                 <w:rFonts w:ascii="Consolas" w:hAnsi="Consolas" w:cs="Courier New"/>
@@ -1843,6 +2183,7 @@
               </w:rPr>
               <w:t>WSASocket</w:t>
             </w:r>
+            <w:proofErr w:type="spellEnd"/>
             <w:r>
               <w:rPr>
                 <w:rFonts w:ascii="Consolas" w:hAnsi="Consolas" w:cs="Courier New"/>
@@ -1904,8 +2245,19 @@
                 <w:sz w:val="17"/>
                 <w:szCs w:val="17"/>
               </w:rPr>
-              <w:t>// socket -&gt; WSASocket</w:t>
-            </w:r>
+              <w:t xml:space="preserve">// socket -&gt; </w:t>
+            </w:r>
+            <w:proofErr w:type="spellStart"/>
+            <w:r>
+              <w:rPr>
+                <w:rFonts w:ascii="Consolas" w:hAnsi="Consolas" w:cs="Courier New"/>
+                <w:color w:val="D4D0AB"/>
+                <w:sz w:val="17"/>
+                <w:szCs w:val="17"/>
+              </w:rPr>
+              <w:t>WSASocket</w:t>
+            </w:r>
+            <w:proofErr w:type="spellEnd"/>
           </w:p>
           <w:p>
             <w:pPr>
@@ -1971,7 +2323,27 @@
                 <w:sz w:val="17"/>
                 <w:szCs w:val="17"/>
               </w:rPr>
-              <w:t xml:space="preserve"> (_clientSocket == INVALID_SOCKET)</w:t>
+              <w:t xml:space="preserve"> (_</w:t>
+            </w:r>
+            <w:proofErr w:type="spellStart"/>
+            <w:r>
+              <w:rPr>
+                <w:rFonts w:ascii="Consolas" w:hAnsi="Consolas" w:cs="Courier New"/>
+                <w:color w:val="F8F8F2"/>
+                <w:sz w:val="17"/>
+                <w:szCs w:val="17"/>
+              </w:rPr>
+              <w:t>clientSocket</w:t>
+            </w:r>
+            <w:proofErr w:type="spellEnd"/>
+            <w:r>
+              <w:rPr>
+                <w:rFonts w:ascii="Consolas" w:hAnsi="Consolas" w:cs="Courier New"/>
+                <w:color w:val="F8F8F2"/>
+                <w:sz w:val="17"/>
+                <w:szCs w:val="17"/>
+              </w:rPr>
+              <w:t xml:space="preserve"> == INVALID_SOCKET)</w:t>
             </w:r>
           </w:p>
           <w:p>
@@ -2066,6 +2438,7 @@
                 <w:sz w:val="17"/>
                 <w:szCs w:val="17"/>
               </w:rPr>
+              <w:lastRenderedPageBreak/>
               <w:tab/>
             </w:r>
             <w:r>
@@ -2078,6 +2451,7 @@
               <w:tab/>
               <w:t>UE_LOG(</w:t>
             </w:r>
+            <w:proofErr w:type="spellStart"/>
             <w:r>
               <w:rPr>
                 <w:rFonts w:ascii="Consolas" w:hAnsi="Consolas" w:cs="Courier New"/>
@@ -2087,6 +2461,7 @@
               </w:rPr>
               <w:t>LogTemp</w:t>
             </w:r>
+            <w:proofErr w:type="spellEnd"/>
             <w:r>
               <w:rPr>
                 <w:rFonts w:ascii="Consolas" w:hAnsi="Consolas" w:cs="Courier New"/>
@@ -2348,9 +2723,28 @@
                 <w:sz w:val="17"/>
                 <w:szCs w:val="17"/>
               </w:rPr>
-              <w:lastRenderedPageBreak/>
-              <w:tab/>
-              <w:t>SOCKADDR_IN stServerAddr;</w:t>
+              <w:tab/>
+              <w:t xml:space="preserve">SOCKADDR_IN </w:t>
+            </w:r>
+            <w:proofErr w:type="spellStart"/>
+            <w:r>
+              <w:rPr>
+                <w:rFonts w:ascii="Consolas" w:hAnsi="Consolas" w:cs="Courier New"/>
+                <w:color w:val="F8F8F2"/>
+                <w:sz w:val="17"/>
+                <w:szCs w:val="17"/>
+              </w:rPr>
+              <w:t>stServerAddr</w:t>
+            </w:r>
+            <w:proofErr w:type="spellEnd"/>
+            <w:r>
+              <w:rPr>
+                <w:rFonts w:ascii="Consolas" w:hAnsi="Consolas" w:cs="Courier New"/>
+                <w:color w:val="F8F8F2"/>
+                <w:sz w:val="17"/>
+                <w:szCs w:val="17"/>
+              </w:rPr>
+              <w:t>;</w:t>
             </w:r>
           </w:p>
           <w:p>
@@ -2398,7 +2792,26 @@
                 <w:szCs w:val="17"/>
               </w:rPr>
               <w:tab/>
-              <w:t>stServerAddr.sin_family = AF_INET;</w:t>
+            </w:r>
+            <w:proofErr w:type="spellStart"/>
+            <w:r>
+              <w:rPr>
+                <w:rFonts w:ascii="Consolas" w:hAnsi="Consolas" w:cs="Courier New"/>
+                <w:color w:val="F8F8F2"/>
+                <w:sz w:val="17"/>
+                <w:szCs w:val="17"/>
+              </w:rPr>
+              <w:t>stServerAddr.sin_family</w:t>
+            </w:r>
+            <w:proofErr w:type="spellEnd"/>
+            <w:r>
+              <w:rPr>
+                <w:rFonts w:ascii="Consolas" w:hAnsi="Consolas" w:cs="Courier New"/>
+                <w:color w:val="F8F8F2"/>
+                <w:sz w:val="17"/>
+                <w:szCs w:val="17"/>
+              </w:rPr>
+              <w:t xml:space="preserve"> = AF_INET;</w:t>
             </w:r>
           </w:p>
           <w:p>
@@ -2446,7 +2859,46 @@
                 <w:szCs w:val="17"/>
               </w:rPr>
               <w:tab/>
-              <w:t>stServerAddr.sin_port = htons(</w:t>
+            </w:r>
+            <w:proofErr w:type="spellStart"/>
+            <w:r>
+              <w:rPr>
+                <w:rFonts w:ascii="Consolas" w:hAnsi="Consolas" w:cs="Courier New"/>
+                <w:color w:val="F8F8F2"/>
+                <w:sz w:val="17"/>
+                <w:szCs w:val="17"/>
+              </w:rPr>
+              <w:t>stServerAddr.sin_port</w:t>
+            </w:r>
+            <w:proofErr w:type="spellEnd"/>
+            <w:r>
+              <w:rPr>
+                <w:rFonts w:ascii="Consolas" w:hAnsi="Consolas" w:cs="Courier New"/>
+                <w:color w:val="F8F8F2"/>
+                <w:sz w:val="17"/>
+                <w:szCs w:val="17"/>
+              </w:rPr>
+              <w:t xml:space="preserve"> = </w:t>
+            </w:r>
+            <w:proofErr w:type="spellStart"/>
+            <w:r>
+              <w:rPr>
+                <w:rFonts w:ascii="Consolas" w:hAnsi="Consolas" w:cs="Courier New"/>
+                <w:color w:val="F8F8F2"/>
+                <w:sz w:val="17"/>
+                <w:szCs w:val="17"/>
+              </w:rPr>
+              <w:t>htons</w:t>
+            </w:r>
+            <w:proofErr w:type="spellEnd"/>
+            <w:r>
+              <w:rPr>
+                <w:rFonts w:ascii="Consolas" w:hAnsi="Consolas" w:cs="Courier New"/>
+                <w:color w:val="F8F8F2"/>
+                <w:sz w:val="17"/>
+                <w:szCs w:val="17"/>
+              </w:rPr>
+              <w:t>(</w:t>
             </w:r>
             <w:r>
               <w:rPr>
@@ -2512,7 +2964,46 @@
                 <w:szCs w:val="17"/>
               </w:rPr>
               <w:tab/>
-              <w:t>stServerAddr.sin_addr.s_addr = inet_addr(</w:t>
+            </w:r>
+            <w:proofErr w:type="spellStart"/>
+            <w:r>
+              <w:rPr>
+                <w:rFonts w:ascii="Consolas" w:hAnsi="Consolas" w:cs="Courier New"/>
+                <w:color w:val="F8F8F2"/>
+                <w:sz w:val="17"/>
+                <w:szCs w:val="17"/>
+              </w:rPr>
+              <w:t>stServerAddr.sin_addr.s_addr</w:t>
+            </w:r>
+            <w:proofErr w:type="spellEnd"/>
+            <w:r>
+              <w:rPr>
+                <w:rFonts w:ascii="Consolas" w:hAnsi="Consolas" w:cs="Courier New"/>
+                <w:color w:val="F8F8F2"/>
+                <w:sz w:val="17"/>
+                <w:szCs w:val="17"/>
+              </w:rPr>
+              <w:t xml:space="preserve"> = </w:t>
+            </w:r>
+            <w:proofErr w:type="spellStart"/>
+            <w:r>
+              <w:rPr>
+                <w:rFonts w:ascii="Consolas" w:hAnsi="Consolas" w:cs="Courier New"/>
+                <w:color w:val="F8F8F2"/>
+                <w:sz w:val="17"/>
+                <w:szCs w:val="17"/>
+              </w:rPr>
+              <w:t>inet_addr</w:t>
+            </w:r>
+            <w:proofErr w:type="spellEnd"/>
+            <w:r>
+              <w:rPr>
+                <w:rFonts w:ascii="Consolas" w:hAnsi="Consolas" w:cs="Courier New"/>
+                <w:color w:val="F8F8F2"/>
+                <w:sz w:val="17"/>
+                <w:szCs w:val="17"/>
+              </w:rPr>
+              <w:t>(</w:t>
             </w:r>
             <w:r>
               <w:rPr>
@@ -2681,8 +3172,88 @@
                 <w:szCs w:val="17"/>
               </w:rPr>
               <w:tab/>
-              <w:t xml:space="preserve">nRet = connect(_clientSocket, (sockaddr*)&amp;stServerAddr, </w:t>
-            </w:r>
+            </w:r>
+            <w:proofErr w:type="spellStart"/>
+            <w:r>
+              <w:rPr>
+                <w:rFonts w:ascii="Consolas" w:hAnsi="Consolas" w:cs="Courier New"/>
+                <w:color w:val="F8F8F2"/>
+                <w:sz w:val="17"/>
+                <w:szCs w:val="17"/>
+              </w:rPr>
+              <w:t>nRet</w:t>
+            </w:r>
+            <w:proofErr w:type="spellEnd"/>
+            <w:r>
+              <w:rPr>
+                <w:rFonts w:ascii="Consolas" w:hAnsi="Consolas" w:cs="Courier New"/>
+                <w:color w:val="F8F8F2"/>
+                <w:sz w:val="17"/>
+                <w:szCs w:val="17"/>
+              </w:rPr>
+              <w:t xml:space="preserve"> = connect(_</w:t>
+            </w:r>
+            <w:proofErr w:type="spellStart"/>
+            <w:r>
+              <w:rPr>
+                <w:rFonts w:ascii="Consolas" w:hAnsi="Consolas" w:cs="Courier New"/>
+                <w:color w:val="F8F8F2"/>
+                <w:sz w:val="17"/>
+                <w:szCs w:val="17"/>
+              </w:rPr>
+              <w:t>clientSocket</w:t>
+            </w:r>
+            <w:proofErr w:type="spellEnd"/>
+            <w:r>
+              <w:rPr>
+                <w:rFonts w:ascii="Consolas" w:hAnsi="Consolas" w:cs="Courier New"/>
+                <w:color w:val="F8F8F2"/>
+                <w:sz w:val="17"/>
+                <w:szCs w:val="17"/>
+              </w:rPr>
+              <w:t>, (</w:t>
+            </w:r>
+            <w:proofErr w:type="spellStart"/>
+            <w:r>
+              <w:rPr>
+                <w:rFonts w:ascii="Consolas" w:hAnsi="Consolas" w:cs="Courier New"/>
+                <w:color w:val="F8F8F2"/>
+                <w:sz w:val="17"/>
+                <w:szCs w:val="17"/>
+              </w:rPr>
+              <w:t>sockaddr</w:t>
+            </w:r>
+            <w:proofErr w:type="spellEnd"/>
+            <w:r>
+              <w:rPr>
+                <w:rFonts w:ascii="Consolas" w:hAnsi="Consolas" w:cs="Courier New"/>
+                <w:color w:val="F8F8F2"/>
+                <w:sz w:val="17"/>
+                <w:szCs w:val="17"/>
+              </w:rPr>
+              <w:t>*)&amp;</w:t>
+            </w:r>
+            <w:proofErr w:type="spellStart"/>
+            <w:r>
+              <w:rPr>
+                <w:rFonts w:ascii="Consolas" w:hAnsi="Consolas" w:cs="Courier New"/>
+                <w:color w:val="F8F8F2"/>
+                <w:sz w:val="17"/>
+                <w:szCs w:val="17"/>
+              </w:rPr>
+              <w:t>stServerAddr</w:t>
+            </w:r>
+            <w:proofErr w:type="spellEnd"/>
+            <w:r>
+              <w:rPr>
+                <w:rFonts w:ascii="Consolas" w:hAnsi="Consolas" w:cs="Courier New"/>
+                <w:color w:val="F8F8F2"/>
+                <w:sz w:val="17"/>
+                <w:szCs w:val="17"/>
+              </w:rPr>
+              <w:t xml:space="preserve">, </w:t>
+            </w:r>
+            <w:proofErr w:type="spellStart"/>
             <w:r>
               <w:rPr>
                 <w:rFonts w:ascii="Consolas" w:hAnsi="Consolas" w:cs="Courier New"/>
@@ -2694,14 +3265,35 @@
               </w:rPr>
               <w:t>sizeof</w:t>
             </w:r>
-            <w:r>
-              <w:rPr>
-                <w:rFonts w:ascii="Consolas" w:hAnsi="Consolas" w:cs="Courier New"/>
-                <w:color w:val="F8F8F2"/>
-                <w:sz w:val="17"/>
-                <w:szCs w:val="17"/>
-              </w:rPr>
-              <w:t>(sockaddr));</w:t>
+            <w:proofErr w:type="spellEnd"/>
+            <w:r>
+              <w:rPr>
+                <w:rFonts w:ascii="Consolas" w:hAnsi="Consolas" w:cs="Courier New"/>
+                <w:color w:val="F8F8F2"/>
+                <w:sz w:val="17"/>
+                <w:szCs w:val="17"/>
+              </w:rPr>
+              <w:t>(</w:t>
+            </w:r>
+            <w:proofErr w:type="spellStart"/>
+            <w:r>
+              <w:rPr>
+                <w:rFonts w:ascii="Consolas" w:hAnsi="Consolas" w:cs="Courier New"/>
+                <w:color w:val="F8F8F2"/>
+                <w:sz w:val="17"/>
+                <w:szCs w:val="17"/>
+              </w:rPr>
+              <w:t>sockaddr</w:t>
+            </w:r>
+            <w:proofErr w:type="spellEnd"/>
+            <w:r>
+              <w:rPr>
+                <w:rFonts w:ascii="Consolas" w:hAnsi="Consolas" w:cs="Courier New"/>
+                <w:color w:val="F8F8F2"/>
+                <w:sz w:val="17"/>
+                <w:szCs w:val="17"/>
+              </w:rPr>
+              <w:t>));</w:t>
             </w:r>
           </w:p>
           <w:p>
@@ -2768,7 +3360,27 @@
                 <w:sz w:val="17"/>
                 <w:szCs w:val="17"/>
               </w:rPr>
-              <w:t xml:space="preserve"> (nRet == SOCKET_ERROR)</w:t>
+              <w:t xml:space="preserve"> (</w:t>
+            </w:r>
+            <w:proofErr w:type="spellStart"/>
+            <w:r>
+              <w:rPr>
+                <w:rFonts w:ascii="Consolas" w:hAnsi="Consolas" w:cs="Courier New"/>
+                <w:color w:val="F8F8F2"/>
+                <w:sz w:val="17"/>
+                <w:szCs w:val="17"/>
+              </w:rPr>
+              <w:t>nRet</w:t>
+            </w:r>
+            <w:proofErr w:type="spellEnd"/>
+            <w:r>
+              <w:rPr>
+                <w:rFonts w:ascii="Consolas" w:hAnsi="Consolas" w:cs="Courier New"/>
+                <w:color w:val="F8F8F2"/>
+                <w:sz w:val="17"/>
+                <w:szCs w:val="17"/>
+              </w:rPr>
+              <w:t xml:space="preserve"> == SOCKET_ERROR)</w:t>
             </w:r>
           </w:p>
           <w:p>
@@ -2875,6 +3487,7 @@
               <w:tab/>
               <w:t>UE_LOG(</w:t>
             </w:r>
+            <w:proofErr w:type="spellStart"/>
             <w:r>
               <w:rPr>
                 <w:rFonts w:ascii="Consolas" w:hAnsi="Consolas" w:cs="Courier New"/>
@@ -2884,6 +3497,7 @@
               </w:rPr>
               <w:t>LogTemp</w:t>
             </w:r>
+            <w:proofErr w:type="spellEnd"/>
             <w:r>
               <w:rPr>
                 <w:rFonts w:ascii="Consolas" w:hAnsi="Consolas" w:cs="Courier New"/>
@@ -3165,6 +3779,7 @@
               </w:rPr>
               <w:t>(</w:t>
             </w:r>
+            <w:proofErr w:type="spellStart"/>
             <w:r>
               <w:rPr>
                 <w:rFonts w:ascii="Consolas" w:hAnsi="Consolas" w:cs="Courier New"/>
@@ -3174,6 +3789,7 @@
               </w:rPr>
               <w:t>EAsyncExecution</w:t>
             </w:r>
+            <w:proofErr w:type="spellEnd"/>
             <w:r>
               <w:rPr>
                 <w:rFonts w:ascii="Consolas" w:hAnsi="Consolas" w:cs="Courier New"/>
@@ -3487,6 +4103,7 @@
               </w:rPr>
               <w:tab/>
             </w:r>
+            <w:proofErr w:type="spellStart"/>
             <w:r>
               <w:rPr>
                 <w:rFonts w:ascii="Consolas" w:hAnsi="Consolas" w:cs="Courier New"/>
@@ -3496,6 +4113,7 @@
               </w:rPr>
               <w:t>UWorld</w:t>
             </w:r>
+            <w:proofErr w:type="spellEnd"/>
             <w:r>
               <w:rPr>
                 <w:rFonts w:ascii="Consolas" w:hAnsi="Consolas" w:cs="Courier New"/>
@@ -3505,6 +4123,7 @@
               </w:rPr>
               <w:t xml:space="preserve">* world = </w:t>
             </w:r>
+            <w:proofErr w:type="spellStart"/>
             <w:r>
               <w:rPr>
                 <w:rFonts w:ascii="Consolas" w:hAnsi="Consolas" w:cs="Courier New"/>
@@ -3514,6 +4133,7 @@
               </w:rPr>
               <w:t>GetWorld</w:t>
             </w:r>
+            <w:proofErr w:type="spellEnd"/>
             <w:r>
               <w:rPr>
                 <w:rFonts w:ascii="Consolas" w:hAnsi="Consolas" w:cs="Courier New"/>
@@ -3740,6 +4360,7 @@
               </w:rPr>
               <w:tab/>
             </w:r>
+            <w:proofErr w:type="spellStart"/>
             <w:r>
               <w:rPr>
                 <w:rFonts w:ascii="Consolas" w:hAnsi="Consolas" w:cs="Courier New"/>
@@ -3749,6 +4370,7 @@
               </w:rPr>
               <w:t>APlayerController</w:t>
             </w:r>
+            <w:proofErr w:type="spellEnd"/>
             <w:r>
               <w:rPr>
                 <w:rFonts w:ascii="Consolas" w:hAnsi="Consolas" w:cs="Courier New"/>
@@ -3758,6 +4380,7 @@
               </w:rPr>
               <w:t>* player = world-&gt;</w:t>
             </w:r>
+            <w:proofErr w:type="spellStart"/>
             <w:r>
               <w:rPr>
                 <w:rFonts w:ascii="Consolas" w:hAnsi="Consolas" w:cs="Courier New"/>
@@ -3767,6 +4390,7 @@
               </w:rPr>
               <w:t>GetFirstPlayerController</w:t>
             </w:r>
+            <w:proofErr w:type="spellEnd"/>
             <w:r>
               <w:rPr>
                 <w:rFonts w:ascii="Consolas" w:hAnsi="Consolas" w:cs="Courier New"/>
@@ -3993,6 +4617,7 @@
               </w:rPr>
               <w:tab/>
             </w:r>
+            <w:proofErr w:type="spellStart"/>
             <w:r>
               <w:rPr>
                 <w:rFonts w:ascii="Consolas" w:hAnsi="Consolas" w:cs="Courier New"/>
@@ -4002,6 +4627,7 @@
               </w:rPr>
               <w:t>APawn</w:t>
             </w:r>
+            <w:proofErr w:type="spellEnd"/>
             <w:r>
               <w:rPr>
                 <w:rFonts w:ascii="Consolas" w:hAnsi="Consolas" w:cs="Courier New"/>
@@ -4011,6 +4637,7 @@
               </w:rPr>
               <w:t>* pawn = player-&gt;</w:t>
             </w:r>
+            <w:proofErr w:type="spellStart"/>
             <w:r>
               <w:rPr>
                 <w:rFonts w:ascii="Consolas" w:hAnsi="Consolas" w:cs="Courier New"/>
@@ -4020,6 +4647,7 @@
               </w:rPr>
               <w:t>GetPawn</w:t>
             </w:r>
+            <w:proofErr w:type="spellEnd"/>
             <w:r>
               <w:rPr>
                 <w:rFonts w:ascii="Consolas" w:hAnsi="Consolas" w:cs="Courier New"/>
@@ -4246,6 +4874,7 @@
               </w:rPr>
               <w:tab/>
             </w:r>
+            <w:proofErr w:type="spellStart"/>
             <w:r>
               <w:rPr>
                 <w:rFonts w:ascii="Consolas" w:hAnsi="Consolas" w:cs="Courier New"/>
@@ -4255,6 +4884,7 @@
               </w:rPr>
               <w:t>FVector</w:t>
             </w:r>
+            <w:proofErr w:type="spellEnd"/>
             <w:r>
               <w:rPr>
                 <w:rFonts w:ascii="Consolas" w:hAnsi="Consolas" w:cs="Courier New"/>
@@ -4264,6 +4894,7 @@
               </w:rPr>
               <w:t xml:space="preserve"> pos = pawn-&gt;</w:t>
             </w:r>
+            <w:proofErr w:type="spellStart"/>
             <w:r>
               <w:rPr>
                 <w:rFonts w:ascii="Consolas" w:hAnsi="Consolas" w:cs="Courier New"/>
@@ -4273,6 +4904,7 @@
               </w:rPr>
               <w:t>GetActorLocation</w:t>
             </w:r>
+            <w:proofErr w:type="spellEnd"/>
             <w:r>
               <w:rPr>
                 <w:rFonts w:ascii="Consolas" w:hAnsi="Consolas" w:cs="Courier New"/>
@@ -4412,7 +5044,27 @@
                 <w:sz w:val="17"/>
                 <w:szCs w:val="17"/>
               </w:rPr>
-              <w:t xml:space="preserve"> buf[BUFSIZE];</w:t>
+              <w:t xml:space="preserve"> </w:t>
+            </w:r>
+            <w:proofErr w:type="spellStart"/>
+            <w:r>
+              <w:rPr>
+                <w:rFonts w:ascii="Consolas" w:hAnsi="Consolas" w:cs="Courier New"/>
+                <w:color w:val="F8F8F2"/>
+                <w:sz w:val="17"/>
+                <w:szCs w:val="17"/>
+              </w:rPr>
+              <w:t>buf</w:t>
+            </w:r>
+            <w:proofErr w:type="spellEnd"/>
+            <w:r>
+              <w:rPr>
+                <w:rFonts w:ascii="Consolas" w:hAnsi="Consolas" w:cs="Courier New"/>
+                <w:color w:val="F8F8F2"/>
+                <w:sz w:val="17"/>
+                <w:szCs w:val="17"/>
+              </w:rPr>
+              <w:t>[BUFSIZE];</w:t>
             </w:r>
           </w:p>
           <w:p>
@@ -4478,8 +5130,48 @@
                 <w:szCs w:val="17"/>
               </w:rPr>
               <w:tab/>
-              <w:t xml:space="preserve">sprintf_s(buf, </w:t>
-            </w:r>
+            </w:r>
+            <w:proofErr w:type="spellStart"/>
+            <w:r>
+              <w:rPr>
+                <w:rFonts w:ascii="Consolas" w:hAnsi="Consolas" w:cs="Courier New"/>
+                <w:color w:val="F8F8F2"/>
+                <w:sz w:val="17"/>
+                <w:szCs w:val="17"/>
+              </w:rPr>
+              <w:t>sprintf_s</w:t>
+            </w:r>
+            <w:proofErr w:type="spellEnd"/>
+            <w:r>
+              <w:rPr>
+                <w:rFonts w:ascii="Consolas" w:hAnsi="Consolas" w:cs="Courier New"/>
+                <w:color w:val="F8F8F2"/>
+                <w:sz w:val="17"/>
+                <w:szCs w:val="17"/>
+              </w:rPr>
+              <w:t>(</w:t>
+            </w:r>
+            <w:proofErr w:type="spellStart"/>
+            <w:r>
+              <w:rPr>
+                <w:rFonts w:ascii="Consolas" w:hAnsi="Consolas" w:cs="Courier New"/>
+                <w:color w:val="F8F8F2"/>
+                <w:sz w:val="17"/>
+                <w:szCs w:val="17"/>
+              </w:rPr>
+              <w:t>buf</w:t>
+            </w:r>
+            <w:proofErr w:type="spellEnd"/>
+            <w:r>
+              <w:rPr>
+                <w:rFonts w:ascii="Consolas" w:hAnsi="Consolas" w:cs="Courier New"/>
+                <w:color w:val="F8F8F2"/>
+                <w:sz w:val="17"/>
+                <w:szCs w:val="17"/>
+              </w:rPr>
+              <w:t xml:space="preserve">, </w:t>
+            </w:r>
+            <w:proofErr w:type="spellStart"/>
             <w:r>
               <w:rPr>
                 <w:rFonts w:ascii="Consolas" w:hAnsi="Consolas" w:cs="Courier New"/>
@@ -4491,14 +5183,35 @@
               </w:rPr>
               <w:t>sizeof</w:t>
             </w:r>
-            <w:r>
-              <w:rPr>
-                <w:rFonts w:ascii="Consolas" w:hAnsi="Consolas" w:cs="Courier New"/>
-                <w:color w:val="F8F8F2"/>
-                <w:sz w:val="17"/>
-                <w:szCs w:val="17"/>
-              </w:rPr>
-              <w:t xml:space="preserve">(buf), </w:t>
+            <w:proofErr w:type="spellEnd"/>
+            <w:r>
+              <w:rPr>
+                <w:rFonts w:ascii="Consolas" w:hAnsi="Consolas" w:cs="Courier New"/>
+                <w:color w:val="F8F8F2"/>
+                <w:sz w:val="17"/>
+                <w:szCs w:val="17"/>
+              </w:rPr>
+              <w:t>(</w:t>
+            </w:r>
+            <w:proofErr w:type="spellStart"/>
+            <w:r>
+              <w:rPr>
+                <w:rFonts w:ascii="Consolas" w:hAnsi="Consolas" w:cs="Courier New"/>
+                <w:color w:val="F8F8F2"/>
+                <w:sz w:val="17"/>
+                <w:szCs w:val="17"/>
+              </w:rPr>
+              <w:t>buf</w:t>
+            </w:r>
+            <w:proofErr w:type="spellEnd"/>
+            <w:r>
+              <w:rPr>
+                <w:rFonts w:ascii="Consolas" w:hAnsi="Consolas" w:cs="Courier New"/>
+                <w:color w:val="F8F8F2"/>
+                <w:sz w:val="17"/>
+                <w:szCs w:val="17"/>
+              </w:rPr>
+              <w:t xml:space="preserve">), </w:t>
             </w:r>
             <w:r>
               <w:rPr>
@@ -4516,7 +5229,67 @@
                 <w:sz w:val="17"/>
                 <w:szCs w:val="17"/>
               </w:rPr>
-              <w:t>, pos.X, pos.Y, pos.Z);</w:t>
+              <w:t xml:space="preserve">, </w:t>
+            </w:r>
+            <w:proofErr w:type="spellStart"/>
+            <w:r>
+              <w:rPr>
+                <w:rFonts w:ascii="Consolas" w:hAnsi="Consolas" w:cs="Courier New"/>
+                <w:color w:val="F8F8F2"/>
+                <w:sz w:val="17"/>
+                <w:szCs w:val="17"/>
+              </w:rPr>
+              <w:t>pos.X</w:t>
+            </w:r>
+            <w:proofErr w:type="spellEnd"/>
+            <w:r>
+              <w:rPr>
+                <w:rFonts w:ascii="Consolas" w:hAnsi="Consolas" w:cs="Courier New"/>
+                <w:color w:val="F8F8F2"/>
+                <w:sz w:val="17"/>
+                <w:szCs w:val="17"/>
+              </w:rPr>
+              <w:t xml:space="preserve">, </w:t>
+            </w:r>
+            <w:proofErr w:type="spellStart"/>
+            <w:r>
+              <w:rPr>
+                <w:rFonts w:ascii="Consolas" w:hAnsi="Consolas" w:cs="Courier New"/>
+                <w:color w:val="F8F8F2"/>
+                <w:sz w:val="17"/>
+                <w:szCs w:val="17"/>
+              </w:rPr>
+              <w:t>pos.Y</w:t>
+            </w:r>
+            <w:proofErr w:type="spellEnd"/>
+            <w:r>
+              <w:rPr>
+                <w:rFonts w:ascii="Consolas" w:hAnsi="Consolas" w:cs="Courier New"/>
+                <w:color w:val="F8F8F2"/>
+                <w:sz w:val="17"/>
+                <w:szCs w:val="17"/>
+              </w:rPr>
+              <w:t xml:space="preserve">, </w:t>
+            </w:r>
+            <w:proofErr w:type="spellStart"/>
+            <w:r>
+              <w:rPr>
+                <w:rFonts w:ascii="Consolas" w:hAnsi="Consolas" w:cs="Courier New"/>
+                <w:color w:val="F8F8F2"/>
+                <w:sz w:val="17"/>
+                <w:szCs w:val="17"/>
+              </w:rPr>
+              <w:t>pos.Z</w:t>
+            </w:r>
+            <w:proofErr w:type="spellEnd"/>
+            <w:r>
+              <w:rPr>
+                <w:rFonts w:ascii="Consolas" w:hAnsi="Consolas" w:cs="Courier New"/>
+                <w:color w:val="F8F8F2"/>
+                <w:sz w:val="17"/>
+                <w:szCs w:val="17"/>
+              </w:rPr>
+              <w:t>);</w:t>
             </w:r>
           </w:p>
           <w:p>
@@ -4749,7 +5522,67 @@
                 <w:sz w:val="17"/>
                 <w:szCs w:val="17"/>
               </w:rPr>
-              <w:t xml:space="preserve"> retval = send(_clientSocket, buf, (</w:t>
+              <w:t xml:space="preserve"> </w:t>
+            </w:r>
+            <w:proofErr w:type="spellStart"/>
+            <w:r>
+              <w:rPr>
+                <w:rFonts w:ascii="Consolas" w:hAnsi="Consolas" w:cs="Courier New"/>
+                <w:color w:val="F8F8F2"/>
+                <w:sz w:val="17"/>
+                <w:szCs w:val="17"/>
+              </w:rPr>
+              <w:t>retval</w:t>
+            </w:r>
+            <w:proofErr w:type="spellEnd"/>
+            <w:r>
+              <w:rPr>
+                <w:rFonts w:ascii="Consolas" w:hAnsi="Consolas" w:cs="Courier New"/>
+                <w:color w:val="F8F8F2"/>
+                <w:sz w:val="17"/>
+                <w:szCs w:val="17"/>
+              </w:rPr>
+              <w:t xml:space="preserve"> = send(_</w:t>
+            </w:r>
+            <w:proofErr w:type="spellStart"/>
+            <w:r>
+              <w:rPr>
+                <w:rFonts w:ascii="Consolas" w:hAnsi="Consolas" w:cs="Courier New"/>
+                <w:color w:val="F8F8F2"/>
+                <w:sz w:val="17"/>
+                <w:szCs w:val="17"/>
+              </w:rPr>
+              <w:t>clientSocket</w:t>
+            </w:r>
+            <w:proofErr w:type="spellEnd"/>
+            <w:r>
+              <w:rPr>
+                <w:rFonts w:ascii="Consolas" w:hAnsi="Consolas" w:cs="Courier New"/>
+                <w:color w:val="F8F8F2"/>
+                <w:sz w:val="17"/>
+                <w:szCs w:val="17"/>
+              </w:rPr>
+              <w:t xml:space="preserve">, </w:t>
+            </w:r>
+            <w:proofErr w:type="spellStart"/>
+            <w:r>
+              <w:rPr>
+                <w:rFonts w:ascii="Consolas" w:hAnsi="Consolas" w:cs="Courier New"/>
+                <w:color w:val="F8F8F2"/>
+                <w:sz w:val="17"/>
+                <w:szCs w:val="17"/>
+              </w:rPr>
+              <w:t>buf</w:t>
+            </w:r>
+            <w:proofErr w:type="spellEnd"/>
+            <w:r>
+              <w:rPr>
+                <w:rFonts w:ascii="Consolas" w:hAnsi="Consolas" w:cs="Courier New"/>
+                <w:color w:val="F8F8F2"/>
+                <w:sz w:val="17"/>
+                <w:szCs w:val="17"/>
+              </w:rPr>
+              <w:t>, (</w:t>
             </w:r>
             <w:r>
               <w:rPr>
@@ -4769,7 +5602,47 @@
                 <w:sz w:val="17"/>
                 <w:szCs w:val="17"/>
               </w:rPr>
-              <w:t xml:space="preserve">)strlen(buf), </w:t>
+              <w:t>)</w:t>
+            </w:r>
+            <w:proofErr w:type="spellStart"/>
+            <w:r>
+              <w:rPr>
+                <w:rFonts w:ascii="Consolas" w:hAnsi="Consolas" w:cs="Courier New"/>
+                <w:color w:val="F8F8F2"/>
+                <w:sz w:val="17"/>
+                <w:szCs w:val="17"/>
+              </w:rPr>
+              <w:t>strlen</w:t>
+            </w:r>
+            <w:proofErr w:type="spellEnd"/>
+            <w:r>
+              <w:rPr>
+                <w:rFonts w:ascii="Consolas" w:hAnsi="Consolas" w:cs="Courier New"/>
+                <w:color w:val="F8F8F2"/>
+                <w:sz w:val="17"/>
+                <w:szCs w:val="17"/>
+              </w:rPr>
+              <w:t>(</w:t>
+            </w:r>
+            <w:proofErr w:type="spellStart"/>
+            <w:r>
+              <w:rPr>
+                <w:rFonts w:ascii="Consolas" w:hAnsi="Consolas" w:cs="Courier New"/>
+                <w:color w:val="F8F8F2"/>
+                <w:sz w:val="17"/>
+                <w:szCs w:val="17"/>
+              </w:rPr>
+              <w:t>buf</w:t>
+            </w:r>
+            <w:proofErr w:type="spellEnd"/>
+            <w:r>
+              <w:rPr>
+                <w:rFonts w:ascii="Consolas" w:hAnsi="Consolas" w:cs="Courier New"/>
+                <w:color w:val="F8F8F2"/>
+                <w:sz w:val="17"/>
+                <w:szCs w:val="17"/>
+              </w:rPr>
+              <w:t xml:space="preserve">), </w:t>
             </w:r>
             <w:r>
               <w:rPr>
@@ -4872,7 +5745,27 @@
                 <w:sz w:val="17"/>
                 <w:szCs w:val="17"/>
               </w:rPr>
-              <w:t xml:space="preserve"> (retval == SOCKET_ERROR)</w:t>
+              <w:t xml:space="preserve"> (</w:t>
+            </w:r>
+            <w:proofErr w:type="spellStart"/>
+            <w:r>
+              <w:rPr>
+                <w:rFonts w:ascii="Consolas" w:hAnsi="Consolas" w:cs="Courier New"/>
+                <w:color w:val="F8F8F2"/>
+                <w:sz w:val="17"/>
+                <w:szCs w:val="17"/>
+              </w:rPr>
+              <w:t>retval</w:t>
+            </w:r>
+            <w:proofErr w:type="spellEnd"/>
+            <w:r>
+              <w:rPr>
+                <w:rFonts w:ascii="Consolas" w:hAnsi="Consolas" w:cs="Courier New"/>
+                <w:color w:val="F8F8F2"/>
+                <w:sz w:val="17"/>
+                <w:szCs w:val="17"/>
+              </w:rPr>
+              <w:t xml:space="preserve"> == SOCKET_ERROR)</w:t>
             </w:r>
           </w:p>
           <w:p>
@@ -5015,6 +5908,7 @@
               <w:tab/>
               <w:t>UE_LOG(</w:t>
             </w:r>
+            <w:proofErr w:type="spellStart"/>
             <w:r>
               <w:rPr>
                 <w:rFonts w:ascii="Consolas" w:hAnsi="Consolas" w:cs="Courier New"/>
@@ -5024,6 +5918,7 @@
               </w:rPr>
               <w:t>LogTemp</w:t>
             </w:r>
+            <w:proofErr w:type="spellEnd"/>
             <w:r>
               <w:rPr>
                 <w:rFonts w:ascii="Consolas" w:hAnsi="Consolas" w:cs="Courier New"/>
@@ -5342,6 +6237,7 @@
               <w:tab/>
               <w:t>UE_LOG(</w:t>
             </w:r>
+            <w:proofErr w:type="spellStart"/>
             <w:r>
               <w:rPr>
                 <w:rFonts w:ascii="Consolas" w:hAnsi="Consolas" w:cs="Courier New"/>
@@ -5351,6 +6247,7 @@
               </w:rPr>
               <w:t>LogTemp</w:t>
             </w:r>
+            <w:proofErr w:type="spellEnd"/>
             <w:r>
               <w:rPr>
                 <w:rFonts w:ascii="Consolas" w:hAnsi="Consolas" w:cs="Courier New"/>
@@ -5394,7 +6291,67 @@
                 <w:sz w:val="17"/>
                 <w:szCs w:val="17"/>
               </w:rPr>
-              <w:t>), pos.X, pos.Y, pos.Z);</w:t>
+              <w:t xml:space="preserve">), </w:t>
+            </w:r>
+            <w:proofErr w:type="spellStart"/>
+            <w:r>
+              <w:rPr>
+                <w:rFonts w:ascii="Consolas" w:hAnsi="Consolas" w:cs="Courier New"/>
+                <w:color w:val="F8F8F2"/>
+                <w:sz w:val="17"/>
+                <w:szCs w:val="17"/>
+              </w:rPr>
+              <w:t>pos.X</w:t>
+            </w:r>
+            <w:proofErr w:type="spellEnd"/>
+            <w:r>
+              <w:rPr>
+                <w:rFonts w:ascii="Consolas" w:hAnsi="Consolas" w:cs="Courier New"/>
+                <w:color w:val="F8F8F2"/>
+                <w:sz w:val="17"/>
+                <w:szCs w:val="17"/>
+              </w:rPr>
+              <w:t xml:space="preserve">, </w:t>
+            </w:r>
+            <w:proofErr w:type="spellStart"/>
+            <w:r>
+              <w:rPr>
+                <w:rFonts w:ascii="Consolas" w:hAnsi="Consolas" w:cs="Courier New"/>
+                <w:color w:val="F8F8F2"/>
+                <w:sz w:val="17"/>
+                <w:szCs w:val="17"/>
+              </w:rPr>
+              <w:t>pos.Y</w:t>
+            </w:r>
+            <w:proofErr w:type="spellEnd"/>
+            <w:r>
+              <w:rPr>
+                <w:rFonts w:ascii="Consolas" w:hAnsi="Consolas" w:cs="Courier New"/>
+                <w:color w:val="F8F8F2"/>
+                <w:sz w:val="17"/>
+                <w:szCs w:val="17"/>
+              </w:rPr>
+              <w:t xml:space="preserve">, </w:t>
+            </w:r>
+            <w:proofErr w:type="spellStart"/>
+            <w:r>
+              <w:rPr>
+                <w:rFonts w:ascii="Consolas" w:hAnsi="Consolas" w:cs="Courier New"/>
+                <w:color w:val="F8F8F2"/>
+                <w:sz w:val="17"/>
+                <w:szCs w:val="17"/>
+              </w:rPr>
+              <w:t>pos.Z</w:t>
+            </w:r>
+            <w:proofErr w:type="spellEnd"/>
+            <w:r>
+              <w:rPr>
+                <w:rFonts w:ascii="Consolas" w:hAnsi="Consolas" w:cs="Courier New"/>
+                <w:color w:val="F8F8F2"/>
+                <w:sz w:val="17"/>
+                <w:szCs w:val="17"/>
+              </w:rPr>
+              <w:t>);</w:t>
             </w:r>
           </w:p>
           <w:p>
@@ -5508,6 +6465,7 @@
               </w:rPr>
               <w:tab/>
             </w:r>
+            <w:proofErr w:type="spellStart"/>
             <w:r>
               <w:rPr>
                 <w:rFonts w:ascii="Consolas" w:hAnsi="Consolas" w:cs="Courier New"/>
@@ -5517,6 +6475,7 @@
               </w:rPr>
               <w:t>FPlatformProcess</w:t>
             </w:r>
+            <w:proofErr w:type="spellEnd"/>
             <w:r>
               <w:rPr>
                 <w:rFonts w:ascii="Consolas" w:hAnsi="Consolas" w:cs="Courier New"/>
@@ -5764,6 +6723,10 @@
           </w:p>
           <w:p>
             <w:r>
+              <w:rPr>
+                <w:noProof/>
+              </w:rPr>
+              <w:lastRenderedPageBreak/>
               <w:drawing>
                 <wp:inline distT="0" distB="0" distL="0" distR="0" wp14:anchorId="03E16144" wp14:editId="2BCE32A3">
                   <wp:extent cx="5743575" cy="3230693"/>
@@ -5820,24 +6783,90 @@
               <w:rPr>
                 <w:rFonts w:hint="eastAsia"/>
               </w:rPr>
-              <w:t>- 믹사모 FBX를 임포트 후 리타겟팅하여 이동, 점프 등은 잘 되는데 뭔가 어긋나는 부분</w:t>
-            </w:r>
+              <w:t xml:space="preserve">- </w:t>
+            </w:r>
+            <w:proofErr w:type="spellStart"/>
             <w:r>
               <w:rPr>
                 <w:rFonts w:hint="eastAsia"/>
               </w:rPr>
-              <w:lastRenderedPageBreak/>
-              <w:t>이 있는 것 같다. 모델의 상의가 바닥까지 늘어지는 문제이다. 여러 번 뼈 구조를 다시 잡아보고 다시 리타겟팅을 시도해봤지만 결국 해결하지 못했다. 다음 주부터는 중간고사 기간이 아니니 꼭 해결해야겠다.</w:t>
-            </w:r>
-          </w:p>
-          <w:p>
+              <w:t>믹사모</w:t>
+            </w:r>
+            <w:proofErr w:type="spellEnd"/>
             <w:r>
               <w:rPr>
                 <w:rFonts w:hint="eastAsia"/>
               </w:rPr>
+              <w:t xml:space="preserve"> FBX를 </w:t>
+            </w:r>
+            <w:proofErr w:type="spellStart"/>
+            <w:r>
+              <w:rPr>
+                <w:rFonts w:hint="eastAsia"/>
+              </w:rPr>
+              <w:t>임포트</w:t>
+            </w:r>
+            <w:proofErr w:type="spellEnd"/>
+            <w:r>
+              <w:rPr>
+                <w:rFonts w:hint="eastAsia"/>
+              </w:rPr>
+              <w:t xml:space="preserve"> 후 </w:t>
+            </w:r>
+            <w:proofErr w:type="spellStart"/>
+            <w:r>
+              <w:rPr>
+                <w:rFonts w:hint="eastAsia"/>
+              </w:rPr>
+              <w:t>리타겟팅하여</w:t>
+            </w:r>
+            <w:proofErr w:type="spellEnd"/>
+            <w:r>
+              <w:rPr>
+                <w:rFonts w:hint="eastAsia"/>
+              </w:rPr>
+              <w:t xml:space="preserve"> 이동, 점프 등은 잘 되는데 뭔가 어긋나는 부분이 있는 것 같다. 모델의 상의가 바닥까지 늘어지는 문제이다. 여러 번 뼈 구조를 다시 잡아보고 다시 </w:t>
+            </w:r>
+            <w:proofErr w:type="spellStart"/>
+            <w:r>
+              <w:rPr>
+                <w:rFonts w:hint="eastAsia"/>
+              </w:rPr>
+              <w:t>리타겟팅을</w:t>
+            </w:r>
+            <w:proofErr w:type="spellEnd"/>
+            <w:r>
+              <w:rPr>
+                <w:rFonts w:hint="eastAsia"/>
+              </w:rPr>
+              <w:t xml:space="preserve"> 시도해봤지만 결국 해결하지 못했다. 다음 주부터는 중간고사 기간이 아니니 꼭 </w:t>
+            </w:r>
+            <w:proofErr w:type="spellStart"/>
+            <w:r>
+              <w:rPr>
+                <w:rFonts w:hint="eastAsia"/>
+              </w:rPr>
+              <w:t>해결해야겠다</w:t>
+            </w:r>
+            <w:proofErr w:type="spellEnd"/>
+            <w:r>
+              <w:rPr>
+                <w:rFonts w:hint="eastAsia"/>
+              </w:rPr>
+              <w:t>.</w:t>
+            </w:r>
+          </w:p>
+          <w:p>
+            <w:r>
+              <w:rPr>
+                <w:rFonts w:hint="eastAsia"/>
+              </w:rPr>
               <w:t xml:space="preserve"> </w:t>
             </w:r>
             <w:r>
+              <w:rPr>
+                <w:noProof/>
+              </w:rPr>
               <w:drawing>
                 <wp:inline distT="0" distB="0" distL="0" distR="0" wp14:anchorId="33AD6F10" wp14:editId="2387CCF2">
                   <wp:extent cx="5610225" cy="3038827"/>
@@ -5890,6 +6919,10 @@
           </w:p>
           <w:p>
             <w:r>
+              <w:rPr>
+                <w:noProof/>
+              </w:rPr>
+              <w:lastRenderedPageBreak/>
               <w:drawing>
                 <wp:inline distT="0" distB="0" distL="0" distR="0" wp14:anchorId="5EE94048" wp14:editId="198F24E9">
                   <wp:extent cx="5657850" cy="3064624"/>
@@ -5958,22 +6991,45 @@
               <w:rPr>
                 <w:rFonts w:hint="eastAsia"/>
               </w:rPr>
-              <w:t xml:space="preserve">컴퓨터에서 언리얼 엔진 실행이 안 됐던 이유가 비주얼 스튜디오에 .Net, C++ 게임 개발 등 필요한 것들 설치가 안 돼서 그런 것 같다. 이번 미팅 때 한 번 확인해보려고 한다. 아니면 미팅할 </w:t>
-            </w:r>
+              <w:t xml:space="preserve">컴퓨터에서 </w:t>
+            </w:r>
+            <w:proofErr w:type="spellStart"/>
             <w:r>
               <w:rPr>
                 <w:rFonts w:hint="eastAsia"/>
               </w:rPr>
-              <w:t>때는 빌드하지 않는 방법(패키징하여 exe 파일만 가져오기)이 괜찮을지 여쭤봐야겠다.</w:t>
+              <w:t>언리얼</w:t>
+            </w:r>
+            <w:proofErr w:type="spellEnd"/>
+            <w:r>
+              <w:rPr>
+                <w:rFonts w:hint="eastAsia"/>
+              </w:rPr>
+              <w:t xml:space="preserve"> 엔진 실행이 안 됐던 이유가 비주얼 스튜디오에 .Net, C++ 게임 개발 등 필요한 것들 설치가 안 돼서 그런 것 같다. 이번 미팅 때 한 번 확인해보려고 한다. 아니면 미팅할 </w:t>
+            </w:r>
+            <w:r>
+              <w:rPr>
+                <w:rFonts w:hint="eastAsia"/>
+              </w:rPr>
+              <w:t>때는 빌드하지 않는 방법(</w:t>
+            </w:r>
+            <w:proofErr w:type="spellStart"/>
+            <w:r>
+              <w:rPr>
+                <w:rFonts w:hint="eastAsia"/>
+              </w:rPr>
+              <w:t>패키징하여</w:t>
+            </w:r>
+            <w:proofErr w:type="spellEnd"/>
+            <w:r>
+              <w:rPr>
+                <w:rFonts w:hint="eastAsia"/>
+              </w:rPr>
+              <w:t xml:space="preserve"> exe 파일만 가져오기)이 괜찮을지 여쭤봐야겠다.</w:t>
             </w:r>
           </w:p>
           <w:p/>
           <w:p>
-            <w:pPr>
-              <w:rPr>
-                <w:rFonts w:hint="eastAsia"/>
-              </w:rPr>
-            </w:pPr>
             <w:r>
               <w:rPr>
                 <w:rFonts w:hint="eastAsia"/>
@@ -6167,8 +7223,123 @@
       </w:rPr>
     </w:lvl>
   </w:abstractNum>
+  <w:abstractNum w:abstractNumId="1" w15:restartNumberingAfterBreak="0">
+    <w:nsid w:val="6E533FCE"/>
+    <w:multiLevelType w:val="hybridMultilevel"/>
+    <w:tmpl w:val="44F6F3C2"/>
+    <w:lvl w:ilvl="0" w:tplc="B09A7246">
+      <w:numFmt w:val="bullet"/>
+      <w:lvlText w:val="-"/>
+      <w:lvlJc w:val="left"/>
+      <w:pPr>
+        <w:ind w:left="800" w:hanging="360"/>
+      </w:pPr>
+      <w:rPr>
+        <w:rFonts w:ascii="맑은 고딕" w:eastAsia="맑은 고딕" w:hAnsi="맑은 고딕" w:cstheme="minorBidi" w:hint="eastAsia"/>
+      </w:rPr>
+    </w:lvl>
+    <w:lvl w:ilvl="1" w:tplc="04090003" w:tentative="1">
+      <w:start w:val="1"/>
+      <w:numFmt w:val="bullet"/>
+      <w:lvlText w:val=""/>
+      <w:lvlJc w:val="left"/>
+      <w:pPr>
+        <w:ind w:left="1320" w:hanging="440"/>
+      </w:pPr>
+      <w:rPr>
+        <w:rFonts w:ascii="Wingdings" w:hAnsi="Wingdings" w:hint="default"/>
+      </w:rPr>
+    </w:lvl>
+    <w:lvl w:ilvl="2" w:tplc="04090005" w:tentative="1">
+      <w:start w:val="1"/>
+      <w:numFmt w:val="bullet"/>
+      <w:lvlText w:val=""/>
+      <w:lvlJc w:val="left"/>
+      <w:pPr>
+        <w:ind w:left="1760" w:hanging="440"/>
+      </w:pPr>
+      <w:rPr>
+        <w:rFonts w:ascii="Wingdings" w:hAnsi="Wingdings" w:hint="default"/>
+      </w:rPr>
+    </w:lvl>
+    <w:lvl w:ilvl="3" w:tplc="04090001" w:tentative="1">
+      <w:start w:val="1"/>
+      <w:numFmt w:val="bullet"/>
+      <w:lvlText w:val=""/>
+      <w:lvlJc w:val="left"/>
+      <w:pPr>
+        <w:ind w:left="2200" w:hanging="440"/>
+      </w:pPr>
+      <w:rPr>
+        <w:rFonts w:ascii="Wingdings" w:hAnsi="Wingdings" w:hint="default"/>
+      </w:rPr>
+    </w:lvl>
+    <w:lvl w:ilvl="4" w:tplc="04090003" w:tentative="1">
+      <w:start w:val="1"/>
+      <w:numFmt w:val="bullet"/>
+      <w:lvlText w:val=""/>
+      <w:lvlJc w:val="left"/>
+      <w:pPr>
+        <w:ind w:left="2640" w:hanging="440"/>
+      </w:pPr>
+      <w:rPr>
+        <w:rFonts w:ascii="Wingdings" w:hAnsi="Wingdings" w:hint="default"/>
+      </w:rPr>
+    </w:lvl>
+    <w:lvl w:ilvl="5" w:tplc="04090005" w:tentative="1">
+      <w:start w:val="1"/>
+      <w:numFmt w:val="bullet"/>
+      <w:lvlText w:val=""/>
+      <w:lvlJc w:val="left"/>
+      <w:pPr>
+        <w:ind w:left="3080" w:hanging="440"/>
+      </w:pPr>
+      <w:rPr>
+        <w:rFonts w:ascii="Wingdings" w:hAnsi="Wingdings" w:hint="default"/>
+      </w:rPr>
+    </w:lvl>
+    <w:lvl w:ilvl="6" w:tplc="04090001" w:tentative="1">
+      <w:start w:val="1"/>
+      <w:numFmt w:val="bullet"/>
+      <w:lvlText w:val=""/>
+      <w:lvlJc w:val="left"/>
+      <w:pPr>
+        <w:ind w:left="3520" w:hanging="440"/>
+      </w:pPr>
+      <w:rPr>
+        <w:rFonts w:ascii="Wingdings" w:hAnsi="Wingdings" w:hint="default"/>
+      </w:rPr>
+    </w:lvl>
+    <w:lvl w:ilvl="7" w:tplc="04090003" w:tentative="1">
+      <w:start w:val="1"/>
+      <w:numFmt w:val="bullet"/>
+      <w:lvlText w:val=""/>
+      <w:lvlJc w:val="left"/>
+      <w:pPr>
+        <w:ind w:left="3960" w:hanging="440"/>
+      </w:pPr>
+      <w:rPr>
+        <w:rFonts w:ascii="Wingdings" w:hAnsi="Wingdings" w:hint="default"/>
+      </w:rPr>
+    </w:lvl>
+    <w:lvl w:ilvl="8" w:tplc="04090005" w:tentative="1">
+      <w:start w:val="1"/>
+      <w:numFmt w:val="bullet"/>
+      <w:lvlText w:val=""/>
+      <w:lvlJc w:val="left"/>
+      <w:pPr>
+        <w:ind w:left="4400" w:hanging="440"/>
+      </w:pPr>
+      <w:rPr>
+        <w:rFonts w:ascii="Wingdings" w:hAnsi="Wingdings" w:hint="default"/>
+      </w:rPr>
+    </w:lvl>
+  </w:abstractNum>
   <w:num w:numId="1" w16cid:durableId="1396316752">
     <w:abstractNumId w:val="0"/>
+  </w:num>
+  <w:num w:numId="2" w16cid:durableId="220791532">
+    <w:abstractNumId w:val="1"/>
   </w:num>
 </w:numbering>
 </file>

--- a/작업일지/11주차.docx
+++ b/작업일지/11주차.docx
@@ -207,7 +207,6 @@
                 <w:bCs/>
               </w:rPr>
             </w:pPr>
-            <w:proofErr w:type="spellStart"/>
             <w:r>
               <w:rPr>
                 <w:rFonts w:hint="eastAsia"/>
@@ -216,7 +215,6 @@
               </w:rPr>
               <w:t>팀명</w:t>
             </w:r>
-            <w:proofErr w:type="spellEnd"/>
           </w:p>
         </w:tc>
         <w:tc>
@@ -286,72 +284,44 @@
               <w:rPr>
                 <w:rFonts w:hint="eastAsia"/>
               </w:rPr>
-              <w:t xml:space="preserve"> </w:t>
-            </w:r>
-            <w:proofErr w:type="spellStart"/>
+              <w:t xml:space="preserve"> 윤이하나(기획, </w:t>
+            </w:r>
             <w:r>
               <w:rPr>
                 <w:rFonts w:hint="eastAsia"/>
               </w:rPr>
-              <w:t>윤이하나</w:t>
-            </w:r>
-            <w:proofErr w:type="spellEnd"/>
+              <w:t>모델링</w:t>
+            </w:r>
             <w:r>
               <w:rPr>
                 <w:rFonts w:hint="eastAsia"/>
               </w:rPr>
-              <w:t xml:space="preserve">(기획, </w:t>
+              <w:t>)</w:t>
+            </w:r>
+          </w:p>
+          <w:p>
+            <w:pPr>
+              <w:jc w:val="center"/>
+            </w:pPr>
+            <w:r>
+              <w:t>2022184031</w:t>
             </w:r>
             <w:r>
               <w:rPr>
                 <w:rFonts w:hint="eastAsia"/>
               </w:rPr>
-              <w:t>모델링</w:t>
-            </w:r>
+              <w:t xml:space="preserve"> 임수영(서버/클라)</w:t>
+            </w:r>
+          </w:p>
+          <w:p>
+            <w:pPr>
+              <w:jc w:val="center"/>
+            </w:pPr>
             <w:r>
               <w:rPr>
                 <w:rFonts w:hint="eastAsia"/>
               </w:rPr>
-              <w:t>)</w:t>
-            </w:r>
-          </w:p>
-          <w:p>
-            <w:pPr>
-              <w:jc w:val="center"/>
-            </w:pPr>
-            <w:r>
-              <w:t>2022184031</w:t>
-            </w:r>
-            <w:r>
-              <w:rPr>
-                <w:rFonts w:hint="eastAsia"/>
-              </w:rPr>
-              <w:t xml:space="preserve"> 임수영(서버/클라)</w:t>
-            </w:r>
-          </w:p>
-          <w:p>
-            <w:pPr>
-              <w:jc w:val="center"/>
-            </w:pPr>
-            <w:r>
-              <w:rPr>
-                <w:rFonts w:hint="eastAsia"/>
-              </w:rPr>
-              <w:t xml:space="preserve">2022182035 </w:t>
-            </w:r>
-            <w:proofErr w:type="spellStart"/>
-            <w:r>
-              <w:rPr>
-                <w:rFonts w:hint="eastAsia"/>
-              </w:rPr>
-              <w:t>임채은</w:t>
-            </w:r>
-            <w:proofErr w:type="spellEnd"/>
-            <w:r>
-              <w:rPr>
-                <w:rFonts w:hint="eastAsia"/>
-              </w:rPr>
-              <w:t>(클라/서버)</w:t>
+              <w:t>2022182035 임채은(클라/서버)</w:t>
             </w:r>
           </w:p>
         </w:tc>
@@ -481,7 +451,6 @@
                 <w:bCs/>
               </w:rPr>
             </w:pPr>
-            <w:proofErr w:type="spellStart"/>
             <w:r>
               <w:rPr>
                 <w:rFonts w:hint="eastAsia"/>
@@ -490,14 +459,25 @@
               </w:rPr>
               <w:t>윤이하나</w:t>
             </w:r>
-            <w:proofErr w:type="spellEnd"/>
           </w:p>
         </w:tc>
         <w:tc>
           <w:tcPr>
             <w:tcW w:w="9214" w:type="dxa"/>
           </w:tcPr>
-          <w:p/>
+          <w:p>
+            <w:pPr>
+              <w:rPr>
+                <w:rFonts w:hint="eastAsia"/>
+              </w:rPr>
+            </w:pPr>
+            <w:r>
+              <w:rPr>
+                <w:rFonts w:hint="eastAsia"/>
+              </w:rPr>
+              <w:t>- 기획서 내용 추가</w:t>
+            </w:r>
+          </w:p>
         </w:tc>
       </w:tr>
       <w:tr>
@@ -527,44 +507,11 @@
             <w:tcW w:w="9214" w:type="dxa"/>
           </w:tcPr>
           <w:p>
-            <w:pPr>
+            <w:r>
               <w:rPr>
                 <w:rFonts w:hint="eastAsia"/>
               </w:rPr>
-            </w:pPr>
-            <w:r>
-              <w:rPr>
-                <w:rFonts w:hint="eastAsia"/>
-              </w:rPr>
-              <w:t xml:space="preserve">- </w:t>
-            </w:r>
-            <w:proofErr w:type="spellStart"/>
-            <w:r>
-              <w:rPr>
-                <w:rFonts w:hint="eastAsia"/>
-              </w:rPr>
-              <w:t>언리얼</w:t>
-            </w:r>
-            <w:proofErr w:type="spellEnd"/>
-            <w:r>
-              <w:rPr>
-                <w:rFonts w:hint="eastAsia"/>
-              </w:rPr>
-              <w:t xml:space="preserve"> 프로젝트에 </w:t>
-            </w:r>
-            <w:proofErr w:type="spellStart"/>
-            <w:r>
-              <w:rPr>
-                <w:rFonts w:hint="eastAsia"/>
-              </w:rPr>
-              <w:t>Protobuf</w:t>
-            </w:r>
-            <w:proofErr w:type="spellEnd"/>
-            <w:r>
-              <w:rPr>
-                <w:rFonts w:hint="eastAsia"/>
-              </w:rPr>
-              <w:t xml:space="preserve"> 적용</w:t>
+              <w:t>- 언리얼 프로젝트에 Protobuf 적용</w:t>
             </w:r>
           </w:p>
         </w:tc>
@@ -581,7 +528,6 @@
                 <w:bCs/>
               </w:rPr>
             </w:pPr>
-            <w:proofErr w:type="spellStart"/>
             <w:r>
               <w:rPr>
                 <w:rFonts w:hint="eastAsia"/>
@@ -590,7 +536,6 @@
               </w:rPr>
               <w:t>임채은</w:t>
             </w:r>
-            <w:proofErr w:type="spellEnd"/>
           </w:p>
         </w:tc>
         <w:tc>
@@ -610,65 +555,15 @@
               <w:rPr>
                 <w:rFonts w:hint="eastAsia"/>
               </w:rPr>
-              <w:t xml:space="preserve">- </w:t>
-            </w:r>
-            <w:proofErr w:type="spellStart"/>
+              <w:t>- 믹사모 모델 임포트 후 리타겟팅</w:t>
+            </w:r>
+          </w:p>
+          <w:p>
             <w:r>
               <w:rPr>
                 <w:rFonts w:hint="eastAsia"/>
               </w:rPr>
-              <w:t>믹사모</w:t>
-            </w:r>
-            <w:proofErr w:type="spellEnd"/>
-            <w:r>
-              <w:rPr>
-                <w:rFonts w:hint="eastAsia"/>
-              </w:rPr>
-              <w:t xml:space="preserve"> 모델 </w:t>
-            </w:r>
-            <w:proofErr w:type="spellStart"/>
-            <w:r>
-              <w:rPr>
-                <w:rFonts w:hint="eastAsia"/>
-              </w:rPr>
-              <w:t>임포트</w:t>
-            </w:r>
-            <w:proofErr w:type="spellEnd"/>
-            <w:r>
-              <w:rPr>
-                <w:rFonts w:hint="eastAsia"/>
-              </w:rPr>
-              <w:t xml:space="preserve"> 후 </w:t>
-            </w:r>
-            <w:proofErr w:type="spellStart"/>
-            <w:r>
-              <w:rPr>
-                <w:rFonts w:hint="eastAsia"/>
-              </w:rPr>
-              <w:t>리타겟팅</w:t>
-            </w:r>
-            <w:proofErr w:type="spellEnd"/>
-          </w:p>
-          <w:p>
-            <w:r>
-              <w:rPr>
-                <w:rFonts w:hint="eastAsia"/>
-              </w:rPr>
-              <w:t xml:space="preserve">- </w:t>
-            </w:r>
-            <w:proofErr w:type="spellStart"/>
-            <w:r>
-              <w:rPr>
-                <w:rFonts w:hint="eastAsia"/>
-              </w:rPr>
-              <w:t>유데미</w:t>
-            </w:r>
-            <w:proofErr w:type="spellEnd"/>
-            <w:r>
-              <w:rPr>
-                <w:rFonts w:hint="eastAsia"/>
-              </w:rPr>
-              <w:t xml:space="preserve"> 섹션 4 끝내기</w:t>
+              <w:t>- 유데미 섹션 4 끝내기</w:t>
             </w:r>
           </w:p>
         </w:tc>
@@ -713,7 +608,6 @@
                 <w:bCs/>
               </w:rPr>
             </w:pPr>
-            <w:proofErr w:type="spellStart"/>
             <w:r>
               <w:rPr>
                 <w:rFonts w:hint="eastAsia"/>
@@ -722,7 +616,6 @@
               </w:rPr>
               <w:t>윤이하나</w:t>
             </w:r>
-            <w:proofErr w:type="spellEnd"/>
           </w:p>
         </w:tc>
         <w:tc>
@@ -730,10 +623,25 @@
             <w:tcW w:w="9214" w:type="dxa"/>
           </w:tcPr>
           <w:p>
-            <w:pPr>
-              <w:pStyle w:val="a6"/>
-              <w:ind w:left="880"/>
-            </w:pPr>
+            <w:r>
+              <w:rPr>
+                <w:rFonts w:hint="eastAsia"/>
+              </w:rPr>
+              <w:t>- (수행 내용 없음. 사유: 중간고사)</w:t>
+            </w:r>
+          </w:p>
+          <w:p>
+            <w:pPr>
+              <w:rPr>
+                <w:rFonts w:hint="eastAsia"/>
+              </w:rPr>
+            </w:pPr>
+            <w:r>
+              <w:rPr>
+                <w:rFonts w:hint="eastAsia"/>
+              </w:rPr>
+              <w:t xml:space="preserve">문서로 작성할 정도는 아닌 아이디어들을 몇몇 기록하였다. </w:t>
+            </w:r>
           </w:p>
         </w:tc>
       </w:tr>
@@ -764,62 +672,29 @@
             <w:tcW w:w="9214" w:type="dxa"/>
           </w:tcPr>
           <w:p>
-            <w:pPr>
+            <w:r>
               <w:rPr>
                 <w:rFonts w:hint="eastAsia"/>
               </w:rPr>
-            </w:pPr>
+              <w:t>-</w:t>
+            </w:r>
+            <w:r>
+              <w:t xml:space="preserve"> </w:t>
+            </w:r>
             <w:r>
               <w:rPr>
                 <w:rFonts w:hint="eastAsia"/>
               </w:rPr>
-              <w:t>-</w:t>
-            </w:r>
-            <w:r>
-              <w:t xml:space="preserve"> </w:t>
+              <w:t>이번주는 한 게 아무것도 없다</w:t>
+            </w:r>
+            <w:r>
+              <w:t>…</w:t>
             </w:r>
             <w:r>
               <w:rPr>
                 <w:rFonts w:hint="eastAsia"/>
               </w:rPr>
-              <w:t>이번주는 한 게 아무것도 없다</w:t>
-            </w:r>
-            <w:r>
-              <w:t>…</w:t>
-            </w:r>
-            <w:r>
-              <w:rPr>
-                <w:rFonts w:hint="eastAsia"/>
-              </w:rPr>
-              <w:t xml:space="preserve"> 시험이 아직 </w:t>
-            </w:r>
-            <w:proofErr w:type="spellStart"/>
-            <w:r>
-              <w:rPr>
-                <w:rFonts w:hint="eastAsia"/>
-              </w:rPr>
-              <w:t>안끝나서</w:t>
-            </w:r>
-            <w:proofErr w:type="spellEnd"/>
-            <w:r>
-              <w:rPr>
-                <w:rFonts w:hint="eastAsia"/>
-              </w:rPr>
-              <w:t xml:space="preserve"> 계속 공부하다 보니 못했다. 그래도 채은이가 서버 연동을 했다 해서 정말 다행이다. 이번주에 시험 끝내고 다음주부터 열심히 </w:t>
-            </w:r>
-            <w:proofErr w:type="spellStart"/>
-            <w:r>
-              <w:rPr>
-                <w:rFonts w:hint="eastAsia"/>
-              </w:rPr>
-              <w:t>해야겠다</w:t>
-            </w:r>
-            <w:proofErr w:type="spellEnd"/>
-            <w:r>
-              <w:rPr>
-                <w:rFonts w:hint="eastAsia"/>
-              </w:rPr>
-              <w:t>.</w:t>
+              <w:t xml:space="preserve"> 시험이 아직 안끝나서 계속 공부하다 보니 못했다. 그래도 채은이가 서버 연동을 했다 해서 정말 다행이다. 이번주에 시험 끝내고 다음주부터 열심히 해야겠다.</w:t>
             </w:r>
           </w:p>
         </w:tc>
@@ -836,7 +711,6 @@
                 <w:bCs/>
               </w:rPr>
             </w:pPr>
-            <w:proofErr w:type="spellStart"/>
             <w:r>
               <w:rPr>
                 <w:rFonts w:hint="eastAsia"/>
@@ -845,7 +719,6 @@
               </w:rPr>
               <w:t>임채은</w:t>
             </w:r>
-            <w:proofErr w:type="spellEnd"/>
           </w:p>
         </w:tc>
         <w:tc>
@@ -869,67 +742,25 @@
               <w:rPr>
                 <w:rFonts w:hint="eastAsia"/>
               </w:rPr>
-              <w:t xml:space="preserve">통신을 구현했다. </w:t>
-            </w:r>
-            <w:proofErr w:type="spellStart"/>
+              <w:t xml:space="preserve">통신을 구현했다. GameInstance를 C++로 생성한 후 Init 함수에서 윈속 초기화, 소켓 생성, connect를 하고 </w:t>
+            </w:r>
             <w:r>
               <w:rPr>
                 <w:rFonts w:hint="eastAsia"/>
               </w:rPr>
-              <w:t>GameInstance</w:t>
-            </w:r>
-            <w:proofErr w:type="spellEnd"/>
+              <w:t xml:space="preserve">플레이어 객체를 가져와 x, y, z 위치를 0.5초 단위로 send하는 코드를 작성했다. </w:t>
+            </w:r>
             <w:r>
               <w:rPr>
                 <w:rFonts w:hint="eastAsia"/>
               </w:rPr>
-              <w:t xml:space="preserve">를 C++로 생성한 후 Init 함수에서 </w:t>
-            </w:r>
-            <w:proofErr w:type="spellStart"/>
+              <w:t xml:space="preserve">(지금은 함수 분리를 하지 않고 Init에서 모든 걸 실행하는데, 함수를 분리하여 호출하는 방법으로 바꿔야 한다.) </w:t>
+            </w:r>
             <w:r>
               <w:rPr>
                 <w:rFonts w:hint="eastAsia"/>
               </w:rPr>
-              <w:t>윈속</w:t>
-            </w:r>
-            <w:proofErr w:type="spellEnd"/>
-            <w:r>
-              <w:rPr>
-                <w:rFonts w:hint="eastAsia"/>
-              </w:rPr>
-              <w:t xml:space="preserve"> 초기화, 소켓 생성, connect를 하고 </w:t>
-            </w:r>
-            <w:r>
-              <w:rPr>
-                <w:rFonts w:hint="eastAsia"/>
-              </w:rPr>
-              <w:t xml:space="preserve">플레이어 객체를 가져와 x, y, z 위치를 0.5초 단위로 send하는 코드를 작성했다. </w:t>
-            </w:r>
-            <w:r>
-              <w:rPr>
-                <w:rFonts w:hint="eastAsia"/>
-              </w:rPr>
-              <w:t xml:space="preserve">(지금은 함수 분리를 하지 않고 Init에서 모든 걸 실행하는데, 함수를 분리하여 호출하는 방법으로 바꿔야 한다.) </w:t>
-            </w:r>
-            <w:r>
-              <w:rPr>
-                <w:rFonts w:hint="eastAsia"/>
-              </w:rPr>
-              <w:t xml:space="preserve">그리고 </w:t>
-            </w:r>
-            <w:proofErr w:type="spellStart"/>
-            <w:r>
-              <w:rPr>
-                <w:rFonts w:hint="eastAsia"/>
-              </w:rPr>
-              <w:t>recv</w:t>
-            </w:r>
-            <w:proofErr w:type="spellEnd"/>
-            <w:r>
-              <w:rPr>
-                <w:rFonts w:hint="eastAsia"/>
-              </w:rPr>
-              <w:t xml:space="preserve">와 send가 블로킹 방식이므로 게임에 영향을 주지 않도록 Async로 스레드를 분리했다. </w:t>
+              <w:t xml:space="preserve">그리고 recv와 send가 블로킹 방식이므로 게임에 영향을 주지 않도록 Async로 스레드를 분리했다. </w:t>
             </w:r>
           </w:p>
           <w:p>
@@ -1248,27 +1079,7 @@
                 <w:szCs w:val="17"/>
               </w:rPr>
               <w:tab/>
-              <w:t xml:space="preserve">WSADATA </w:t>
-            </w:r>
-            <w:proofErr w:type="spellStart"/>
-            <w:r>
-              <w:rPr>
-                <w:rFonts w:ascii="Consolas" w:hAnsi="Consolas" w:cs="Courier New"/>
-                <w:color w:val="F8F8F2"/>
-                <w:sz w:val="17"/>
-                <w:szCs w:val="17"/>
-              </w:rPr>
-              <w:t>wsa</w:t>
-            </w:r>
-            <w:proofErr w:type="spellEnd"/>
-            <w:r>
-              <w:rPr>
-                <w:rFonts w:ascii="Consolas" w:hAnsi="Consolas" w:cs="Courier New"/>
-                <w:color w:val="F8F8F2"/>
-                <w:sz w:val="17"/>
-                <w:szCs w:val="17"/>
-              </w:rPr>
-              <w:t>;</w:t>
+              <w:t>WSADATA wsa;</w:t>
             </w:r>
           </w:p>
           <w:p>
@@ -1373,7 +1184,6 @@
               </w:rPr>
               <w:t xml:space="preserve">// </w:t>
             </w:r>
-            <w:proofErr w:type="spellStart"/>
             <w:r>
               <w:rPr>
                 <w:rFonts w:ascii="Consolas" w:hAnsi="Consolas" w:cs="Courier New"/>
@@ -1383,7 +1193,6 @@
               </w:rPr>
               <w:t>윈속</w:t>
             </w:r>
-            <w:proofErr w:type="spellEnd"/>
             <w:r>
               <w:rPr>
                 <w:rFonts w:ascii="Consolas" w:hAnsi="Consolas" w:cs="Courier New"/>
@@ -1467,29 +1276,8 @@
                 <w:sz w:val="17"/>
                 <w:szCs w:val="17"/>
               </w:rPr>
-              <w:t xml:space="preserve"> </w:t>
-            </w:r>
-            <w:proofErr w:type="spellStart"/>
-            <w:r>
-              <w:rPr>
-                <w:rFonts w:ascii="Consolas" w:hAnsi="Consolas" w:cs="Courier New"/>
-                <w:color w:val="F8F8F2"/>
-                <w:sz w:val="17"/>
-                <w:szCs w:val="17"/>
-              </w:rPr>
-              <w:t>nRet</w:t>
-            </w:r>
-            <w:proofErr w:type="spellEnd"/>
-            <w:r>
-              <w:rPr>
-                <w:rFonts w:ascii="Consolas" w:hAnsi="Consolas" w:cs="Courier New"/>
-                <w:color w:val="F8F8F2"/>
-                <w:sz w:val="17"/>
-                <w:szCs w:val="17"/>
-              </w:rPr>
-              <w:t xml:space="preserve"> = </w:t>
-            </w:r>
-            <w:proofErr w:type="spellStart"/>
+              <w:t xml:space="preserve"> nRet = </w:t>
+            </w:r>
             <w:r>
               <w:rPr>
                 <w:rFonts w:ascii="Consolas" w:hAnsi="Consolas" w:cs="Courier New"/>
@@ -1499,7 +1287,6 @@
               </w:rPr>
               <w:t>WSAStartup</w:t>
             </w:r>
-            <w:proofErr w:type="spellEnd"/>
             <w:r>
               <w:rPr>
                 <w:rFonts w:ascii="Consolas" w:hAnsi="Consolas" w:cs="Courier New"/>
@@ -1543,27 +1330,7 @@
                 <w:sz w:val="17"/>
                 <w:szCs w:val="17"/>
               </w:rPr>
-              <w:t>), &amp;</w:t>
-            </w:r>
-            <w:proofErr w:type="spellStart"/>
-            <w:r>
-              <w:rPr>
-                <w:rFonts w:ascii="Consolas" w:hAnsi="Consolas" w:cs="Courier New"/>
-                <w:color w:val="F8F8F2"/>
-                <w:sz w:val="17"/>
-                <w:szCs w:val="17"/>
-              </w:rPr>
-              <w:t>wsa</w:t>
-            </w:r>
-            <w:proofErr w:type="spellEnd"/>
-            <w:r>
-              <w:rPr>
-                <w:rFonts w:ascii="Consolas" w:hAnsi="Consolas" w:cs="Courier New"/>
-                <w:color w:val="F8F8F2"/>
-                <w:sz w:val="17"/>
-                <w:szCs w:val="17"/>
-              </w:rPr>
-              <w:t>);</w:t>
+              <w:t>), &amp;wsa);</w:t>
             </w:r>
           </w:p>
           <w:p>
@@ -1630,27 +1397,7 @@
                 <w:sz w:val="17"/>
                 <w:szCs w:val="17"/>
               </w:rPr>
-              <w:t xml:space="preserve"> (</w:t>
-            </w:r>
-            <w:proofErr w:type="spellStart"/>
-            <w:r>
-              <w:rPr>
-                <w:rFonts w:ascii="Consolas" w:hAnsi="Consolas" w:cs="Courier New"/>
-                <w:color w:val="F8F8F2"/>
-                <w:sz w:val="17"/>
-                <w:szCs w:val="17"/>
-              </w:rPr>
-              <w:t>nRet</w:t>
-            </w:r>
-            <w:proofErr w:type="spellEnd"/>
-            <w:r>
-              <w:rPr>
-                <w:rFonts w:ascii="Consolas" w:hAnsi="Consolas" w:cs="Courier New"/>
-                <w:color w:val="F8F8F2"/>
-                <w:sz w:val="17"/>
-                <w:szCs w:val="17"/>
-              </w:rPr>
-              <w:t xml:space="preserve"> != </w:t>
+              <w:t xml:space="preserve"> (nRet != </w:t>
             </w:r>
             <w:r>
               <w:rPr>
@@ -1775,7 +1522,6 @@
               <w:tab/>
               <w:t>UE_LOG(</w:t>
             </w:r>
-            <w:proofErr w:type="spellStart"/>
             <w:r>
               <w:rPr>
                 <w:rFonts w:ascii="Consolas" w:hAnsi="Consolas" w:cs="Courier New"/>
@@ -1785,7 +1531,6 @@
               </w:rPr>
               <w:t>LogTemp</w:t>
             </w:r>
-            <w:proofErr w:type="spellEnd"/>
             <w:r>
               <w:rPr>
                 <w:rFonts w:ascii="Consolas" w:hAnsi="Consolas" w:cs="Courier New"/>
@@ -1820,27 +1565,7 @@
                 <w:sz w:val="17"/>
                 <w:szCs w:val="17"/>
               </w:rPr>
-              <w:t>"</w:t>
-            </w:r>
-            <w:proofErr w:type="spellStart"/>
-            <w:r>
-              <w:rPr>
-                <w:rFonts w:ascii="Consolas" w:hAnsi="Consolas" w:cs="Courier New"/>
-                <w:color w:val="ABE338"/>
-                <w:sz w:val="17"/>
-                <w:szCs w:val="17"/>
-              </w:rPr>
-              <w:t>WSAStartup</w:t>
-            </w:r>
-            <w:proofErr w:type="spellEnd"/>
-            <w:r>
-              <w:rPr>
-                <w:rFonts w:ascii="Consolas" w:hAnsi="Consolas" w:cs="Courier New"/>
-                <w:color w:val="ABE338"/>
-                <w:sz w:val="17"/>
-                <w:szCs w:val="17"/>
-              </w:rPr>
-              <w:t xml:space="preserve"> Failed..."</w:t>
+              <w:t>"WSAStartup Failed..."</w:t>
             </w:r>
             <w:r>
               <w:rPr>
@@ -2151,29 +1876,8 @@
                 <w:szCs w:val="17"/>
               </w:rPr>
               <w:tab/>
-              <w:t>_</w:t>
-            </w:r>
-            <w:proofErr w:type="spellStart"/>
-            <w:r>
-              <w:rPr>
-                <w:rFonts w:ascii="Consolas" w:hAnsi="Consolas" w:cs="Courier New"/>
-                <w:color w:val="F8F8F2"/>
-                <w:sz w:val="17"/>
-                <w:szCs w:val="17"/>
-              </w:rPr>
-              <w:t>clientSocket</w:t>
-            </w:r>
-            <w:proofErr w:type="spellEnd"/>
-            <w:r>
-              <w:rPr>
-                <w:rFonts w:ascii="Consolas" w:hAnsi="Consolas" w:cs="Courier New"/>
-                <w:color w:val="F8F8F2"/>
-                <w:sz w:val="17"/>
-                <w:szCs w:val="17"/>
-              </w:rPr>
-              <w:t xml:space="preserve"> = </w:t>
-            </w:r>
-            <w:proofErr w:type="spellStart"/>
+              <w:t xml:space="preserve">_clientSocket = </w:t>
+            </w:r>
             <w:r>
               <w:rPr>
                 <w:rFonts w:ascii="Consolas" w:hAnsi="Consolas" w:cs="Courier New"/>
@@ -2183,7 +1887,6 @@
               </w:rPr>
               <w:t>WSASocket</w:t>
             </w:r>
-            <w:proofErr w:type="spellEnd"/>
             <w:r>
               <w:rPr>
                 <w:rFonts w:ascii="Consolas" w:hAnsi="Consolas" w:cs="Courier New"/>
@@ -2245,19 +1948,8 @@
                 <w:sz w:val="17"/>
                 <w:szCs w:val="17"/>
               </w:rPr>
-              <w:t xml:space="preserve">// socket -&gt; </w:t>
-            </w:r>
-            <w:proofErr w:type="spellStart"/>
-            <w:r>
-              <w:rPr>
-                <w:rFonts w:ascii="Consolas" w:hAnsi="Consolas" w:cs="Courier New"/>
-                <w:color w:val="D4D0AB"/>
-                <w:sz w:val="17"/>
-                <w:szCs w:val="17"/>
-              </w:rPr>
-              <w:t>WSASocket</w:t>
-            </w:r>
-            <w:proofErr w:type="spellEnd"/>
+              <w:t>// socket -&gt; WSASocket</w:t>
+            </w:r>
           </w:p>
           <w:p>
             <w:pPr>
@@ -2303,6 +1995,7 @@
                 <w:sz w:val="17"/>
                 <w:szCs w:val="17"/>
               </w:rPr>
+              <w:lastRenderedPageBreak/>
               <w:tab/>
             </w:r>
             <w:r>
@@ -2323,27 +2016,7 @@
                 <w:sz w:val="17"/>
                 <w:szCs w:val="17"/>
               </w:rPr>
-              <w:t xml:space="preserve"> (_</w:t>
-            </w:r>
-            <w:proofErr w:type="spellStart"/>
-            <w:r>
-              <w:rPr>
-                <w:rFonts w:ascii="Consolas" w:hAnsi="Consolas" w:cs="Courier New"/>
-                <w:color w:val="F8F8F2"/>
-                <w:sz w:val="17"/>
-                <w:szCs w:val="17"/>
-              </w:rPr>
-              <w:t>clientSocket</w:t>
-            </w:r>
-            <w:proofErr w:type="spellEnd"/>
-            <w:r>
-              <w:rPr>
-                <w:rFonts w:ascii="Consolas" w:hAnsi="Consolas" w:cs="Courier New"/>
-                <w:color w:val="F8F8F2"/>
-                <w:sz w:val="17"/>
-                <w:szCs w:val="17"/>
-              </w:rPr>
-              <w:t xml:space="preserve"> == INVALID_SOCKET)</w:t>
+              <w:t xml:space="preserve"> (_clientSocket == INVALID_SOCKET)</w:t>
             </w:r>
           </w:p>
           <w:p>
@@ -2438,7 +2111,6 @@
                 <w:sz w:val="17"/>
                 <w:szCs w:val="17"/>
               </w:rPr>
-              <w:lastRenderedPageBreak/>
               <w:tab/>
             </w:r>
             <w:r>
@@ -2451,7 +2123,6 @@
               <w:tab/>
               <w:t>UE_LOG(</w:t>
             </w:r>
-            <w:proofErr w:type="spellStart"/>
             <w:r>
               <w:rPr>
                 <w:rFonts w:ascii="Consolas" w:hAnsi="Consolas" w:cs="Courier New"/>
@@ -2461,7 +2132,6 @@
               </w:rPr>
               <w:t>LogTemp</w:t>
             </w:r>
-            <w:proofErr w:type="spellEnd"/>
             <w:r>
               <w:rPr>
                 <w:rFonts w:ascii="Consolas" w:hAnsi="Consolas" w:cs="Courier New"/>
@@ -2724,27 +2394,7 @@
                 <w:szCs w:val="17"/>
               </w:rPr>
               <w:tab/>
-              <w:t xml:space="preserve">SOCKADDR_IN </w:t>
-            </w:r>
-            <w:proofErr w:type="spellStart"/>
-            <w:r>
-              <w:rPr>
-                <w:rFonts w:ascii="Consolas" w:hAnsi="Consolas" w:cs="Courier New"/>
-                <w:color w:val="F8F8F2"/>
-                <w:sz w:val="17"/>
-                <w:szCs w:val="17"/>
-              </w:rPr>
-              <w:t>stServerAddr</w:t>
-            </w:r>
-            <w:proofErr w:type="spellEnd"/>
-            <w:r>
-              <w:rPr>
-                <w:rFonts w:ascii="Consolas" w:hAnsi="Consolas" w:cs="Courier New"/>
-                <w:color w:val="F8F8F2"/>
-                <w:sz w:val="17"/>
-                <w:szCs w:val="17"/>
-              </w:rPr>
-              <w:t>;</w:t>
+              <w:t>SOCKADDR_IN stServerAddr;</w:t>
             </w:r>
           </w:p>
           <w:p>
@@ -2792,26 +2442,7 @@
                 <w:szCs w:val="17"/>
               </w:rPr>
               <w:tab/>
-            </w:r>
-            <w:proofErr w:type="spellStart"/>
-            <w:r>
-              <w:rPr>
-                <w:rFonts w:ascii="Consolas" w:hAnsi="Consolas" w:cs="Courier New"/>
-                <w:color w:val="F8F8F2"/>
-                <w:sz w:val="17"/>
-                <w:szCs w:val="17"/>
-              </w:rPr>
-              <w:t>stServerAddr.sin_family</w:t>
-            </w:r>
-            <w:proofErr w:type="spellEnd"/>
-            <w:r>
-              <w:rPr>
-                <w:rFonts w:ascii="Consolas" w:hAnsi="Consolas" w:cs="Courier New"/>
-                <w:color w:val="F8F8F2"/>
-                <w:sz w:val="17"/>
-                <w:szCs w:val="17"/>
-              </w:rPr>
-              <w:t xml:space="preserve"> = AF_INET;</w:t>
+              <w:t>stServerAddr.sin_family = AF_INET;</w:t>
             </w:r>
           </w:p>
           <w:p>
@@ -2859,46 +2490,7 @@
                 <w:szCs w:val="17"/>
               </w:rPr>
               <w:tab/>
-            </w:r>
-            <w:proofErr w:type="spellStart"/>
-            <w:r>
-              <w:rPr>
-                <w:rFonts w:ascii="Consolas" w:hAnsi="Consolas" w:cs="Courier New"/>
-                <w:color w:val="F8F8F2"/>
-                <w:sz w:val="17"/>
-                <w:szCs w:val="17"/>
-              </w:rPr>
-              <w:t>stServerAddr.sin_port</w:t>
-            </w:r>
-            <w:proofErr w:type="spellEnd"/>
-            <w:r>
-              <w:rPr>
-                <w:rFonts w:ascii="Consolas" w:hAnsi="Consolas" w:cs="Courier New"/>
-                <w:color w:val="F8F8F2"/>
-                <w:sz w:val="17"/>
-                <w:szCs w:val="17"/>
-              </w:rPr>
-              <w:t xml:space="preserve"> = </w:t>
-            </w:r>
-            <w:proofErr w:type="spellStart"/>
-            <w:r>
-              <w:rPr>
-                <w:rFonts w:ascii="Consolas" w:hAnsi="Consolas" w:cs="Courier New"/>
-                <w:color w:val="F8F8F2"/>
-                <w:sz w:val="17"/>
-                <w:szCs w:val="17"/>
-              </w:rPr>
-              <w:t>htons</w:t>
-            </w:r>
-            <w:proofErr w:type="spellEnd"/>
-            <w:r>
-              <w:rPr>
-                <w:rFonts w:ascii="Consolas" w:hAnsi="Consolas" w:cs="Courier New"/>
-                <w:color w:val="F8F8F2"/>
-                <w:sz w:val="17"/>
-                <w:szCs w:val="17"/>
-              </w:rPr>
-              <w:t>(</w:t>
+              <w:t>stServerAddr.sin_port = htons(</w:t>
             </w:r>
             <w:r>
               <w:rPr>
@@ -2964,46 +2556,7 @@
                 <w:szCs w:val="17"/>
               </w:rPr>
               <w:tab/>
-            </w:r>
-            <w:proofErr w:type="spellStart"/>
-            <w:r>
-              <w:rPr>
-                <w:rFonts w:ascii="Consolas" w:hAnsi="Consolas" w:cs="Courier New"/>
-                <w:color w:val="F8F8F2"/>
-                <w:sz w:val="17"/>
-                <w:szCs w:val="17"/>
-              </w:rPr>
-              <w:t>stServerAddr.sin_addr.s_addr</w:t>
-            </w:r>
-            <w:proofErr w:type="spellEnd"/>
-            <w:r>
-              <w:rPr>
-                <w:rFonts w:ascii="Consolas" w:hAnsi="Consolas" w:cs="Courier New"/>
-                <w:color w:val="F8F8F2"/>
-                <w:sz w:val="17"/>
-                <w:szCs w:val="17"/>
-              </w:rPr>
-              <w:t xml:space="preserve"> = </w:t>
-            </w:r>
-            <w:proofErr w:type="spellStart"/>
-            <w:r>
-              <w:rPr>
-                <w:rFonts w:ascii="Consolas" w:hAnsi="Consolas" w:cs="Courier New"/>
-                <w:color w:val="F8F8F2"/>
-                <w:sz w:val="17"/>
-                <w:szCs w:val="17"/>
-              </w:rPr>
-              <w:t>inet_addr</w:t>
-            </w:r>
-            <w:proofErr w:type="spellEnd"/>
-            <w:r>
-              <w:rPr>
-                <w:rFonts w:ascii="Consolas" w:hAnsi="Consolas" w:cs="Courier New"/>
-                <w:color w:val="F8F8F2"/>
-                <w:sz w:val="17"/>
-                <w:szCs w:val="17"/>
-              </w:rPr>
-              <w:t>(</w:t>
+              <w:t>stServerAddr.sin_addr.s_addr = inet_addr(</w:t>
             </w:r>
             <w:r>
               <w:rPr>
@@ -3172,88 +2725,8 @@
                 <w:szCs w:val="17"/>
               </w:rPr>
               <w:tab/>
-            </w:r>
-            <w:proofErr w:type="spellStart"/>
-            <w:r>
-              <w:rPr>
-                <w:rFonts w:ascii="Consolas" w:hAnsi="Consolas" w:cs="Courier New"/>
-                <w:color w:val="F8F8F2"/>
-                <w:sz w:val="17"/>
-                <w:szCs w:val="17"/>
-              </w:rPr>
-              <w:t>nRet</w:t>
-            </w:r>
-            <w:proofErr w:type="spellEnd"/>
-            <w:r>
-              <w:rPr>
-                <w:rFonts w:ascii="Consolas" w:hAnsi="Consolas" w:cs="Courier New"/>
-                <w:color w:val="F8F8F2"/>
-                <w:sz w:val="17"/>
-                <w:szCs w:val="17"/>
-              </w:rPr>
-              <w:t xml:space="preserve"> = connect(_</w:t>
-            </w:r>
-            <w:proofErr w:type="spellStart"/>
-            <w:r>
-              <w:rPr>
-                <w:rFonts w:ascii="Consolas" w:hAnsi="Consolas" w:cs="Courier New"/>
-                <w:color w:val="F8F8F2"/>
-                <w:sz w:val="17"/>
-                <w:szCs w:val="17"/>
-              </w:rPr>
-              <w:t>clientSocket</w:t>
-            </w:r>
-            <w:proofErr w:type="spellEnd"/>
-            <w:r>
-              <w:rPr>
-                <w:rFonts w:ascii="Consolas" w:hAnsi="Consolas" w:cs="Courier New"/>
-                <w:color w:val="F8F8F2"/>
-                <w:sz w:val="17"/>
-                <w:szCs w:val="17"/>
-              </w:rPr>
-              <w:t>, (</w:t>
-            </w:r>
-            <w:proofErr w:type="spellStart"/>
-            <w:r>
-              <w:rPr>
-                <w:rFonts w:ascii="Consolas" w:hAnsi="Consolas" w:cs="Courier New"/>
-                <w:color w:val="F8F8F2"/>
-                <w:sz w:val="17"/>
-                <w:szCs w:val="17"/>
-              </w:rPr>
-              <w:t>sockaddr</w:t>
-            </w:r>
-            <w:proofErr w:type="spellEnd"/>
-            <w:r>
-              <w:rPr>
-                <w:rFonts w:ascii="Consolas" w:hAnsi="Consolas" w:cs="Courier New"/>
-                <w:color w:val="F8F8F2"/>
-                <w:sz w:val="17"/>
-                <w:szCs w:val="17"/>
-              </w:rPr>
-              <w:t>*)&amp;</w:t>
-            </w:r>
-            <w:proofErr w:type="spellStart"/>
-            <w:r>
-              <w:rPr>
-                <w:rFonts w:ascii="Consolas" w:hAnsi="Consolas" w:cs="Courier New"/>
-                <w:color w:val="F8F8F2"/>
-                <w:sz w:val="17"/>
-                <w:szCs w:val="17"/>
-              </w:rPr>
-              <w:t>stServerAddr</w:t>
-            </w:r>
-            <w:proofErr w:type="spellEnd"/>
-            <w:r>
-              <w:rPr>
-                <w:rFonts w:ascii="Consolas" w:hAnsi="Consolas" w:cs="Courier New"/>
-                <w:color w:val="F8F8F2"/>
-                <w:sz w:val="17"/>
-                <w:szCs w:val="17"/>
-              </w:rPr>
-              <w:t xml:space="preserve">, </w:t>
-            </w:r>
-            <w:proofErr w:type="spellStart"/>
+              <w:t xml:space="preserve">nRet = connect(_clientSocket, (sockaddr*)&amp;stServerAddr, </w:t>
+            </w:r>
             <w:r>
               <w:rPr>
                 <w:rFonts w:ascii="Consolas" w:hAnsi="Consolas" w:cs="Courier New"/>
@@ -3265,35 +2738,14 @@
               </w:rPr>
               <w:t>sizeof</w:t>
             </w:r>
-            <w:proofErr w:type="spellEnd"/>
-            <w:r>
-              <w:rPr>
-                <w:rFonts w:ascii="Consolas" w:hAnsi="Consolas" w:cs="Courier New"/>
-                <w:color w:val="F8F8F2"/>
-                <w:sz w:val="17"/>
-                <w:szCs w:val="17"/>
-              </w:rPr>
-              <w:t>(</w:t>
-            </w:r>
-            <w:proofErr w:type="spellStart"/>
-            <w:r>
-              <w:rPr>
-                <w:rFonts w:ascii="Consolas" w:hAnsi="Consolas" w:cs="Courier New"/>
-                <w:color w:val="F8F8F2"/>
-                <w:sz w:val="17"/>
-                <w:szCs w:val="17"/>
-              </w:rPr>
-              <w:t>sockaddr</w:t>
-            </w:r>
-            <w:proofErr w:type="spellEnd"/>
-            <w:r>
-              <w:rPr>
-                <w:rFonts w:ascii="Consolas" w:hAnsi="Consolas" w:cs="Courier New"/>
-                <w:color w:val="F8F8F2"/>
-                <w:sz w:val="17"/>
-                <w:szCs w:val="17"/>
-              </w:rPr>
-              <w:t>));</w:t>
+            <w:r>
+              <w:rPr>
+                <w:rFonts w:ascii="Consolas" w:hAnsi="Consolas" w:cs="Courier New"/>
+                <w:color w:val="F8F8F2"/>
+                <w:sz w:val="17"/>
+                <w:szCs w:val="17"/>
+              </w:rPr>
+              <w:t>(sockaddr));</w:t>
             </w:r>
           </w:p>
           <w:p>
@@ -3360,27 +2812,7 @@
                 <w:sz w:val="17"/>
                 <w:szCs w:val="17"/>
               </w:rPr>
-              <w:t xml:space="preserve"> (</w:t>
-            </w:r>
-            <w:proofErr w:type="spellStart"/>
-            <w:r>
-              <w:rPr>
-                <w:rFonts w:ascii="Consolas" w:hAnsi="Consolas" w:cs="Courier New"/>
-                <w:color w:val="F8F8F2"/>
-                <w:sz w:val="17"/>
-                <w:szCs w:val="17"/>
-              </w:rPr>
-              <w:t>nRet</w:t>
-            </w:r>
-            <w:proofErr w:type="spellEnd"/>
-            <w:r>
-              <w:rPr>
-                <w:rFonts w:ascii="Consolas" w:hAnsi="Consolas" w:cs="Courier New"/>
-                <w:color w:val="F8F8F2"/>
-                <w:sz w:val="17"/>
-                <w:szCs w:val="17"/>
-              </w:rPr>
-              <w:t xml:space="preserve"> == SOCKET_ERROR)</w:t>
+              <w:t xml:space="preserve"> (nRet == SOCKET_ERROR)</w:t>
             </w:r>
           </w:p>
           <w:p>
@@ -3487,7 +2919,6 @@
               <w:tab/>
               <w:t>UE_LOG(</w:t>
             </w:r>
-            <w:proofErr w:type="spellStart"/>
             <w:r>
               <w:rPr>
                 <w:rFonts w:ascii="Consolas" w:hAnsi="Consolas" w:cs="Courier New"/>
@@ -3497,7 +2928,6 @@
               </w:rPr>
               <w:t>LogTemp</w:t>
             </w:r>
-            <w:proofErr w:type="spellEnd"/>
             <w:r>
               <w:rPr>
                 <w:rFonts w:ascii="Consolas" w:hAnsi="Consolas" w:cs="Courier New"/>
@@ -3779,7 +3209,6 @@
               </w:rPr>
               <w:t>(</w:t>
             </w:r>
-            <w:proofErr w:type="spellStart"/>
             <w:r>
               <w:rPr>
                 <w:rFonts w:ascii="Consolas" w:hAnsi="Consolas" w:cs="Courier New"/>
@@ -3789,7 +3218,6 @@
               </w:rPr>
               <w:t>EAsyncExecution</w:t>
             </w:r>
-            <w:proofErr w:type="spellEnd"/>
             <w:r>
               <w:rPr>
                 <w:rFonts w:ascii="Consolas" w:hAnsi="Consolas" w:cs="Courier New"/>
@@ -4103,7 +3531,6 @@
               </w:rPr>
               <w:tab/>
             </w:r>
-            <w:proofErr w:type="spellStart"/>
             <w:r>
               <w:rPr>
                 <w:rFonts w:ascii="Consolas" w:hAnsi="Consolas" w:cs="Courier New"/>
@@ -4113,7 +3540,6 @@
               </w:rPr>
               <w:t>UWorld</w:t>
             </w:r>
-            <w:proofErr w:type="spellEnd"/>
             <w:r>
               <w:rPr>
                 <w:rFonts w:ascii="Consolas" w:hAnsi="Consolas" w:cs="Courier New"/>
@@ -4123,7 +3549,6 @@
               </w:rPr>
               <w:t xml:space="preserve">* world = </w:t>
             </w:r>
-            <w:proofErr w:type="spellStart"/>
             <w:r>
               <w:rPr>
                 <w:rFonts w:ascii="Consolas" w:hAnsi="Consolas" w:cs="Courier New"/>
@@ -4133,7 +3558,6 @@
               </w:rPr>
               <w:t>GetWorld</w:t>
             </w:r>
-            <w:proofErr w:type="spellEnd"/>
             <w:r>
               <w:rPr>
                 <w:rFonts w:ascii="Consolas" w:hAnsi="Consolas" w:cs="Courier New"/>
@@ -4360,7 +3784,6 @@
               </w:rPr>
               <w:tab/>
             </w:r>
-            <w:proofErr w:type="spellStart"/>
             <w:r>
               <w:rPr>
                 <w:rFonts w:ascii="Consolas" w:hAnsi="Consolas" w:cs="Courier New"/>
@@ -4370,7 +3793,6 @@
               </w:rPr>
               <w:t>APlayerController</w:t>
             </w:r>
-            <w:proofErr w:type="spellEnd"/>
             <w:r>
               <w:rPr>
                 <w:rFonts w:ascii="Consolas" w:hAnsi="Consolas" w:cs="Courier New"/>
@@ -4380,7 +3802,6 @@
               </w:rPr>
               <w:t>* player = world-&gt;</w:t>
             </w:r>
-            <w:proofErr w:type="spellStart"/>
             <w:r>
               <w:rPr>
                 <w:rFonts w:ascii="Consolas" w:hAnsi="Consolas" w:cs="Courier New"/>
@@ -4390,7 +3811,6 @@
               </w:rPr>
               <w:t>GetFirstPlayerController</w:t>
             </w:r>
-            <w:proofErr w:type="spellEnd"/>
             <w:r>
               <w:rPr>
                 <w:rFonts w:ascii="Consolas" w:hAnsi="Consolas" w:cs="Courier New"/>
@@ -4617,7 +4037,6 @@
               </w:rPr>
               <w:tab/>
             </w:r>
-            <w:proofErr w:type="spellStart"/>
             <w:r>
               <w:rPr>
                 <w:rFonts w:ascii="Consolas" w:hAnsi="Consolas" w:cs="Courier New"/>
@@ -4627,7 +4046,6 @@
               </w:rPr>
               <w:t>APawn</w:t>
             </w:r>
-            <w:proofErr w:type="spellEnd"/>
             <w:r>
               <w:rPr>
                 <w:rFonts w:ascii="Consolas" w:hAnsi="Consolas" w:cs="Courier New"/>
@@ -4637,7 +4055,6 @@
               </w:rPr>
               <w:t>* pawn = player-&gt;</w:t>
             </w:r>
-            <w:proofErr w:type="spellStart"/>
             <w:r>
               <w:rPr>
                 <w:rFonts w:ascii="Consolas" w:hAnsi="Consolas" w:cs="Courier New"/>
@@ -4647,7 +4064,6 @@
               </w:rPr>
               <w:t>GetPawn</w:t>
             </w:r>
-            <w:proofErr w:type="spellEnd"/>
             <w:r>
               <w:rPr>
                 <w:rFonts w:ascii="Consolas" w:hAnsi="Consolas" w:cs="Courier New"/>
@@ -4874,7 +4290,6 @@
               </w:rPr>
               <w:tab/>
             </w:r>
-            <w:proofErr w:type="spellStart"/>
             <w:r>
               <w:rPr>
                 <w:rFonts w:ascii="Consolas" w:hAnsi="Consolas" w:cs="Courier New"/>
@@ -4884,7 +4299,6 @@
               </w:rPr>
               <w:t>FVector</w:t>
             </w:r>
-            <w:proofErr w:type="spellEnd"/>
             <w:r>
               <w:rPr>
                 <w:rFonts w:ascii="Consolas" w:hAnsi="Consolas" w:cs="Courier New"/>
@@ -4894,7 +4308,6 @@
               </w:rPr>
               <w:t xml:space="preserve"> pos = pawn-&gt;</w:t>
             </w:r>
-            <w:proofErr w:type="spellStart"/>
             <w:r>
               <w:rPr>
                 <w:rFonts w:ascii="Consolas" w:hAnsi="Consolas" w:cs="Courier New"/>
@@ -4904,7 +4317,6 @@
               </w:rPr>
               <w:t>GetActorLocation</w:t>
             </w:r>
-            <w:proofErr w:type="spellEnd"/>
             <w:r>
               <w:rPr>
                 <w:rFonts w:ascii="Consolas" w:hAnsi="Consolas" w:cs="Courier New"/>
@@ -5044,27 +4456,7 @@
                 <w:sz w:val="17"/>
                 <w:szCs w:val="17"/>
               </w:rPr>
-              <w:t xml:space="preserve"> </w:t>
-            </w:r>
-            <w:proofErr w:type="spellStart"/>
-            <w:r>
-              <w:rPr>
-                <w:rFonts w:ascii="Consolas" w:hAnsi="Consolas" w:cs="Courier New"/>
-                <w:color w:val="F8F8F2"/>
-                <w:sz w:val="17"/>
-                <w:szCs w:val="17"/>
-              </w:rPr>
-              <w:t>buf</w:t>
-            </w:r>
-            <w:proofErr w:type="spellEnd"/>
-            <w:r>
-              <w:rPr>
-                <w:rFonts w:ascii="Consolas" w:hAnsi="Consolas" w:cs="Courier New"/>
-                <w:color w:val="F8F8F2"/>
-                <w:sz w:val="17"/>
-                <w:szCs w:val="17"/>
-              </w:rPr>
-              <w:t>[BUFSIZE];</w:t>
+              <w:t xml:space="preserve"> buf[BUFSIZE];</w:t>
             </w:r>
           </w:p>
           <w:p>
@@ -5130,48 +4522,8 @@
                 <w:szCs w:val="17"/>
               </w:rPr>
               <w:tab/>
-            </w:r>
-            <w:proofErr w:type="spellStart"/>
-            <w:r>
-              <w:rPr>
-                <w:rFonts w:ascii="Consolas" w:hAnsi="Consolas" w:cs="Courier New"/>
-                <w:color w:val="F8F8F2"/>
-                <w:sz w:val="17"/>
-                <w:szCs w:val="17"/>
-              </w:rPr>
-              <w:t>sprintf_s</w:t>
-            </w:r>
-            <w:proofErr w:type="spellEnd"/>
-            <w:r>
-              <w:rPr>
-                <w:rFonts w:ascii="Consolas" w:hAnsi="Consolas" w:cs="Courier New"/>
-                <w:color w:val="F8F8F2"/>
-                <w:sz w:val="17"/>
-                <w:szCs w:val="17"/>
-              </w:rPr>
-              <w:t>(</w:t>
-            </w:r>
-            <w:proofErr w:type="spellStart"/>
-            <w:r>
-              <w:rPr>
-                <w:rFonts w:ascii="Consolas" w:hAnsi="Consolas" w:cs="Courier New"/>
-                <w:color w:val="F8F8F2"/>
-                <w:sz w:val="17"/>
-                <w:szCs w:val="17"/>
-              </w:rPr>
-              <w:t>buf</w:t>
-            </w:r>
-            <w:proofErr w:type="spellEnd"/>
-            <w:r>
-              <w:rPr>
-                <w:rFonts w:ascii="Consolas" w:hAnsi="Consolas" w:cs="Courier New"/>
-                <w:color w:val="F8F8F2"/>
-                <w:sz w:val="17"/>
-                <w:szCs w:val="17"/>
-              </w:rPr>
-              <w:t xml:space="preserve">, </w:t>
-            </w:r>
-            <w:proofErr w:type="spellStart"/>
+              <w:t xml:space="preserve">sprintf_s(buf, </w:t>
+            </w:r>
             <w:r>
               <w:rPr>
                 <w:rFonts w:ascii="Consolas" w:hAnsi="Consolas" w:cs="Courier New"/>
@@ -5183,35 +4535,14 @@
               </w:rPr>
               <w:t>sizeof</w:t>
             </w:r>
-            <w:proofErr w:type="spellEnd"/>
-            <w:r>
-              <w:rPr>
-                <w:rFonts w:ascii="Consolas" w:hAnsi="Consolas" w:cs="Courier New"/>
-                <w:color w:val="F8F8F2"/>
-                <w:sz w:val="17"/>
-                <w:szCs w:val="17"/>
-              </w:rPr>
-              <w:t>(</w:t>
-            </w:r>
-            <w:proofErr w:type="spellStart"/>
-            <w:r>
-              <w:rPr>
-                <w:rFonts w:ascii="Consolas" w:hAnsi="Consolas" w:cs="Courier New"/>
-                <w:color w:val="F8F8F2"/>
-                <w:sz w:val="17"/>
-                <w:szCs w:val="17"/>
-              </w:rPr>
-              <w:t>buf</w:t>
-            </w:r>
-            <w:proofErr w:type="spellEnd"/>
-            <w:r>
-              <w:rPr>
-                <w:rFonts w:ascii="Consolas" w:hAnsi="Consolas" w:cs="Courier New"/>
-                <w:color w:val="F8F8F2"/>
-                <w:sz w:val="17"/>
-                <w:szCs w:val="17"/>
-              </w:rPr>
-              <w:t xml:space="preserve">), </w:t>
+            <w:r>
+              <w:rPr>
+                <w:rFonts w:ascii="Consolas" w:hAnsi="Consolas" w:cs="Courier New"/>
+                <w:color w:val="F8F8F2"/>
+                <w:sz w:val="17"/>
+                <w:szCs w:val="17"/>
+              </w:rPr>
+              <w:t xml:space="preserve">(buf), </w:t>
             </w:r>
             <w:r>
               <w:rPr>
@@ -5229,67 +4560,7 @@
                 <w:sz w:val="17"/>
                 <w:szCs w:val="17"/>
               </w:rPr>
-              <w:t xml:space="preserve">, </w:t>
-            </w:r>
-            <w:proofErr w:type="spellStart"/>
-            <w:r>
-              <w:rPr>
-                <w:rFonts w:ascii="Consolas" w:hAnsi="Consolas" w:cs="Courier New"/>
-                <w:color w:val="F8F8F2"/>
-                <w:sz w:val="17"/>
-                <w:szCs w:val="17"/>
-              </w:rPr>
-              <w:t>pos.X</w:t>
-            </w:r>
-            <w:proofErr w:type="spellEnd"/>
-            <w:r>
-              <w:rPr>
-                <w:rFonts w:ascii="Consolas" w:hAnsi="Consolas" w:cs="Courier New"/>
-                <w:color w:val="F8F8F2"/>
-                <w:sz w:val="17"/>
-                <w:szCs w:val="17"/>
-              </w:rPr>
-              <w:t xml:space="preserve">, </w:t>
-            </w:r>
-            <w:proofErr w:type="spellStart"/>
-            <w:r>
-              <w:rPr>
-                <w:rFonts w:ascii="Consolas" w:hAnsi="Consolas" w:cs="Courier New"/>
-                <w:color w:val="F8F8F2"/>
-                <w:sz w:val="17"/>
-                <w:szCs w:val="17"/>
-              </w:rPr>
-              <w:t>pos.Y</w:t>
-            </w:r>
-            <w:proofErr w:type="spellEnd"/>
-            <w:r>
-              <w:rPr>
-                <w:rFonts w:ascii="Consolas" w:hAnsi="Consolas" w:cs="Courier New"/>
-                <w:color w:val="F8F8F2"/>
-                <w:sz w:val="17"/>
-                <w:szCs w:val="17"/>
-              </w:rPr>
-              <w:t xml:space="preserve">, </w:t>
-            </w:r>
-            <w:proofErr w:type="spellStart"/>
-            <w:r>
-              <w:rPr>
-                <w:rFonts w:ascii="Consolas" w:hAnsi="Consolas" w:cs="Courier New"/>
-                <w:color w:val="F8F8F2"/>
-                <w:sz w:val="17"/>
-                <w:szCs w:val="17"/>
-              </w:rPr>
-              <w:t>pos.Z</w:t>
-            </w:r>
-            <w:proofErr w:type="spellEnd"/>
-            <w:r>
-              <w:rPr>
-                <w:rFonts w:ascii="Consolas" w:hAnsi="Consolas" w:cs="Courier New"/>
-                <w:color w:val="F8F8F2"/>
-                <w:sz w:val="17"/>
-                <w:szCs w:val="17"/>
-              </w:rPr>
-              <w:t>);</w:t>
+              <w:t>, pos.X, pos.Y, pos.Z);</w:t>
             </w:r>
           </w:p>
           <w:p>
@@ -5522,67 +4793,7 @@
                 <w:sz w:val="17"/>
                 <w:szCs w:val="17"/>
               </w:rPr>
-              <w:t xml:space="preserve"> </w:t>
-            </w:r>
-            <w:proofErr w:type="spellStart"/>
-            <w:r>
-              <w:rPr>
-                <w:rFonts w:ascii="Consolas" w:hAnsi="Consolas" w:cs="Courier New"/>
-                <w:color w:val="F8F8F2"/>
-                <w:sz w:val="17"/>
-                <w:szCs w:val="17"/>
-              </w:rPr>
-              <w:t>retval</w:t>
-            </w:r>
-            <w:proofErr w:type="spellEnd"/>
-            <w:r>
-              <w:rPr>
-                <w:rFonts w:ascii="Consolas" w:hAnsi="Consolas" w:cs="Courier New"/>
-                <w:color w:val="F8F8F2"/>
-                <w:sz w:val="17"/>
-                <w:szCs w:val="17"/>
-              </w:rPr>
-              <w:t xml:space="preserve"> = send(_</w:t>
-            </w:r>
-            <w:proofErr w:type="spellStart"/>
-            <w:r>
-              <w:rPr>
-                <w:rFonts w:ascii="Consolas" w:hAnsi="Consolas" w:cs="Courier New"/>
-                <w:color w:val="F8F8F2"/>
-                <w:sz w:val="17"/>
-                <w:szCs w:val="17"/>
-              </w:rPr>
-              <w:t>clientSocket</w:t>
-            </w:r>
-            <w:proofErr w:type="spellEnd"/>
-            <w:r>
-              <w:rPr>
-                <w:rFonts w:ascii="Consolas" w:hAnsi="Consolas" w:cs="Courier New"/>
-                <w:color w:val="F8F8F2"/>
-                <w:sz w:val="17"/>
-                <w:szCs w:val="17"/>
-              </w:rPr>
-              <w:t xml:space="preserve">, </w:t>
-            </w:r>
-            <w:proofErr w:type="spellStart"/>
-            <w:r>
-              <w:rPr>
-                <w:rFonts w:ascii="Consolas" w:hAnsi="Consolas" w:cs="Courier New"/>
-                <w:color w:val="F8F8F2"/>
-                <w:sz w:val="17"/>
-                <w:szCs w:val="17"/>
-              </w:rPr>
-              <w:t>buf</w:t>
-            </w:r>
-            <w:proofErr w:type="spellEnd"/>
-            <w:r>
-              <w:rPr>
-                <w:rFonts w:ascii="Consolas" w:hAnsi="Consolas" w:cs="Courier New"/>
-                <w:color w:val="F8F8F2"/>
-                <w:sz w:val="17"/>
-                <w:szCs w:val="17"/>
-              </w:rPr>
-              <w:t>, (</w:t>
+              <w:t xml:space="preserve"> retval = send(_clientSocket, buf, (</w:t>
             </w:r>
             <w:r>
               <w:rPr>
@@ -5602,47 +4813,7 @@
                 <w:sz w:val="17"/>
                 <w:szCs w:val="17"/>
               </w:rPr>
-              <w:t>)</w:t>
-            </w:r>
-            <w:proofErr w:type="spellStart"/>
-            <w:r>
-              <w:rPr>
-                <w:rFonts w:ascii="Consolas" w:hAnsi="Consolas" w:cs="Courier New"/>
-                <w:color w:val="F8F8F2"/>
-                <w:sz w:val="17"/>
-                <w:szCs w:val="17"/>
-              </w:rPr>
-              <w:t>strlen</w:t>
-            </w:r>
-            <w:proofErr w:type="spellEnd"/>
-            <w:r>
-              <w:rPr>
-                <w:rFonts w:ascii="Consolas" w:hAnsi="Consolas" w:cs="Courier New"/>
-                <w:color w:val="F8F8F2"/>
-                <w:sz w:val="17"/>
-                <w:szCs w:val="17"/>
-              </w:rPr>
-              <w:t>(</w:t>
-            </w:r>
-            <w:proofErr w:type="spellStart"/>
-            <w:r>
-              <w:rPr>
-                <w:rFonts w:ascii="Consolas" w:hAnsi="Consolas" w:cs="Courier New"/>
-                <w:color w:val="F8F8F2"/>
-                <w:sz w:val="17"/>
-                <w:szCs w:val="17"/>
-              </w:rPr>
-              <w:t>buf</w:t>
-            </w:r>
-            <w:proofErr w:type="spellEnd"/>
-            <w:r>
-              <w:rPr>
-                <w:rFonts w:ascii="Consolas" w:hAnsi="Consolas" w:cs="Courier New"/>
-                <w:color w:val="F8F8F2"/>
-                <w:sz w:val="17"/>
-                <w:szCs w:val="17"/>
-              </w:rPr>
-              <w:t xml:space="preserve">), </w:t>
+              <w:t xml:space="preserve">)strlen(buf), </w:t>
             </w:r>
             <w:r>
               <w:rPr>
@@ -5745,27 +4916,7 @@
                 <w:sz w:val="17"/>
                 <w:szCs w:val="17"/>
               </w:rPr>
-              <w:t xml:space="preserve"> (</w:t>
-            </w:r>
-            <w:proofErr w:type="spellStart"/>
-            <w:r>
-              <w:rPr>
-                <w:rFonts w:ascii="Consolas" w:hAnsi="Consolas" w:cs="Courier New"/>
-                <w:color w:val="F8F8F2"/>
-                <w:sz w:val="17"/>
-                <w:szCs w:val="17"/>
-              </w:rPr>
-              <w:t>retval</w:t>
-            </w:r>
-            <w:proofErr w:type="spellEnd"/>
-            <w:r>
-              <w:rPr>
-                <w:rFonts w:ascii="Consolas" w:hAnsi="Consolas" w:cs="Courier New"/>
-                <w:color w:val="F8F8F2"/>
-                <w:sz w:val="17"/>
-                <w:szCs w:val="17"/>
-              </w:rPr>
-              <w:t xml:space="preserve"> == SOCKET_ERROR)</w:t>
+              <w:t xml:space="preserve"> (retval == SOCKET_ERROR)</w:t>
             </w:r>
           </w:p>
           <w:p>
@@ -5908,7 +5059,6 @@
               <w:tab/>
               <w:t>UE_LOG(</w:t>
             </w:r>
-            <w:proofErr w:type="spellStart"/>
             <w:r>
               <w:rPr>
                 <w:rFonts w:ascii="Consolas" w:hAnsi="Consolas" w:cs="Courier New"/>
@@ -5918,7 +5068,6 @@
               </w:rPr>
               <w:t>LogTemp</w:t>
             </w:r>
-            <w:proofErr w:type="spellEnd"/>
             <w:r>
               <w:rPr>
                 <w:rFonts w:ascii="Consolas" w:hAnsi="Consolas" w:cs="Courier New"/>
@@ -6237,7 +5386,6 @@
               <w:tab/>
               <w:t>UE_LOG(</w:t>
             </w:r>
-            <w:proofErr w:type="spellStart"/>
             <w:r>
               <w:rPr>
                 <w:rFonts w:ascii="Consolas" w:hAnsi="Consolas" w:cs="Courier New"/>
@@ -6247,7 +5395,6 @@
               </w:rPr>
               <w:t>LogTemp</w:t>
             </w:r>
-            <w:proofErr w:type="spellEnd"/>
             <w:r>
               <w:rPr>
                 <w:rFonts w:ascii="Consolas" w:hAnsi="Consolas" w:cs="Courier New"/>
@@ -6291,67 +5438,7 @@
                 <w:sz w:val="17"/>
                 <w:szCs w:val="17"/>
               </w:rPr>
-              <w:t xml:space="preserve">), </w:t>
-            </w:r>
-            <w:proofErr w:type="spellStart"/>
-            <w:r>
-              <w:rPr>
-                <w:rFonts w:ascii="Consolas" w:hAnsi="Consolas" w:cs="Courier New"/>
-                <w:color w:val="F8F8F2"/>
-                <w:sz w:val="17"/>
-                <w:szCs w:val="17"/>
-              </w:rPr>
-              <w:t>pos.X</w:t>
-            </w:r>
-            <w:proofErr w:type="spellEnd"/>
-            <w:r>
-              <w:rPr>
-                <w:rFonts w:ascii="Consolas" w:hAnsi="Consolas" w:cs="Courier New"/>
-                <w:color w:val="F8F8F2"/>
-                <w:sz w:val="17"/>
-                <w:szCs w:val="17"/>
-              </w:rPr>
-              <w:t xml:space="preserve">, </w:t>
-            </w:r>
-            <w:proofErr w:type="spellStart"/>
-            <w:r>
-              <w:rPr>
-                <w:rFonts w:ascii="Consolas" w:hAnsi="Consolas" w:cs="Courier New"/>
-                <w:color w:val="F8F8F2"/>
-                <w:sz w:val="17"/>
-                <w:szCs w:val="17"/>
-              </w:rPr>
-              <w:t>pos.Y</w:t>
-            </w:r>
-            <w:proofErr w:type="spellEnd"/>
-            <w:r>
-              <w:rPr>
-                <w:rFonts w:ascii="Consolas" w:hAnsi="Consolas" w:cs="Courier New"/>
-                <w:color w:val="F8F8F2"/>
-                <w:sz w:val="17"/>
-                <w:szCs w:val="17"/>
-              </w:rPr>
-              <w:t xml:space="preserve">, </w:t>
-            </w:r>
-            <w:proofErr w:type="spellStart"/>
-            <w:r>
-              <w:rPr>
-                <w:rFonts w:ascii="Consolas" w:hAnsi="Consolas" w:cs="Courier New"/>
-                <w:color w:val="F8F8F2"/>
-                <w:sz w:val="17"/>
-                <w:szCs w:val="17"/>
-              </w:rPr>
-              <w:t>pos.Z</w:t>
-            </w:r>
-            <w:proofErr w:type="spellEnd"/>
-            <w:r>
-              <w:rPr>
-                <w:rFonts w:ascii="Consolas" w:hAnsi="Consolas" w:cs="Courier New"/>
-                <w:color w:val="F8F8F2"/>
-                <w:sz w:val="17"/>
-                <w:szCs w:val="17"/>
-              </w:rPr>
-              <w:t>);</w:t>
+              <w:t>), pos.X, pos.Y, pos.Z);</w:t>
             </w:r>
           </w:p>
           <w:p>
@@ -6465,7 +5552,6 @@
               </w:rPr>
               <w:tab/>
             </w:r>
-            <w:proofErr w:type="spellStart"/>
             <w:r>
               <w:rPr>
                 <w:rFonts w:ascii="Consolas" w:hAnsi="Consolas" w:cs="Courier New"/>
@@ -6475,7 +5561,6 @@
               </w:rPr>
               <w:t>FPlatformProcess</w:t>
             </w:r>
-            <w:proofErr w:type="spellEnd"/>
             <w:r>
               <w:rPr>
                 <w:rFonts w:ascii="Consolas" w:hAnsi="Consolas" w:cs="Courier New"/>
@@ -6783,77 +5868,7 @@
               <w:rPr>
                 <w:rFonts w:hint="eastAsia"/>
               </w:rPr>
-              <w:t xml:space="preserve">- </w:t>
-            </w:r>
-            <w:proofErr w:type="spellStart"/>
-            <w:r>
-              <w:rPr>
-                <w:rFonts w:hint="eastAsia"/>
-              </w:rPr>
-              <w:t>믹사모</w:t>
-            </w:r>
-            <w:proofErr w:type="spellEnd"/>
-            <w:r>
-              <w:rPr>
-                <w:rFonts w:hint="eastAsia"/>
-              </w:rPr>
-              <w:t xml:space="preserve"> FBX를 </w:t>
-            </w:r>
-            <w:proofErr w:type="spellStart"/>
-            <w:r>
-              <w:rPr>
-                <w:rFonts w:hint="eastAsia"/>
-              </w:rPr>
-              <w:t>임포트</w:t>
-            </w:r>
-            <w:proofErr w:type="spellEnd"/>
-            <w:r>
-              <w:rPr>
-                <w:rFonts w:hint="eastAsia"/>
-              </w:rPr>
-              <w:t xml:space="preserve"> 후 </w:t>
-            </w:r>
-            <w:proofErr w:type="spellStart"/>
-            <w:r>
-              <w:rPr>
-                <w:rFonts w:hint="eastAsia"/>
-              </w:rPr>
-              <w:t>리타겟팅하여</w:t>
-            </w:r>
-            <w:proofErr w:type="spellEnd"/>
-            <w:r>
-              <w:rPr>
-                <w:rFonts w:hint="eastAsia"/>
-              </w:rPr>
-              <w:t xml:space="preserve"> 이동, 점프 등은 잘 되는데 뭔가 어긋나는 부분이 있는 것 같다. 모델의 상의가 바닥까지 늘어지는 문제이다. 여러 번 뼈 구조를 다시 잡아보고 다시 </w:t>
-            </w:r>
-            <w:proofErr w:type="spellStart"/>
-            <w:r>
-              <w:rPr>
-                <w:rFonts w:hint="eastAsia"/>
-              </w:rPr>
-              <w:t>리타겟팅을</w:t>
-            </w:r>
-            <w:proofErr w:type="spellEnd"/>
-            <w:r>
-              <w:rPr>
-                <w:rFonts w:hint="eastAsia"/>
-              </w:rPr>
-              <w:t xml:space="preserve"> 시도해봤지만 결국 해결하지 못했다. 다음 주부터는 중간고사 기간이 아니니 꼭 </w:t>
-            </w:r>
-            <w:proofErr w:type="spellStart"/>
-            <w:r>
-              <w:rPr>
-                <w:rFonts w:hint="eastAsia"/>
-              </w:rPr>
-              <w:t>해결해야겠다</w:t>
-            </w:r>
-            <w:proofErr w:type="spellEnd"/>
-            <w:r>
-              <w:rPr>
-                <w:rFonts w:hint="eastAsia"/>
-              </w:rPr>
-              <w:t>.</w:t>
+              <w:t>- 믹사모 FBX를 임포트 후 리타겟팅하여 이동, 점프 등은 잘 되는데 뭔가 어긋나는 부분이 있는 것 같다. 모델의 상의가 바닥까지 늘어지는 문제이다. 여러 번 뼈 구조를 다시 잡아보고 다시 리타겟팅을 시도해봤지만 결국 해결하지 못했다. 다음 주부터는 중간고사 기간이 아니니 꼭 해결해야겠다.</w:t>
             </w:r>
           </w:p>
           <w:p>
@@ -6991,41 +6006,13 @@
               <w:rPr>
                 <w:rFonts w:hint="eastAsia"/>
               </w:rPr>
-              <w:t xml:space="preserve">컴퓨터에서 </w:t>
-            </w:r>
-            <w:proofErr w:type="spellStart"/>
+              <w:t xml:space="preserve">컴퓨터에서 언리얼 엔진 실행이 안 됐던 이유가 비주얼 스튜디오에 .Net, C++ 게임 개발 등 필요한 것들 설치가 안 돼서 그런 것 같다. 이번 미팅 때 한 번 확인해보려고 한다. 아니면 미팅할 </w:t>
+            </w:r>
             <w:r>
               <w:rPr>
                 <w:rFonts w:hint="eastAsia"/>
               </w:rPr>
-              <w:t>언리얼</w:t>
-            </w:r>
-            <w:proofErr w:type="spellEnd"/>
-            <w:r>
-              <w:rPr>
-                <w:rFonts w:hint="eastAsia"/>
-              </w:rPr>
-              <w:t xml:space="preserve"> 엔진 실행이 안 됐던 이유가 비주얼 스튜디오에 .Net, C++ 게임 개발 등 필요한 것들 설치가 안 돼서 그런 것 같다. 이번 미팅 때 한 번 확인해보려고 한다. 아니면 미팅할 </w:t>
-            </w:r>
-            <w:r>
-              <w:rPr>
-                <w:rFonts w:hint="eastAsia"/>
-              </w:rPr>
-              <w:t>때는 빌드하지 않는 방법(</w:t>
-            </w:r>
-            <w:proofErr w:type="spellStart"/>
-            <w:r>
-              <w:rPr>
-                <w:rFonts w:hint="eastAsia"/>
-              </w:rPr>
-              <w:t>패키징하여</w:t>
-            </w:r>
-            <w:proofErr w:type="spellEnd"/>
-            <w:r>
-              <w:rPr>
-                <w:rFonts w:hint="eastAsia"/>
-              </w:rPr>
-              <w:t xml:space="preserve"> exe 파일만 가져오기)이 괜찮을지 여쭤봐야겠다.</w:t>
+              <w:t>때는 빌드하지 않는 방법(패키징하여 exe 파일만 가져오기)이 괜찮을지 여쭤봐야겠다.</w:t>
             </w:r>
           </w:p>
           <w:p/>
@@ -7951,6 +6938,7 @@
   <w:style w:type="character" w:default="1" w:styleId="a0">
     <w:name w:val="Default Paragraph Font"/>
     <w:uiPriority w:val="1"/>
+    <w:semiHidden/>
     <w:unhideWhenUsed/>
   </w:style>
   <w:style w:type="table" w:default="1" w:styleId="a1">
